--- a/Web Development Journal.docx
+++ b/Web Development Journal.docx
@@ -30545,34 +30545,682 @@
       <w:pPr>
         <w:rPr>
           <w:rFonts w:ascii="Times New Roman" w:eastAsia="Times New Roman" w:hAnsi="Times New Roman" w:cs="Times New Roman"/>
-          <w:b/>
-          <w:bCs/>
-          <w:sz w:val="26"/>
-          <w:szCs w:val="26"/>
-          <w:lang w:val="en-IN"/>
-        </w:rPr>
-      </w:pPr>
-    </w:p>
-    <w:p>
-      <w:pPr>
-        <w:rPr>
-          <w:rFonts w:ascii="Times New Roman" w:eastAsia="Times New Roman" w:hAnsi="Times New Roman" w:cs="Times New Roman"/>
-          <w:b/>
-          <w:bCs/>
-          <w:sz w:val="26"/>
-          <w:szCs w:val="26"/>
-          <w:lang w:val="en-IN"/>
-        </w:rPr>
-      </w:pPr>
-      <w:r>
-        <w:rPr>
-          <w:rFonts w:ascii="Times New Roman" w:eastAsia="Times New Roman" w:hAnsi="Times New Roman" w:cs="Times New Roman"/>
-          <w:b/>
-          <w:bCs/>
-          <w:sz w:val="26"/>
-          <w:szCs w:val="26"/>
-          <w:lang w:val="en-IN"/>
-        </w:rPr>
+          <w:sz w:val="24"/>
+          <w:szCs w:val="24"/>
+          <w:lang w:val="en-IN"/>
+        </w:rPr>
+      </w:pPr>
+      <w:r>
+        <w:rPr>
+          <w:rFonts w:ascii="Times New Roman" w:eastAsia="Times New Roman" w:hAnsi="Times New Roman" w:cs="Times New Roman"/>
+          <w:sz w:val="24"/>
+          <w:szCs w:val="24"/>
+          <w:lang w:val="en-IN"/>
+        </w:rPr>
+        <w:t>&lt;!DOCTYPE html&gt;</w:t>
+      </w:r>
+    </w:p>
+    <w:p>
+      <w:pPr>
+        <w:rPr>
+          <w:rFonts w:ascii="Times New Roman" w:eastAsia="Times New Roman" w:hAnsi="Times New Roman" w:cs="Times New Roman"/>
+          <w:sz w:val="24"/>
+          <w:szCs w:val="24"/>
+          <w:lang w:val="en-IN"/>
+        </w:rPr>
+      </w:pPr>
+      <w:r>
+        <w:rPr>
+          <w:rFonts w:ascii="Times New Roman" w:eastAsia="Times New Roman" w:hAnsi="Times New Roman" w:cs="Times New Roman"/>
+          <w:sz w:val="24"/>
+          <w:szCs w:val="24"/>
+          <w:lang w:val="en-IN"/>
+        </w:rPr>
+        <w:t>&lt;html lang="</w:t>
+      </w:r>
+      <w:proofErr w:type="spellStart"/>
+      <w:r>
+        <w:rPr>
+          <w:rFonts w:ascii="Times New Roman" w:eastAsia="Times New Roman" w:hAnsi="Times New Roman" w:cs="Times New Roman"/>
+          <w:sz w:val="24"/>
+          <w:szCs w:val="24"/>
+          <w:lang w:val="en-IN"/>
+        </w:rPr>
+        <w:t>en</w:t>
+      </w:r>
+      <w:proofErr w:type="spellEnd"/>
+      <w:r>
+        <w:rPr>
+          <w:rFonts w:ascii="Times New Roman" w:eastAsia="Times New Roman" w:hAnsi="Times New Roman" w:cs="Times New Roman"/>
+          <w:sz w:val="24"/>
+          <w:szCs w:val="24"/>
+          <w:lang w:val="en-IN"/>
+        </w:rPr>
+        <w:t>"&gt;</w:t>
+      </w:r>
+    </w:p>
+    <w:p>
+      <w:pPr>
+        <w:rPr>
+          <w:rFonts w:ascii="Times New Roman" w:eastAsia="Times New Roman" w:hAnsi="Times New Roman" w:cs="Times New Roman"/>
+          <w:sz w:val="24"/>
+          <w:szCs w:val="24"/>
+          <w:lang w:val="en-IN"/>
+        </w:rPr>
+      </w:pPr>
+      <w:r>
+        <w:rPr>
+          <w:rFonts w:ascii="Times New Roman" w:eastAsia="Times New Roman" w:hAnsi="Times New Roman" w:cs="Times New Roman"/>
+          <w:sz w:val="24"/>
+          <w:szCs w:val="24"/>
+          <w:lang w:val="en-IN"/>
+        </w:rPr>
+        <w:t>&lt;head&gt;</w:t>
+      </w:r>
+    </w:p>
+    <w:p>
+      <w:pPr>
+        <w:rPr>
+          <w:rFonts w:ascii="Times New Roman" w:eastAsia="Times New Roman" w:hAnsi="Times New Roman" w:cs="Times New Roman"/>
+          <w:sz w:val="24"/>
+          <w:szCs w:val="24"/>
+          <w:lang w:val="en-IN"/>
+        </w:rPr>
+      </w:pPr>
+      <w:r>
+        <w:rPr>
+          <w:rFonts w:ascii="Times New Roman" w:eastAsia="Times New Roman" w:hAnsi="Times New Roman" w:cs="Times New Roman"/>
+          <w:sz w:val="24"/>
+          <w:szCs w:val="24"/>
+          <w:lang w:val="en-IN"/>
+        </w:rPr>
+        <w:t>    &lt;script&gt;</w:t>
+      </w:r>
+    </w:p>
+    <w:p>
+      <w:pPr>
+        <w:rPr>
+          <w:rFonts w:ascii="Times New Roman" w:eastAsia="Times New Roman" w:hAnsi="Times New Roman" w:cs="Times New Roman"/>
+          <w:sz w:val="24"/>
+          <w:szCs w:val="24"/>
+          <w:lang w:val="en-IN"/>
+        </w:rPr>
+      </w:pPr>
+      <w:r>
+        <w:rPr>
+          <w:rFonts w:ascii="Times New Roman" w:eastAsia="Times New Roman" w:hAnsi="Times New Roman" w:cs="Times New Roman"/>
+          <w:sz w:val="24"/>
+          <w:szCs w:val="24"/>
+          <w:lang w:val="en-IN"/>
+        </w:rPr>
+        <w:t xml:space="preserve">        function </w:t>
+      </w:r>
+      <w:proofErr w:type="spellStart"/>
+      <w:proofErr w:type="gramStart"/>
+      <w:r>
+        <w:rPr>
+          <w:rFonts w:ascii="Times New Roman" w:eastAsia="Times New Roman" w:hAnsi="Times New Roman" w:cs="Times New Roman"/>
+          <w:sz w:val="24"/>
+          <w:szCs w:val="24"/>
+          <w:lang w:val="en-IN"/>
+        </w:rPr>
+        <w:t>checkSports</w:t>
+      </w:r>
+      <w:proofErr w:type="spellEnd"/>
+      <w:r>
+        <w:rPr>
+          <w:rFonts w:ascii="Times New Roman" w:eastAsia="Times New Roman" w:hAnsi="Times New Roman" w:cs="Times New Roman"/>
+          <w:sz w:val="24"/>
+          <w:szCs w:val="24"/>
+          <w:lang w:val="en-IN"/>
+        </w:rPr>
+        <w:t>(</w:t>
+      </w:r>
+      <w:proofErr w:type="gramEnd"/>
+      <w:r>
+        <w:rPr>
+          <w:rFonts w:ascii="Times New Roman" w:eastAsia="Times New Roman" w:hAnsi="Times New Roman" w:cs="Times New Roman"/>
+          <w:sz w:val="24"/>
+          <w:szCs w:val="24"/>
+          <w:lang w:val="en-IN"/>
+        </w:rPr>
+        <w:t>) {</w:t>
+      </w:r>
+    </w:p>
+    <w:p>
+      <w:pPr>
+        <w:rPr>
+          <w:rFonts w:ascii="Times New Roman" w:eastAsia="Times New Roman" w:hAnsi="Times New Roman" w:cs="Times New Roman"/>
+          <w:sz w:val="24"/>
+          <w:szCs w:val="24"/>
+          <w:lang w:val="en-IN"/>
+        </w:rPr>
+      </w:pPr>
+      <w:r>
+        <w:rPr>
+          <w:rFonts w:ascii="Times New Roman" w:eastAsia="Times New Roman" w:hAnsi="Times New Roman" w:cs="Times New Roman"/>
+          <w:sz w:val="24"/>
+          <w:szCs w:val="24"/>
+          <w:lang w:val="en-IN"/>
+        </w:rPr>
+        <w:t xml:space="preserve">            var sports = </w:t>
+      </w:r>
+      <w:proofErr w:type="spellStart"/>
+      <w:proofErr w:type="gramStart"/>
+      <w:r>
+        <w:rPr>
+          <w:rFonts w:ascii="Times New Roman" w:eastAsia="Times New Roman" w:hAnsi="Times New Roman" w:cs="Times New Roman"/>
+          <w:sz w:val="24"/>
+          <w:szCs w:val="24"/>
+          <w:lang w:val="en-IN"/>
+        </w:rPr>
+        <w:t>document.querySelector</w:t>
+      </w:r>
+      <w:proofErr w:type="spellEnd"/>
+      <w:proofErr w:type="gramEnd"/>
+      <w:r>
+        <w:rPr>
+          <w:rFonts w:ascii="Times New Roman" w:eastAsia="Times New Roman" w:hAnsi="Times New Roman" w:cs="Times New Roman"/>
+          <w:sz w:val="24"/>
+          <w:szCs w:val="24"/>
+          <w:lang w:val="en-IN"/>
+        </w:rPr>
+        <w:t>("input[type='radio'</w:t>
+      </w:r>
+      <w:proofErr w:type="gramStart"/>
+      <w:r>
+        <w:rPr>
+          <w:rFonts w:ascii="Times New Roman" w:eastAsia="Times New Roman" w:hAnsi="Times New Roman" w:cs="Times New Roman"/>
+          <w:sz w:val="24"/>
+          <w:szCs w:val="24"/>
+          <w:lang w:val="en-IN"/>
+        </w:rPr>
+        <w:t>]:checked</w:t>
+      </w:r>
+      <w:proofErr w:type="gramEnd"/>
+      <w:r>
+        <w:rPr>
+          <w:rFonts w:ascii="Times New Roman" w:eastAsia="Times New Roman" w:hAnsi="Times New Roman" w:cs="Times New Roman"/>
+          <w:sz w:val="24"/>
+          <w:szCs w:val="24"/>
+          <w:lang w:val="en-IN"/>
+        </w:rPr>
+        <w:t>").value;</w:t>
+      </w:r>
+    </w:p>
+    <w:p>
+      <w:pPr>
+        <w:rPr>
+          <w:rFonts w:ascii="Times New Roman" w:eastAsia="Times New Roman" w:hAnsi="Times New Roman" w:cs="Times New Roman"/>
+          <w:sz w:val="24"/>
+          <w:szCs w:val="24"/>
+          <w:lang w:val="en-IN"/>
+        </w:rPr>
+      </w:pPr>
+      <w:r>
+        <w:rPr>
+          <w:rFonts w:ascii="Times New Roman" w:eastAsia="Times New Roman" w:hAnsi="Times New Roman" w:cs="Times New Roman"/>
+          <w:sz w:val="24"/>
+          <w:szCs w:val="24"/>
+          <w:lang w:val="en-IN"/>
+        </w:rPr>
+        <w:t xml:space="preserve">            </w:t>
+      </w:r>
+      <w:proofErr w:type="spellStart"/>
+      <w:proofErr w:type="gramStart"/>
+      <w:r>
+        <w:rPr>
+          <w:rFonts w:ascii="Times New Roman" w:eastAsia="Times New Roman" w:hAnsi="Times New Roman" w:cs="Times New Roman"/>
+          <w:sz w:val="24"/>
+          <w:szCs w:val="24"/>
+          <w:lang w:val="en-IN"/>
+        </w:rPr>
+        <w:t>document.getElementById</w:t>
+      </w:r>
+      <w:proofErr w:type="spellEnd"/>
+      <w:proofErr w:type="gramEnd"/>
+      <w:r>
+        <w:rPr>
+          <w:rFonts w:ascii="Times New Roman" w:eastAsia="Times New Roman" w:hAnsi="Times New Roman" w:cs="Times New Roman"/>
+          <w:sz w:val="24"/>
+          <w:szCs w:val="24"/>
+          <w:lang w:val="en-IN"/>
+        </w:rPr>
+        <w:t>("output"</w:t>
+      </w:r>
+      <w:proofErr w:type="gramStart"/>
+      <w:r>
+        <w:rPr>
+          <w:rFonts w:ascii="Times New Roman" w:eastAsia="Times New Roman" w:hAnsi="Times New Roman" w:cs="Times New Roman"/>
+          <w:sz w:val="24"/>
+          <w:szCs w:val="24"/>
+          <w:lang w:val="en-IN"/>
+        </w:rPr>
+        <w:t>).</w:t>
+      </w:r>
+      <w:proofErr w:type="spellStart"/>
+      <w:r>
+        <w:rPr>
+          <w:rFonts w:ascii="Times New Roman" w:eastAsia="Times New Roman" w:hAnsi="Times New Roman" w:cs="Times New Roman"/>
+          <w:sz w:val="24"/>
+          <w:szCs w:val="24"/>
+          <w:lang w:val="en-IN"/>
+        </w:rPr>
+        <w:t>innerHTML</w:t>
+      </w:r>
+      <w:proofErr w:type="spellEnd"/>
+      <w:proofErr w:type="gramEnd"/>
+      <w:r>
+        <w:rPr>
+          <w:rFonts w:ascii="Times New Roman" w:eastAsia="Times New Roman" w:hAnsi="Times New Roman" w:cs="Times New Roman"/>
+          <w:sz w:val="24"/>
+          <w:szCs w:val="24"/>
+          <w:lang w:val="en-IN"/>
+        </w:rPr>
+        <w:t xml:space="preserve"> = sports;</w:t>
+      </w:r>
+    </w:p>
+    <w:p>
+      <w:pPr>
+        <w:rPr>
+          <w:rFonts w:ascii="Times New Roman" w:eastAsia="Times New Roman" w:hAnsi="Times New Roman" w:cs="Times New Roman"/>
+          <w:sz w:val="24"/>
+          <w:szCs w:val="24"/>
+          <w:lang w:val="en-IN"/>
+        </w:rPr>
+      </w:pPr>
+      <w:r>
+        <w:rPr>
+          <w:rFonts w:ascii="Times New Roman" w:eastAsia="Times New Roman" w:hAnsi="Times New Roman" w:cs="Times New Roman"/>
+          <w:sz w:val="24"/>
+          <w:szCs w:val="24"/>
+          <w:lang w:val="en-IN"/>
+        </w:rPr>
+        <w:t>        }</w:t>
+      </w:r>
+    </w:p>
+    <w:p>
+      <w:pPr>
+        <w:rPr>
+          <w:rFonts w:ascii="Times New Roman" w:eastAsia="Times New Roman" w:hAnsi="Times New Roman" w:cs="Times New Roman"/>
+          <w:sz w:val="24"/>
+          <w:szCs w:val="24"/>
+          <w:lang w:val="en-IN"/>
+        </w:rPr>
+      </w:pPr>
+      <w:r>
+        <w:rPr>
+          <w:rFonts w:ascii="Times New Roman" w:eastAsia="Times New Roman" w:hAnsi="Times New Roman" w:cs="Times New Roman"/>
+          <w:sz w:val="24"/>
+          <w:szCs w:val="24"/>
+          <w:lang w:val="en-IN"/>
+        </w:rPr>
+        <w:t>    &lt;/script&gt;</w:t>
+      </w:r>
+    </w:p>
+    <w:p>
+      <w:pPr>
+        <w:rPr>
+          <w:rFonts w:ascii="Times New Roman" w:eastAsia="Times New Roman" w:hAnsi="Times New Roman" w:cs="Times New Roman"/>
+          <w:sz w:val="24"/>
+          <w:szCs w:val="24"/>
+          <w:lang w:val="en-IN"/>
+        </w:rPr>
+      </w:pPr>
+      <w:r>
+        <w:rPr>
+          <w:rFonts w:ascii="Times New Roman" w:eastAsia="Times New Roman" w:hAnsi="Times New Roman" w:cs="Times New Roman"/>
+          <w:sz w:val="24"/>
+          <w:szCs w:val="24"/>
+          <w:lang w:val="en-IN"/>
+        </w:rPr>
+        <w:t>&lt;/head&gt;</w:t>
+      </w:r>
+    </w:p>
+    <w:p>
+      <w:pPr>
+        <w:rPr>
+          <w:rFonts w:ascii="Times New Roman" w:eastAsia="Times New Roman" w:hAnsi="Times New Roman" w:cs="Times New Roman"/>
+          <w:sz w:val="24"/>
+          <w:szCs w:val="24"/>
+          <w:lang w:val="en-IN"/>
+        </w:rPr>
+      </w:pPr>
+      <w:r>
+        <w:rPr>
+          <w:rFonts w:ascii="Times New Roman" w:eastAsia="Times New Roman" w:hAnsi="Times New Roman" w:cs="Times New Roman"/>
+          <w:sz w:val="24"/>
+          <w:szCs w:val="24"/>
+          <w:lang w:val="en-IN"/>
+        </w:rPr>
+        <w:t>&lt;body&gt;</w:t>
+      </w:r>
+    </w:p>
+    <w:p>
+      <w:pPr>
+        <w:rPr>
+          <w:rFonts w:ascii="Times New Roman" w:eastAsia="Times New Roman" w:hAnsi="Times New Roman" w:cs="Times New Roman"/>
+          <w:sz w:val="24"/>
+          <w:szCs w:val="24"/>
+          <w:lang w:val="en-IN"/>
+        </w:rPr>
+      </w:pPr>
+      <w:r>
+        <w:rPr>
+          <w:rFonts w:ascii="Times New Roman" w:eastAsia="Times New Roman" w:hAnsi="Times New Roman" w:cs="Times New Roman"/>
+          <w:sz w:val="24"/>
+          <w:szCs w:val="24"/>
+          <w:lang w:val="en-IN"/>
+        </w:rPr>
+        <w:t>    &lt;input type="radio" name="sports" value="cricket" class="sports"&gt;Cricket</w:t>
+      </w:r>
+    </w:p>
+    <w:p>
+      <w:pPr>
+        <w:rPr>
+          <w:rFonts w:ascii="Times New Roman" w:eastAsia="Times New Roman" w:hAnsi="Times New Roman" w:cs="Times New Roman"/>
+          <w:sz w:val="24"/>
+          <w:szCs w:val="24"/>
+          <w:lang w:val="en-IN"/>
+        </w:rPr>
+      </w:pPr>
+      <w:r>
+        <w:rPr>
+          <w:rFonts w:ascii="Times New Roman" w:eastAsia="Times New Roman" w:hAnsi="Times New Roman" w:cs="Times New Roman"/>
+          <w:sz w:val="24"/>
+          <w:szCs w:val="24"/>
+          <w:lang w:val="en-IN"/>
+        </w:rPr>
+        <w:t>    &lt;input type="radio" name="sports" value="football" class="sports"&gt;Football</w:t>
+      </w:r>
+    </w:p>
+    <w:p>
+      <w:pPr>
+        <w:rPr>
+          <w:rFonts w:ascii="Times New Roman" w:eastAsia="Times New Roman" w:hAnsi="Times New Roman" w:cs="Times New Roman"/>
+          <w:sz w:val="24"/>
+          <w:szCs w:val="24"/>
+          <w:lang w:val="en-IN"/>
+        </w:rPr>
+      </w:pPr>
+      <w:r>
+        <w:rPr>
+          <w:rFonts w:ascii="Times New Roman" w:eastAsia="Times New Roman" w:hAnsi="Times New Roman" w:cs="Times New Roman"/>
+          <w:sz w:val="24"/>
+          <w:szCs w:val="24"/>
+          <w:lang w:val="en-IN"/>
+        </w:rPr>
+        <w:t>    &lt;input type="radio" name="sports" value="squash" class="sports"&gt;Squash</w:t>
+      </w:r>
+    </w:p>
+    <w:p>
+      <w:pPr>
+        <w:rPr>
+          <w:rFonts w:ascii="Times New Roman" w:eastAsia="Times New Roman" w:hAnsi="Times New Roman" w:cs="Times New Roman"/>
+          <w:sz w:val="24"/>
+          <w:szCs w:val="24"/>
+          <w:lang w:val="en-IN"/>
+        </w:rPr>
+      </w:pPr>
+      <w:r>
+        <w:rPr>
+          <w:rFonts w:ascii="Times New Roman" w:eastAsia="Times New Roman" w:hAnsi="Times New Roman" w:cs="Times New Roman"/>
+          <w:sz w:val="24"/>
+          <w:szCs w:val="24"/>
+          <w:lang w:val="en-IN"/>
+        </w:rPr>
+        <w:t>    &lt;</w:t>
+      </w:r>
+      <w:proofErr w:type="spellStart"/>
+      <w:r>
+        <w:rPr>
+          <w:rFonts w:ascii="Times New Roman" w:eastAsia="Times New Roman" w:hAnsi="Times New Roman" w:cs="Times New Roman"/>
+          <w:sz w:val="24"/>
+          <w:szCs w:val="24"/>
+          <w:lang w:val="en-IN"/>
+        </w:rPr>
+        <w:t>br</w:t>
+      </w:r>
+      <w:proofErr w:type="spellEnd"/>
+      <w:r>
+        <w:rPr>
+          <w:rFonts w:ascii="Times New Roman" w:eastAsia="Times New Roman" w:hAnsi="Times New Roman" w:cs="Times New Roman"/>
+          <w:sz w:val="24"/>
+          <w:szCs w:val="24"/>
+          <w:lang w:val="en-IN"/>
+        </w:rPr>
+        <w:t>&gt;</w:t>
+      </w:r>
+    </w:p>
+    <w:p>
+      <w:pPr>
+        <w:rPr>
+          <w:rFonts w:ascii="Times New Roman" w:eastAsia="Times New Roman" w:hAnsi="Times New Roman" w:cs="Times New Roman"/>
+          <w:sz w:val="24"/>
+          <w:szCs w:val="24"/>
+          <w:lang w:val="en-IN"/>
+        </w:rPr>
+      </w:pPr>
+      <w:r>
+        <w:rPr>
+          <w:rFonts w:ascii="Times New Roman" w:eastAsia="Times New Roman" w:hAnsi="Times New Roman" w:cs="Times New Roman"/>
+          <w:sz w:val="24"/>
+          <w:szCs w:val="24"/>
+          <w:lang w:val="en-IN"/>
+        </w:rPr>
+        <w:t>    &lt;p id="output"&gt;&lt;/p&gt;</w:t>
+      </w:r>
+    </w:p>
+    <w:p>
+      <w:pPr>
+        <w:rPr>
+          <w:rFonts w:ascii="Times New Roman" w:eastAsia="Times New Roman" w:hAnsi="Times New Roman" w:cs="Times New Roman"/>
+          <w:sz w:val="24"/>
+          <w:szCs w:val="24"/>
+          <w:lang w:val="en-IN"/>
+        </w:rPr>
+      </w:pPr>
+      <w:r>
+        <w:rPr>
+          <w:rFonts w:ascii="Times New Roman" w:eastAsia="Times New Roman" w:hAnsi="Times New Roman" w:cs="Times New Roman"/>
+          <w:sz w:val="24"/>
+          <w:szCs w:val="24"/>
+          <w:lang w:val="en-IN"/>
+        </w:rPr>
+        <w:t>    &lt;input type="submit" value="Submit" onclick="</w:t>
+      </w:r>
+      <w:proofErr w:type="spellStart"/>
+      <w:proofErr w:type="gramStart"/>
+      <w:r>
+        <w:rPr>
+          <w:rFonts w:ascii="Times New Roman" w:eastAsia="Times New Roman" w:hAnsi="Times New Roman" w:cs="Times New Roman"/>
+          <w:sz w:val="24"/>
+          <w:szCs w:val="24"/>
+          <w:lang w:val="en-IN"/>
+        </w:rPr>
+        <w:t>checkSports</w:t>
+      </w:r>
+      <w:proofErr w:type="spellEnd"/>
+      <w:r>
+        <w:rPr>
+          <w:rFonts w:ascii="Times New Roman" w:eastAsia="Times New Roman" w:hAnsi="Times New Roman" w:cs="Times New Roman"/>
+          <w:sz w:val="24"/>
+          <w:szCs w:val="24"/>
+          <w:lang w:val="en-IN"/>
+        </w:rPr>
+        <w:t>(</w:t>
+      </w:r>
+      <w:proofErr w:type="gramEnd"/>
+      <w:r>
+        <w:rPr>
+          <w:rFonts w:ascii="Times New Roman" w:eastAsia="Times New Roman" w:hAnsi="Times New Roman" w:cs="Times New Roman"/>
+          <w:sz w:val="24"/>
+          <w:szCs w:val="24"/>
+          <w:lang w:val="en-IN"/>
+        </w:rPr>
+        <w:t>)"&gt;</w:t>
+      </w:r>
+    </w:p>
+    <w:p>
+      <w:pPr>
+        <w:rPr>
+          <w:rFonts w:ascii="Times New Roman" w:eastAsia="Times New Roman" w:hAnsi="Times New Roman" w:cs="Times New Roman"/>
+          <w:sz w:val="24"/>
+          <w:szCs w:val="24"/>
+          <w:lang w:val="en-IN"/>
+        </w:rPr>
+      </w:pPr>
+      <w:r>
+        <w:rPr>
+          <w:rFonts w:ascii="Times New Roman" w:eastAsia="Times New Roman" w:hAnsi="Times New Roman" w:cs="Times New Roman"/>
+          <w:sz w:val="24"/>
+          <w:szCs w:val="24"/>
+          <w:lang w:val="en-IN"/>
+        </w:rPr>
+        <w:t>&lt;/body&gt;</w:t>
+      </w:r>
+    </w:p>
+    <w:p>
+      <w:pPr>
+        <w:rPr>
+          <w:rFonts w:ascii="Times New Roman" w:eastAsia="Times New Roman" w:hAnsi="Times New Roman" w:cs="Times New Roman"/>
+          <w:sz w:val="24"/>
+          <w:szCs w:val="24"/>
+          <w:lang w:val="en-IN"/>
+        </w:rPr>
+      </w:pPr>
+      <w:r>
+        <w:rPr>
+          <w:rFonts w:ascii="Times New Roman" w:eastAsia="Times New Roman" w:hAnsi="Times New Roman" w:cs="Times New Roman"/>
+          <w:sz w:val="24"/>
+          <w:szCs w:val="24"/>
+          <w:lang w:val="en-IN"/>
+        </w:rPr>
+        <w:t>&lt;/html&gt;</w:t>
+      </w:r>
+    </w:p>
+    <w:p>
+      <w:pPr>
+        <w:rPr>
+          <w:rFonts w:ascii="Times New Roman" w:eastAsia="Times New Roman" w:hAnsi="Times New Roman" w:cs="Times New Roman"/>
+          <w:sz w:val="24"/>
+          <w:szCs w:val="24"/>
+          <w:lang w:val="en-IN"/>
+        </w:rPr>
+      </w:pPr>
+    </w:p>
+    <w:p>
+      <w:pPr>
+        <w:rPr>
+          <w:rFonts w:ascii="Times New Roman" w:eastAsia="Times New Roman" w:hAnsi="Times New Roman" w:cs="Times New Roman"/>
+          <w:b/>
+          <w:bCs/>
+          <w:sz w:val="26"/>
+          <w:szCs w:val="26"/>
+          <w:lang w:val="en-IN"/>
+        </w:rPr>
+      </w:pPr>
+      <w:r>
+        <w:rPr>
+          <w:rFonts w:ascii="Times New Roman" w:eastAsia="Times New Roman" w:hAnsi="Times New Roman" w:cs="Times New Roman"/>
+          <w:b/>
+          <w:bCs/>
+          <w:sz w:val="26"/>
+          <w:szCs w:val="26"/>
+          <w:lang w:val="en-IN"/>
+        </w:rPr>
+        <w:t>Output:</w:t>
+      </w:r>
+    </w:p>
+    <w:p>
+      <w:pPr>
+        <w:rPr>
+          <w:rFonts w:ascii="Times New Roman" w:eastAsia="Times New Roman" w:hAnsi="Times New Roman" w:cs="Times New Roman"/>
+          <w:b/>
+          <w:bCs/>
+          <w:sz w:val="26"/>
+          <w:szCs w:val="26"/>
+          <w:lang w:val="en-IN"/>
+        </w:rPr>
+      </w:pPr>
+      <w:r>
+        <w:rPr>
+          <w:rFonts w:ascii="Times New Roman" w:eastAsia="Times New Roman" w:hAnsi="Times New Roman" w:cs="Times New Roman"/>
+          <w:b/>
+          <w:bCs/>
+          <w:sz w:val="26"/>
+          <w:szCs w:val="26"/>
+          <w:lang w:val="en-IN"/>
+        </w:rPr>
+        <w:drawing>
+          <wp:inline distT="0" distB="0" distL="0" distR="0" wp14:anchorId="030CA4C2" wp14:editId="17195396">
+            <wp:extent cx="2543530" cy="1171739"/>
+            <wp:effectExtent l="0" t="0" r="0" b="9525"/>
+            <wp:docPr id="1870961982" name="Picture 1"/>
+            <wp:cNvGraphicFramePr>
+              <a:graphicFrameLocks xmlns:a="http://schemas.openxmlformats.org/drawingml/2006/main" noChangeAspect="1"/>
+            </wp:cNvGraphicFramePr>
+            <a:graphic xmlns:a="http://schemas.openxmlformats.org/drawingml/2006/main">
+              <a:graphicData uri="http://schemas.openxmlformats.org/drawingml/2006/picture">
+                <pic:pic xmlns:pic="http://schemas.openxmlformats.org/drawingml/2006/picture">
+                  <pic:nvPicPr>
+                    <pic:cNvPr id="1870961982" name=""/>
+                    <pic:cNvPicPr/>
+                  </pic:nvPicPr>
+                  <pic:blipFill>
+                    <a:blip r:embed="rId61"/>
+                    <a:stretch>
+                      <a:fillRect/>
+                    </a:stretch>
+                  </pic:blipFill>
+                  <pic:spPr>
+                    <a:xfrm>
+                      <a:off x="0" y="0"/>
+                      <a:ext cx="2543530" cy="1171739"/>
+                    </a:xfrm>
+                    <a:prstGeom prst="rect">
+                      <a:avLst/>
+                    </a:prstGeom>
+                  </pic:spPr>
+                </pic:pic>
+              </a:graphicData>
+            </a:graphic>
+          </wp:inline>
+        </w:drawing>
+      </w:r>
+    </w:p>
+    <w:p>
+      <w:pPr>
+        <w:rPr>
+          <w:rFonts w:ascii="Times New Roman" w:eastAsia="Times New Roman" w:hAnsi="Times New Roman" w:cs="Times New Roman"/>
+          <w:b/>
+          <w:bCs/>
+          <w:sz w:val="26"/>
+          <w:szCs w:val="26"/>
+          <w:lang w:val="en-IN"/>
+        </w:rPr>
+      </w:pPr>
+      <w:r>
+        <w:rPr>
+          <w:rFonts w:ascii="Times New Roman" w:eastAsia="Times New Roman" w:hAnsi="Times New Roman" w:cs="Times New Roman"/>
+          <w:b/>
+          <w:bCs/>
+          <w:sz w:val="26"/>
+          <w:szCs w:val="26"/>
+          <w:lang w:val="en-IN"/>
+        </w:rPr>
+        <w:br w:type="page"/>
+      </w:r>
+      <w:r>
+        <w:rPr>
+          <w:rFonts w:ascii="Times New Roman" w:eastAsia="Times New Roman" w:hAnsi="Times New Roman" w:cs="Times New Roman"/>
+          <w:b/>
+          <w:bCs/>
+          <w:sz w:val="26"/>
+          <w:szCs w:val="26"/>
+          <w:lang w:val="en-IN"/>
+        </w:rPr>
+        <w:lastRenderedPageBreak/>
         <w:t>5</w:t>
       </w:r>
       <w:r>
@@ -30630,6 +31278,918 @@
           <w:lang w:val="en-IN"/>
         </w:rPr>
       </w:pPr>
+      <w:r>
+        <w:rPr>
+          <w:rFonts w:ascii="Times New Roman" w:eastAsia="Times New Roman" w:hAnsi="Times New Roman" w:cs="Times New Roman"/>
+          <w:bCs/>
+          <w:sz w:val="24"/>
+          <w:szCs w:val="24"/>
+          <w:lang w:val="en-IN"/>
+        </w:rPr>
+        <w:t>&lt;!DOCTYPE html&gt;</w:t>
+      </w:r>
+    </w:p>
+    <w:p>
+      <w:pPr>
+        <w:rPr>
+          <w:rFonts w:ascii="Times New Roman" w:eastAsia="Times New Roman" w:hAnsi="Times New Roman" w:cs="Times New Roman"/>
+          <w:bCs/>
+          <w:sz w:val="24"/>
+          <w:szCs w:val="24"/>
+          <w:lang w:val="en-IN"/>
+        </w:rPr>
+      </w:pPr>
+      <w:r>
+        <w:rPr>
+          <w:rFonts w:ascii="Times New Roman" w:eastAsia="Times New Roman" w:hAnsi="Times New Roman" w:cs="Times New Roman"/>
+          <w:bCs/>
+          <w:sz w:val="24"/>
+          <w:szCs w:val="24"/>
+          <w:lang w:val="en-IN"/>
+        </w:rPr>
+        <w:t>&lt;html lang="</w:t>
+      </w:r>
+      <w:proofErr w:type="spellStart"/>
+      <w:r>
+        <w:rPr>
+          <w:rFonts w:ascii="Times New Roman" w:eastAsia="Times New Roman" w:hAnsi="Times New Roman" w:cs="Times New Roman"/>
+          <w:bCs/>
+          <w:sz w:val="24"/>
+          <w:szCs w:val="24"/>
+          <w:lang w:val="en-IN"/>
+        </w:rPr>
+        <w:t>en</w:t>
+      </w:r>
+      <w:proofErr w:type="spellEnd"/>
+      <w:r>
+        <w:rPr>
+          <w:rFonts w:ascii="Times New Roman" w:eastAsia="Times New Roman" w:hAnsi="Times New Roman" w:cs="Times New Roman"/>
+          <w:bCs/>
+          <w:sz w:val="24"/>
+          <w:szCs w:val="24"/>
+          <w:lang w:val="en-IN"/>
+        </w:rPr>
+        <w:t>"&gt;</w:t>
+      </w:r>
+    </w:p>
+    <w:p>
+      <w:pPr>
+        <w:rPr>
+          <w:rFonts w:ascii="Times New Roman" w:eastAsia="Times New Roman" w:hAnsi="Times New Roman" w:cs="Times New Roman"/>
+          <w:bCs/>
+          <w:sz w:val="24"/>
+          <w:szCs w:val="24"/>
+          <w:lang w:val="en-IN"/>
+        </w:rPr>
+      </w:pPr>
+      <w:r>
+        <w:rPr>
+          <w:rFonts w:ascii="Times New Roman" w:eastAsia="Times New Roman" w:hAnsi="Times New Roman" w:cs="Times New Roman"/>
+          <w:bCs/>
+          <w:sz w:val="24"/>
+          <w:szCs w:val="24"/>
+          <w:lang w:val="en-IN"/>
+        </w:rPr>
+        <w:t>&lt;head&gt;</w:t>
+      </w:r>
+    </w:p>
+    <w:p>
+      <w:pPr>
+        <w:rPr>
+          <w:rFonts w:ascii="Times New Roman" w:eastAsia="Times New Roman" w:hAnsi="Times New Roman" w:cs="Times New Roman"/>
+          <w:bCs/>
+          <w:sz w:val="24"/>
+          <w:szCs w:val="24"/>
+          <w:lang w:val="en-IN"/>
+        </w:rPr>
+      </w:pPr>
+      <w:r>
+        <w:rPr>
+          <w:rFonts w:ascii="Times New Roman" w:eastAsia="Times New Roman" w:hAnsi="Times New Roman" w:cs="Times New Roman"/>
+          <w:bCs/>
+          <w:sz w:val="24"/>
+          <w:szCs w:val="24"/>
+          <w:lang w:val="en-IN"/>
+        </w:rPr>
+        <w:t>    &lt;script&gt;</w:t>
+      </w:r>
+    </w:p>
+    <w:p>
+      <w:pPr>
+        <w:rPr>
+          <w:rFonts w:ascii="Times New Roman" w:eastAsia="Times New Roman" w:hAnsi="Times New Roman" w:cs="Times New Roman"/>
+          <w:bCs/>
+          <w:sz w:val="24"/>
+          <w:szCs w:val="24"/>
+          <w:lang w:val="en-IN"/>
+        </w:rPr>
+      </w:pPr>
+      <w:r>
+        <w:rPr>
+          <w:rFonts w:ascii="Times New Roman" w:eastAsia="Times New Roman" w:hAnsi="Times New Roman" w:cs="Times New Roman"/>
+          <w:bCs/>
+          <w:sz w:val="24"/>
+          <w:szCs w:val="24"/>
+          <w:lang w:val="en-IN"/>
+        </w:rPr>
+        <w:t xml:space="preserve">        function </w:t>
+      </w:r>
+      <w:proofErr w:type="spellStart"/>
+      <w:proofErr w:type="gramStart"/>
+      <w:r>
+        <w:rPr>
+          <w:rFonts w:ascii="Times New Roman" w:eastAsia="Times New Roman" w:hAnsi="Times New Roman" w:cs="Times New Roman"/>
+          <w:bCs/>
+          <w:sz w:val="24"/>
+          <w:szCs w:val="24"/>
+          <w:lang w:val="en-IN"/>
+        </w:rPr>
+        <w:t>getInfo</w:t>
+      </w:r>
+      <w:proofErr w:type="spellEnd"/>
+      <w:r>
+        <w:rPr>
+          <w:rFonts w:ascii="Times New Roman" w:eastAsia="Times New Roman" w:hAnsi="Times New Roman" w:cs="Times New Roman"/>
+          <w:bCs/>
+          <w:sz w:val="24"/>
+          <w:szCs w:val="24"/>
+          <w:lang w:val="en-IN"/>
+        </w:rPr>
+        <w:t>(</w:t>
+      </w:r>
+      <w:proofErr w:type="gramEnd"/>
+      <w:r>
+        <w:rPr>
+          <w:rFonts w:ascii="Times New Roman" w:eastAsia="Times New Roman" w:hAnsi="Times New Roman" w:cs="Times New Roman"/>
+          <w:bCs/>
+          <w:sz w:val="24"/>
+          <w:szCs w:val="24"/>
+          <w:lang w:val="en-IN"/>
+        </w:rPr>
+        <w:t>) {</w:t>
+      </w:r>
+    </w:p>
+    <w:p>
+      <w:pPr>
+        <w:rPr>
+          <w:rFonts w:ascii="Times New Roman" w:eastAsia="Times New Roman" w:hAnsi="Times New Roman" w:cs="Times New Roman"/>
+          <w:bCs/>
+          <w:sz w:val="24"/>
+          <w:szCs w:val="24"/>
+          <w:lang w:val="en-IN"/>
+        </w:rPr>
+      </w:pPr>
+      <w:r>
+        <w:rPr>
+          <w:rFonts w:ascii="Times New Roman" w:eastAsia="Times New Roman" w:hAnsi="Times New Roman" w:cs="Times New Roman"/>
+          <w:bCs/>
+          <w:sz w:val="24"/>
+          <w:szCs w:val="24"/>
+          <w:lang w:val="en-IN"/>
+        </w:rPr>
+        <w:t xml:space="preserve">            var info = </w:t>
+      </w:r>
+      <w:proofErr w:type="spellStart"/>
+      <w:proofErr w:type="gramStart"/>
+      <w:r>
+        <w:rPr>
+          <w:rFonts w:ascii="Times New Roman" w:eastAsia="Times New Roman" w:hAnsi="Times New Roman" w:cs="Times New Roman"/>
+          <w:bCs/>
+          <w:sz w:val="24"/>
+          <w:szCs w:val="24"/>
+          <w:lang w:val="en-IN"/>
+        </w:rPr>
+        <w:t>document.querySelectorAll</w:t>
+      </w:r>
+      <w:proofErr w:type="spellEnd"/>
+      <w:proofErr w:type="gramEnd"/>
+      <w:r>
+        <w:rPr>
+          <w:rFonts w:ascii="Times New Roman" w:eastAsia="Times New Roman" w:hAnsi="Times New Roman" w:cs="Times New Roman"/>
+          <w:bCs/>
+          <w:sz w:val="24"/>
+          <w:szCs w:val="24"/>
+          <w:lang w:val="en-IN"/>
+        </w:rPr>
+        <w:t>("input");</w:t>
+      </w:r>
+    </w:p>
+    <w:p>
+      <w:pPr>
+        <w:rPr>
+          <w:rFonts w:ascii="Times New Roman" w:eastAsia="Times New Roman" w:hAnsi="Times New Roman" w:cs="Times New Roman"/>
+          <w:bCs/>
+          <w:sz w:val="24"/>
+          <w:szCs w:val="24"/>
+          <w:lang w:val="en-IN"/>
+        </w:rPr>
+      </w:pPr>
+      <w:r>
+        <w:rPr>
+          <w:rFonts w:ascii="Times New Roman" w:eastAsia="Times New Roman" w:hAnsi="Times New Roman" w:cs="Times New Roman"/>
+          <w:bCs/>
+          <w:sz w:val="24"/>
+          <w:szCs w:val="24"/>
+          <w:lang w:val="en-IN"/>
+        </w:rPr>
+        <w:t xml:space="preserve">            </w:t>
+      </w:r>
+      <w:proofErr w:type="spellStart"/>
+      <w:proofErr w:type="gramStart"/>
+      <w:r>
+        <w:rPr>
+          <w:rFonts w:ascii="Times New Roman" w:eastAsia="Times New Roman" w:hAnsi="Times New Roman" w:cs="Times New Roman"/>
+          <w:bCs/>
+          <w:sz w:val="24"/>
+          <w:szCs w:val="24"/>
+          <w:lang w:val="en-IN"/>
+        </w:rPr>
+        <w:t>info.forEach</w:t>
+      </w:r>
+      <w:proofErr w:type="spellEnd"/>
+      <w:proofErr w:type="gramEnd"/>
+      <w:r>
+        <w:rPr>
+          <w:rFonts w:ascii="Times New Roman" w:eastAsia="Times New Roman" w:hAnsi="Times New Roman" w:cs="Times New Roman"/>
+          <w:bCs/>
+          <w:sz w:val="24"/>
+          <w:szCs w:val="24"/>
+          <w:lang w:val="en-IN"/>
+        </w:rPr>
+        <w:t>(</w:t>
+      </w:r>
+    </w:p>
+    <w:p>
+      <w:pPr>
+        <w:rPr>
+          <w:rFonts w:ascii="Times New Roman" w:eastAsia="Times New Roman" w:hAnsi="Times New Roman" w:cs="Times New Roman"/>
+          <w:bCs/>
+          <w:sz w:val="24"/>
+          <w:szCs w:val="24"/>
+          <w:lang w:val="en-IN"/>
+        </w:rPr>
+      </w:pPr>
+      <w:r>
+        <w:rPr>
+          <w:rFonts w:ascii="Times New Roman" w:eastAsia="Times New Roman" w:hAnsi="Times New Roman" w:cs="Times New Roman"/>
+          <w:bCs/>
+          <w:sz w:val="24"/>
+          <w:szCs w:val="24"/>
+          <w:lang w:val="en-IN"/>
+        </w:rPr>
+        <w:t>                function(info</w:t>
+      </w:r>
+      <w:proofErr w:type="gramStart"/>
+      <w:r>
+        <w:rPr>
+          <w:rFonts w:ascii="Times New Roman" w:eastAsia="Times New Roman" w:hAnsi="Times New Roman" w:cs="Times New Roman"/>
+          <w:bCs/>
+          <w:sz w:val="24"/>
+          <w:szCs w:val="24"/>
+          <w:lang w:val="en-IN"/>
+        </w:rPr>
+        <w:t>){</w:t>
+      </w:r>
+      <w:proofErr w:type="gramEnd"/>
+    </w:p>
+    <w:p>
+      <w:pPr>
+        <w:rPr>
+          <w:rFonts w:ascii="Times New Roman" w:eastAsia="Times New Roman" w:hAnsi="Times New Roman" w:cs="Times New Roman"/>
+          <w:bCs/>
+          <w:sz w:val="24"/>
+          <w:szCs w:val="24"/>
+          <w:lang w:val="en-IN"/>
+        </w:rPr>
+      </w:pPr>
+      <w:r>
+        <w:rPr>
+          <w:rFonts w:ascii="Times New Roman" w:eastAsia="Times New Roman" w:hAnsi="Times New Roman" w:cs="Times New Roman"/>
+          <w:bCs/>
+          <w:sz w:val="24"/>
+          <w:szCs w:val="24"/>
+          <w:lang w:val="en-IN"/>
+        </w:rPr>
+        <w:t xml:space="preserve">                    </w:t>
+      </w:r>
+      <w:proofErr w:type="spellStart"/>
+      <w:proofErr w:type="gramStart"/>
+      <w:r>
+        <w:rPr>
+          <w:rFonts w:ascii="Times New Roman" w:eastAsia="Times New Roman" w:hAnsi="Times New Roman" w:cs="Times New Roman"/>
+          <w:bCs/>
+          <w:sz w:val="24"/>
+          <w:szCs w:val="24"/>
+          <w:lang w:val="en-IN"/>
+        </w:rPr>
+        <w:t>document.getElementById</w:t>
+      </w:r>
+      <w:proofErr w:type="spellEnd"/>
+      <w:proofErr w:type="gramEnd"/>
+      <w:r>
+        <w:rPr>
+          <w:rFonts w:ascii="Times New Roman" w:eastAsia="Times New Roman" w:hAnsi="Times New Roman" w:cs="Times New Roman"/>
+          <w:bCs/>
+          <w:sz w:val="24"/>
+          <w:szCs w:val="24"/>
+          <w:lang w:val="en-IN"/>
+        </w:rPr>
+        <w:t>("output"</w:t>
+      </w:r>
+      <w:proofErr w:type="gramStart"/>
+      <w:r>
+        <w:rPr>
+          <w:rFonts w:ascii="Times New Roman" w:eastAsia="Times New Roman" w:hAnsi="Times New Roman" w:cs="Times New Roman"/>
+          <w:bCs/>
+          <w:sz w:val="24"/>
+          <w:szCs w:val="24"/>
+          <w:lang w:val="en-IN"/>
+        </w:rPr>
+        <w:t>).</w:t>
+      </w:r>
+      <w:proofErr w:type="spellStart"/>
+      <w:r>
+        <w:rPr>
+          <w:rFonts w:ascii="Times New Roman" w:eastAsia="Times New Roman" w:hAnsi="Times New Roman" w:cs="Times New Roman"/>
+          <w:bCs/>
+          <w:sz w:val="24"/>
+          <w:szCs w:val="24"/>
+          <w:lang w:val="en-IN"/>
+        </w:rPr>
+        <w:t>innerHTML</w:t>
+      </w:r>
+      <w:proofErr w:type="spellEnd"/>
+      <w:r>
+        <w:rPr>
+          <w:rFonts w:ascii="Times New Roman" w:eastAsia="Times New Roman" w:hAnsi="Times New Roman" w:cs="Times New Roman"/>
+          <w:bCs/>
+          <w:sz w:val="24"/>
+          <w:szCs w:val="24"/>
+          <w:lang w:val="en-IN"/>
+        </w:rPr>
+        <w:t>+=</w:t>
+      </w:r>
+      <w:proofErr w:type="spellStart"/>
+      <w:r>
+        <w:rPr>
+          <w:rFonts w:ascii="Times New Roman" w:eastAsia="Times New Roman" w:hAnsi="Times New Roman" w:cs="Times New Roman"/>
+          <w:bCs/>
+          <w:sz w:val="24"/>
+          <w:szCs w:val="24"/>
+          <w:lang w:val="en-IN"/>
+        </w:rPr>
+        <w:t>info.value</w:t>
+      </w:r>
+      <w:proofErr w:type="spellEnd"/>
+      <w:proofErr w:type="gramEnd"/>
+      <w:r>
+        <w:rPr>
+          <w:rFonts w:ascii="Times New Roman" w:eastAsia="Times New Roman" w:hAnsi="Times New Roman" w:cs="Times New Roman"/>
+          <w:bCs/>
+          <w:sz w:val="24"/>
+          <w:szCs w:val="24"/>
+          <w:lang w:val="en-IN"/>
+        </w:rPr>
+        <w:t>+"&lt;</w:t>
+      </w:r>
+      <w:proofErr w:type="spellStart"/>
+      <w:r>
+        <w:rPr>
+          <w:rFonts w:ascii="Times New Roman" w:eastAsia="Times New Roman" w:hAnsi="Times New Roman" w:cs="Times New Roman"/>
+          <w:bCs/>
+          <w:sz w:val="24"/>
+          <w:szCs w:val="24"/>
+          <w:lang w:val="en-IN"/>
+        </w:rPr>
+        <w:t>br</w:t>
+      </w:r>
+      <w:proofErr w:type="spellEnd"/>
+      <w:r>
+        <w:rPr>
+          <w:rFonts w:ascii="Times New Roman" w:eastAsia="Times New Roman" w:hAnsi="Times New Roman" w:cs="Times New Roman"/>
+          <w:bCs/>
+          <w:sz w:val="24"/>
+          <w:szCs w:val="24"/>
+          <w:lang w:val="en-IN"/>
+        </w:rPr>
+        <w:t>&gt;";</w:t>
+      </w:r>
+    </w:p>
+    <w:p>
+      <w:pPr>
+        <w:rPr>
+          <w:rFonts w:ascii="Times New Roman" w:eastAsia="Times New Roman" w:hAnsi="Times New Roman" w:cs="Times New Roman"/>
+          <w:bCs/>
+          <w:sz w:val="24"/>
+          <w:szCs w:val="24"/>
+          <w:lang w:val="en-IN"/>
+        </w:rPr>
+      </w:pPr>
+      <w:r>
+        <w:rPr>
+          <w:rFonts w:ascii="Times New Roman" w:eastAsia="Times New Roman" w:hAnsi="Times New Roman" w:cs="Times New Roman"/>
+          <w:bCs/>
+          <w:sz w:val="24"/>
+          <w:szCs w:val="24"/>
+          <w:lang w:val="en-IN"/>
+        </w:rPr>
+        <w:t>                }</w:t>
+      </w:r>
+    </w:p>
+    <w:p>
+      <w:pPr>
+        <w:rPr>
+          <w:rFonts w:ascii="Times New Roman" w:eastAsia="Times New Roman" w:hAnsi="Times New Roman" w:cs="Times New Roman"/>
+          <w:bCs/>
+          <w:sz w:val="24"/>
+          <w:szCs w:val="24"/>
+          <w:lang w:val="en-IN"/>
+        </w:rPr>
+      </w:pPr>
+      <w:r>
+        <w:rPr>
+          <w:rFonts w:ascii="Times New Roman" w:eastAsia="Times New Roman" w:hAnsi="Times New Roman" w:cs="Times New Roman"/>
+          <w:bCs/>
+          <w:sz w:val="24"/>
+          <w:szCs w:val="24"/>
+          <w:lang w:val="en-IN"/>
+        </w:rPr>
+        <w:t>            );</w:t>
+      </w:r>
+    </w:p>
+    <w:p>
+      <w:pPr>
+        <w:rPr>
+          <w:rFonts w:ascii="Times New Roman" w:eastAsia="Times New Roman" w:hAnsi="Times New Roman" w:cs="Times New Roman"/>
+          <w:bCs/>
+          <w:sz w:val="24"/>
+          <w:szCs w:val="24"/>
+          <w:lang w:val="en-IN"/>
+        </w:rPr>
+      </w:pPr>
+      <w:r>
+        <w:rPr>
+          <w:rFonts w:ascii="Times New Roman" w:eastAsia="Times New Roman" w:hAnsi="Times New Roman" w:cs="Times New Roman"/>
+          <w:bCs/>
+          <w:sz w:val="24"/>
+          <w:szCs w:val="24"/>
+          <w:lang w:val="en-IN"/>
+        </w:rPr>
+        <w:t xml:space="preserve">            </w:t>
+      </w:r>
+      <w:proofErr w:type="spellStart"/>
+      <w:proofErr w:type="gramStart"/>
+      <w:r>
+        <w:rPr>
+          <w:rFonts w:ascii="Times New Roman" w:eastAsia="Times New Roman" w:hAnsi="Times New Roman" w:cs="Times New Roman"/>
+          <w:bCs/>
+          <w:sz w:val="24"/>
+          <w:szCs w:val="24"/>
+          <w:lang w:val="en-IN"/>
+        </w:rPr>
+        <w:t>info.forEach</w:t>
+      </w:r>
+      <w:proofErr w:type="spellEnd"/>
+      <w:proofErr w:type="gramEnd"/>
+      <w:r>
+        <w:rPr>
+          <w:rFonts w:ascii="Times New Roman" w:eastAsia="Times New Roman" w:hAnsi="Times New Roman" w:cs="Times New Roman"/>
+          <w:bCs/>
+          <w:sz w:val="24"/>
+          <w:szCs w:val="24"/>
+          <w:lang w:val="en-IN"/>
+        </w:rPr>
+        <w:t>();</w:t>
+      </w:r>
+    </w:p>
+    <w:p>
+      <w:pPr>
+        <w:rPr>
+          <w:rFonts w:ascii="Times New Roman" w:eastAsia="Times New Roman" w:hAnsi="Times New Roman" w:cs="Times New Roman"/>
+          <w:bCs/>
+          <w:sz w:val="24"/>
+          <w:szCs w:val="24"/>
+          <w:lang w:val="en-IN"/>
+        </w:rPr>
+      </w:pPr>
+      <w:r>
+        <w:rPr>
+          <w:rFonts w:ascii="Times New Roman" w:eastAsia="Times New Roman" w:hAnsi="Times New Roman" w:cs="Times New Roman"/>
+          <w:bCs/>
+          <w:sz w:val="24"/>
+          <w:szCs w:val="24"/>
+          <w:lang w:val="en-IN"/>
+        </w:rPr>
+        <w:t>        }</w:t>
+      </w:r>
+    </w:p>
+    <w:p>
+      <w:pPr>
+        <w:rPr>
+          <w:rFonts w:ascii="Times New Roman" w:eastAsia="Times New Roman" w:hAnsi="Times New Roman" w:cs="Times New Roman"/>
+          <w:bCs/>
+          <w:sz w:val="24"/>
+          <w:szCs w:val="24"/>
+          <w:lang w:val="en-IN"/>
+        </w:rPr>
+      </w:pPr>
+      <w:r>
+        <w:rPr>
+          <w:rFonts w:ascii="Times New Roman" w:eastAsia="Times New Roman" w:hAnsi="Times New Roman" w:cs="Times New Roman"/>
+          <w:bCs/>
+          <w:sz w:val="24"/>
+          <w:szCs w:val="24"/>
+          <w:lang w:val="en-IN"/>
+        </w:rPr>
+        <w:t>    &lt;/script&gt;</w:t>
+      </w:r>
+    </w:p>
+    <w:p>
+      <w:pPr>
+        <w:rPr>
+          <w:rFonts w:ascii="Times New Roman" w:eastAsia="Times New Roman" w:hAnsi="Times New Roman" w:cs="Times New Roman"/>
+          <w:bCs/>
+          <w:sz w:val="24"/>
+          <w:szCs w:val="24"/>
+          <w:lang w:val="en-IN"/>
+        </w:rPr>
+      </w:pPr>
+      <w:r>
+        <w:rPr>
+          <w:rFonts w:ascii="Times New Roman" w:eastAsia="Times New Roman" w:hAnsi="Times New Roman" w:cs="Times New Roman"/>
+          <w:bCs/>
+          <w:sz w:val="24"/>
+          <w:szCs w:val="24"/>
+          <w:lang w:val="en-IN"/>
+        </w:rPr>
+        <w:t>&lt;/head&gt;</w:t>
+      </w:r>
+    </w:p>
+    <w:p>
+      <w:pPr>
+        <w:rPr>
+          <w:rFonts w:ascii="Times New Roman" w:eastAsia="Times New Roman" w:hAnsi="Times New Roman" w:cs="Times New Roman"/>
+          <w:bCs/>
+          <w:sz w:val="24"/>
+          <w:szCs w:val="24"/>
+          <w:lang w:val="en-IN"/>
+        </w:rPr>
+      </w:pPr>
+      <w:r>
+        <w:rPr>
+          <w:rFonts w:ascii="Times New Roman" w:eastAsia="Times New Roman" w:hAnsi="Times New Roman" w:cs="Times New Roman"/>
+          <w:bCs/>
+          <w:sz w:val="24"/>
+          <w:szCs w:val="24"/>
+          <w:lang w:val="en-IN"/>
+        </w:rPr>
+        <w:t>&lt;body&gt;</w:t>
+      </w:r>
+    </w:p>
+    <w:p>
+      <w:pPr>
+        <w:rPr>
+          <w:rFonts w:ascii="Times New Roman" w:eastAsia="Times New Roman" w:hAnsi="Times New Roman" w:cs="Times New Roman"/>
+          <w:bCs/>
+          <w:sz w:val="24"/>
+          <w:szCs w:val="24"/>
+          <w:lang w:val="en-IN"/>
+        </w:rPr>
+      </w:pPr>
+      <w:r>
+        <w:rPr>
+          <w:rFonts w:ascii="Times New Roman" w:eastAsia="Times New Roman" w:hAnsi="Times New Roman" w:cs="Times New Roman"/>
+          <w:bCs/>
+          <w:sz w:val="24"/>
+          <w:szCs w:val="24"/>
+          <w:lang w:val="en-IN"/>
+        </w:rPr>
+        <w:t>    Name: &lt;input type="text"&gt;&lt;</w:t>
+      </w:r>
+      <w:proofErr w:type="spellStart"/>
+      <w:r>
+        <w:rPr>
+          <w:rFonts w:ascii="Times New Roman" w:eastAsia="Times New Roman" w:hAnsi="Times New Roman" w:cs="Times New Roman"/>
+          <w:bCs/>
+          <w:sz w:val="24"/>
+          <w:szCs w:val="24"/>
+          <w:lang w:val="en-IN"/>
+        </w:rPr>
+        <w:t>br</w:t>
+      </w:r>
+      <w:proofErr w:type="spellEnd"/>
+      <w:r>
+        <w:rPr>
+          <w:rFonts w:ascii="Times New Roman" w:eastAsia="Times New Roman" w:hAnsi="Times New Roman" w:cs="Times New Roman"/>
+          <w:bCs/>
+          <w:sz w:val="24"/>
+          <w:szCs w:val="24"/>
+          <w:lang w:val="en-IN"/>
+        </w:rPr>
+        <w:t>&gt;&lt;</w:t>
+      </w:r>
+      <w:proofErr w:type="spellStart"/>
+      <w:r>
+        <w:rPr>
+          <w:rFonts w:ascii="Times New Roman" w:eastAsia="Times New Roman" w:hAnsi="Times New Roman" w:cs="Times New Roman"/>
+          <w:bCs/>
+          <w:sz w:val="24"/>
+          <w:szCs w:val="24"/>
+          <w:lang w:val="en-IN"/>
+        </w:rPr>
+        <w:t>br</w:t>
+      </w:r>
+      <w:proofErr w:type="spellEnd"/>
+      <w:r>
+        <w:rPr>
+          <w:rFonts w:ascii="Times New Roman" w:eastAsia="Times New Roman" w:hAnsi="Times New Roman" w:cs="Times New Roman"/>
+          <w:bCs/>
+          <w:sz w:val="24"/>
+          <w:szCs w:val="24"/>
+          <w:lang w:val="en-IN"/>
+        </w:rPr>
+        <w:t>&gt;</w:t>
+      </w:r>
+    </w:p>
+    <w:p>
+      <w:pPr>
+        <w:rPr>
+          <w:rFonts w:ascii="Times New Roman" w:eastAsia="Times New Roman" w:hAnsi="Times New Roman" w:cs="Times New Roman"/>
+          <w:bCs/>
+          <w:sz w:val="24"/>
+          <w:szCs w:val="24"/>
+          <w:lang w:val="en-IN"/>
+        </w:rPr>
+      </w:pPr>
+      <w:r>
+        <w:rPr>
+          <w:rFonts w:ascii="Times New Roman" w:eastAsia="Times New Roman" w:hAnsi="Times New Roman" w:cs="Times New Roman"/>
+          <w:bCs/>
+          <w:sz w:val="24"/>
+          <w:szCs w:val="24"/>
+          <w:lang w:val="en-IN"/>
+        </w:rPr>
+        <w:t>    Email: &lt;input type="text"&gt;&lt;</w:t>
+      </w:r>
+      <w:proofErr w:type="spellStart"/>
+      <w:r>
+        <w:rPr>
+          <w:rFonts w:ascii="Times New Roman" w:eastAsia="Times New Roman" w:hAnsi="Times New Roman" w:cs="Times New Roman"/>
+          <w:bCs/>
+          <w:sz w:val="24"/>
+          <w:szCs w:val="24"/>
+          <w:lang w:val="en-IN"/>
+        </w:rPr>
+        <w:t>br</w:t>
+      </w:r>
+      <w:proofErr w:type="spellEnd"/>
+      <w:r>
+        <w:rPr>
+          <w:rFonts w:ascii="Times New Roman" w:eastAsia="Times New Roman" w:hAnsi="Times New Roman" w:cs="Times New Roman"/>
+          <w:bCs/>
+          <w:sz w:val="24"/>
+          <w:szCs w:val="24"/>
+          <w:lang w:val="en-IN"/>
+        </w:rPr>
+        <w:t>&gt;&lt;</w:t>
+      </w:r>
+      <w:proofErr w:type="spellStart"/>
+      <w:r>
+        <w:rPr>
+          <w:rFonts w:ascii="Times New Roman" w:eastAsia="Times New Roman" w:hAnsi="Times New Roman" w:cs="Times New Roman"/>
+          <w:bCs/>
+          <w:sz w:val="24"/>
+          <w:szCs w:val="24"/>
+          <w:lang w:val="en-IN"/>
+        </w:rPr>
+        <w:t>br</w:t>
+      </w:r>
+      <w:proofErr w:type="spellEnd"/>
+      <w:r>
+        <w:rPr>
+          <w:rFonts w:ascii="Times New Roman" w:eastAsia="Times New Roman" w:hAnsi="Times New Roman" w:cs="Times New Roman"/>
+          <w:bCs/>
+          <w:sz w:val="24"/>
+          <w:szCs w:val="24"/>
+          <w:lang w:val="en-IN"/>
+        </w:rPr>
+        <w:t>&gt;</w:t>
+      </w:r>
+    </w:p>
+    <w:p>
+      <w:pPr>
+        <w:rPr>
+          <w:rFonts w:ascii="Times New Roman" w:eastAsia="Times New Roman" w:hAnsi="Times New Roman" w:cs="Times New Roman"/>
+          <w:bCs/>
+          <w:sz w:val="24"/>
+          <w:szCs w:val="24"/>
+          <w:lang w:val="en-IN"/>
+        </w:rPr>
+      </w:pPr>
+      <w:r>
+        <w:rPr>
+          <w:rFonts w:ascii="Times New Roman" w:eastAsia="Times New Roman" w:hAnsi="Times New Roman" w:cs="Times New Roman"/>
+          <w:bCs/>
+          <w:sz w:val="24"/>
+          <w:szCs w:val="24"/>
+          <w:lang w:val="en-IN"/>
+        </w:rPr>
+        <w:t>    City: &lt;input type="text"&gt;&lt;</w:t>
+      </w:r>
+      <w:proofErr w:type="spellStart"/>
+      <w:r>
+        <w:rPr>
+          <w:rFonts w:ascii="Times New Roman" w:eastAsia="Times New Roman" w:hAnsi="Times New Roman" w:cs="Times New Roman"/>
+          <w:bCs/>
+          <w:sz w:val="24"/>
+          <w:szCs w:val="24"/>
+          <w:lang w:val="en-IN"/>
+        </w:rPr>
+        <w:t>br</w:t>
+      </w:r>
+      <w:proofErr w:type="spellEnd"/>
+      <w:r>
+        <w:rPr>
+          <w:rFonts w:ascii="Times New Roman" w:eastAsia="Times New Roman" w:hAnsi="Times New Roman" w:cs="Times New Roman"/>
+          <w:bCs/>
+          <w:sz w:val="24"/>
+          <w:szCs w:val="24"/>
+          <w:lang w:val="en-IN"/>
+        </w:rPr>
+        <w:t>&gt;</w:t>
+      </w:r>
+    </w:p>
+    <w:p>
+      <w:pPr>
+        <w:rPr>
+          <w:rFonts w:ascii="Times New Roman" w:eastAsia="Times New Roman" w:hAnsi="Times New Roman" w:cs="Times New Roman"/>
+          <w:bCs/>
+          <w:sz w:val="24"/>
+          <w:szCs w:val="24"/>
+          <w:lang w:val="en-IN"/>
+        </w:rPr>
+      </w:pPr>
+      <w:r>
+        <w:rPr>
+          <w:rFonts w:ascii="Times New Roman" w:eastAsia="Times New Roman" w:hAnsi="Times New Roman" w:cs="Times New Roman"/>
+          <w:bCs/>
+          <w:sz w:val="24"/>
+          <w:szCs w:val="24"/>
+          <w:lang w:val="en-IN"/>
+        </w:rPr>
+        <w:t>    &lt;</w:t>
+      </w:r>
+      <w:proofErr w:type="spellStart"/>
+      <w:r>
+        <w:rPr>
+          <w:rFonts w:ascii="Times New Roman" w:eastAsia="Times New Roman" w:hAnsi="Times New Roman" w:cs="Times New Roman"/>
+          <w:bCs/>
+          <w:sz w:val="24"/>
+          <w:szCs w:val="24"/>
+          <w:lang w:val="en-IN"/>
+        </w:rPr>
+        <w:t>br</w:t>
+      </w:r>
+      <w:proofErr w:type="spellEnd"/>
+      <w:r>
+        <w:rPr>
+          <w:rFonts w:ascii="Times New Roman" w:eastAsia="Times New Roman" w:hAnsi="Times New Roman" w:cs="Times New Roman"/>
+          <w:bCs/>
+          <w:sz w:val="24"/>
+          <w:szCs w:val="24"/>
+          <w:lang w:val="en-IN"/>
+        </w:rPr>
+        <w:t>&gt;</w:t>
+      </w:r>
+    </w:p>
+    <w:p>
+      <w:pPr>
+        <w:rPr>
+          <w:rFonts w:ascii="Times New Roman" w:eastAsia="Times New Roman" w:hAnsi="Times New Roman" w:cs="Times New Roman"/>
+          <w:bCs/>
+          <w:sz w:val="24"/>
+          <w:szCs w:val="24"/>
+          <w:lang w:val="en-IN"/>
+        </w:rPr>
+      </w:pPr>
+      <w:r>
+        <w:rPr>
+          <w:rFonts w:ascii="Times New Roman" w:eastAsia="Times New Roman" w:hAnsi="Times New Roman" w:cs="Times New Roman"/>
+          <w:bCs/>
+          <w:sz w:val="24"/>
+          <w:szCs w:val="24"/>
+          <w:lang w:val="en-IN"/>
+        </w:rPr>
+        <w:t>    &lt;p id="output"&gt;&lt;/p&gt;</w:t>
+      </w:r>
+    </w:p>
+    <w:p>
+      <w:pPr>
+        <w:rPr>
+          <w:rFonts w:ascii="Times New Roman" w:eastAsia="Times New Roman" w:hAnsi="Times New Roman" w:cs="Times New Roman"/>
+          <w:bCs/>
+          <w:sz w:val="24"/>
+          <w:szCs w:val="24"/>
+          <w:lang w:val="en-IN"/>
+        </w:rPr>
+      </w:pPr>
+      <w:r>
+        <w:rPr>
+          <w:rFonts w:ascii="Times New Roman" w:eastAsia="Times New Roman" w:hAnsi="Times New Roman" w:cs="Times New Roman"/>
+          <w:bCs/>
+          <w:sz w:val="24"/>
+          <w:szCs w:val="24"/>
+          <w:lang w:val="en-IN"/>
+        </w:rPr>
+        <w:t>    &lt;input type="submit" value="Register" onclick="</w:t>
+      </w:r>
+      <w:proofErr w:type="spellStart"/>
+      <w:proofErr w:type="gramStart"/>
+      <w:r>
+        <w:rPr>
+          <w:rFonts w:ascii="Times New Roman" w:eastAsia="Times New Roman" w:hAnsi="Times New Roman" w:cs="Times New Roman"/>
+          <w:bCs/>
+          <w:sz w:val="24"/>
+          <w:szCs w:val="24"/>
+          <w:lang w:val="en-IN"/>
+        </w:rPr>
+        <w:t>getInfo</w:t>
+      </w:r>
+      <w:proofErr w:type="spellEnd"/>
+      <w:r>
+        <w:rPr>
+          <w:rFonts w:ascii="Times New Roman" w:eastAsia="Times New Roman" w:hAnsi="Times New Roman" w:cs="Times New Roman"/>
+          <w:bCs/>
+          <w:sz w:val="24"/>
+          <w:szCs w:val="24"/>
+          <w:lang w:val="en-IN"/>
+        </w:rPr>
+        <w:t>(</w:t>
+      </w:r>
+      <w:proofErr w:type="gramEnd"/>
+      <w:r>
+        <w:rPr>
+          <w:rFonts w:ascii="Times New Roman" w:eastAsia="Times New Roman" w:hAnsi="Times New Roman" w:cs="Times New Roman"/>
+          <w:bCs/>
+          <w:sz w:val="24"/>
+          <w:szCs w:val="24"/>
+          <w:lang w:val="en-IN"/>
+        </w:rPr>
+        <w:t>)"&gt;</w:t>
+      </w:r>
+    </w:p>
+    <w:p>
+      <w:pPr>
+        <w:rPr>
+          <w:rFonts w:ascii="Times New Roman" w:eastAsia="Times New Roman" w:hAnsi="Times New Roman" w:cs="Times New Roman"/>
+          <w:bCs/>
+          <w:sz w:val="24"/>
+          <w:szCs w:val="24"/>
+          <w:lang w:val="en-IN"/>
+        </w:rPr>
+      </w:pPr>
+      <w:r>
+        <w:rPr>
+          <w:rFonts w:ascii="Times New Roman" w:eastAsia="Times New Roman" w:hAnsi="Times New Roman" w:cs="Times New Roman"/>
+          <w:bCs/>
+          <w:sz w:val="24"/>
+          <w:szCs w:val="24"/>
+          <w:lang w:val="en-IN"/>
+        </w:rPr>
+        <w:t>&lt;/body&gt;</w:t>
+      </w:r>
+    </w:p>
+    <w:p>
+      <w:pPr>
+        <w:rPr>
+          <w:rFonts w:ascii="Times New Roman" w:eastAsia="Times New Roman" w:hAnsi="Times New Roman" w:cs="Times New Roman"/>
+          <w:bCs/>
+          <w:sz w:val="24"/>
+          <w:szCs w:val="24"/>
+          <w:lang w:val="en-IN"/>
+        </w:rPr>
+      </w:pPr>
+      <w:r>
+        <w:rPr>
+          <w:rFonts w:ascii="Times New Roman" w:eastAsia="Times New Roman" w:hAnsi="Times New Roman" w:cs="Times New Roman"/>
+          <w:bCs/>
+          <w:sz w:val="24"/>
+          <w:szCs w:val="24"/>
+          <w:lang w:val="en-IN"/>
+        </w:rPr>
+        <w:t>&lt;/html&gt;</w:t>
+      </w:r>
+    </w:p>
+    <w:p>
+      <w:pPr>
+        <w:rPr>
+          <w:rFonts w:ascii="Times New Roman" w:eastAsia="Times New Roman" w:hAnsi="Times New Roman" w:cs="Times New Roman"/>
+          <w:bCs/>
+          <w:sz w:val="24"/>
+          <w:szCs w:val="24"/>
+          <w:lang w:val="en-IN"/>
+        </w:rPr>
+      </w:pPr>
     </w:p>
     <w:p>
       <w:pPr>
@@ -30654,8 +32214,1517 @@
         <w:t>Output:</w:t>
       </w:r>
     </w:p>
+    <w:p>
+      <w:pPr>
+        <w:rPr>
+          <w:rFonts w:ascii="Times New Roman" w:eastAsia="Times New Roman" w:hAnsi="Times New Roman" w:cs="Times New Roman"/>
+          <w:b/>
+          <w:bCs/>
+          <w:sz w:val="26"/>
+          <w:szCs w:val="26"/>
+          <w:lang w:val="en-IN"/>
+        </w:rPr>
+      </w:pPr>
+      <w:r>
+        <w:rPr>
+          <w:rFonts w:ascii="Times New Roman" w:eastAsia="Times New Roman" w:hAnsi="Times New Roman" w:cs="Times New Roman"/>
+          <w:b/>
+          <w:bCs/>
+          <w:sz w:val="26"/>
+          <w:szCs w:val="26"/>
+          <w:lang w:val="en-IN"/>
+        </w:rPr>
+        <w:drawing>
+          <wp:inline distT="0" distB="0" distL="0" distR="0" wp14:anchorId="56806F33" wp14:editId="467E6A57">
+            <wp:extent cx="3295650" cy="2286000"/>
+            <wp:effectExtent l="0" t="0" r="0" b="0"/>
+            <wp:docPr id="1078895991" name="Picture 1"/>
+            <wp:cNvGraphicFramePr>
+              <a:graphicFrameLocks xmlns:a="http://schemas.openxmlformats.org/drawingml/2006/main" noChangeAspect="1"/>
+            </wp:cNvGraphicFramePr>
+            <a:graphic xmlns:a="http://schemas.openxmlformats.org/drawingml/2006/main">
+              <a:graphicData uri="http://schemas.openxmlformats.org/drawingml/2006/picture">
+                <pic:pic xmlns:pic="http://schemas.openxmlformats.org/drawingml/2006/picture">
+                  <pic:nvPicPr>
+                    <pic:cNvPr id="1078895991" name=""/>
+                    <pic:cNvPicPr/>
+                  </pic:nvPicPr>
+                  <pic:blipFill>
+                    <a:blip r:embed="rId62"/>
+                    <a:stretch>
+                      <a:fillRect/>
+                    </a:stretch>
+                  </pic:blipFill>
+                  <pic:spPr>
+                    <a:xfrm>
+                      <a:off x="0" y="0"/>
+                      <a:ext cx="3296111" cy="2286320"/>
+                    </a:xfrm>
+                    <a:prstGeom prst="rect">
+                      <a:avLst/>
+                    </a:prstGeom>
+                  </pic:spPr>
+                </pic:pic>
+              </a:graphicData>
+            </a:graphic>
+          </wp:inline>
+        </w:drawing>
+      </w:r>
+    </w:p>
+    <w:p>
+      <w:pPr>
+        <w:rPr>
+          <w:rFonts w:ascii="Times New Roman" w:eastAsia="Times New Roman" w:hAnsi="Times New Roman" w:cs="Times New Roman"/>
+          <w:b/>
+          <w:bCs/>
+          <w:sz w:val="26"/>
+          <w:szCs w:val="26"/>
+          <w:lang w:val="en-IN"/>
+        </w:rPr>
+      </w:pPr>
+      <w:r>
+        <w:rPr>
+          <w:rFonts w:ascii="Times New Roman" w:eastAsia="Times New Roman" w:hAnsi="Times New Roman" w:cs="Times New Roman"/>
+          <w:b/>
+          <w:bCs/>
+          <w:sz w:val="26"/>
+          <w:szCs w:val="26"/>
+          <w:lang w:val="en-IN"/>
+        </w:rPr>
+        <w:br w:type="page"/>
+      </w:r>
+    </w:p>
+    <w:p>
+      <w:pPr>
+        <w:rPr>
+          <w:rFonts w:ascii="Times New Roman" w:eastAsia="Times New Roman" w:hAnsi="Times New Roman" w:cs="Times New Roman"/>
+          <w:sz w:val="24"/>
+          <w:szCs w:val="24"/>
+          <w:lang w:val="en-IN"/>
+        </w:rPr>
+      </w:pPr>
+      <w:r>
+        <w:rPr>
+          <w:rFonts w:ascii="Times New Roman" w:eastAsia="Times New Roman" w:hAnsi="Times New Roman" w:cs="Times New Roman"/>
+          <w:sz w:val="24"/>
+          <w:szCs w:val="24"/>
+          <w:lang w:val="en-IN"/>
+        </w:rPr>
+        <w:lastRenderedPageBreak/>
+        <w:t>&lt;!DOCTYPE html&gt;</w:t>
+      </w:r>
+    </w:p>
+    <w:p>
+      <w:pPr>
+        <w:rPr>
+          <w:rFonts w:ascii="Times New Roman" w:eastAsia="Times New Roman" w:hAnsi="Times New Roman" w:cs="Times New Roman"/>
+          <w:sz w:val="24"/>
+          <w:szCs w:val="24"/>
+          <w:lang w:val="en-IN"/>
+        </w:rPr>
+      </w:pPr>
+      <w:r>
+        <w:rPr>
+          <w:rFonts w:ascii="Times New Roman" w:eastAsia="Times New Roman" w:hAnsi="Times New Roman" w:cs="Times New Roman"/>
+          <w:sz w:val="24"/>
+          <w:szCs w:val="24"/>
+          <w:lang w:val="en-IN"/>
+        </w:rPr>
+        <w:t>&lt;html lang="</w:t>
+      </w:r>
+      <w:proofErr w:type="spellStart"/>
+      <w:r>
+        <w:rPr>
+          <w:rFonts w:ascii="Times New Roman" w:eastAsia="Times New Roman" w:hAnsi="Times New Roman" w:cs="Times New Roman"/>
+          <w:sz w:val="24"/>
+          <w:szCs w:val="24"/>
+          <w:lang w:val="en-IN"/>
+        </w:rPr>
+        <w:t>en</w:t>
+      </w:r>
+      <w:proofErr w:type="spellEnd"/>
+      <w:r>
+        <w:rPr>
+          <w:rFonts w:ascii="Times New Roman" w:eastAsia="Times New Roman" w:hAnsi="Times New Roman" w:cs="Times New Roman"/>
+          <w:sz w:val="24"/>
+          <w:szCs w:val="24"/>
+          <w:lang w:val="en-IN"/>
+        </w:rPr>
+        <w:t>"&gt;</w:t>
+      </w:r>
+    </w:p>
+    <w:p>
+      <w:pPr>
+        <w:rPr>
+          <w:rFonts w:ascii="Times New Roman" w:eastAsia="Times New Roman" w:hAnsi="Times New Roman" w:cs="Times New Roman"/>
+          <w:sz w:val="24"/>
+          <w:szCs w:val="24"/>
+          <w:lang w:val="en-IN"/>
+        </w:rPr>
+      </w:pPr>
+      <w:r>
+        <w:rPr>
+          <w:rFonts w:ascii="Times New Roman" w:eastAsia="Times New Roman" w:hAnsi="Times New Roman" w:cs="Times New Roman"/>
+          <w:sz w:val="24"/>
+          <w:szCs w:val="24"/>
+          <w:lang w:val="en-IN"/>
+        </w:rPr>
+        <w:t>&lt;head&gt;</w:t>
+      </w:r>
+    </w:p>
+    <w:p>
+      <w:pPr>
+        <w:rPr>
+          <w:rFonts w:ascii="Times New Roman" w:eastAsia="Times New Roman" w:hAnsi="Times New Roman" w:cs="Times New Roman"/>
+          <w:sz w:val="24"/>
+          <w:szCs w:val="24"/>
+          <w:lang w:val="en-IN"/>
+        </w:rPr>
+      </w:pPr>
+      <w:r>
+        <w:rPr>
+          <w:rFonts w:ascii="Times New Roman" w:eastAsia="Times New Roman" w:hAnsi="Times New Roman" w:cs="Times New Roman"/>
+          <w:sz w:val="24"/>
+          <w:szCs w:val="24"/>
+          <w:lang w:val="en-IN"/>
+        </w:rPr>
+        <w:t>    &lt;script&gt;</w:t>
+      </w:r>
+    </w:p>
+    <w:p>
+      <w:pPr>
+        <w:rPr>
+          <w:rFonts w:ascii="Times New Roman" w:eastAsia="Times New Roman" w:hAnsi="Times New Roman" w:cs="Times New Roman"/>
+          <w:sz w:val="24"/>
+          <w:szCs w:val="24"/>
+          <w:lang w:val="en-IN"/>
+        </w:rPr>
+      </w:pPr>
+      <w:r>
+        <w:rPr>
+          <w:rFonts w:ascii="Times New Roman" w:eastAsia="Times New Roman" w:hAnsi="Times New Roman" w:cs="Times New Roman"/>
+          <w:sz w:val="24"/>
+          <w:szCs w:val="24"/>
+          <w:lang w:val="en-IN"/>
+        </w:rPr>
+        <w:t xml:space="preserve">        function </w:t>
+      </w:r>
+      <w:proofErr w:type="spellStart"/>
+      <w:proofErr w:type="gramStart"/>
+      <w:r>
+        <w:rPr>
+          <w:rFonts w:ascii="Times New Roman" w:eastAsia="Times New Roman" w:hAnsi="Times New Roman" w:cs="Times New Roman"/>
+          <w:sz w:val="24"/>
+          <w:szCs w:val="24"/>
+          <w:lang w:val="en-IN"/>
+        </w:rPr>
+        <w:t>getInfo</w:t>
+      </w:r>
+      <w:proofErr w:type="spellEnd"/>
+      <w:r>
+        <w:rPr>
+          <w:rFonts w:ascii="Times New Roman" w:eastAsia="Times New Roman" w:hAnsi="Times New Roman" w:cs="Times New Roman"/>
+          <w:sz w:val="24"/>
+          <w:szCs w:val="24"/>
+          <w:lang w:val="en-IN"/>
+        </w:rPr>
+        <w:t>(</w:t>
+      </w:r>
+      <w:proofErr w:type="gramEnd"/>
+      <w:r>
+        <w:rPr>
+          <w:rFonts w:ascii="Times New Roman" w:eastAsia="Times New Roman" w:hAnsi="Times New Roman" w:cs="Times New Roman"/>
+          <w:sz w:val="24"/>
+          <w:szCs w:val="24"/>
+          <w:lang w:val="en-IN"/>
+        </w:rPr>
+        <w:t>) {</w:t>
+      </w:r>
+    </w:p>
+    <w:p>
+      <w:pPr>
+        <w:rPr>
+          <w:rFonts w:ascii="Times New Roman" w:eastAsia="Times New Roman" w:hAnsi="Times New Roman" w:cs="Times New Roman"/>
+          <w:sz w:val="24"/>
+          <w:szCs w:val="24"/>
+          <w:lang w:val="en-IN"/>
+        </w:rPr>
+      </w:pPr>
+      <w:r>
+        <w:rPr>
+          <w:rFonts w:ascii="Times New Roman" w:eastAsia="Times New Roman" w:hAnsi="Times New Roman" w:cs="Times New Roman"/>
+          <w:sz w:val="24"/>
+          <w:szCs w:val="24"/>
+          <w:lang w:val="en-IN"/>
+        </w:rPr>
+        <w:t xml:space="preserve">            var info = </w:t>
+      </w:r>
+      <w:proofErr w:type="spellStart"/>
+      <w:proofErr w:type="gramStart"/>
+      <w:r>
+        <w:rPr>
+          <w:rFonts w:ascii="Times New Roman" w:eastAsia="Times New Roman" w:hAnsi="Times New Roman" w:cs="Times New Roman"/>
+          <w:sz w:val="24"/>
+          <w:szCs w:val="24"/>
+          <w:lang w:val="en-IN"/>
+        </w:rPr>
+        <w:t>document.querySelectorAll</w:t>
+      </w:r>
+      <w:proofErr w:type="spellEnd"/>
+      <w:proofErr w:type="gramEnd"/>
+      <w:r>
+        <w:rPr>
+          <w:rFonts w:ascii="Times New Roman" w:eastAsia="Times New Roman" w:hAnsi="Times New Roman" w:cs="Times New Roman"/>
+          <w:sz w:val="24"/>
+          <w:szCs w:val="24"/>
+          <w:lang w:val="en-IN"/>
+        </w:rPr>
+        <w:t>("input");</w:t>
+      </w:r>
+    </w:p>
+    <w:p>
+      <w:pPr>
+        <w:rPr>
+          <w:rFonts w:ascii="Times New Roman" w:eastAsia="Times New Roman" w:hAnsi="Times New Roman" w:cs="Times New Roman"/>
+          <w:sz w:val="24"/>
+          <w:szCs w:val="24"/>
+          <w:lang w:val="en-IN"/>
+        </w:rPr>
+      </w:pPr>
+    </w:p>
+    <w:p>
+      <w:pPr>
+        <w:rPr>
+          <w:rFonts w:ascii="Times New Roman" w:eastAsia="Times New Roman" w:hAnsi="Times New Roman" w:cs="Times New Roman"/>
+          <w:sz w:val="24"/>
+          <w:szCs w:val="24"/>
+          <w:lang w:val="en-IN"/>
+        </w:rPr>
+      </w:pPr>
+      <w:r>
+        <w:rPr>
+          <w:rFonts w:ascii="Times New Roman" w:eastAsia="Times New Roman" w:hAnsi="Times New Roman" w:cs="Times New Roman"/>
+          <w:sz w:val="24"/>
+          <w:szCs w:val="24"/>
+          <w:lang w:val="en-IN"/>
+        </w:rPr>
+        <w:t xml:space="preserve">            </w:t>
+      </w:r>
+      <w:proofErr w:type="spellStart"/>
+      <w:proofErr w:type="gramStart"/>
+      <w:r>
+        <w:rPr>
+          <w:rFonts w:ascii="Times New Roman" w:eastAsia="Times New Roman" w:hAnsi="Times New Roman" w:cs="Times New Roman"/>
+          <w:sz w:val="24"/>
+          <w:szCs w:val="24"/>
+          <w:lang w:val="en-IN"/>
+        </w:rPr>
+        <w:t>info.forEach</w:t>
+      </w:r>
+      <w:proofErr w:type="spellEnd"/>
+      <w:proofErr w:type="gramEnd"/>
+      <w:r>
+        <w:rPr>
+          <w:rFonts w:ascii="Times New Roman" w:eastAsia="Times New Roman" w:hAnsi="Times New Roman" w:cs="Times New Roman"/>
+          <w:sz w:val="24"/>
+          <w:szCs w:val="24"/>
+          <w:lang w:val="en-IN"/>
+        </w:rPr>
+        <w:t>(</w:t>
+      </w:r>
+    </w:p>
+    <w:p>
+      <w:pPr>
+        <w:rPr>
+          <w:rFonts w:ascii="Times New Roman" w:eastAsia="Times New Roman" w:hAnsi="Times New Roman" w:cs="Times New Roman"/>
+          <w:sz w:val="24"/>
+          <w:szCs w:val="24"/>
+          <w:lang w:val="en-IN"/>
+        </w:rPr>
+      </w:pPr>
+      <w:r>
+        <w:rPr>
+          <w:rFonts w:ascii="Times New Roman" w:eastAsia="Times New Roman" w:hAnsi="Times New Roman" w:cs="Times New Roman"/>
+          <w:sz w:val="24"/>
+          <w:szCs w:val="24"/>
+          <w:lang w:val="en-IN"/>
+        </w:rPr>
+        <w:t>                function(info</w:t>
+      </w:r>
+      <w:proofErr w:type="gramStart"/>
+      <w:r>
+        <w:rPr>
+          <w:rFonts w:ascii="Times New Roman" w:eastAsia="Times New Roman" w:hAnsi="Times New Roman" w:cs="Times New Roman"/>
+          <w:sz w:val="24"/>
+          <w:szCs w:val="24"/>
+          <w:lang w:val="en-IN"/>
+        </w:rPr>
+        <w:t>){</w:t>
+      </w:r>
+      <w:proofErr w:type="gramEnd"/>
+    </w:p>
+    <w:p>
+      <w:pPr>
+        <w:rPr>
+          <w:rFonts w:ascii="Times New Roman" w:eastAsia="Times New Roman" w:hAnsi="Times New Roman" w:cs="Times New Roman"/>
+          <w:sz w:val="24"/>
+          <w:szCs w:val="24"/>
+          <w:lang w:val="en-IN"/>
+        </w:rPr>
+      </w:pPr>
+      <w:r>
+        <w:rPr>
+          <w:rFonts w:ascii="Times New Roman" w:eastAsia="Times New Roman" w:hAnsi="Times New Roman" w:cs="Times New Roman"/>
+          <w:sz w:val="24"/>
+          <w:szCs w:val="24"/>
+          <w:lang w:val="en-IN"/>
+        </w:rPr>
+        <w:t>                    // alert(</w:t>
+      </w:r>
+      <w:proofErr w:type="spellStart"/>
+      <w:r>
+        <w:rPr>
+          <w:rFonts w:ascii="Times New Roman" w:eastAsia="Times New Roman" w:hAnsi="Times New Roman" w:cs="Times New Roman"/>
+          <w:sz w:val="24"/>
+          <w:szCs w:val="24"/>
+          <w:lang w:val="en-IN"/>
+        </w:rPr>
+        <w:t>info.value</w:t>
+      </w:r>
+      <w:proofErr w:type="spellEnd"/>
+      <w:r>
+        <w:rPr>
+          <w:rFonts w:ascii="Times New Roman" w:eastAsia="Times New Roman" w:hAnsi="Times New Roman" w:cs="Times New Roman"/>
+          <w:sz w:val="24"/>
+          <w:szCs w:val="24"/>
+          <w:lang w:val="en-IN"/>
+        </w:rPr>
+        <w:t>);</w:t>
+      </w:r>
+    </w:p>
+    <w:p>
+      <w:pPr>
+        <w:rPr>
+          <w:rFonts w:ascii="Times New Roman" w:eastAsia="Times New Roman" w:hAnsi="Times New Roman" w:cs="Times New Roman"/>
+          <w:sz w:val="24"/>
+          <w:szCs w:val="24"/>
+          <w:lang w:val="en-IN"/>
+        </w:rPr>
+      </w:pPr>
+      <w:r>
+        <w:rPr>
+          <w:rFonts w:ascii="Times New Roman" w:eastAsia="Times New Roman" w:hAnsi="Times New Roman" w:cs="Times New Roman"/>
+          <w:sz w:val="24"/>
+          <w:szCs w:val="24"/>
+          <w:lang w:val="en-IN"/>
+        </w:rPr>
+        <w:t xml:space="preserve">                    </w:t>
+      </w:r>
+      <w:proofErr w:type="spellStart"/>
+      <w:proofErr w:type="gramStart"/>
+      <w:r>
+        <w:rPr>
+          <w:rFonts w:ascii="Times New Roman" w:eastAsia="Times New Roman" w:hAnsi="Times New Roman" w:cs="Times New Roman"/>
+          <w:sz w:val="24"/>
+          <w:szCs w:val="24"/>
+          <w:lang w:val="en-IN"/>
+        </w:rPr>
+        <w:t>document.getElementById</w:t>
+      </w:r>
+      <w:proofErr w:type="spellEnd"/>
+      <w:proofErr w:type="gramEnd"/>
+      <w:r>
+        <w:rPr>
+          <w:rFonts w:ascii="Times New Roman" w:eastAsia="Times New Roman" w:hAnsi="Times New Roman" w:cs="Times New Roman"/>
+          <w:sz w:val="24"/>
+          <w:szCs w:val="24"/>
+          <w:lang w:val="en-IN"/>
+        </w:rPr>
+        <w:t>("output"</w:t>
+      </w:r>
+      <w:proofErr w:type="gramStart"/>
+      <w:r>
+        <w:rPr>
+          <w:rFonts w:ascii="Times New Roman" w:eastAsia="Times New Roman" w:hAnsi="Times New Roman" w:cs="Times New Roman"/>
+          <w:sz w:val="24"/>
+          <w:szCs w:val="24"/>
+          <w:lang w:val="en-IN"/>
+        </w:rPr>
+        <w:t>).</w:t>
+      </w:r>
+      <w:proofErr w:type="spellStart"/>
+      <w:r>
+        <w:rPr>
+          <w:rFonts w:ascii="Times New Roman" w:eastAsia="Times New Roman" w:hAnsi="Times New Roman" w:cs="Times New Roman"/>
+          <w:sz w:val="24"/>
+          <w:szCs w:val="24"/>
+          <w:lang w:val="en-IN"/>
+        </w:rPr>
+        <w:t>innerHTML</w:t>
+      </w:r>
+      <w:proofErr w:type="spellEnd"/>
+      <w:r>
+        <w:rPr>
+          <w:rFonts w:ascii="Times New Roman" w:eastAsia="Times New Roman" w:hAnsi="Times New Roman" w:cs="Times New Roman"/>
+          <w:sz w:val="24"/>
+          <w:szCs w:val="24"/>
+          <w:lang w:val="en-IN"/>
+        </w:rPr>
+        <w:t>+=</w:t>
+      </w:r>
+      <w:proofErr w:type="spellStart"/>
+      <w:r>
+        <w:rPr>
+          <w:rFonts w:ascii="Times New Roman" w:eastAsia="Times New Roman" w:hAnsi="Times New Roman" w:cs="Times New Roman"/>
+          <w:sz w:val="24"/>
+          <w:szCs w:val="24"/>
+          <w:lang w:val="en-IN"/>
+        </w:rPr>
+        <w:t>info.value</w:t>
+      </w:r>
+      <w:proofErr w:type="spellEnd"/>
+      <w:proofErr w:type="gramEnd"/>
+      <w:r>
+        <w:rPr>
+          <w:rFonts w:ascii="Times New Roman" w:eastAsia="Times New Roman" w:hAnsi="Times New Roman" w:cs="Times New Roman"/>
+          <w:sz w:val="24"/>
+          <w:szCs w:val="24"/>
+          <w:lang w:val="en-IN"/>
+        </w:rPr>
+        <w:t>+"&lt;</w:t>
+      </w:r>
+      <w:proofErr w:type="spellStart"/>
+      <w:r>
+        <w:rPr>
+          <w:rFonts w:ascii="Times New Roman" w:eastAsia="Times New Roman" w:hAnsi="Times New Roman" w:cs="Times New Roman"/>
+          <w:sz w:val="24"/>
+          <w:szCs w:val="24"/>
+          <w:lang w:val="en-IN"/>
+        </w:rPr>
+        <w:t>br</w:t>
+      </w:r>
+      <w:proofErr w:type="spellEnd"/>
+      <w:r>
+        <w:rPr>
+          <w:rFonts w:ascii="Times New Roman" w:eastAsia="Times New Roman" w:hAnsi="Times New Roman" w:cs="Times New Roman"/>
+          <w:sz w:val="24"/>
+          <w:szCs w:val="24"/>
+          <w:lang w:val="en-IN"/>
+        </w:rPr>
+        <w:t>&gt;";</w:t>
+      </w:r>
+    </w:p>
+    <w:p>
+      <w:pPr>
+        <w:rPr>
+          <w:rFonts w:ascii="Times New Roman" w:eastAsia="Times New Roman" w:hAnsi="Times New Roman" w:cs="Times New Roman"/>
+          <w:sz w:val="24"/>
+          <w:szCs w:val="24"/>
+          <w:lang w:val="en-IN"/>
+        </w:rPr>
+      </w:pPr>
+      <w:r>
+        <w:rPr>
+          <w:rFonts w:ascii="Times New Roman" w:eastAsia="Times New Roman" w:hAnsi="Times New Roman" w:cs="Times New Roman"/>
+          <w:sz w:val="24"/>
+          <w:szCs w:val="24"/>
+          <w:lang w:val="en-IN"/>
+        </w:rPr>
+        <w:t>                }</w:t>
+      </w:r>
+    </w:p>
+    <w:p>
+      <w:pPr>
+        <w:rPr>
+          <w:rFonts w:ascii="Times New Roman" w:eastAsia="Times New Roman" w:hAnsi="Times New Roman" w:cs="Times New Roman"/>
+          <w:sz w:val="24"/>
+          <w:szCs w:val="24"/>
+          <w:lang w:val="en-IN"/>
+        </w:rPr>
+      </w:pPr>
+      <w:r>
+        <w:rPr>
+          <w:rFonts w:ascii="Times New Roman" w:eastAsia="Times New Roman" w:hAnsi="Times New Roman" w:cs="Times New Roman"/>
+          <w:sz w:val="24"/>
+          <w:szCs w:val="24"/>
+          <w:lang w:val="en-IN"/>
+        </w:rPr>
+        <w:t>            );</w:t>
+      </w:r>
+    </w:p>
+    <w:p>
+      <w:pPr>
+        <w:rPr>
+          <w:rFonts w:ascii="Times New Roman" w:eastAsia="Times New Roman" w:hAnsi="Times New Roman" w:cs="Times New Roman"/>
+          <w:sz w:val="24"/>
+          <w:szCs w:val="24"/>
+          <w:lang w:val="en-IN"/>
+        </w:rPr>
+      </w:pPr>
+      <w:r>
+        <w:rPr>
+          <w:rFonts w:ascii="Times New Roman" w:eastAsia="Times New Roman" w:hAnsi="Times New Roman" w:cs="Times New Roman"/>
+          <w:sz w:val="24"/>
+          <w:szCs w:val="24"/>
+          <w:lang w:val="en-IN"/>
+        </w:rPr>
+        <w:t xml:space="preserve">            </w:t>
+      </w:r>
+    </w:p>
+    <w:p>
+      <w:pPr>
+        <w:rPr>
+          <w:rFonts w:ascii="Times New Roman" w:eastAsia="Times New Roman" w:hAnsi="Times New Roman" w:cs="Times New Roman"/>
+          <w:sz w:val="24"/>
+          <w:szCs w:val="24"/>
+          <w:lang w:val="en-IN"/>
+        </w:rPr>
+      </w:pPr>
+      <w:r>
+        <w:rPr>
+          <w:rFonts w:ascii="Times New Roman" w:eastAsia="Times New Roman" w:hAnsi="Times New Roman" w:cs="Times New Roman"/>
+          <w:sz w:val="24"/>
+          <w:szCs w:val="24"/>
+          <w:lang w:val="en-IN"/>
+        </w:rPr>
+        <w:t xml:space="preserve">            var sports = </w:t>
+      </w:r>
+      <w:proofErr w:type="spellStart"/>
+      <w:proofErr w:type="gramStart"/>
+      <w:r>
+        <w:rPr>
+          <w:rFonts w:ascii="Times New Roman" w:eastAsia="Times New Roman" w:hAnsi="Times New Roman" w:cs="Times New Roman"/>
+          <w:sz w:val="24"/>
+          <w:szCs w:val="24"/>
+          <w:lang w:val="en-IN"/>
+        </w:rPr>
+        <w:t>document.querySelectorAll</w:t>
+      </w:r>
+      <w:proofErr w:type="spellEnd"/>
+      <w:proofErr w:type="gramEnd"/>
+      <w:r>
+        <w:rPr>
+          <w:rFonts w:ascii="Times New Roman" w:eastAsia="Times New Roman" w:hAnsi="Times New Roman" w:cs="Times New Roman"/>
+          <w:sz w:val="24"/>
+          <w:szCs w:val="24"/>
+          <w:lang w:val="en-IN"/>
+        </w:rPr>
+        <w:t>("input[type='checkbox']");</w:t>
+      </w:r>
+    </w:p>
+    <w:p>
+      <w:pPr>
+        <w:rPr>
+          <w:rFonts w:ascii="Times New Roman" w:eastAsia="Times New Roman" w:hAnsi="Times New Roman" w:cs="Times New Roman"/>
+          <w:sz w:val="24"/>
+          <w:szCs w:val="24"/>
+          <w:lang w:val="en-IN"/>
+        </w:rPr>
+      </w:pPr>
+      <w:r>
+        <w:rPr>
+          <w:rFonts w:ascii="Times New Roman" w:eastAsia="Times New Roman" w:hAnsi="Times New Roman" w:cs="Times New Roman"/>
+          <w:sz w:val="24"/>
+          <w:szCs w:val="24"/>
+          <w:lang w:val="en-IN"/>
+        </w:rPr>
+        <w:t xml:space="preserve">            </w:t>
+      </w:r>
+      <w:proofErr w:type="spellStart"/>
+      <w:proofErr w:type="gramStart"/>
+      <w:r>
+        <w:rPr>
+          <w:rFonts w:ascii="Times New Roman" w:eastAsia="Times New Roman" w:hAnsi="Times New Roman" w:cs="Times New Roman"/>
+          <w:sz w:val="24"/>
+          <w:szCs w:val="24"/>
+          <w:lang w:val="en-IN"/>
+        </w:rPr>
+        <w:t>document.getElementById</w:t>
+      </w:r>
+      <w:proofErr w:type="spellEnd"/>
+      <w:proofErr w:type="gramEnd"/>
+      <w:r>
+        <w:rPr>
+          <w:rFonts w:ascii="Times New Roman" w:eastAsia="Times New Roman" w:hAnsi="Times New Roman" w:cs="Times New Roman"/>
+          <w:sz w:val="24"/>
+          <w:szCs w:val="24"/>
+          <w:lang w:val="en-IN"/>
+        </w:rPr>
+        <w:t>("output"</w:t>
+      </w:r>
+      <w:proofErr w:type="gramStart"/>
+      <w:r>
+        <w:rPr>
+          <w:rFonts w:ascii="Times New Roman" w:eastAsia="Times New Roman" w:hAnsi="Times New Roman" w:cs="Times New Roman"/>
+          <w:sz w:val="24"/>
+          <w:szCs w:val="24"/>
+          <w:lang w:val="en-IN"/>
+        </w:rPr>
+        <w:t>).</w:t>
+      </w:r>
+      <w:proofErr w:type="spellStart"/>
+      <w:r>
+        <w:rPr>
+          <w:rFonts w:ascii="Times New Roman" w:eastAsia="Times New Roman" w:hAnsi="Times New Roman" w:cs="Times New Roman"/>
+          <w:sz w:val="24"/>
+          <w:szCs w:val="24"/>
+          <w:lang w:val="en-IN"/>
+        </w:rPr>
+        <w:t>innerHTML</w:t>
+      </w:r>
+      <w:proofErr w:type="spellEnd"/>
+      <w:proofErr w:type="gramEnd"/>
+      <w:r>
+        <w:rPr>
+          <w:rFonts w:ascii="Times New Roman" w:eastAsia="Times New Roman" w:hAnsi="Times New Roman" w:cs="Times New Roman"/>
+          <w:sz w:val="24"/>
+          <w:szCs w:val="24"/>
+          <w:lang w:val="en-IN"/>
+        </w:rPr>
+        <w:t>+="&lt;</w:t>
+      </w:r>
+      <w:proofErr w:type="spellStart"/>
+      <w:r>
+        <w:rPr>
+          <w:rFonts w:ascii="Times New Roman" w:eastAsia="Times New Roman" w:hAnsi="Times New Roman" w:cs="Times New Roman"/>
+          <w:sz w:val="24"/>
+          <w:szCs w:val="24"/>
+          <w:lang w:val="en-IN"/>
+        </w:rPr>
+        <w:t>br</w:t>
+      </w:r>
+      <w:proofErr w:type="spellEnd"/>
+      <w:r>
+        <w:rPr>
+          <w:rFonts w:ascii="Times New Roman" w:eastAsia="Times New Roman" w:hAnsi="Times New Roman" w:cs="Times New Roman"/>
+          <w:sz w:val="24"/>
+          <w:szCs w:val="24"/>
+          <w:lang w:val="en-IN"/>
+        </w:rPr>
+        <w:t>&gt; You Play: ";</w:t>
+      </w:r>
+    </w:p>
+    <w:p>
+      <w:pPr>
+        <w:rPr>
+          <w:rFonts w:ascii="Times New Roman" w:eastAsia="Times New Roman" w:hAnsi="Times New Roman" w:cs="Times New Roman"/>
+          <w:sz w:val="24"/>
+          <w:szCs w:val="24"/>
+          <w:lang w:val="en-IN"/>
+        </w:rPr>
+      </w:pPr>
+      <w:r>
+        <w:rPr>
+          <w:rFonts w:ascii="Times New Roman" w:eastAsia="Times New Roman" w:hAnsi="Times New Roman" w:cs="Times New Roman"/>
+          <w:sz w:val="24"/>
+          <w:szCs w:val="24"/>
+          <w:lang w:val="en-IN"/>
+        </w:rPr>
+        <w:t xml:space="preserve">            </w:t>
+      </w:r>
+      <w:proofErr w:type="spellStart"/>
+      <w:proofErr w:type="gramStart"/>
+      <w:r>
+        <w:rPr>
+          <w:rFonts w:ascii="Times New Roman" w:eastAsia="Times New Roman" w:hAnsi="Times New Roman" w:cs="Times New Roman"/>
+          <w:sz w:val="24"/>
+          <w:szCs w:val="24"/>
+          <w:lang w:val="en-IN"/>
+        </w:rPr>
+        <w:t>sports.forEach</w:t>
+      </w:r>
+      <w:proofErr w:type="spellEnd"/>
+      <w:proofErr w:type="gramEnd"/>
+      <w:r>
+        <w:rPr>
+          <w:rFonts w:ascii="Times New Roman" w:eastAsia="Times New Roman" w:hAnsi="Times New Roman" w:cs="Times New Roman"/>
+          <w:sz w:val="24"/>
+          <w:szCs w:val="24"/>
+          <w:lang w:val="en-IN"/>
+        </w:rPr>
+        <w:t>(</w:t>
+      </w:r>
+    </w:p>
+    <w:p>
+      <w:pPr>
+        <w:rPr>
+          <w:rFonts w:ascii="Times New Roman" w:eastAsia="Times New Roman" w:hAnsi="Times New Roman" w:cs="Times New Roman"/>
+          <w:sz w:val="24"/>
+          <w:szCs w:val="24"/>
+          <w:lang w:val="en-IN"/>
+        </w:rPr>
+      </w:pPr>
+      <w:r>
+        <w:rPr>
+          <w:rFonts w:ascii="Times New Roman" w:eastAsia="Times New Roman" w:hAnsi="Times New Roman" w:cs="Times New Roman"/>
+          <w:sz w:val="24"/>
+          <w:szCs w:val="24"/>
+          <w:lang w:val="en-IN"/>
+        </w:rPr>
+        <w:t>                function(sports</w:t>
+      </w:r>
+      <w:proofErr w:type="gramStart"/>
+      <w:r>
+        <w:rPr>
+          <w:rFonts w:ascii="Times New Roman" w:eastAsia="Times New Roman" w:hAnsi="Times New Roman" w:cs="Times New Roman"/>
+          <w:sz w:val="24"/>
+          <w:szCs w:val="24"/>
+          <w:lang w:val="en-IN"/>
+        </w:rPr>
+        <w:t>){</w:t>
+      </w:r>
+      <w:proofErr w:type="gramEnd"/>
+    </w:p>
+    <w:p>
+      <w:pPr>
+        <w:rPr>
+          <w:rFonts w:ascii="Times New Roman" w:eastAsia="Times New Roman" w:hAnsi="Times New Roman" w:cs="Times New Roman"/>
+          <w:sz w:val="24"/>
+          <w:szCs w:val="24"/>
+          <w:lang w:val="en-IN"/>
+        </w:rPr>
+      </w:pPr>
+      <w:r>
+        <w:rPr>
+          <w:rFonts w:ascii="Times New Roman" w:eastAsia="Times New Roman" w:hAnsi="Times New Roman" w:cs="Times New Roman"/>
+          <w:sz w:val="24"/>
+          <w:szCs w:val="24"/>
+          <w:lang w:val="en-IN"/>
+        </w:rPr>
+        <w:t>                    if(</w:t>
+      </w:r>
+      <w:proofErr w:type="spellStart"/>
+      <w:proofErr w:type="gramStart"/>
+      <w:r>
+        <w:rPr>
+          <w:rFonts w:ascii="Times New Roman" w:eastAsia="Times New Roman" w:hAnsi="Times New Roman" w:cs="Times New Roman"/>
+          <w:sz w:val="24"/>
+          <w:szCs w:val="24"/>
+          <w:lang w:val="en-IN"/>
+        </w:rPr>
+        <w:t>sports.checked</w:t>
+      </w:r>
+      <w:proofErr w:type="spellEnd"/>
+      <w:proofErr w:type="gramEnd"/>
+      <w:r>
+        <w:rPr>
+          <w:rFonts w:ascii="Times New Roman" w:eastAsia="Times New Roman" w:hAnsi="Times New Roman" w:cs="Times New Roman"/>
+          <w:sz w:val="24"/>
+          <w:szCs w:val="24"/>
+          <w:lang w:val="en-IN"/>
+        </w:rPr>
+        <w:t>)</w:t>
+      </w:r>
+    </w:p>
+    <w:p>
+      <w:pPr>
+        <w:rPr>
+          <w:rFonts w:ascii="Times New Roman" w:eastAsia="Times New Roman" w:hAnsi="Times New Roman" w:cs="Times New Roman"/>
+          <w:sz w:val="24"/>
+          <w:szCs w:val="24"/>
+          <w:lang w:val="en-IN"/>
+        </w:rPr>
+      </w:pPr>
+      <w:r>
+        <w:rPr>
+          <w:rFonts w:ascii="Times New Roman" w:eastAsia="Times New Roman" w:hAnsi="Times New Roman" w:cs="Times New Roman"/>
+          <w:sz w:val="24"/>
+          <w:szCs w:val="24"/>
+          <w:lang w:val="en-IN"/>
+        </w:rPr>
+        <w:t xml:space="preserve">                    </w:t>
+      </w:r>
+      <w:proofErr w:type="spellStart"/>
+      <w:proofErr w:type="gramStart"/>
+      <w:r>
+        <w:rPr>
+          <w:rFonts w:ascii="Times New Roman" w:eastAsia="Times New Roman" w:hAnsi="Times New Roman" w:cs="Times New Roman"/>
+          <w:sz w:val="24"/>
+          <w:szCs w:val="24"/>
+          <w:lang w:val="en-IN"/>
+        </w:rPr>
+        <w:t>document.getElementById</w:t>
+      </w:r>
+      <w:proofErr w:type="spellEnd"/>
+      <w:proofErr w:type="gramEnd"/>
+      <w:r>
+        <w:rPr>
+          <w:rFonts w:ascii="Times New Roman" w:eastAsia="Times New Roman" w:hAnsi="Times New Roman" w:cs="Times New Roman"/>
+          <w:sz w:val="24"/>
+          <w:szCs w:val="24"/>
+          <w:lang w:val="en-IN"/>
+        </w:rPr>
+        <w:t>("output"</w:t>
+      </w:r>
+      <w:proofErr w:type="gramStart"/>
+      <w:r>
+        <w:rPr>
+          <w:rFonts w:ascii="Times New Roman" w:eastAsia="Times New Roman" w:hAnsi="Times New Roman" w:cs="Times New Roman"/>
+          <w:sz w:val="24"/>
+          <w:szCs w:val="24"/>
+          <w:lang w:val="en-IN"/>
+        </w:rPr>
+        <w:t>).</w:t>
+      </w:r>
+      <w:proofErr w:type="spellStart"/>
+      <w:r>
+        <w:rPr>
+          <w:rFonts w:ascii="Times New Roman" w:eastAsia="Times New Roman" w:hAnsi="Times New Roman" w:cs="Times New Roman"/>
+          <w:sz w:val="24"/>
+          <w:szCs w:val="24"/>
+          <w:lang w:val="en-IN"/>
+        </w:rPr>
+        <w:t>innerHTML</w:t>
+      </w:r>
+      <w:proofErr w:type="spellEnd"/>
+      <w:r>
+        <w:rPr>
+          <w:rFonts w:ascii="Times New Roman" w:eastAsia="Times New Roman" w:hAnsi="Times New Roman" w:cs="Times New Roman"/>
+          <w:sz w:val="24"/>
+          <w:szCs w:val="24"/>
+          <w:lang w:val="en-IN"/>
+        </w:rPr>
+        <w:t>+=</w:t>
+      </w:r>
+      <w:proofErr w:type="spellStart"/>
+      <w:r>
+        <w:rPr>
+          <w:rFonts w:ascii="Times New Roman" w:eastAsia="Times New Roman" w:hAnsi="Times New Roman" w:cs="Times New Roman"/>
+          <w:sz w:val="24"/>
+          <w:szCs w:val="24"/>
+          <w:lang w:val="en-IN"/>
+        </w:rPr>
+        <w:t>sports.value</w:t>
+      </w:r>
+      <w:proofErr w:type="spellEnd"/>
+      <w:proofErr w:type="gramEnd"/>
+      <w:r>
+        <w:rPr>
+          <w:rFonts w:ascii="Times New Roman" w:eastAsia="Times New Roman" w:hAnsi="Times New Roman" w:cs="Times New Roman"/>
+          <w:sz w:val="24"/>
+          <w:szCs w:val="24"/>
+          <w:lang w:val="en-IN"/>
+        </w:rPr>
+        <w:t xml:space="preserve"> + " ";</w:t>
+      </w:r>
+    </w:p>
+    <w:p>
+      <w:pPr>
+        <w:rPr>
+          <w:rFonts w:ascii="Times New Roman" w:eastAsia="Times New Roman" w:hAnsi="Times New Roman" w:cs="Times New Roman"/>
+          <w:sz w:val="24"/>
+          <w:szCs w:val="24"/>
+          <w:lang w:val="en-IN"/>
+        </w:rPr>
+      </w:pPr>
+      <w:r>
+        <w:rPr>
+          <w:rFonts w:ascii="Times New Roman" w:eastAsia="Times New Roman" w:hAnsi="Times New Roman" w:cs="Times New Roman"/>
+          <w:sz w:val="24"/>
+          <w:szCs w:val="24"/>
+          <w:lang w:val="en-IN"/>
+        </w:rPr>
+        <w:t>            }</w:t>
+      </w:r>
+    </w:p>
+    <w:p>
+      <w:pPr>
+        <w:rPr>
+          <w:rFonts w:ascii="Times New Roman" w:eastAsia="Times New Roman" w:hAnsi="Times New Roman" w:cs="Times New Roman"/>
+          <w:sz w:val="24"/>
+          <w:szCs w:val="24"/>
+          <w:lang w:val="en-IN"/>
+        </w:rPr>
+      </w:pPr>
+      <w:r>
+        <w:rPr>
+          <w:rFonts w:ascii="Times New Roman" w:eastAsia="Times New Roman" w:hAnsi="Times New Roman" w:cs="Times New Roman"/>
+          <w:sz w:val="24"/>
+          <w:szCs w:val="24"/>
+          <w:lang w:val="en-IN"/>
+        </w:rPr>
+        <w:t>        );</w:t>
+      </w:r>
+    </w:p>
+    <w:p>
+      <w:pPr>
+        <w:rPr>
+          <w:rFonts w:ascii="Times New Roman" w:eastAsia="Times New Roman" w:hAnsi="Times New Roman" w:cs="Times New Roman"/>
+          <w:sz w:val="24"/>
+          <w:szCs w:val="24"/>
+          <w:lang w:val="en-IN"/>
+        </w:rPr>
+      </w:pPr>
+      <w:r>
+        <w:rPr>
+          <w:rFonts w:ascii="Times New Roman" w:eastAsia="Times New Roman" w:hAnsi="Times New Roman" w:cs="Times New Roman"/>
+          <w:sz w:val="24"/>
+          <w:szCs w:val="24"/>
+          <w:lang w:val="en-IN"/>
+        </w:rPr>
+        <w:t xml:space="preserve">        // </w:t>
+      </w:r>
+      <w:proofErr w:type="gramStart"/>
+      <w:r>
+        <w:rPr>
+          <w:rFonts w:ascii="Times New Roman" w:eastAsia="Times New Roman" w:hAnsi="Times New Roman" w:cs="Times New Roman"/>
+          <w:sz w:val="24"/>
+          <w:szCs w:val="24"/>
+          <w:lang w:val="en-IN"/>
+        </w:rPr>
+        <w:t>alert(</w:t>
+      </w:r>
+      <w:proofErr w:type="gramEnd"/>
+      <w:r>
+        <w:rPr>
+          <w:rFonts w:ascii="Times New Roman" w:eastAsia="Times New Roman" w:hAnsi="Times New Roman" w:cs="Times New Roman"/>
+          <w:sz w:val="24"/>
+          <w:szCs w:val="24"/>
+          <w:lang w:val="en-IN"/>
+        </w:rPr>
+        <w:t>);</w:t>
+      </w:r>
+    </w:p>
+    <w:p>
+      <w:pPr>
+        <w:rPr>
+          <w:rFonts w:ascii="Times New Roman" w:eastAsia="Times New Roman" w:hAnsi="Times New Roman" w:cs="Times New Roman"/>
+          <w:sz w:val="24"/>
+          <w:szCs w:val="24"/>
+          <w:lang w:val="en-IN"/>
+        </w:rPr>
+      </w:pPr>
+      <w:r>
+        <w:rPr>
+          <w:rFonts w:ascii="Times New Roman" w:eastAsia="Times New Roman" w:hAnsi="Times New Roman" w:cs="Times New Roman"/>
+          <w:sz w:val="24"/>
+          <w:szCs w:val="24"/>
+          <w:lang w:val="en-IN"/>
+        </w:rPr>
+        <w:t>        }</w:t>
+      </w:r>
+    </w:p>
+    <w:p>
+      <w:pPr>
+        <w:rPr>
+          <w:rFonts w:ascii="Times New Roman" w:eastAsia="Times New Roman" w:hAnsi="Times New Roman" w:cs="Times New Roman"/>
+          <w:sz w:val="24"/>
+          <w:szCs w:val="24"/>
+          <w:lang w:val="en-IN"/>
+        </w:rPr>
+      </w:pPr>
+      <w:r>
+        <w:rPr>
+          <w:rFonts w:ascii="Times New Roman" w:eastAsia="Times New Roman" w:hAnsi="Times New Roman" w:cs="Times New Roman"/>
+          <w:sz w:val="24"/>
+          <w:szCs w:val="24"/>
+          <w:lang w:val="en-IN"/>
+        </w:rPr>
+        <w:t>    &lt;/script&gt;</w:t>
+      </w:r>
+    </w:p>
+    <w:p>
+      <w:pPr>
+        <w:rPr>
+          <w:rFonts w:ascii="Times New Roman" w:eastAsia="Times New Roman" w:hAnsi="Times New Roman" w:cs="Times New Roman"/>
+          <w:sz w:val="24"/>
+          <w:szCs w:val="24"/>
+          <w:lang w:val="en-IN"/>
+        </w:rPr>
+      </w:pPr>
+      <w:r>
+        <w:rPr>
+          <w:rFonts w:ascii="Times New Roman" w:eastAsia="Times New Roman" w:hAnsi="Times New Roman" w:cs="Times New Roman"/>
+          <w:sz w:val="24"/>
+          <w:szCs w:val="24"/>
+          <w:lang w:val="en-IN"/>
+        </w:rPr>
+        <w:t>&lt;/head&gt;</w:t>
+      </w:r>
+    </w:p>
+    <w:p>
+      <w:pPr>
+        <w:rPr>
+          <w:rFonts w:ascii="Times New Roman" w:eastAsia="Times New Roman" w:hAnsi="Times New Roman" w:cs="Times New Roman"/>
+          <w:sz w:val="24"/>
+          <w:szCs w:val="24"/>
+          <w:lang w:val="en-IN"/>
+        </w:rPr>
+      </w:pPr>
+      <w:r>
+        <w:rPr>
+          <w:rFonts w:ascii="Times New Roman" w:eastAsia="Times New Roman" w:hAnsi="Times New Roman" w:cs="Times New Roman"/>
+          <w:sz w:val="24"/>
+          <w:szCs w:val="24"/>
+          <w:lang w:val="en-IN"/>
+        </w:rPr>
+        <w:t>&lt;body&gt;</w:t>
+      </w:r>
+    </w:p>
+    <w:p>
+      <w:pPr>
+        <w:rPr>
+          <w:rFonts w:ascii="Times New Roman" w:eastAsia="Times New Roman" w:hAnsi="Times New Roman" w:cs="Times New Roman"/>
+          <w:sz w:val="24"/>
+          <w:szCs w:val="24"/>
+          <w:lang w:val="en-IN"/>
+        </w:rPr>
+      </w:pPr>
+      <w:r>
+        <w:rPr>
+          <w:rFonts w:ascii="Times New Roman" w:eastAsia="Times New Roman" w:hAnsi="Times New Roman" w:cs="Times New Roman"/>
+          <w:sz w:val="24"/>
+          <w:szCs w:val="24"/>
+          <w:lang w:val="en-IN"/>
+        </w:rPr>
+        <w:t>    Name: &lt;input type="text"&gt;&lt;</w:t>
+      </w:r>
+      <w:proofErr w:type="spellStart"/>
+      <w:r>
+        <w:rPr>
+          <w:rFonts w:ascii="Times New Roman" w:eastAsia="Times New Roman" w:hAnsi="Times New Roman" w:cs="Times New Roman"/>
+          <w:sz w:val="24"/>
+          <w:szCs w:val="24"/>
+          <w:lang w:val="en-IN"/>
+        </w:rPr>
+        <w:t>br</w:t>
+      </w:r>
+      <w:proofErr w:type="spellEnd"/>
+      <w:r>
+        <w:rPr>
+          <w:rFonts w:ascii="Times New Roman" w:eastAsia="Times New Roman" w:hAnsi="Times New Roman" w:cs="Times New Roman"/>
+          <w:sz w:val="24"/>
+          <w:szCs w:val="24"/>
+          <w:lang w:val="en-IN"/>
+        </w:rPr>
+        <w:t>&gt;&lt;</w:t>
+      </w:r>
+      <w:proofErr w:type="spellStart"/>
+      <w:r>
+        <w:rPr>
+          <w:rFonts w:ascii="Times New Roman" w:eastAsia="Times New Roman" w:hAnsi="Times New Roman" w:cs="Times New Roman"/>
+          <w:sz w:val="24"/>
+          <w:szCs w:val="24"/>
+          <w:lang w:val="en-IN"/>
+        </w:rPr>
+        <w:t>br</w:t>
+      </w:r>
+      <w:proofErr w:type="spellEnd"/>
+      <w:r>
+        <w:rPr>
+          <w:rFonts w:ascii="Times New Roman" w:eastAsia="Times New Roman" w:hAnsi="Times New Roman" w:cs="Times New Roman"/>
+          <w:sz w:val="24"/>
+          <w:szCs w:val="24"/>
+          <w:lang w:val="en-IN"/>
+        </w:rPr>
+        <w:t>&gt;</w:t>
+      </w:r>
+    </w:p>
+    <w:p>
+      <w:pPr>
+        <w:rPr>
+          <w:rFonts w:ascii="Times New Roman" w:eastAsia="Times New Roman" w:hAnsi="Times New Roman" w:cs="Times New Roman"/>
+          <w:sz w:val="24"/>
+          <w:szCs w:val="24"/>
+          <w:lang w:val="en-IN"/>
+        </w:rPr>
+      </w:pPr>
+      <w:r>
+        <w:rPr>
+          <w:rFonts w:ascii="Times New Roman" w:eastAsia="Times New Roman" w:hAnsi="Times New Roman" w:cs="Times New Roman"/>
+          <w:sz w:val="24"/>
+          <w:szCs w:val="24"/>
+          <w:lang w:val="en-IN"/>
+        </w:rPr>
+        <w:t>    Email: &lt;input type="text"&gt;&lt;</w:t>
+      </w:r>
+      <w:proofErr w:type="spellStart"/>
+      <w:r>
+        <w:rPr>
+          <w:rFonts w:ascii="Times New Roman" w:eastAsia="Times New Roman" w:hAnsi="Times New Roman" w:cs="Times New Roman"/>
+          <w:sz w:val="24"/>
+          <w:szCs w:val="24"/>
+          <w:lang w:val="en-IN"/>
+        </w:rPr>
+        <w:t>br</w:t>
+      </w:r>
+      <w:proofErr w:type="spellEnd"/>
+      <w:r>
+        <w:rPr>
+          <w:rFonts w:ascii="Times New Roman" w:eastAsia="Times New Roman" w:hAnsi="Times New Roman" w:cs="Times New Roman"/>
+          <w:sz w:val="24"/>
+          <w:szCs w:val="24"/>
+          <w:lang w:val="en-IN"/>
+        </w:rPr>
+        <w:t>&gt;&lt;</w:t>
+      </w:r>
+      <w:proofErr w:type="spellStart"/>
+      <w:r>
+        <w:rPr>
+          <w:rFonts w:ascii="Times New Roman" w:eastAsia="Times New Roman" w:hAnsi="Times New Roman" w:cs="Times New Roman"/>
+          <w:sz w:val="24"/>
+          <w:szCs w:val="24"/>
+          <w:lang w:val="en-IN"/>
+        </w:rPr>
+        <w:t>br</w:t>
+      </w:r>
+      <w:proofErr w:type="spellEnd"/>
+      <w:r>
+        <w:rPr>
+          <w:rFonts w:ascii="Times New Roman" w:eastAsia="Times New Roman" w:hAnsi="Times New Roman" w:cs="Times New Roman"/>
+          <w:sz w:val="24"/>
+          <w:szCs w:val="24"/>
+          <w:lang w:val="en-IN"/>
+        </w:rPr>
+        <w:t>&gt;</w:t>
+      </w:r>
+    </w:p>
+    <w:p>
+      <w:pPr>
+        <w:rPr>
+          <w:rFonts w:ascii="Times New Roman" w:eastAsia="Times New Roman" w:hAnsi="Times New Roman" w:cs="Times New Roman"/>
+          <w:sz w:val="24"/>
+          <w:szCs w:val="24"/>
+          <w:lang w:val="en-IN"/>
+        </w:rPr>
+      </w:pPr>
+      <w:r>
+        <w:rPr>
+          <w:rFonts w:ascii="Times New Roman" w:eastAsia="Times New Roman" w:hAnsi="Times New Roman" w:cs="Times New Roman"/>
+          <w:sz w:val="24"/>
+          <w:szCs w:val="24"/>
+          <w:lang w:val="en-IN"/>
+        </w:rPr>
+        <w:t>    City: &lt;input type="text"&gt;&lt;</w:t>
+      </w:r>
+      <w:proofErr w:type="spellStart"/>
+      <w:r>
+        <w:rPr>
+          <w:rFonts w:ascii="Times New Roman" w:eastAsia="Times New Roman" w:hAnsi="Times New Roman" w:cs="Times New Roman"/>
+          <w:sz w:val="24"/>
+          <w:szCs w:val="24"/>
+          <w:lang w:val="en-IN"/>
+        </w:rPr>
+        <w:t>br</w:t>
+      </w:r>
+      <w:proofErr w:type="spellEnd"/>
+      <w:r>
+        <w:rPr>
+          <w:rFonts w:ascii="Times New Roman" w:eastAsia="Times New Roman" w:hAnsi="Times New Roman" w:cs="Times New Roman"/>
+          <w:sz w:val="24"/>
+          <w:szCs w:val="24"/>
+          <w:lang w:val="en-IN"/>
+        </w:rPr>
+        <w:t>&gt;</w:t>
+      </w:r>
+    </w:p>
+    <w:p>
+      <w:pPr>
+        <w:rPr>
+          <w:rFonts w:ascii="Times New Roman" w:eastAsia="Times New Roman" w:hAnsi="Times New Roman" w:cs="Times New Roman"/>
+          <w:sz w:val="24"/>
+          <w:szCs w:val="24"/>
+          <w:lang w:val="en-IN"/>
+        </w:rPr>
+      </w:pPr>
+      <w:r>
+        <w:rPr>
+          <w:rFonts w:ascii="Times New Roman" w:eastAsia="Times New Roman" w:hAnsi="Times New Roman" w:cs="Times New Roman"/>
+          <w:sz w:val="24"/>
+          <w:szCs w:val="24"/>
+          <w:lang w:val="en-IN"/>
+        </w:rPr>
+        <w:t>    &lt;hr&gt;</w:t>
+      </w:r>
+    </w:p>
+    <w:p>
+      <w:pPr>
+        <w:rPr>
+          <w:rFonts w:ascii="Times New Roman" w:eastAsia="Times New Roman" w:hAnsi="Times New Roman" w:cs="Times New Roman"/>
+          <w:sz w:val="24"/>
+          <w:szCs w:val="24"/>
+          <w:lang w:val="en-IN"/>
+        </w:rPr>
+      </w:pPr>
+      <w:r>
+        <w:rPr>
+          <w:rFonts w:ascii="Times New Roman" w:eastAsia="Times New Roman" w:hAnsi="Times New Roman" w:cs="Times New Roman"/>
+          <w:sz w:val="24"/>
+          <w:szCs w:val="24"/>
+          <w:lang w:val="en-IN"/>
+        </w:rPr>
+        <w:t>    Which All Sports Do You Play:</w:t>
+      </w:r>
+    </w:p>
+    <w:p>
+      <w:pPr>
+        <w:rPr>
+          <w:rFonts w:ascii="Times New Roman" w:eastAsia="Times New Roman" w:hAnsi="Times New Roman" w:cs="Times New Roman"/>
+          <w:sz w:val="24"/>
+          <w:szCs w:val="24"/>
+          <w:lang w:val="en-IN"/>
+        </w:rPr>
+      </w:pPr>
+      <w:r>
+        <w:rPr>
+          <w:rFonts w:ascii="Times New Roman" w:eastAsia="Times New Roman" w:hAnsi="Times New Roman" w:cs="Times New Roman"/>
+          <w:sz w:val="24"/>
+          <w:szCs w:val="24"/>
+          <w:lang w:val="en-IN"/>
+        </w:rPr>
+        <w:t>    &lt;input type="checkbox" name="sports" value="table tennis"&gt;Table Tennis</w:t>
+      </w:r>
+    </w:p>
+    <w:p>
+      <w:pPr>
+        <w:rPr>
+          <w:rFonts w:ascii="Times New Roman" w:eastAsia="Times New Roman" w:hAnsi="Times New Roman" w:cs="Times New Roman"/>
+          <w:sz w:val="24"/>
+          <w:szCs w:val="24"/>
+          <w:lang w:val="en-IN"/>
+        </w:rPr>
+      </w:pPr>
+      <w:r>
+        <w:rPr>
+          <w:rFonts w:ascii="Times New Roman" w:eastAsia="Times New Roman" w:hAnsi="Times New Roman" w:cs="Times New Roman"/>
+          <w:sz w:val="24"/>
+          <w:szCs w:val="24"/>
+          <w:lang w:val="en-IN"/>
+        </w:rPr>
+        <w:t>    &lt;input type="checkbox" name="sports" value="badminton"&gt;Badminton</w:t>
+      </w:r>
+    </w:p>
+    <w:p>
+      <w:pPr>
+        <w:rPr>
+          <w:rFonts w:ascii="Times New Roman" w:eastAsia="Times New Roman" w:hAnsi="Times New Roman" w:cs="Times New Roman"/>
+          <w:sz w:val="24"/>
+          <w:szCs w:val="24"/>
+          <w:lang w:val="en-IN"/>
+        </w:rPr>
+      </w:pPr>
+      <w:r>
+        <w:rPr>
+          <w:rFonts w:ascii="Times New Roman" w:eastAsia="Times New Roman" w:hAnsi="Times New Roman" w:cs="Times New Roman"/>
+          <w:sz w:val="24"/>
+          <w:szCs w:val="24"/>
+          <w:lang w:val="en-IN"/>
+        </w:rPr>
+        <w:t>    &lt;input type="checkbox" name="sports" value="futsal"&gt;Futsal</w:t>
+      </w:r>
+    </w:p>
+    <w:p>
+      <w:pPr>
+        <w:rPr>
+          <w:rFonts w:ascii="Times New Roman" w:eastAsia="Times New Roman" w:hAnsi="Times New Roman" w:cs="Times New Roman"/>
+          <w:sz w:val="24"/>
+          <w:szCs w:val="24"/>
+          <w:lang w:val="en-IN"/>
+        </w:rPr>
+      </w:pPr>
+      <w:r>
+        <w:rPr>
+          <w:rFonts w:ascii="Times New Roman" w:eastAsia="Times New Roman" w:hAnsi="Times New Roman" w:cs="Times New Roman"/>
+          <w:sz w:val="24"/>
+          <w:szCs w:val="24"/>
+          <w:lang w:val="en-IN"/>
+        </w:rPr>
+        <w:t>    &lt;p id="output"&gt;&lt;/p&gt;</w:t>
+      </w:r>
+    </w:p>
+    <w:p>
+      <w:pPr>
+        <w:rPr>
+          <w:rFonts w:ascii="Times New Roman" w:eastAsia="Times New Roman" w:hAnsi="Times New Roman" w:cs="Times New Roman"/>
+          <w:sz w:val="24"/>
+          <w:szCs w:val="24"/>
+          <w:lang w:val="en-IN"/>
+        </w:rPr>
+      </w:pPr>
+      <w:r>
+        <w:rPr>
+          <w:rFonts w:ascii="Times New Roman" w:eastAsia="Times New Roman" w:hAnsi="Times New Roman" w:cs="Times New Roman"/>
+          <w:sz w:val="24"/>
+          <w:szCs w:val="24"/>
+          <w:lang w:val="en-IN"/>
+        </w:rPr>
+        <w:t>    &lt;input type="submit" value="Register" onclick="</w:t>
+      </w:r>
+      <w:proofErr w:type="spellStart"/>
+      <w:proofErr w:type="gramStart"/>
+      <w:r>
+        <w:rPr>
+          <w:rFonts w:ascii="Times New Roman" w:eastAsia="Times New Roman" w:hAnsi="Times New Roman" w:cs="Times New Roman"/>
+          <w:sz w:val="24"/>
+          <w:szCs w:val="24"/>
+          <w:lang w:val="en-IN"/>
+        </w:rPr>
+        <w:t>getInfo</w:t>
+      </w:r>
+      <w:proofErr w:type="spellEnd"/>
+      <w:r>
+        <w:rPr>
+          <w:rFonts w:ascii="Times New Roman" w:eastAsia="Times New Roman" w:hAnsi="Times New Roman" w:cs="Times New Roman"/>
+          <w:sz w:val="24"/>
+          <w:szCs w:val="24"/>
+          <w:lang w:val="en-IN"/>
+        </w:rPr>
+        <w:t>(</w:t>
+      </w:r>
+      <w:proofErr w:type="gramEnd"/>
+      <w:r>
+        <w:rPr>
+          <w:rFonts w:ascii="Times New Roman" w:eastAsia="Times New Roman" w:hAnsi="Times New Roman" w:cs="Times New Roman"/>
+          <w:sz w:val="24"/>
+          <w:szCs w:val="24"/>
+          <w:lang w:val="en-IN"/>
+        </w:rPr>
+        <w:t>)"&gt;</w:t>
+      </w:r>
+    </w:p>
+    <w:p>
+      <w:pPr>
+        <w:rPr>
+          <w:rFonts w:ascii="Times New Roman" w:eastAsia="Times New Roman" w:hAnsi="Times New Roman" w:cs="Times New Roman"/>
+          <w:sz w:val="24"/>
+          <w:szCs w:val="24"/>
+          <w:lang w:val="en-IN"/>
+        </w:rPr>
+      </w:pPr>
+      <w:r>
+        <w:rPr>
+          <w:rFonts w:ascii="Times New Roman" w:eastAsia="Times New Roman" w:hAnsi="Times New Roman" w:cs="Times New Roman"/>
+          <w:sz w:val="24"/>
+          <w:szCs w:val="24"/>
+          <w:lang w:val="en-IN"/>
+        </w:rPr>
+        <w:t>&lt;/body&gt;</w:t>
+      </w:r>
+    </w:p>
+    <w:p>
+      <w:pPr>
+        <w:rPr>
+          <w:rFonts w:ascii="Times New Roman" w:eastAsia="Times New Roman" w:hAnsi="Times New Roman" w:cs="Times New Roman"/>
+          <w:sz w:val="24"/>
+          <w:szCs w:val="24"/>
+          <w:lang w:val="en-IN"/>
+        </w:rPr>
+      </w:pPr>
+      <w:r>
+        <w:rPr>
+          <w:rFonts w:ascii="Times New Roman" w:eastAsia="Times New Roman" w:hAnsi="Times New Roman" w:cs="Times New Roman"/>
+          <w:sz w:val="24"/>
+          <w:szCs w:val="24"/>
+          <w:lang w:val="en-IN"/>
+        </w:rPr>
+        <w:t>&lt;/html&gt;</w:t>
+      </w:r>
+    </w:p>
+    <w:p>
+      <w:pPr>
+        <w:rPr>
+          <w:rFonts w:ascii="Times New Roman" w:eastAsia="Times New Roman" w:hAnsi="Times New Roman" w:cs="Times New Roman"/>
+          <w:sz w:val="24"/>
+          <w:szCs w:val="24"/>
+          <w:lang w:val="en-IN"/>
+        </w:rPr>
+      </w:pPr>
+    </w:p>
+    <w:p>
+      <w:pPr>
+        <w:rPr>
+          <w:rFonts w:ascii="Times New Roman" w:eastAsia="Times New Roman" w:hAnsi="Times New Roman" w:cs="Times New Roman"/>
+          <w:b/>
+          <w:bCs/>
+          <w:sz w:val="26"/>
+          <w:szCs w:val="26"/>
+          <w:lang w:val="en-IN"/>
+        </w:rPr>
+      </w:pPr>
+      <w:r>
+        <w:rPr>
+          <w:rFonts w:ascii="Times New Roman" w:eastAsia="Times New Roman" w:hAnsi="Times New Roman" w:cs="Times New Roman"/>
+          <w:b/>
+          <w:bCs/>
+          <w:sz w:val="26"/>
+          <w:szCs w:val="26"/>
+          <w:lang w:val="en-IN"/>
+        </w:rPr>
+        <w:lastRenderedPageBreak/>
+        <w:t>Output:</w:t>
+      </w:r>
+    </w:p>
+    <w:p>
+      <w:pPr>
+        <w:rPr>
+          <w:rFonts w:ascii="Times New Roman" w:eastAsia="Times New Roman" w:hAnsi="Times New Roman" w:cs="Times New Roman"/>
+          <w:b/>
+          <w:bCs/>
+          <w:sz w:val="26"/>
+          <w:szCs w:val="26"/>
+          <w:lang w:val="en-IN"/>
+        </w:rPr>
+      </w:pPr>
+      <w:r>
+        <w:rPr>
+          <w:rFonts w:ascii="Times New Roman" w:eastAsia="Times New Roman" w:hAnsi="Times New Roman" w:cs="Times New Roman"/>
+          <w:b/>
+          <w:bCs/>
+          <w:sz w:val="26"/>
+          <w:szCs w:val="26"/>
+          <w:lang w:val="en-IN"/>
+        </w:rPr>
+        <w:drawing>
+          <wp:inline distT="0" distB="0" distL="0" distR="0" wp14:anchorId="3FC59EF6" wp14:editId="1B70181D">
+            <wp:extent cx="5534797" cy="3848637"/>
+            <wp:effectExtent l="0" t="0" r="8890" b="0"/>
+            <wp:docPr id="120408553" name="Picture 1"/>
+            <wp:cNvGraphicFramePr>
+              <a:graphicFrameLocks xmlns:a="http://schemas.openxmlformats.org/drawingml/2006/main" noChangeAspect="1"/>
+            </wp:cNvGraphicFramePr>
+            <a:graphic xmlns:a="http://schemas.openxmlformats.org/drawingml/2006/main">
+              <a:graphicData uri="http://schemas.openxmlformats.org/drawingml/2006/picture">
+                <pic:pic xmlns:pic="http://schemas.openxmlformats.org/drawingml/2006/picture">
+                  <pic:nvPicPr>
+                    <pic:cNvPr id="120408553" name=""/>
+                    <pic:cNvPicPr/>
+                  </pic:nvPicPr>
+                  <pic:blipFill>
+                    <a:blip r:embed="rId63"/>
+                    <a:stretch>
+                      <a:fillRect/>
+                    </a:stretch>
+                  </pic:blipFill>
+                  <pic:spPr>
+                    <a:xfrm>
+                      <a:off x="0" y="0"/>
+                      <a:ext cx="5534797" cy="3848637"/>
+                    </a:xfrm>
+                    <a:prstGeom prst="rect">
+                      <a:avLst/>
+                    </a:prstGeom>
+                  </pic:spPr>
+                </pic:pic>
+              </a:graphicData>
+            </a:graphic>
+          </wp:inline>
+        </w:drawing>
+      </w:r>
+    </w:p>
+    <w:p>
+      <w:pPr>
+        <w:rPr>
+          <w:rFonts w:ascii="Times New Roman" w:eastAsia="Times New Roman" w:hAnsi="Times New Roman" w:cs="Times New Roman"/>
+          <w:b/>
+          <w:bCs/>
+          <w:sz w:val="26"/>
+          <w:szCs w:val="26"/>
+          <w:lang w:val="en-US"/>
+        </w:rPr>
+      </w:pPr>
+    </w:p>
     <w:sectPr>
-      <w:footerReference w:type="default" r:id="rId61"/>
+      <w:footerReference w:type="default" r:id="rId64"/>
       <w:pgSz w:w="12240" w:h="15840"/>
       <w:pgMar w:top="1440" w:right="1440" w:bottom="1440" w:left="1440" w:header="720" w:footer="720" w:gutter="0"/>
       <w:pgBorders w:offsetFrom="page">

--- a/Web Development Journal.docx
+++ b/Web Development Journal.docx
@@ -24776,18 +24776,7 @@
           <w:szCs w:val="26"/>
           <w:lang w:val="en-IN"/>
         </w:rPr>
-        <w:t xml:space="preserve">Get Element By </w:t>
-      </w:r>
-      <w:r>
-        <w:rPr>
-          <w:rFonts w:ascii="Times New Roman" w:eastAsia="Times New Roman" w:hAnsi="Times New Roman" w:cs="Times New Roman"/>
-          <w:b/>
-          <w:bCs/>
-          <w:sz w:val="26"/>
-          <w:szCs w:val="26"/>
-          <w:lang w:val="en-IN"/>
-        </w:rPr>
-        <w:t>ID</w:t>
+        <w:t>Get Element By ID</w:t>
       </w:r>
     </w:p>
     <w:p>
@@ -26716,27 +26705,7 @@
           <w:szCs w:val="24"/>
           <w:lang w:val="en-IN"/>
         </w:rPr>
-        <w:t>="Heading" +</w:t>
-      </w:r>
-      <w:proofErr w:type="spellStart"/>
-      <w:r>
-        <w:rPr>
-          <w:rFonts w:ascii="Times New Roman" w:eastAsia="Times New Roman" w:hAnsi="Times New Roman" w:cs="Times New Roman"/>
-          <w:sz w:val="24"/>
-          <w:szCs w:val="24"/>
-          <w:lang w:val="en-IN"/>
-        </w:rPr>
-        <w:t>i</w:t>
-      </w:r>
-      <w:proofErr w:type="spellEnd"/>
-      <w:r>
-        <w:rPr>
-          <w:rFonts w:ascii="Times New Roman" w:eastAsia="Times New Roman" w:hAnsi="Times New Roman" w:cs="Times New Roman"/>
-          <w:sz w:val="24"/>
-          <w:szCs w:val="24"/>
-          <w:lang w:val="en-IN"/>
-        </w:rPr>
-        <w:t>;</w:t>
+        <w:t>="Heading" +i;</w:t>
       </w:r>
     </w:p>
     <w:p>
@@ -27818,6 +27787,7 @@
           <w:rFonts w:ascii="Times New Roman" w:eastAsia="Times New Roman" w:hAnsi="Times New Roman" w:cs="Times New Roman"/>
           <w:b/>
           <w:bCs/>
+          <w:noProof/>
           <w:sz w:val="26"/>
           <w:szCs w:val="26"/>
           <w:lang w:val="en-IN"/>
@@ -28466,6 +28436,7 @@
           <w:rFonts w:ascii="Times New Roman" w:eastAsia="Times New Roman" w:hAnsi="Times New Roman" w:cs="Times New Roman"/>
           <w:b/>
           <w:bCs/>
+          <w:noProof/>
           <w:sz w:val="26"/>
           <w:szCs w:val="26"/>
           <w:lang w:val="en-IN"/>
@@ -29120,6 +29091,7 @@
           <w:rFonts w:ascii="Times New Roman" w:eastAsia="Times New Roman" w:hAnsi="Times New Roman" w:cs="Times New Roman"/>
           <w:b/>
           <w:bCs/>
+          <w:noProof/>
           <w:sz w:val="26"/>
           <w:szCs w:val="26"/>
           <w:lang w:val="en-IN"/>
@@ -29711,6 +29683,7 @@
           <w:rFonts w:ascii="Times New Roman" w:eastAsia="Times New Roman" w:hAnsi="Times New Roman" w:cs="Times New Roman"/>
           <w:b/>
           <w:bCs/>
+          <w:noProof/>
           <w:sz w:val="26"/>
           <w:szCs w:val="26"/>
           <w:lang w:val="en-IN"/>
@@ -30500,6 +30473,7 @@
           <w:rFonts w:ascii="Times New Roman" w:eastAsia="Times New Roman" w:hAnsi="Times New Roman" w:cs="Times New Roman"/>
           <w:b/>
           <w:bCs/>
+          <w:noProof/>
           <w:sz w:val="26"/>
           <w:szCs w:val="26"/>
           <w:lang w:val="en-IN"/>
@@ -31148,6 +31122,7 @@
           <w:rFonts w:ascii="Times New Roman" w:eastAsia="Times New Roman" w:hAnsi="Times New Roman" w:cs="Times New Roman"/>
           <w:b/>
           <w:bCs/>
+          <w:noProof/>
           <w:sz w:val="26"/>
           <w:szCs w:val="26"/>
           <w:lang w:val="en-IN"/>
@@ -31221,51 +31196,7 @@
           <w:lang w:val="en-IN"/>
         </w:rPr>
         <w:lastRenderedPageBreak/>
-        <w:t>5</w:t>
-      </w:r>
-      <w:r>
-        <w:rPr>
-          <w:rFonts w:ascii="Times New Roman" w:eastAsia="Times New Roman" w:hAnsi="Times New Roman" w:cs="Times New Roman"/>
-          <w:b/>
-          <w:bCs/>
-          <w:sz w:val="26"/>
-          <w:szCs w:val="26"/>
-          <w:lang w:val="en-IN"/>
-        </w:rPr>
-        <w:t>. Query</w:t>
-      </w:r>
-      <w:r>
-        <w:rPr>
-          <w:rFonts w:ascii="Times New Roman" w:eastAsia="Times New Roman" w:hAnsi="Times New Roman" w:cs="Times New Roman"/>
-          <w:b/>
-          <w:bCs/>
-          <w:sz w:val="26"/>
-          <w:szCs w:val="26"/>
-          <w:lang w:val="en-IN"/>
-        </w:rPr>
-        <w:t xml:space="preserve"> </w:t>
-      </w:r>
-      <w:r>
-        <w:rPr>
-          <w:rFonts w:ascii="Times New Roman" w:eastAsia="Times New Roman" w:hAnsi="Times New Roman" w:cs="Times New Roman"/>
-          <w:b/>
-          <w:bCs/>
-          <w:sz w:val="26"/>
-          <w:szCs w:val="26"/>
-          <w:lang w:val="en-IN"/>
-        </w:rPr>
-        <w:t>Selector</w:t>
-      </w:r>
-      <w:r>
-        <w:rPr>
-          <w:rFonts w:ascii="Times New Roman" w:eastAsia="Times New Roman" w:hAnsi="Times New Roman" w:cs="Times New Roman"/>
-          <w:b/>
-          <w:bCs/>
-          <w:sz w:val="26"/>
-          <w:szCs w:val="26"/>
-          <w:lang w:val="en-IN"/>
-        </w:rPr>
-        <w:t xml:space="preserve"> All</w:t>
+        <w:t>5. Query Selector All</w:t>
       </w:r>
     </w:p>
     <w:p>
@@ -32230,6 +32161,7 @@
           <w:rFonts w:ascii="Times New Roman" w:eastAsia="Times New Roman" w:hAnsi="Times New Roman" w:cs="Times New Roman"/>
           <w:b/>
           <w:bCs/>
+          <w:noProof/>
           <w:sz w:val="26"/>
           <w:szCs w:val="26"/>
           <w:lang w:val="en-IN"/>
@@ -33670,6 +33602,7 @@
           <w:rFonts w:ascii="Times New Roman" w:eastAsia="Times New Roman" w:hAnsi="Times New Roman" w:cs="Times New Roman"/>
           <w:b/>
           <w:bCs/>
+          <w:noProof/>
           <w:sz w:val="26"/>
           <w:szCs w:val="26"/>
           <w:lang w:val="en-IN"/>
@@ -33722,9 +33655,3687 @@
           <w:lang w:val="en-US"/>
         </w:rPr>
       </w:pPr>
+      <w:r>
+        <w:rPr>
+          <w:rFonts w:ascii="Times New Roman" w:eastAsia="Times New Roman" w:hAnsi="Times New Roman" w:cs="Times New Roman"/>
+          <w:b/>
+          <w:bCs/>
+          <w:sz w:val="26"/>
+          <w:szCs w:val="26"/>
+          <w:lang w:val="en-US"/>
+        </w:rPr>
+        <w:t>7. Changing Attributes</w:t>
+      </w:r>
+      <w:r>
+        <w:rPr>
+          <w:rFonts w:ascii="Times New Roman" w:eastAsia="Times New Roman" w:hAnsi="Times New Roman" w:cs="Times New Roman"/>
+          <w:b/>
+          <w:bCs/>
+          <w:sz w:val="26"/>
+          <w:szCs w:val="26"/>
+          <w:lang w:val="en-US"/>
+        </w:rPr>
+        <w:t xml:space="preserve"> </w:t>
+      </w:r>
+      <w:proofErr w:type="gramStart"/>
+      <w:r>
+        <w:rPr>
+          <w:rFonts w:ascii="Times New Roman" w:eastAsia="Times New Roman" w:hAnsi="Times New Roman" w:cs="Times New Roman"/>
+          <w:b/>
+          <w:bCs/>
+          <w:sz w:val="26"/>
+          <w:szCs w:val="26"/>
+          <w:lang w:val="en-US"/>
+        </w:rPr>
+        <w:t>Of</w:t>
+      </w:r>
+      <w:proofErr w:type="gramEnd"/>
+      <w:r>
+        <w:rPr>
+          <w:rFonts w:ascii="Times New Roman" w:eastAsia="Times New Roman" w:hAnsi="Times New Roman" w:cs="Times New Roman"/>
+          <w:b/>
+          <w:bCs/>
+          <w:sz w:val="26"/>
+          <w:szCs w:val="26"/>
+          <w:lang w:val="en-US"/>
+        </w:rPr>
+        <w:t xml:space="preserve"> </w:t>
+      </w:r>
+      <w:proofErr w:type="gramStart"/>
+      <w:r>
+        <w:rPr>
+          <w:rFonts w:ascii="Times New Roman" w:eastAsia="Times New Roman" w:hAnsi="Times New Roman" w:cs="Times New Roman"/>
+          <w:b/>
+          <w:bCs/>
+          <w:sz w:val="26"/>
+          <w:szCs w:val="26"/>
+          <w:lang w:val="en-US"/>
+        </w:rPr>
+        <w:t>An</w:t>
+      </w:r>
+      <w:proofErr w:type="gramEnd"/>
+      <w:r>
+        <w:rPr>
+          <w:rFonts w:ascii="Times New Roman" w:eastAsia="Times New Roman" w:hAnsi="Times New Roman" w:cs="Times New Roman"/>
+          <w:b/>
+          <w:bCs/>
+          <w:sz w:val="26"/>
+          <w:szCs w:val="26"/>
+          <w:lang w:val="en-US"/>
+        </w:rPr>
+        <w:t xml:space="preserve"> Element</w:t>
+      </w:r>
+    </w:p>
+    <w:p>
+      <w:pPr>
+        <w:rPr>
+          <w:rFonts w:ascii="Times New Roman" w:eastAsia="Times New Roman" w:hAnsi="Times New Roman" w:cs="Times New Roman"/>
+          <w:sz w:val="24"/>
+          <w:szCs w:val="24"/>
+          <w:lang w:val="en-IN"/>
+        </w:rPr>
+      </w:pPr>
+      <w:r>
+        <w:rPr>
+          <w:rFonts w:ascii="Times New Roman" w:eastAsia="Times New Roman" w:hAnsi="Times New Roman" w:cs="Times New Roman"/>
+          <w:sz w:val="24"/>
+          <w:szCs w:val="24"/>
+          <w:lang w:val="en-IN"/>
+        </w:rPr>
+        <w:t>&lt;!DOCTYPE html&gt;</w:t>
+      </w:r>
+    </w:p>
+    <w:p>
+      <w:pPr>
+        <w:rPr>
+          <w:rFonts w:ascii="Times New Roman" w:eastAsia="Times New Roman" w:hAnsi="Times New Roman" w:cs="Times New Roman"/>
+          <w:sz w:val="24"/>
+          <w:szCs w:val="24"/>
+          <w:lang w:val="en-IN"/>
+        </w:rPr>
+      </w:pPr>
+      <w:r>
+        <w:rPr>
+          <w:rFonts w:ascii="Times New Roman" w:eastAsia="Times New Roman" w:hAnsi="Times New Roman" w:cs="Times New Roman"/>
+          <w:sz w:val="24"/>
+          <w:szCs w:val="24"/>
+          <w:lang w:val="en-IN"/>
+        </w:rPr>
+        <w:t>&lt;html lang="</w:t>
+      </w:r>
+      <w:proofErr w:type="spellStart"/>
+      <w:r>
+        <w:rPr>
+          <w:rFonts w:ascii="Times New Roman" w:eastAsia="Times New Roman" w:hAnsi="Times New Roman" w:cs="Times New Roman"/>
+          <w:sz w:val="24"/>
+          <w:szCs w:val="24"/>
+          <w:lang w:val="en-IN"/>
+        </w:rPr>
+        <w:t>en</w:t>
+      </w:r>
+      <w:proofErr w:type="spellEnd"/>
+      <w:r>
+        <w:rPr>
+          <w:rFonts w:ascii="Times New Roman" w:eastAsia="Times New Roman" w:hAnsi="Times New Roman" w:cs="Times New Roman"/>
+          <w:sz w:val="24"/>
+          <w:szCs w:val="24"/>
+          <w:lang w:val="en-IN"/>
+        </w:rPr>
+        <w:t>"&gt;</w:t>
+      </w:r>
+    </w:p>
+    <w:p>
+      <w:pPr>
+        <w:rPr>
+          <w:rFonts w:ascii="Times New Roman" w:eastAsia="Times New Roman" w:hAnsi="Times New Roman" w:cs="Times New Roman"/>
+          <w:sz w:val="24"/>
+          <w:szCs w:val="24"/>
+          <w:lang w:val="en-IN"/>
+        </w:rPr>
+      </w:pPr>
+      <w:r>
+        <w:rPr>
+          <w:rFonts w:ascii="Times New Roman" w:eastAsia="Times New Roman" w:hAnsi="Times New Roman" w:cs="Times New Roman"/>
+          <w:sz w:val="24"/>
+          <w:szCs w:val="24"/>
+          <w:lang w:val="en-IN"/>
+        </w:rPr>
+        <w:t>&lt;head&gt;</w:t>
+      </w:r>
+    </w:p>
+    <w:p>
+      <w:pPr>
+        <w:rPr>
+          <w:rFonts w:ascii="Times New Roman" w:eastAsia="Times New Roman" w:hAnsi="Times New Roman" w:cs="Times New Roman"/>
+          <w:sz w:val="24"/>
+          <w:szCs w:val="24"/>
+          <w:lang w:val="en-IN"/>
+        </w:rPr>
+      </w:pPr>
+      <w:r>
+        <w:rPr>
+          <w:rFonts w:ascii="Times New Roman" w:eastAsia="Times New Roman" w:hAnsi="Times New Roman" w:cs="Times New Roman"/>
+          <w:sz w:val="24"/>
+          <w:szCs w:val="24"/>
+          <w:lang w:val="en-IN"/>
+        </w:rPr>
+        <w:t>    &lt;script&gt;</w:t>
+      </w:r>
+    </w:p>
+    <w:p>
+      <w:pPr>
+        <w:rPr>
+          <w:rFonts w:ascii="Times New Roman" w:eastAsia="Times New Roman" w:hAnsi="Times New Roman" w:cs="Times New Roman"/>
+          <w:sz w:val="24"/>
+          <w:szCs w:val="24"/>
+          <w:lang w:val="en-IN"/>
+        </w:rPr>
+      </w:pPr>
+      <w:r>
+        <w:rPr>
+          <w:rFonts w:ascii="Times New Roman" w:eastAsia="Times New Roman" w:hAnsi="Times New Roman" w:cs="Times New Roman"/>
+          <w:sz w:val="24"/>
+          <w:szCs w:val="24"/>
+          <w:lang w:val="en-IN"/>
+        </w:rPr>
+        <w:t xml:space="preserve">        function </w:t>
+      </w:r>
+      <w:proofErr w:type="spellStart"/>
+      <w:proofErr w:type="gramStart"/>
+      <w:r>
+        <w:rPr>
+          <w:rFonts w:ascii="Times New Roman" w:eastAsia="Times New Roman" w:hAnsi="Times New Roman" w:cs="Times New Roman"/>
+          <w:sz w:val="24"/>
+          <w:szCs w:val="24"/>
+          <w:lang w:val="en-IN"/>
+        </w:rPr>
+        <w:t>bulbOn</w:t>
+      </w:r>
+      <w:proofErr w:type="spellEnd"/>
+      <w:r>
+        <w:rPr>
+          <w:rFonts w:ascii="Times New Roman" w:eastAsia="Times New Roman" w:hAnsi="Times New Roman" w:cs="Times New Roman"/>
+          <w:sz w:val="24"/>
+          <w:szCs w:val="24"/>
+          <w:lang w:val="en-IN"/>
+        </w:rPr>
+        <w:t>(){</w:t>
+      </w:r>
+      <w:proofErr w:type="gramEnd"/>
+    </w:p>
+    <w:p>
+      <w:pPr>
+        <w:rPr>
+          <w:rFonts w:ascii="Times New Roman" w:eastAsia="Times New Roman" w:hAnsi="Times New Roman" w:cs="Times New Roman"/>
+          <w:sz w:val="24"/>
+          <w:szCs w:val="24"/>
+          <w:lang w:val="en-IN"/>
+        </w:rPr>
+      </w:pPr>
+      <w:r>
+        <w:rPr>
+          <w:rFonts w:ascii="Times New Roman" w:eastAsia="Times New Roman" w:hAnsi="Times New Roman" w:cs="Times New Roman"/>
+          <w:sz w:val="24"/>
+          <w:szCs w:val="24"/>
+          <w:lang w:val="en-IN"/>
+        </w:rPr>
+        <w:t xml:space="preserve">            </w:t>
+      </w:r>
+      <w:proofErr w:type="spellStart"/>
+      <w:proofErr w:type="gramStart"/>
+      <w:r>
+        <w:rPr>
+          <w:rFonts w:ascii="Times New Roman" w:eastAsia="Times New Roman" w:hAnsi="Times New Roman" w:cs="Times New Roman"/>
+          <w:sz w:val="24"/>
+          <w:szCs w:val="24"/>
+          <w:lang w:val="en-IN"/>
+        </w:rPr>
+        <w:t>document.getElementById</w:t>
+      </w:r>
+      <w:proofErr w:type="spellEnd"/>
+      <w:proofErr w:type="gramEnd"/>
+      <w:r>
+        <w:rPr>
+          <w:rFonts w:ascii="Times New Roman" w:eastAsia="Times New Roman" w:hAnsi="Times New Roman" w:cs="Times New Roman"/>
+          <w:sz w:val="24"/>
+          <w:szCs w:val="24"/>
+          <w:lang w:val="en-IN"/>
+        </w:rPr>
+        <w:t>("bulb").</w:t>
+      </w:r>
+      <w:proofErr w:type="spellStart"/>
+      <w:r>
+        <w:rPr>
+          <w:rFonts w:ascii="Times New Roman" w:eastAsia="Times New Roman" w:hAnsi="Times New Roman" w:cs="Times New Roman"/>
+          <w:sz w:val="24"/>
+          <w:szCs w:val="24"/>
+          <w:lang w:val="en-IN"/>
+        </w:rPr>
+        <w:t>src</w:t>
+      </w:r>
+      <w:proofErr w:type="spellEnd"/>
+      <w:r>
+        <w:rPr>
+          <w:rFonts w:ascii="Times New Roman" w:eastAsia="Times New Roman" w:hAnsi="Times New Roman" w:cs="Times New Roman"/>
+          <w:sz w:val="24"/>
+          <w:szCs w:val="24"/>
+          <w:lang w:val="en-IN"/>
+        </w:rPr>
+        <w:t>="./Utils/</w:t>
+      </w:r>
+      <w:proofErr w:type="spellStart"/>
+      <w:r>
+        <w:rPr>
+          <w:rFonts w:ascii="Times New Roman" w:eastAsia="Times New Roman" w:hAnsi="Times New Roman" w:cs="Times New Roman"/>
+          <w:sz w:val="24"/>
+          <w:szCs w:val="24"/>
+          <w:lang w:val="en-IN"/>
+        </w:rPr>
+        <w:t>Bulb_On.avif</w:t>
+      </w:r>
+      <w:proofErr w:type="spellEnd"/>
+      <w:r>
+        <w:rPr>
+          <w:rFonts w:ascii="Times New Roman" w:eastAsia="Times New Roman" w:hAnsi="Times New Roman" w:cs="Times New Roman"/>
+          <w:sz w:val="24"/>
+          <w:szCs w:val="24"/>
+          <w:lang w:val="en-IN"/>
+        </w:rPr>
+        <w:t>";</w:t>
+      </w:r>
+    </w:p>
+    <w:p>
+      <w:pPr>
+        <w:rPr>
+          <w:rFonts w:ascii="Times New Roman" w:eastAsia="Times New Roman" w:hAnsi="Times New Roman" w:cs="Times New Roman"/>
+          <w:sz w:val="24"/>
+          <w:szCs w:val="24"/>
+          <w:lang w:val="en-IN"/>
+        </w:rPr>
+      </w:pPr>
+      <w:r>
+        <w:rPr>
+          <w:rFonts w:ascii="Times New Roman" w:eastAsia="Times New Roman" w:hAnsi="Times New Roman" w:cs="Times New Roman"/>
+          <w:sz w:val="24"/>
+          <w:szCs w:val="24"/>
+          <w:lang w:val="en-IN"/>
+        </w:rPr>
+        <w:t xml:space="preserve">            </w:t>
+      </w:r>
+      <w:proofErr w:type="gramStart"/>
+      <w:r>
+        <w:rPr>
+          <w:rFonts w:ascii="Times New Roman" w:eastAsia="Times New Roman" w:hAnsi="Times New Roman" w:cs="Times New Roman"/>
+          <w:sz w:val="24"/>
+          <w:szCs w:val="24"/>
+          <w:lang w:val="en-IN"/>
+        </w:rPr>
+        <w:t>console.log(</w:t>
+      </w:r>
+      <w:proofErr w:type="gramEnd"/>
+      <w:r>
+        <w:rPr>
+          <w:rFonts w:ascii="Times New Roman" w:eastAsia="Times New Roman" w:hAnsi="Times New Roman" w:cs="Times New Roman"/>
+          <w:sz w:val="24"/>
+          <w:szCs w:val="24"/>
+          <w:lang w:val="en-IN"/>
+        </w:rPr>
+        <w:t>"Bulb On");</w:t>
+      </w:r>
+    </w:p>
+    <w:p>
+      <w:pPr>
+        <w:rPr>
+          <w:rFonts w:ascii="Times New Roman" w:eastAsia="Times New Roman" w:hAnsi="Times New Roman" w:cs="Times New Roman"/>
+          <w:sz w:val="24"/>
+          <w:szCs w:val="24"/>
+          <w:lang w:val="en-IN"/>
+        </w:rPr>
+      </w:pPr>
+      <w:r>
+        <w:rPr>
+          <w:rFonts w:ascii="Times New Roman" w:eastAsia="Times New Roman" w:hAnsi="Times New Roman" w:cs="Times New Roman"/>
+          <w:sz w:val="24"/>
+          <w:szCs w:val="24"/>
+          <w:lang w:val="en-IN"/>
+        </w:rPr>
+        <w:t>        }</w:t>
+      </w:r>
+    </w:p>
+    <w:p>
+      <w:pPr>
+        <w:rPr>
+          <w:rFonts w:ascii="Times New Roman" w:eastAsia="Times New Roman" w:hAnsi="Times New Roman" w:cs="Times New Roman"/>
+          <w:sz w:val="24"/>
+          <w:szCs w:val="24"/>
+          <w:lang w:val="en-IN"/>
+        </w:rPr>
+      </w:pPr>
+      <w:r>
+        <w:rPr>
+          <w:rFonts w:ascii="Times New Roman" w:eastAsia="Times New Roman" w:hAnsi="Times New Roman" w:cs="Times New Roman"/>
+          <w:sz w:val="24"/>
+          <w:szCs w:val="24"/>
+          <w:lang w:val="en-IN"/>
+        </w:rPr>
+        <w:t xml:space="preserve">        function </w:t>
+      </w:r>
+      <w:proofErr w:type="spellStart"/>
+      <w:proofErr w:type="gramStart"/>
+      <w:r>
+        <w:rPr>
+          <w:rFonts w:ascii="Times New Roman" w:eastAsia="Times New Roman" w:hAnsi="Times New Roman" w:cs="Times New Roman"/>
+          <w:sz w:val="24"/>
+          <w:szCs w:val="24"/>
+          <w:lang w:val="en-IN"/>
+        </w:rPr>
+        <w:t>bulbOff</w:t>
+      </w:r>
+      <w:proofErr w:type="spellEnd"/>
+      <w:r>
+        <w:rPr>
+          <w:rFonts w:ascii="Times New Roman" w:eastAsia="Times New Roman" w:hAnsi="Times New Roman" w:cs="Times New Roman"/>
+          <w:sz w:val="24"/>
+          <w:szCs w:val="24"/>
+          <w:lang w:val="en-IN"/>
+        </w:rPr>
+        <w:t>(){</w:t>
+      </w:r>
+      <w:proofErr w:type="gramEnd"/>
+    </w:p>
+    <w:p>
+      <w:pPr>
+        <w:rPr>
+          <w:rFonts w:ascii="Times New Roman" w:eastAsia="Times New Roman" w:hAnsi="Times New Roman" w:cs="Times New Roman"/>
+          <w:sz w:val="24"/>
+          <w:szCs w:val="24"/>
+          <w:lang w:val="en-IN"/>
+        </w:rPr>
+      </w:pPr>
+      <w:r>
+        <w:rPr>
+          <w:rFonts w:ascii="Times New Roman" w:eastAsia="Times New Roman" w:hAnsi="Times New Roman" w:cs="Times New Roman"/>
+          <w:sz w:val="24"/>
+          <w:szCs w:val="24"/>
+          <w:lang w:val="en-IN"/>
+        </w:rPr>
+        <w:t xml:space="preserve">            </w:t>
+      </w:r>
+      <w:proofErr w:type="spellStart"/>
+      <w:proofErr w:type="gramStart"/>
+      <w:r>
+        <w:rPr>
+          <w:rFonts w:ascii="Times New Roman" w:eastAsia="Times New Roman" w:hAnsi="Times New Roman" w:cs="Times New Roman"/>
+          <w:sz w:val="24"/>
+          <w:szCs w:val="24"/>
+          <w:lang w:val="en-IN"/>
+        </w:rPr>
+        <w:t>document.getElementById</w:t>
+      </w:r>
+      <w:proofErr w:type="spellEnd"/>
+      <w:proofErr w:type="gramEnd"/>
+      <w:r>
+        <w:rPr>
+          <w:rFonts w:ascii="Times New Roman" w:eastAsia="Times New Roman" w:hAnsi="Times New Roman" w:cs="Times New Roman"/>
+          <w:sz w:val="24"/>
+          <w:szCs w:val="24"/>
+          <w:lang w:val="en-IN"/>
+        </w:rPr>
+        <w:t>("bulb").</w:t>
+      </w:r>
+      <w:proofErr w:type="spellStart"/>
+      <w:r>
+        <w:rPr>
+          <w:rFonts w:ascii="Times New Roman" w:eastAsia="Times New Roman" w:hAnsi="Times New Roman" w:cs="Times New Roman"/>
+          <w:sz w:val="24"/>
+          <w:szCs w:val="24"/>
+          <w:lang w:val="en-IN"/>
+        </w:rPr>
+        <w:t>src</w:t>
+      </w:r>
+      <w:proofErr w:type="spellEnd"/>
+      <w:r>
+        <w:rPr>
+          <w:rFonts w:ascii="Times New Roman" w:eastAsia="Times New Roman" w:hAnsi="Times New Roman" w:cs="Times New Roman"/>
+          <w:sz w:val="24"/>
+          <w:szCs w:val="24"/>
+          <w:lang w:val="en-IN"/>
+        </w:rPr>
+        <w:t>="./Utils/Bulb.jpg";</w:t>
+      </w:r>
+    </w:p>
+    <w:p>
+      <w:pPr>
+        <w:rPr>
+          <w:rFonts w:ascii="Times New Roman" w:eastAsia="Times New Roman" w:hAnsi="Times New Roman" w:cs="Times New Roman"/>
+          <w:sz w:val="24"/>
+          <w:szCs w:val="24"/>
+          <w:lang w:val="en-IN"/>
+        </w:rPr>
+      </w:pPr>
+      <w:r>
+        <w:rPr>
+          <w:rFonts w:ascii="Times New Roman" w:eastAsia="Times New Roman" w:hAnsi="Times New Roman" w:cs="Times New Roman"/>
+          <w:sz w:val="24"/>
+          <w:szCs w:val="24"/>
+          <w:lang w:val="en-IN"/>
+        </w:rPr>
+        <w:t xml:space="preserve">            </w:t>
+      </w:r>
+      <w:proofErr w:type="gramStart"/>
+      <w:r>
+        <w:rPr>
+          <w:rFonts w:ascii="Times New Roman" w:eastAsia="Times New Roman" w:hAnsi="Times New Roman" w:cs="Times New Roman"/>
+          <w:sz w:val="24"/>
+          <w:szCs w:val="24"/>
+          <w:lang w:val="en-IN"/>
+        </w:rPr>
+        <w:t>console.log(</w:t>
+      </w:r>
+      <w:proofErr w:type="gramEnd"/>
+      <w:r>
+        <w:rPr>
+          <w:rFonts w:ascii="Times New Roman" w:eastAsia="Times New Roman" w:hAnsi="Times New Roman" w:cs="Times New Roman"/>
+          <w:sz w:val="24"/>
+          <w:szCs w:val="24"/>
+          <w:lang w:val="en-IN"/>
+        </w:rPr>
+        <w:t>"Bulb Off");</w:t>
+      </w:r>
+    </w:p>
+    <w:p>
+      <w:pPr>
+        <w:rPr>
+          <w:rFonts w:ascii="Times New Roman" w:eastAsia="Times New Roman" w:hAnsi="Times New Roman" w:cs="Times New Roman"/>
+          <w:sz w:val="24"/>
+          <w:szCs w:val="24"/>
+          <w:lang w:val="en-IN"/>
+        </w:rPr>
+      </w:pPr>
+      <w:r>
+        <w:rPr>
+          <w:rFonts w:ascii="Times New Roman" w:eastAsia="Times New Roman" w:hAnsi="Times New Roman" w:cs="Times New Roman"/>
+          <w:sz w:val="24"/>
+          <w:szCs w:val="24"/>
+          <w:lang w:val="en-IN"/>
+        </w:rPr>
+        <w:t>        }</w:t>
+      </w:r>
+    </w:p>
+    <w:p>
+      <w:pPr>
+        <w:rPr>
+          <w:rFonts w:ascii="Times New Roman" w:eastAsia="Times New Roman" w:hAnsi="Times New Roman" w:cs="Times New Roman"/>
+          <w:sz w:val="24"/>
+          <w:szCs w:val="24"/>
+          <w:lang w:val="en-IN"/>
+        </w:rPr>
+      </w:pPr>
+      <w:r>
+        <w:rPr>
+          <w:rFonts w:ascii="Times New Roman" w:eastAsia="Times New Roman" w:hAnsi="Times New Roman" w:cs="Times New Roman"/>
+          <w:sz w:val="24"/>
+          <w:szCs w:val="24"/>
+          <w:lang w:val="en-IN"/>
+        </w:rPr>
+        <w:t>    &lt;/script&gt;</w:t>
+      </w:r>
+    </w:p>
+    <w:p>
+      <w:pPr>
+        <w:rPr>
+          <w:rFonts w:ascii="Times New Roman" w:eastAsia="Times New Roman" w:hAnsi="Times New Roman" w:cs="Times New Roman"/>
+          <w:sz w:val="24"/>
+          <w:szCs w:val="24"/>
+          <w:lang w:val="en-IN"/>
+        </w:rPr>
+      </w:pPr>
+      <w:r>
+        <w:rPr>
+          <w:rFonts w:ascii="Times New Roman" w:eastAsia="Times New Roman" w:hAnsi="Times New Roman" w:cs="Times New Roman"/>
+          <w:sz w:val="24"/>
+          <w:szCs w:val="24"/>
+          <w:lang w:val="en-IN"/>
+        </w:rPr>
+        <w:t>&lt;/head&gt;</w:t>
+      </w:r>
+    </w:p>
+    <w:p>
+      <w:pPr>
+        <w:rPr>
+          <w:rFonts w:ascii="Times New Roman" w:eastAsia="Times New Roman" w:hAnsi="Times New Roman" w:cs="Times New Roman"/>
+          <w:sz w:val="24"/>
+          <w:szCs w:val="24"/>
+          <w:lang w:val="en-IN"/>
+        </w:rPr>
+      </w:pPr>
+      <w:r>
+        <w:rPr>
+          <w:rFonts w:ascii="Times New Roman" w:eastAsia="Times New Roman" w:hAnsi="Times New Roman" w:cs="Times New Roman"/>
+          <w:sz w:val="24"/>
+          <w:szCs w:val="24"/>
+          <w:lang w:val="en-IN"/>
+        </w:rPr>
+        <w:t>&lt;body&gt;</w:t>
+      </w:r>
+    </w:p>
+    <w:p>
+      <w:pPr>
+        <w:rPr>
+          <w:rFonts w:ascii="Times New Roman" w:eastAsia="Times New Roman" w:hAnsi="Times New Roman" w:cs="Times New Roman"/>
+          <w:sz w:val="24"/>
+          <w:szCs w:val="24"/>
+          <w:lang w:val="en-IN"/>
+        </w:rPr>
+      </w:pPr>
+      <w:r>
+        <w:rPr>
+          <w:rFonts w:ascii="Times New Roman" w:eastAsia="Times New Roman" w:hAnsi="Times New Roman" w:cs="Times New Roman"/>
+          <w:sz w:val="24"/>
+          <w:szCs w:val="24"/>
+          <w:lang w:val="en-IN"/>
+        </w:rPr>
+        <w:t>    &lt;</w:t>
+      </w:r>
+      <w:proofErr w:type="spellStart"/>
+      <w:r>
+        <w:rPr>
+          <w:rFonts w:ascii="Times New Roman" w:eastAsia="Times New Roman" w:hAnsi="Times New Roman" w:cs="Times New Roman"/>
+          <w:sz w:val="24"/>
+          <w:szCs w:val="24"/>
+          <w:lang w:val="en-IN"/>
+        </w:rPr>
+        <w:t>img</w:t>
+      </w:r>
+      <w:proofErr w:type="spellEnd"/>
+      <w:r>
+        <w:rPr>
+          <w:rFonts w:ascii="Times New Roman" w:eastAsia="Times New Roman" w:hAnsi="Times New Roman" w:cs="Times New Roman"/>
+          <w:sz w:val="24"/>
+          <w:szCs w:val="24"/>
+          <w:lang w:val="en-IN"/>
+        </w:rPr>
+        <w:t xml:space="preserve"> </w:t>
+      </w:r>
+      <w:proofErr w:type="spellStart"/>
+      <w:r>
+        <w:rPr>
+          <w:rFonts w:ascii="Times New Roman" w:eastAsia="Times New Roman" w:hAnsi="Times New Roman" w:cs="Times New Roman"/>
+          <w:sz w:val="24"/>
+          <w:szCs w:val="24"/>
+          <w:lang w:val="en-IN"/>
+        </w:rPr>
+        <w:t>src</w:t>
+      </w:r>
+      <w:proofErr w:type="spellEnd"/>
+      <w:r>
+        <w:rPr>
+          <w:rFonts w:ascii="Times New Roman" w:eastAsia="Times New Roman" w:hAnsi="Times New Roman" w:cs="Times New Roman"/>
+          <w:sz w:val="24"/>
+          <w:szCs w:val="24"/>
+          <w:lang w:val="en-IN"/>
+        </w:rPr>
+        <w:t>="./Utils/Bulb.jpg" style="width: 150px;" height="150px" id="bulb"/&gt;</w:t>
+      </w:r>
+    </w:p>
+    <w:p>
+      <w:pPr>
+        <w:rPr>
+          <w:rFonts w:ascii="Times New Roman" w:eastAsia="Times New Roman" w:hAnsi="Times New Roman" w:cs="Times New Roman"/>
+          <w:sz w:val="24"/>
+          <w:szCs w:val="24"/>
+          <w:lang w:val="en-IN"/>
+        </w:rPr>
+      </w:pPr>
+      <w:r>
+        <w:rPr>
+          <w:rFonts w:ascii="Times New Roman" w:eastAsia="Times New Roman" w:hAnsi="Times New Roman" w:cs="Times New Roman"/>
+          <w:sz w:val="24"/>
+          <w:szCs w:val="24"/>
+          <w:lang w:val="en-IN"/>
+        </w:rPr>
+        <w:t>    &lt;</w:t>
+      </w:r>
+      <w:proofErr w:type="spellStart"/>
+      <w:r>
+        <w:rPr>
+          <w:rFonts w:ascii="Times New Roman" w:eastAsia="Times New Roman" w:hAnsi="Times New Roman" w:cs="Times New Roman"/>
+          <w:sz w:val="24"/>
+          <w:szCs w:val="24"/>
+          <w:lang w:val="en-IN"/>
+        </w:rPr>
+        <w:t>br</w:t>
+      </w:r>
+      <w:proofErr w:type="spellEnd"/>
+      <w:r>
+        <w:rPr>
+          <w:rFonts w:ascii="Times New Roman" w:eastAsia="Times New Roman" w:hAnsi="Times New Roman" w:cs="Times New Roman"/>
+          <w:sz w:val="24"/>
+          <w:szCs w:val="24"/>
+          <w:lang w:val="en-IN"/>
+        </w:rPr>
+        <w:t>&gt;</w:t>
+      </w:r>
+    </w:p>
+    <w:p>
+      <w:pPr>
+        <w:rPr>
+          <w:rFonts w:ascii="Times New Roman" w:eastAsia="Times New Roman" w:hAnsi="Times New Roman" w:cs="Times New Roman"/>
+          <w:sz w:val="24"/>
+          <w:szCs w:val="24"/>
+          <w:lang w:val="en-IN"/>
+        </w:rPr>
+      </w:pPr>
+      <w:r>
+        <w:rPr>
+          <w:rFonts w:ascii="Times New Roman" w:eastAsia="Times New Roman" w:hAnsi="Times New Roman" w:cs="Times New Roman"/>
+          <w:sz w:val="24"/>
+          <w:szCs w:val="24"/>
+          <w:lang w:val="en-IN"/>
+        </w:rPr>
+        <w:t>    &lt;button onclick="</w:t>
+      </w:r>
+      <w:proofErr w:type="spellStart"/>
+      <w:proofErr w:type="gramStart"/>
+      <w:r>
+        <w:rPr>
+          <w:rFonts w:ascii="Times New Roman" w:eastAsia="Times New Roman" w:hAnsi="Times New Roman" w:cs="Times New Roman"/>
+          <w:sz w:val="24"/>
+          <w:szCs w:val="24"/>
+          <w:lang w:val="en-IN"/>
+        </w:rPr>
+        <w:t>bulbOff</w:t>
+      </w:r>
+      <w:proofErr w:type="spellEnd"/>
+      <w:r>
+        <w:rPr>
+          <w:rFonts w:ascii="Times New Roman" w:eastAsia="Times New Roman" w:hAnsi="Times New Roman" w:cs="Times New Roman"/>
+          <w:sz w:val="24"/>
+          <w:szCs w:val="24"/>
+          <w:lang w:val="en-IN"/>
+        </w:rPr>
+        <w:t>(</w:t>
+      </w:r>
+      <w:proofErr w:type="gramEnd"/>
+      <w:r>
+        <w:rPr>
+          <w:rFonts w:ascii="Times New Roman" w:eastAsia="Times New Roman" w:hAnsi="Times New Roman" w:cs="Times New Roman"/>
+          <w:sz w:val="24"/>
+          <w:szCs w:val="24"/>
+          <w:lang w:val="en-IN"/>
+        </w:rPr>
+        <w:t>)"&gt;Bulb Off&lt;/button&gt;</w:t>
+      </w:r>
+    </w:p>
+    <w:p>
+      <w:pPr>
+        <w:rPr>
+          <w:rFonts w:ascii="Times New Roman" w:eastAsia="Times New Roman" w:hAnsi="Times New Roman" w:cs="Times New Roman"/>
+          <w:sz w:val="24"/>
+          <w:szCs w:val="24"/>
+          <w:lang w:val="en-IN"/>
+        </w:rPr>
+      </w:pPr>
+      <w:r>
+        <w:rPr>
+          <w:rFonts w:ascii="Times New Roman" w:eastAsia="Times New Roman" w:hAnsi="Times New Roman" w:cs="Times New Roman"/>
+          <w:sz w:val="24"/>
+          <w:szCs w:val="24"/>
+          <w:lang w:val="en-IN"/>
+        </w:rPr>
+        <w:t>    &lt;button onclick="</w:t>
+      </w:r>
+      <w:proofErr w:type="spellStart"/>
+      <w:proofErr w:type="gramStart"/>
+      <w:r>
+        <w:rPr>
+          <w:rFonts w:ascii="Times New Roman" w:eastAsia="Times New Roman" w:hAnsi="Times New Roman" w:cs="Times New Roman"/>
+          <w:sz w:val="24"/>
+          <w:szCs w:val="24"/>
+          <w:lang w:val="en-IN"/>
+        </w:rPr>
+        <w:t>bulbOn</w:t>
+      </w:r>
+      <w:proofErr w:type="spellEnd"/>
+      <w:r>
+        <w:rPr>
+          <w:rFonts w:ascii="Times New Roman" w:eastAsia="Times New Roman" w:hAnsi="Times New Roman" w:cs="Times New Roman"/>
+          <w:sz w:val="24"/>
+          <w:szCs w:val="24"/>
+          <w:lang w:val="en-IN"/>
+        </w:rPr>
+        <w:t>(</w:t>
+      </w:r>
+      <w:proofErr w:type="gramEnd"/>
+      <w:r>
+        <w:rPr>
+          <w:rFonts w:ascii="Times New Roman" w:eastAsia="Times New Roman" w:hAnsi="Times New Roman" w:cs="Times New Roman"/>
+          <w:sz w:val="24"/>
+          <w:szCs w:val="24"/>
+          <w:lang w:val="en-IN"/>
+        </w:rPr>
+        <w:t>)"&gt;Bulb On&lt;/button&gt;</w:t>
+      </w:r>
+    </w:p>
+    <w:p>
+      <w:pPr>
+        <w:rPr>
+          <w:rFonts w:ascii="Times New Roman" w:eastAsia="Times New Roman" w:hAnsi="Times New Roman" w:cs="Times New Roman"/>
+          <w:sz w:val="24"/>
+          <w:szCs w:val="24"/>
+          <w:lang w:val="en-IN"/>
+        </w:rPr>
+      </w:pPr>
+      <w:r>
+        <w:rPr>
+          <w:rFonts w:ascii="Times New Roman" w:eastAsia="Times New Roman" w:hAnsi="Times New Roman" w:cs="Times New Roman"/>
+          <w:sz w:val="24"/>
+          <w:szCs w:val="24"/>
+          <w:lang w:val="en-IN"/>
+        </w:rPr>
+        <w:lastRenderedPageBreak/>
+        <w:t>&lt;/body&gt;</w:t>
+      </w:r>
+    </w:p>
+    <w:p>
+      <w:pPr>
+        <w:rPr>
+          <w:rFonts w:ascii="Times New Roman" w:eastAsia="Times New Roman" w:hAnsi="Times New Roman" w:cs="Times New Roman"/>
+          <w:sz w:val="24"/>
+          <w:szCs w:val="24"/>
+          <w:lang w:val="en-IN"/>
+        </w:rPr>
+      </w:pPr>
+      <w:r>
+        <w:rPr>
+          <w:rFonts w:ascii="Times New Roman" w:eastAsia="Times New Roman" w:hAnsi="Times New Roman" w:cs="Times New Roman"/>
+          <w:sz w:val="24"/>
+          <w:szCs w:val="24"/>
+          <w:lang w:val="en-IN"/>
+        </w:rPr>
+        <w:t>&lt;/html&gt;</w:t>
+      </w:r>
+    </w:p>
+    <w:p>
+      <w:pPr>
+        <w:jc w:val="center"/>
+        <w:rPr>
+          <w:rFonts w:ascii="Times New Roman" w:eastAsia="Times New Roman" w:hAnsi="Times New Roman" w:cs="Times New Roman"/>
+          <w:sz w:val="24"/>
+          <w:szCs w:val="24"/>
+          <w:lang w:val="en-IN"/>
+        </w:rPr>
+      </w:pPr>
+      <w:r>
+        <w:rPr>
+          <w:rFonts w:ascii="Times New Roman" w:eastAsia="Times New Roman" w:hAnsi="Times New Roman" w:cs="Times New Roman"/>
+          <w:sz w:val="24"/>
+          <w:szCs w:val="24"/>
+          <w:lang w:val="en-IN"/>
+        </w:rPr>
+        <w:t>OR</w:t>
+      </w:r>
+    </w:p>
+    <w:p>
+      <w:pPr>
+        <w:rPr>
+          <w:rFonts w:ascii="Times New Roman" w:eastAsia="Times New Roman" w:hAnsi="Times New Roman" w:cs="Times New Roman"/>
+          <w:sz w:val="24"/>
+          <w:szCs w:val="24"/>
+          <w:lang w:val="en-IN"/>
+        </w:rPr>
+      </w:pPr>
+      <w:r>
+        <w:rPr>
+          <w:rFonts w:ascii="Times New Roman" w:eastAsia="Times New Roman" w:hAnsi="Times New Roman" w:cs="Times New Roman"/>
+          <w:sz w:val="24"/>
+          <w:szCs w:val="24"/>
+          <w:lang w:val="en-IN"/>
+        </w:rPr>
+        <w:t>&lt;!DOCTYPE html&gt;</w:t>
+      </w:r>
+    </w:p>
+    <w:p>
+      <w:pPr>
+        <w:rPr>
+          <w:rFonts w:ascii="Times New Roman" w:eastAsia="Times New Roman" w:hAnsi="Times New Roman" w:cs="Times New Roman"/>
+          <w:sz w:val="24"/>
+          <w:szCs w:val="24"/>
+          <w:lang w:val="en-IN"/>
+        </w:rPr>
+      </w:pPr>
+      <w:r>
+        <w:rPr>
+          <w:rFonts w:ascii="Times New Roman" w:eastAsia="Times New Roman" w:hAnsi="Times New Roman" w:cs="Times New Roman"/>
+          <w:sz w:val="24"/>
+          <w:szCs w:val="24"/>
+          <w:lang w:val="en-IN"/>
+        </w:rPr>
+        <w:t>&lt;html lang="</w:t>
+      </w:r>
+      <w:proofErr w:type="spellStart"/>
+      <w:r>
+        <w:rPr>
+          <w:rFonts w:ascii="Times New Roman" w:eastAsia="Times New Roman" w:hAnsi="Times New Roman" w:cs="Times New Roman"/>
+          <w:sz w:val="24"/>
+          <w:szCs w:val="24"/>
+          <w:lang w:val="en-IN"/>
+        </w:rPr>
+        <w:t>en</w:t>
+      </w:r>
+      <w:proofErr w:type="spellEnd"/>
+      <w:r>
+        <w:rPr>
+          <w:rFonts w:ascii="Times New Roman" w:eastAsia="Times New Roman" w:hAnsi="Times New Roman" w:cs="Times New Roman"/>
+          <w:sz w:val="24"/>
+          <w:szCs w:val="24"/>
+          <w:lang w:val="en-IN"/>
+        </w:rPr>
+        <w:t>"&gt;</w:t>
+      </w:r>
+    </w:p>
+    <w:p>
+      <w:pPr>
+        <w:rPr>
+          <w:rFonts w:ascii="Times New Roman" w:eastAsia="Times New Roman" w:hAnsi="Times New Roman" w:cs="Times New Roman"/>
+          <w:sz w:val="24"/>
+          <w:szCs w:val="24"/>
+          <w:lang w:val="en-IN"/>
+        </w:rPr>
+      </w:pPr>
+      <w:r>
+        <w:rPr>
+          <w:rFonts w:ascii="Times New Roman" w:eastAsia="Times New Roman" w:hAnsi="Times New Roman" w:cs="Times New Roman"/>
+          <w:sz w:val="24"/>
+          <w:szCs w:val="24"/>
+          <w:lang w:val="en-IN"/>
+        </w:rPr>
+        <w:t>&lt;head&gt;</w:t>
+      </w:r>
+    </w:p>
+    <w:p>
+      <w:pPr>
+        <w:rPr>
+          <w:rFonts w:ascii="Times New Roman" w:eastAsia="Times New Roman" w:hAnsi="Times New Roman" w:cs="Times New Roman"/>
+          <w:sz w:val="24"/>
+          <w:szCs w:val="24"/>
+          <w:lang w:val="en-IN"/>
+        </w:rPr>
+      </w:pPr>
+      <w:r>
+        <w:rPr>
+          <w:rFonts w:ascii="Times New Roman" w:eastAsia="Times New Roman" w:hAnsi="Times New Roman" w:cs="Times New Roman"/>
+          <w:sz w:val="24"/>
+          <w:szCs w:val="24"/>
+          <w:lang w:val="en-IN"/>
+        </w:rPr>
+        <w:t>    &lt;script&gt;</w:t>
+      </w:r>
+    </w:p>
+    <w:p>
+      <w:pPr>
+        <w:rPr>
+          <w:rFonts w:ascii="Times New Roman" w:eastAsia="Times New Roman" w:hAnsi="Times New Roman" w:cs="Times New Roman"/>
+          <w:sz w:val="24"/>
+          <w:szCs w:val="24"/>
+          <w:lang w:val="en-IN"/>
+        </w:rPr>
+      </w:pPr>
+      <w:r>
+        <w:rPr>
+          <w:rFonts w:ascii="Times New Roman" w:eastAsia="Times New Roman" w:hAnsi="Times New Roman" w:cs="Times New Roman"/>
+          <w:sz w:val="24"/>
+          <w:szCs w:val="24"/>
+          <w:lang w:val="en-IN"/>
+        </w:rPr>
+        <w:t xml:space="preserve">        function </w:t>
+      </w:r>
+      <w:proofErr w:type="spellStart"/>
+      <w:proofErr w:type="gramStart"/>
+      <w:r>
+        <w:rPr>
+          <w:rFonts w:ascii="Times New Roman" w:eastAsia="Times New Roman" w:hAnsi="Times New Roman" w:cs="Times New Roman"/>
+          <w:sz w:val="24"/>
+          <w:szCs w:val="24"/>
+          <w:lang w:val="en-IN"/>
+        </w:rPr>
+        <w:t>bulbOn</w:t>
+      </w:r>
+      <w:proofErr w:type="spellEnd"/>
+      <w:r>
+        <w:rPr>
+          <w:rFonts w:ascii="Times New Roman" w:eastAsia="Times New Roman" w:hAnsi="Times New Roman" w:cs="Times New Roman"/>
+          <w:sz w:val="24"/>
+          <w:szCs w:val="24"/>
+          <w:lang w:val="en-IN"/>
+        </w:rPr>
+        <w:t>(){</w:t>
+      </w:r>
+      <w:proofErr w:type="gramEnd"/>
+    </w:p>
+    <w:p>
+      <w:pPr>
+        <w:rPr>
+          <w:rFonts w:ascii="Times New Roman" w:eastAsia="Times New Roman" w:hAnsi="Times New Roman" w:cs="Times New Roman"/>
+          <w:sz w:val="24"/>
+          <w:szCs w:val="24"/>
+          <w:lang w:val="en-IN"/>
+        </w:rPr>
+      </w:pPr>
+      <w:r>
+        <w:rPr>
+          <w:rFonts w:ascii="Times New Roman" w:eastAsia="Times New Roman" w:hAnsi="Times New Roman" w:cs="Times New Roman"/>
+          <w:sz w:val="24"/>
+          <w:szCs w:val="24"/>
+          <w:lang w:val="en-IN"/>
+        </w:rPr>
+        <w:t xml:space="preserve">            </w:t>
+      </w:r>
+      <w:proofErr w:type="spellStart"/>
+      <w:r>
+        <w:rPr>
+          <w:rFonts w:ascii="Times New Roman" w:eastAsia="Times New Roman" w:hAnsi="Times New Roman" w:cs="Times New Roman"/>
+          <w:sz w:val="24"/>
+          <w:szCs w:val="24"/>
+          <w:lang w:val="en-IN"/>
+        </w:rPr>
+        <w:t>const</w:t>
+      </w:r>
+      <w:proofErr w:type="spellEnd"/>
+      <w:r>
+        <w:rPr>
+          <w:rFonts w:ascii="Times New Roman" w:eastAsia="Times New Roman" w:hAnsi="Times New Roman" w:cs="Times New Roman"/>
+          <w:sz w:val="24"/>
+          <w:szCs w:val="24"/>
+          <w:lang w:val="en-IN"/>
+        </w:rPr>
+        <w:t xml:space="preserve"> </w:t>
+      </w:r>
+      <w:proofErr w:type="spellStart"/>
+      <w:r>
+        <w:rPr>
+          <w:rFonts w:ascii="Times New Roman" w:eastAsia="Times New Roman" w:hAnsi="Times New Roman" w:cs="Times New Roman"/>
+          <w:sz w:val="24"/>
+          <w:szCs w:val="24"/>
+          <w:lang w:val="en-IN"/>
+        </w:rPr>
+        <w:t>bulbImage</w:t>
+      </w:r>
+      <w:proofErr w:type="spellEnd"/>
+      <w:r>
+        <w:rPr>
+          <w:rFonts w:ascii="Times New Roman" w:eastAsia="Times New Roman" w:hAnsi="Times New Roman" w:cs="Times New Roman"/>
+          <w:sz w:val="24"/>
+          <w:szCs w:val="24"/>
+          <w:lang w:val="en-IN"/>
+        </w:rPr>
+        <w:t>=</w:t>
+      </w:r>
+      <w:proofErr w:type="spellStart"/>
+      <w:r>
+        <w:rPr>
+          <w:rFonts w:ascii="Times New Roman" w:eastAsia="Times New Roman" w:hAnsi="Times New Roman" w:cs="Times New Roman"/>
+          <w:sz w:val="24"/>
+          <w:szCs w:val="24"/>
+          <w:lang w:val="en-IN"/>
+        </w:rPr>
+        <w:t>document.getElementById</w:t>
+      </w:r>
+      <w:proofErr w:type="spellEnd"/>
+      <w:r>
+        <w:rPr>
+          <w:rFonts w:ascii="Times New Roman" w:eastAsia="Times New Roman" w:hAnsi="Times New Roman" w:cs="Times New Roman"/>
+          <w:sz w:val="24"/>
+          <w:szCs w:val="24"/>
+          <w:lang w:val="en-IN"/>
+        </w:rPr>
+        <w:t>("bulb")</w:t>
+      </w:r>
+    </w:p>
+    <w:p>
+      <w:pPr>
+        <w:rPr>
+          <w:rFonts w:ascii="Times New Roman" w:eastAsia="Times New Roman" w:hAnsi="Times New Roman" w:cs="Times New Roman"/>
+          <w:sz w:val="24"/>
+          <w:szCs w:val="24"/>
+          <w:lang w:val="en-IN"/>
+        </w:rPr>
+      </w:pPr>
+      <w:r>
+        <w:rPr>
+          <w:rFonts w:ascii="Times New Roman" w:eastAsia="Times New Roman" w:hAnsi="Times New Roman" w:cs="Times New Roman"/>
+          <w:sz w:val="24"/>
+          <w:szCs w:val="24"/>
+          <w:lang w:val="en-IN"/>
+        </w:rPr>
+        <w:t xml:space="preserve">            </w:t>
+      </w:r>
+      <w:proofErr w:type="spellStart"/>
+      <w:r>
+        <w:rPr>
+          <w:rFonts w:ascii="Times New Roman" w:eastAsia="Times New Roman" w:hAnsi="Times New Roman" w:cs="Times New Roman"/>
+          <w:sz w:val="24"/>
+          <w:szCs w:val="24"/>
+          <w:lang w:val="en-IN"/>
+        </w:rPr>
+        <w:t>bulbImage.setAttribute</w:t>
+      </w:r>
+      <w:proofErr w:type="spellEnd"/>
+      <w:r>
+        <w:rPr>
+          <w:rFonts w:ascii="Times New Roman" w:eastAsia="Times New Roman" w:hAnsi="Times New Roman" w:cs="Times New Roman"/>
+          <w:sz w:val="24"/>
+          <w:szCs w:val="24"/>
+          <w:lang w:val="en-IN"/>
+        </w:rPr>
+        <w:t>("</w:t>
+      </w:r>
+      <w:proofErr w:type="spellStart"/>
+      <w:r>
+        <w:rPr>
+          <w:rFonts w:ascii="Times New Roman" w:eastAsia="Times New Roman" w:hAnsi="Times New Roman" w:cs="Times New Roman"/>
+          <w:sz w:val="24"/>
+          <w:szCs w:val="24"/>
+          <w:lang w:val="en-IN"/>
+        </w:rPr>
+        <w:t>src</w:t>
+      </w:r>
+      <w:proofErr w:type="spellEnd"/>
+      <w:r>
+        <w:rPr>
+          <w:rFonts w:ascii="Times New Roman" w:eastAsia="Times New Roman" w:hAnsi="Times New Roman" w:cs="Times New Roman"/>
+          <w:sz w:val="24"/>
+          <w:szCs w:val="24"/>
+          <w:lang w:val="en-IN"/>
+        </w:rPr>
+        <w:t>","./Utils/</w:t>
+      </w:r>
+      <w:proofErr w:type="spellStart"/>
+      <w:r>
+        <w:rPr>
+          <w:rFonts w:ascii="Times New Roman" w:eastAsia="Times New Roman" w:hAnsi="Times New Roman" w:cs="Times New Roman"/>
+          <w:sz w:val="24"/>
+          <w:szCs w:val="24"/>
+          <w:lang w:val="en-IN"/>
+        </w:rPr>
+        <w:t>Bulb_On.avif</w:t>
+      </w:r>
+      <w:proofErr w:type="spellEnd"/>
+      <w:r>
+        <w:rPr>
+          <w:rFonts w:ascii="Times New Roman" w:eastAsia="Times New Roman" w:hAnsi="Times New Roman" w:cs="Times New Roman"/>
+          <w:sz w:val="24"/>
+          <w:szCs w:val="24"/>
+          <w:lang w:val="en-IN"/>
+        </w:rPr>
+        <w:t>");</w:t>
+      </w:r>
+    </w:p>
+    <w:p>
+      <w:pPr>
+        <w:rPr>
+          <w:rFonts w:ascii="Times New Roman" w:eastAsia="Times New Roman" w:hAnsi="Times New Roman" w:cs="Times New Roman"/>
+          <w:sz w:val="24"/>
+          <w:szCs w:val="24"/>
+          <w:lang w:val="en-IN"/>
+        </w:rPr>
+      </w:pPr>
+      <w:r>
+        <w:rPr>
+          <w:rFonts w:ascii="Times New Roman" w:eastAsia="Times New Roman" w:hAnsi="Times New Roman" w:cs="Times New Roman"/>
+          <w:sz w:val="24"/>
+          <w:szCs w:val="24"/>
+          <w:lang w:val="en-IN"/>
+        </w:rPr>
+        <w:t xml:space="preserve">            </w:t>
+      </w:r>
+      <w:proofErr w:type="gramStart"/>
+      <w:r>
+        <w:rPr>
+          <w:rFonts w:ascii="Times New Roman" w:eastAsia="Times New Roman" w:hAnsi="Times New Roman" w:cs="Times New Roman"/>
+          <w:sz w:val="24"/>
+          <w:szCs w:val="24"/>
+          <w:lang w:val="en-IN"/>
+        </w:rPr>
+        <w:t>console.log(</w:t>
+      </w:r>
+      <w:proofErr w:type="gramEnd"/>
+      <w:r>
+        <w:rPr>
+          <w:rFonts w:ascii="Times New Roman" w:eastAsia="Times New Roman" w:hAnsi="Times New Roman" w:cs="Times New Roman"/>
+          <w:sz w:val="24"/>
+          <w:szCs w:val="24"/>
+          <w:lang w:val="en-IN"/>
+        </w:rPr>
+        <w:t>"Bulb On");</w:t>
+      </w:r>
+    </w:p>
+    <w:p>
+      <w:pPr>
+        <w:rPr>
+          <w:rFonts w:ascii="Times New Roman" w:eastAsia="Times New Roman" w:hAnsi="Times New Roman" w:cs="Times New Roman"/>
+          <w:sz w:val="24"/>
+          <w:szCs w:val="24"/>
+          <w:lang w:val="en-IN"/>
+        </w:rPr>
+      </w:pPr>
+      <w:r>
+        <w:rPr>
+          <w:rFonts w:ascii="Times New Roman" w:eastAsia="Times New Roman" w:hAnsi="Times New Roman" w:cs="Times New Roman"/>
+          <w:sz w:val="24"/>
+          <w:szCs w:val="24"/>
+          <w:lang w:val="en-IN"/>
+        </w:rPr>
+        <w:t>        }</w:t>
+      </w:r>
+    </w:p>
+    <w:p>
+      <w:pPr>
+        <w:rPr>
+          <w:rFonts w:ascii="Times New Roman" w:eastAsia="Times New Roman" w:hAnsi="Times New Roman" w:cs="Times New Roman"/>
+          <w:sz w:val="24"/>
+          <w:szCs w:val="24"/>
+          <w:lang w:val="en-IN"/>
+        </w:rPr>
+      </w:pPr>
+      <w:r>
+        <w:rPr>
+          <w:rFonts w:ascii="Times New Roman" w:eastAsia="Times New Roman" w:hAnsi="Times New Roman" w:cs="Times New Roman"/>
+          <w:sz w:val="24"/>
+          <w:szCs w:val="24"/>
+          <w:lang w:val="en-IN"/>
+        </w:rPr>
+        <w:t xml:space="preserve">        function </w:t>
+      </w:r>
+      <w:proofErr w:type="spellStart"/>
+      <w:proofErr w:type="gramStart"/>
+      <w:r>
+        <w:rPr>
+          <w:rFonts w:ascii="Times New Roman" w:eastAsia="Times New Roman" w:hAnsi="Times New Roman" w:cs="Times New Roman"/>
+          <w:sz w:val="24"/>
+          <w:szCs w:val="24"/>
+          <w:lang w:val="en-IN"/>
+        </w:rPr>
+        <w:t>bulbOff</w:t>
+      </w:r>
+      <w:proofErr w:type="spellEnd"/>
+      <w:r>
+        <w:rPr>
+          <w:rFonts w:ascii="Times New Roman" w:eastAsia="Times New Roman" w:hAnsi="Times New Roman" w:cs="Times New Roman"/>
+          <w:sz w:val="24"/>
+          <w:szCs w:val="24"/>
+          <w:lang w:val="en-IN"/>
+        </w:rPr>
+        <w:t>(){</w:t>
+      </w:r>
+      <w:proofErr w:type="gramEnd"/>
+    </w:p>
+    <w:p>
+      <w:pPr>
+        <w:rPr>
+          <w:rFonts w:ascii="Times New Roman" w:eastAsia="Times New Roman" w:hAnsi="Times New Roman" w:cs="Times New Roman"/>
+          <w:sz w:val="24"/>
+          <w:szCs w:val="24"/>
+          <w:lang w:val="en-IN"/>
+        </w:rPr>
+      </w:pPr>
+      <w:r>
+        <w:rPr>
+          <w:rFonts w:ascii="Times New Roman" w:eastAsia="Times New Roman" w:hAnsi="Times New Roman" w:cs="Times New Roman"/>
+          <w:sz w:val="24"/>
+          <w:szCs w:val="24"/>
+          <w:lang w:val="en-IN"/>
+        </w:rPr>
+        <w:t xml:space="preserve">            </w:t>
+      </w:r>
+      <w:proofErr w:type="spellStart"/>
+      <w:r>
+        <w:rPr>
+          <w:rFonts w:ascii="Times New Roman" w:eastAsia="Times New Roman" w:hAnsi="Times New Roman" w:cs="Times New Roman"/>
+          <w:sz w:val="24"/>
+          <w:szCs w:val="24"/>
+          <w:lang w:val="en-IN"/>
+        </w:rPr>
+        <w:t>const</w:t>
+      </w:r>
+      <w:proofErr w:type="spellEnd"/>
+      <w:r>
+        <w:rPr>
+          <w:rFonts w:ascii="Times New Roman" w:eastAsia="Times New Roman" w:hAnsi="Times New Roman" w:cs="Times New Roman"/>
+          <w:sz w:val="24"/>
+          <w:szCs w:val="24"/>
+          <w:lang w:val="en-IN"/>
+        </w:rPr>
+        <w:t xml:space="preserve"> </w:t>
+      </w:r>
+      <w:proofErr w:type="spellStart"/>
+      <w:r>
+        <w:rPr>
+          <w:rFonts w:ascii="Times New Roman" w:eastAsia="Times New Roman" w:hAnsi="Times New Roman" w:cs="Times New Roman"/>
+          <w:sz w:val="24"/>
+          <w:szCs w:val="24"/>
+          <w:lang w:val="en-IN"/>
+        </w:rPr>
+        <w:t>bulbImage</w:t>
+      </w:r>
+      <w:proofErr w:type="spellEnd"/>
+      <w:r>
+        <w:rPr>
+          <w:rFonts w:ascii="Times New Roman" w:eastAsia="Times New Roman" w:hAnsi="Times New Roman" w:cs="Times New Roman"/>
+          <w:sz w:val="24"/>
+          <w:szCs w:val="24"/>
+          <w:lang w:val="en-IN"/>
+        </w:rPr>
+        <w:t>=</w:t>
+      </w:r>
+      <w:proofErr w:type="spellStart"/>
+      <w:r>
+        <w:rPr>
+          <w:rFonts w:ascii="Times New Roman" w:eastAsia="Times New Roman" w:hAnsi="Times New Roman" w:cs="Times New Roman"/>
+          <w:sz w:val="24"/>
+          <w:szCs w:val="24"/>
+          <w:lang w:val="en-IN"/>
+        </w:rPr>
+        <w:t>document.getElementById</w:t>
+      </w:r>
+      <w:proofErr w:type="spellEnd"/>
+      <w:r>
+        <w:rPr>
+          <w:rFonts w:ascii="Times New Roman" w:eastAsia="Times New Roman" w:hAnsi="Times New Roman" w:cs="Times New Roman"/>
+          <w:sz w:val="24"/>
+          <w:szCs w:val="24"/>
+          <w:lang w:val="en-IN"/>
+        </w:rPr>
+        <w:t>("bulb")</w:t>
+      </w:r>
+    </w:p>
+    <w:p>
+      <w:pPr>
+        <w:rPr>
+          <w:rFonts w:ascii="Times New Roman" w:eastAsia="Times New Roman" w:hAnsi="Times New Roman" w:cs="Times New Roman"/>
+          <w:sz w:val="24"/>
+          <w:szCs w:val="24"/>
+          <w:lang w:val="en-IN"/>
+        </w:rPr>
+      </w:pPr>
+      <w:r>
+        <w:rPr>
+          <w:rFonts w:ascii="Times New Roman" w:eastAsia="Times New Roman" w:hAnsi="Times New Roman" w:cs="Times New Roman"/>
+          <w:sz w:val="24"/>
+          <w:szCs w:val="24"/>
+          <w:lang w:val="en-IN"/>
+        </w:rPr>
+        <w:t xml:space="preserve">            </w:t>
+      </w:r>
+      <w:proofErr w:type="spellStart"/>
+      <w:r>
+        <w:rPr>
+          <w:rFonts w:ascii="Times New Roman" w:eastAsia="Times New Roman" w:hAnsi="Times New Roman" w:cs="Times New Roman"/>
+          <w:sz w:val="24"/>
+          <w:szCs w:val="24"/>
+          <w:lang w:val="en-IN"/>
+        </w:rPr>
+        <w:t>bulbImage.setAttribute</w:t>
+      </w:r>
+      <w:proofErr w:type="spellEnd"/>
+      <w:r>
+        <w:rPr>
+          <w:rFonts w:ascii="Times New Roman" w:eastAsia="Times New Roman" w:hAnsi="Times New Roman" w:cs="Times New Roman"/>
+          <w:sz w:val="24"/>
+          <w:szCs w:val="24"/>
+          <w:lang w:val="en-IN"/>
+        </w:rPr>
+        <w:t>("</w:t>
+      </w:r>
+      <w:proofErr w:type="spellStart"/>
+      <w:r>
+        <w:rPr>
+          <w:rFonts w:ascii="Times New Roman" w:eastAsia="Times New Roman" w:hAnsi="Times New Roman" w:cs="Times New Roman"/>
+          <w:sz w:val="24"/>
+          <w:szCs w:val="24"/>
+          <w:lang w:val="en-IN"/>
+        </w:rPr>
+        <w:t>src</w:t>
+      </w:r>
+      <w:proofErr w:type="spellEnd"/>
+      <w:r>
+        <w:rPr>
+          <w:rFonts w:ascii="Times New Roman" w:eastAsia="Times New Roman" w:hAnsi="Times New Roman" w:cs="Times New Roman"/>
+          <w:sz w:val="24"/>
+          <w:szCs w:val="24"/>
+          <w:lang w:val="en-IN"/>
+        </w:rPr>
+        <w:t>","./Utils/Bulb.jpg");</w:t>
+      </w:r>
+    </w:p>
+    <w:p>
+      <w:pPr>
+        <w:rPr>
+          <w:rFonts w:ascii="Times New Roman" w:eastAsia="Times New Roman" w:hAnsi="Times New Roman" w:cs="Times New Roman"/>
+          <w:sz w:val="24"/>
+          <w:szCs w:val="24"/>
+          <w:lang w:val="en-IN"/>
+        </w:rPr>
+      </w:pPr>
+      <w:r>
+        <w:rPr>
+          <w:rFonts w:ascii="Times New Roman" w:eastAsia="Times New Roman" w:hAnsi="Times New Roman" w:cs="Times New Roman"/>
+          <w:sz w:val="24"/>
+          <w:szCs w:val="24"/>
+          <w:lang w:val="en-IN"/>
+        </w:rPr>
+        <w:t xml:space="preserve">            </w:t>
+      </w:r>
+      <w:proofErr w:type="gramStart"/>
+      <w:r>
+        <w:rPr>
+          <w:rFonts w:ascii="Times New Roman" w:eastAsia="Times New Roman" w:hAnsi="Times New Roman" w:cs="Times New Roman"/>
+          <w:sz w:val="24"/>
+          <w:szCs w:val="24"/>
+          <w:lang w:val="en-IN"/>
+        </w:rPr>
+        <w:t>console.log(</w:t>
+      </w:r>
+      <w:proofErr w:type="gramEnd"/>
+      <w:r>
+        <w:rPr>
+          <w:rFonts w:ascii="Times New Roman" w:eastAsia="Times New Roman" w:hAnsi="Times New Roman" w:cs="Times New Roman"/>
+          <w:sz w:val="24"/>
+          <w:szCs w:val="24"/>
+          <w:lang w:val="en-IN"/>
+        </w:rPr>
+        <w:t>"Bulb Off");</w:t>
+      </w:r>
+    </w:p>
+    <w:p>
+      <w:pPr>
+        <w:rPr>
+          <w:rFonts w:ascii="Times New Roman" w:eastAsia="Times New Roman" w:hAnsi="Times New Roman" w:cs="Times New Roman"/>
+          <w:sz w:val="24"/>
+          <w:szCs w:val="24"/>
+          <w:lang w:val="en-IN"/>
+        </w:rPr>
+      </w:pPr>
+      <w:r>
+        <w:rPr>
+          <w:rFonts w:ascii="Times New Roman" w:eastAsia="Times New Roman" w:hAnsi="Times New Roman" w:cs="Times New Roman"/>
+          <w:sz w:val="24"/>
+          <w:szCs w:val="24"/>
+          <w:lang w:val="en-IN"/>
+        </w:rPr>
+        <w:t>        }</w:t>
+      </w:r>
+    </w:p>
+    <w:p>
+      <w:pPr>
+        <w:rPr>
+          <w:rFonts w:ascii="Times New Roman" w:eastAsia="Times New Roman" w:hAnsi="Times New Roman" w:cs="Times New Roman"/>
+          <w:sz w:val="24"/>
+          <w:szCs w:val="24"/>
+          <w:lang w:val="en-IN"/>
+        </w:rPr>
+      </w:pPr>
+      <w:r>
+        <w:rPr>
+          <w:rFonts w:ascii="Times New Roman" w:eastAsia="Times New Roman" w:hAnsi="Times New Roman" w:cs="Times New Roman"/>
+          <w:sz w:val="24"/>
+          <w:szCs w:val="24"/>
+          <w:lang w:val="en-IN"/>
+        </w:rPr>
+        <w:t>    &lt;/script&gt;</w:t>
+      </w:r>
+    </w:p>
+    <w:p>
+      <w:pPr>
+        <w:rPr>
+          <w:rFonts w:ascii="Times New Roman" w:eastAsia="Times New Roman" w:hAnsi="Times New Roman" w:cs="Times New Roman"/>
+          <w:sz w:val="24"/>
+          <w:szCs w:val="24"/>
+          <w:lang w:val="en-IN"/>
+        </w:rPr>
+      </w:pPr>
+      <w:r>
+        <w:rPr>
+          <w:rFonts w:ascii="Times New Roman" w:eastAsia="Times New Roman" w:hAnsi="Times New Roman" w:cs="Times New Roman"/>
+          <w:sz w:val="24"/>
+          <w:szCs w:val="24"/>
+          <w:lang w:val="en-IN"/>
+        </w:rPr>
+        <w:t>&lt;/head&gt;</w:t>
+      </w:r>
+    </w:p>
+    <w:p>
+      <w:pPr>
+        <w:rPr>
+          <w:rFonts w:ascii="Times New Roman" w:eastAsia="Times New Roman" w:hAnsi="Times New Roman" w:cs="Times New Roman"/>
+          <w:sz w:val="24"/>
+          <w:szCs w:val="24"/>
+          <w:lang w:val="en-IN"/>
+        </w:rPr>
+      </w:pPr>
+      <w:r>
+        <w:rPr>
+          <w:rFonts w:ascii="Times New Roman" w:eastAsia="Times New Roman" w:hAnsi="Times New Roman" w:cs="Times New Roman"/>
+          <w:sz w:val="24"/>
+          <w:szCs w:val="24"/>
+          <w:lang w:val="en-IN"/>
+        </w:rPr>
+        <w:t>&lt;body&gt;</w:t>
+      </w:r>
+    </w:p>
+    <w:p>
+      <w:pPr>
+        <w:rPr>
+          <w:rFonts w:ascii="Times New Roman" w:eastAsia="Times New Roman" w:hAnsi="Times New Roman" w:cs="Times New Roman"/>
+          <w:sz w:val="24"/>
+          <w:szCs w:val="24"/>
+          <w:lang w:val="en-IN"/>
+        </w:rPr>
+      </w:pPr>
+      <w:r>
+        <w:rPr>
+          <w:rFonts w:ascii="Times New Roman" w:eastAsia="Times New Roman" w:hAnsi="Times New Roman" w:cs="Times New Roman"/>
+          <w:sz w:val="24"/>
+          <w:szCs w:val="24"/>
+          <w:lang w:val="en-IN"/>
+        </w:rPr>
+        <w:t>    &lt;</w:t>
+      </w:r>
+      <w:proofErr w:type="spellStart"/>
+      <w:r>
+        <w:rPr>
+          <w:rFonts w:ascii="Times New Roman" w:eastAsia="Times New Roman" w:hAnsi="Times New Roman" w:cs="Times New Roman"/>
+          <w:sz w:val="24"/>
+          <w:szCs w:val="24"/>
+          <w:lang w:val="en-IN"/>
+        </w:rPr>
+        <w:t>img</w:t>
+      </w:r>
+      <w:proofErr w:type="spellEnd"/>
+      <w:r>
+        <w:rPr>
+          <w:rFonts w:ascii="Times New Roman" w:eastAsia="Times New Roman" w:hAnsi="Times New Roman" w:cs="Times New Roman"/>
+          <w:sz w:val="24"/>
+          <w:szCs w:val="24"/>
+          <w:lang w:val="en-IN"/>
+        </w:rPr>
+        <w:t xml:space="preserve"> </w:t>
+      </w:r>
+      <w:proofErr w:type="spellStart"/>
+      <w:r>
+        <w:rPr>
+          <w:rFonts w:ascii="Times New Roman" w:eastAsia="Times New Roman" w:hAnsi="Times New Roman" w:cs="Times New Roman"/>
+          <w:sz w:val="24"/>
+          <w:szCs w:val="24"/>
+          <w:lang w:val="en-IN"/>
+        </w:rPr>
+        <w:t>src</w:t>
+      </w:r>
+      <w:proofErr w:type="spellEnd"/>
+      <w:r>
+        <w:rPr>
+          <w:rFonts w:ascii="Times New Roman" w:eastAsia="Times New Roman" w:hAnsi="Times New Roman" w:cs="Times New Roman"/>
+          <w:sz w:val="24"/>
+          <w:szCs w:val="24"/>
+          <w:lang w:val="en-IN"/>
+        </w:rPr>
+        <w:t>="./Utils/Bulb.jpg" style="width: 150px;" height="150px" id="bulb"/&gt;</w:t>
+      </w:r>
+    </w:p>
+    <w:p>
+      <w:pPr>
+        <w:rPr>
+          <w:rFonts w:ascii="Times New Roman" w:eastAsia="Times New Roman" w:hAnsi="Times New Roman" w:cs="Times New Roman"/>
+          <w:sz w:val="24"/>
+          <w:szCs w:val="24"/>
+          <w:lang w:val="en-IN"/>
+        </w:rPr>
+      </w:pPr>
+      <w:r>
+        <w:rPr>
+          <w:rFonts w:ascii="Times New Roman" w:eastAsia="Times New Roman" w:hAnsi="Times New Roman" w:cs="Times New Roman"/>
+          <w:sz w:val="24"/>
+          <w:szCs w:val="24"/>
+          <w:lang w:val="en-IN"/>
+        </w:rPr>
+        <w:t>    &lt;</w:t>
+      </w:r>
+      <w:proofErr w:type="spellStart"/>
+      <w:r>
+        <w:rPr>
+          <w:rFonts w:ascii="Times New Roman" w:eastAsia="Times New Roman" w:hAnsi="Times New Roman" w:cs="Times New Roman"/>
+          <w:sz w:val="24"/>
+          <w:szCs w:val="24"/>
+          <w:lang w:val="en-IN"/>
+        </w:rPr>
+        <w:t>br</w:t>
+      </w:r>
+      <w:proofErr w:type="spellEnd"/>
+      <w:r>
+        <w:rPr>
+          <w:rFonts w:ascii="Times New Roman" w:eastAsia="Times New Roman" w:hAnsi="Times New Roman" w:cs="Times New Roman"/>
+          <w:sz w:val="24"/>
+          <w:szCs w:val="24"/>
+          <w:lang w:val="en-IN"/>
+        </w:rPr>
+        <w:t>&gt;</w:t>
+      </w:r>
+    </w:p>
+    <w:p>
+      <w:pPr>
+        <w:rPr>
+          <w:rFonts w:ascii="Times New Roman" w:eastAsia="Times New Roman" w:hAnsi="Times New Roman" w:cs="Times New Roman"/>
+          <w:sz w:val="24"/>
+          <w:szCs w:val="24"/>
+          <w:lang w:val="en-IN"/>
+        </w:rPr>
+      </w:pPr>
+      <w:r>
+        <w:rPr>
+          <w:rFonts w:ascii="Times New Roman" w:eastAsia="Times New Roman" w:hAnsi="Times New Roman" w:cs="Times New Roman"/>
+          <w:sz w:val="24"/>
+          <w:szCs w:val="24"/>
+          <w:lang w:val="en-IN"/>
+        </w:rPr>
+        <w:t>    &lt;button onclick="</w:t>
+      </w:r>
+      <w:proofErr w:type="spellStart"/>
+      <w:proofErr w:type="gramStart"/>
+      <w:r>
+        <w:rPr>
+          <w:rFonts w:ascii="Times New Roman" w:eastAsia="Times New Roman" w:hAnsi="Times New Roman" w:cs="Times New Roman"/>
+          <w:sz w:val="24"/>
+          <w:szCs w:val="24"/>
+          <w:lang w:val="en-IN"/>
+        </w:rPr>
+        <w:t>bulbOff</w:t>
+      </w:r>
+      <w:proofErr w:type="spellEnd"/>
+      <w:r>
+        <w:rPr>
+          <w:rFonts w:ascii="Times New Roman" w:eastAsia="Times New Roman" w:hAnsi="Times New Roman" w:cs="Times New Roman"/>
+          <w:sz w:val="24"/>
+          <w:szCs w:val="24"/>
+          <w:lang w:val="en-IN"/>
+        </w:rPr>
+        <w:t>(</w:t>
+      </w:r>
+      <w:proofErr w:type="gramEnd"/>
+      <w:r>
+        <w:rPr>
+          <w:rFonts w:ascii="Times New Roman" w:eastAsia="Times New Roman" w:hAnsi="Times New Roman" w:cs="Times New Roman"/>
+          <w:sz w:val="24"/>
+          <w:szCs w:val="24"/>
+          <w:lang w:val="en-IN"/>
+        </w:rPr>
+        <w:t>)"&gt;Bulb Off&lt;/button&gt;</w:t>
+      </w:r>
+    </w:p>
+    <w:p>
+      <w:pPr>
+        <w:rPr>
+          <w:rFonts w:ascii="Times New Roman" w:eastAsia="Times New Roman" w:hAnsi="Times New Roman" w:cs="Times New Roman"/>
+          <w:sz w:val="24"/>
+          <w:szCs w:val="24"/>
+          <w:lang w:val="en-IN"/>
+        </w:rPr>
+      </w:pPr>
+      <w:r>
+        <w:rPr>
+          <w:rFonts w:ascii="Times New Roman" w:eastAsia="Times New Roman" w:hAnsi="Times New Roman" w:cs="Times New Roman"/>
+          <w:sz w:val="24"/>
+          <w:szCs w:val="24"/>
+          <w:lang w:val="en-IN"/>
+        </w:rPr>
+        <w:t>    &lt;button onclick="</w:t>
+      </w:r>
+      <w:proofErr w:type="spellStart"/>
+      <w:proofErr w:type="gramStart"/>
+      <w:r>
+        <w:rPr>
+          <w:rFonts w:ascii="Times New Roman" w:eastAsia="Times New Roman" w:hAnsi="Times New Roman" w:cs="Times New Roman"/>
+          <w:sz w:val="24"/>
+          <w:szCs w:val="24"/>
+          <w:lang w:val="en-IN"/>
+        </w:rPr>
+        <w:t>bulbOn</w:t>
+      </w:r>
+      <w:proofErr w:type="spellEnd"/>
+      <w:r>
+        <w:rPr>
+          <w:rFonts w:ascii="Times New Roman" w:eastAsia="Times New Roman" w:hAnsi="Times New Roman" w:cs="Times New Roman"/>
+          <w:sz w:val="24"/>
+          <w:szCs w:val="24"/>
+          <w:lang w:val="en-IN"/>
+        </w:rPr>
+        <w:t>(</w:t>
+      </w:r>
+      <w:proofErr w:type="gramEnd"/>
+      <w:r>
+        <w:rPr>
+          <w:rFonts w:ascii="Times New Roman" w:eastAsia="Times New Roman" w:hAnsi="Times New Roman" w:cs="Times New Roman"/>
+          <w:sz w:val="24"/>
+          <w:szCs w:val="24"/>
+          <w:lang w:val="en-IN"/>
+        </w:rPr>
+        <w:t>)"&gt;Bulb On&lt;/button&gt;</w:t>
+      </w:r>
+    </w:p>
+    <w:p>
+      <w:pPr>
+        <w:rPr>
+          <w:rFonts w:ascii="Times New Roman" w:eastAsia="Times New Roman" w:hAnsi="Times New Roman" w:cs="Times New Roman"/>
+          <w:sz w:val="24"/>
+          <w:szCs w:val="24"/>
+          <w:lang w:val="en-IN"/>
+        </w:rPr>
+      </w:pPr>
+      <w:r>
+        <w:rPr>
+          <w:rFonts w:ascii="Times New Roman" w:eastAsia="Times New Roman" w:hAnsi="Times New Roman" w:cs="Times New Roman"/>
+          <w:sz w:val="24"/>
+          <w:szCs w:val="24"/>
+          <w:lang w:val="en-IN"/>
+        </w:rPr>
+        <w:t>&lt;/body&gt;</w:t>
+      </w:r>
+    </w:p>
+    <w:p>
+      <w:pPr>
+        <w:rPr>
+          <w:rFonts w:ascii="Times New Roman" w:eastAsia="Times New Roman" w:hAnsi="Times New Roman" w:cs="Times New Roman"/>
+          <w:sz w:val="24"/>
+          <w:szCs w:val="24"/>
+          <w:lang w:val="en-IN"/>
+        </w:rPr>
+      </w:pPr>
+      <w:r>
+        <w:rPr>
+          <w:rFonts w:ascii="Times New Roman" w:eastAsia="Times New Roman" w:hAnsi="Times New Roman" w:cs="Times New Roman"/>
+          <w:sz w:val="24"/>
+          <w:szCs w:val="24"/>
+          <w:lang w:val="en-IN"/>
+        </w:rPr>
+        <w:t>&lt;/html&gt;</w:t>
+      </w:r>
+    </w:p>
+    <w:p>
+      <w:pPr>
+        <w:rPr>
+          <w:rFonts w:ascii="Times New Roman" w:eastAsia="Times New Roman" w:hAnsi="Times New Roman" w:cs="Times New Roman"/>
+          <w:sz w:val="24"/>
+          <w:szCs w:val="24"/>
+          <w:lang w:val="en-IN"/>
+        </w:rPr>
+      </w:pPr>
+    </w:p>
+    <w:p>
+      <w:pPr>
+        <w:rPr>
+          <w:rFonts w:ascii="Times New Roman" w:eastAsia="Times New Roman" w:hAnsi="Times New Roman" w:cs="Times New Roman"/>
+          <w:sz w:val="24"/>
+          <w:szCs w:val="24"/>
+          <w:lang w:val="en-US"/>
+        </w:rPr>
+      </w:pPr>
+    </w:p>
+    <w:p>
+      <w:pPr>
+        <w:rPr>
+          <w:rFonts w:ascii="Times New Roman" w:eastAsia="Times New Roman" w:hAnsi="Times New Roman" w:cs="Times New Roman"/>
+          <w:b/>
+          <w:bCs/>
+          <w:sz w:val="26"/>
+          <w:szCs w:val="26"/>
+          <w:lang w:val="en-US"/>
+        </w:rPr>
+      </w:pPr>
+      <w:r>
+        <w:rPr>
+          <w:rFonts w:ascii="Times New Roman" w:eastAsia="Times New Roman" w:hAnsi="Times New Roman" w:cs="Times New Roman"/>
+          <w:b/>
+          <w:bCs/>
+          <w:sz w:val="26"/>
+          <w:szCs w:val="26"/>
+          <w:lang w:val="en-US"/>
+        </w:rPr>
+        <w:t>Output:</w:t>
+      </w:r>
+    </w:p>
+    <w:p>
+      <w:pPr>
+        <w:rPr>
+          <w:rFonts w:ascii="Times New Roman" w:eastAsia="Times New Roman" w:hAnsi="Times New Roman" w:cs="Times New Roman"/>
+          <w:b/>
+          <w:bCs/>
+          <w:sz w:val="26"/>
+          <w:szCs w:val="26"/>
+          <w:lang w:val="en-US"/>
+        </w:rPr>
+      </w:pPr>
+      <w:r>
+        <w:rPr>
+          <w:rFonts w:ascii="Times New Roman" w:eastAsia="Times New Roman" w:hAnsi="Times New Roman" w:cs="Times New Roman"/>
+          <w:b/>
+          <w:bCs/>
+          <w:sz w:val="26"/>
+          <w:szCs w:val="26"/>
+          <w:lang w:val="en-US"/>
+        </w:rPr>
+        <w:drawing>
+          <wp:inline distT="0" distB="0" distL="0" distR="0" wp14:anchorId="48DCF325" wp14:editId="4A0F6FC1">
+            <wp:extent cx="5943600" cy="1057275"/>
+            <wp:effectExtent l="0" t="0" r="0" b="9525"/>
+            <wp:docPr id="202722428" name="Picture 1"/>
+            <wp:cNvGraphicFramePr>
+              <a:graphicFrameLocks xmlns:a="http://schemas.openxmlformats.org/drawingml/2006/main" noChangeAspect="1"/>
+            </wp:cNvGraphicFramePr>
+            <a:graphic xmlns:a="http://schemas.openxmlformats.org/drawingml/2006/main">
+              <a:graphicData uri="http://schemas.openxmlformats.org/drawingml/2006/picture">
+                <pic:pic xmlns:pic="http://schemas.openxmlformats.org/drawingml/2006/picture">
+                  <pic:nvPicPr>
+                    <pic:cNvPr id="202722428" name=""/>
+                    <pic:cNvPicPr/>
+                  </pic:nvPicPr>
+                  <pic:blipFill>
+                    <a:blip r:embed="rId64"/>
+                    <a:stretch>
+                      <a:fillRect/>
+                    </a:stretch>
+                  </pic:blipFill>
+                  <pic:spPr>
+                    <a:xfrm>
+                      <a:off x="0" y="0"/>
+                      <a:ext cx="5943600" cy="1057275"/>
+                    </a:xfrm>
+                    <a:prstGeom prst="rect">
+                      <a:avLst/>
+                    </a:prstGeom>
+                  </pic:spPr>
+                </pic:pic>
+              </a:graphicData>
+            </a:graphic>
+          </wp:inline>
+        </w:drawing>
+      </w:r>
+    </w:p>
+    <w:p>
+      <w:pPr>
+        <w:rPr>
+          <w:rFonts w:ascii="Times New Roman" w:eastAsia="Times New Roman" w:hAnsi="Times New Roman" w:cs="Times New Roman"/>
+          <w:b/>
+          <w:bCs/>
+          <w:sz w:val="26"/>
+          <w:szCs w:val="26"/>
+          <w:lang w:val="en-US"/>
+        </w:rPr>
+      </w:pPr>
+      <w:r>
+        <w:rPr>
+          <w:rFonts w:ascii="Times New Roman" w:eastAsia="Times New Roman" w:hAnsi="Times New Roman" w:cs="Times New Roman"/>
+          <w:b/>
+          <w:bCs/>
+          <w:sz w:val="26"/>
+          <w:szCs w:val="26"/>
+          <w:lang w:val="en-US"/>
+        </w:rPr>
+        <w:drawing>
+          <wp:inline distT="0" distB="0" distL="0" distR="0" wp14:anchorId="02364658" wp14:editId="281790E7">
+            <wp:extent cx="5943600" cy="1057275"/>
+            <wp:effectExtent l="0" t="0" r="0" b="9525"/>
+            <wp:docPr id="188314971" name="Picture 1"/>
+            <wp:cNvGraphicFramePr>
+              <a:graphicFrameLocks xmlns:a="http://schemas.openxmlformats.org/drawingml/2006/main" noChangeAspect="1"/>
+            </wp:cNvGraphicFramePr>
+            <a:graphic xmlns:a="http://schemas.openxmlformats.org/drawingml/2006/main">
+              <a:graphicData uri="http://schemas.openxmlformats.org/drawingml/2006/picture">
+                <pic:pic xmlns:pic="http://schemas.openxmlformats.org/drawingml/2006/picture">
+                  <pic:nvPicPr>
+                    <pic:cNvPr id="188314971" name=""/>
+                    <pic:cNvPicPr/>
+                  </pic:nvPicPr>
+                  <pic:blipFill>
+                    <a:blip r:embed="rId65"/>
+                    <a:stretch>
+                      <a:fillRect/>
+                    </a:stretch>
+                  </pic:blipFill>
+                  <pic:spPr>
+                    <a:xfrm>
+                      <a:off x="0" y="0"/>
+                      <a:ext cx="5943600" cy="1057275"/>
+                    </a:xfrm>
+                    <a:prstGeom prst="rect">
+                      <a:avLst/>
+                    </a:prstGeom>
+                  </pic:spPr>
+                </pic:pic>
+              </a:graphicData>
+            </a:graphic>
+          </wp:inline>
+        </w:drawing>
+      </w:r>
+    </w:p>
+    <w:p>
+      <w:pPr>
+        <w:rPr>
+          <w:rFonts w:ascii="Times New Roman" w:eastAsia="Times New Roman" w:hAnsi="Times New Roman" w:cs="Times New Roman"/>
+          <w:b/>
+          <w:bCs/>
+          <w:sz w:val="26"/>
+          <w:szCs w:val="26"/>
+          <w:lang w:val="en-US"/>
+        </w:rPr>
+      </w:pPr>
+      <w:r>
+        <w:rPr>
+          <w:rFonts w:ascii="Times New Roman" w:eastAsia="Times New Roman" w:hAnsi="Times New Roman" w:cs="Times New Roman"/>
+          <w:b/>
+          <w:bCs/>
+          <w:sz w:val="26"/>
+          <w:szCs w:val="26"/>
+          <w:lang w:val="en-US"/>
+        </w:rPr>
+        <w:br w:type="page"/>
+      </w:r>
+      <w:r>
+        <w:rPr>
+          <w:rFonts w:ascii="Times New Roman" w:eastAsia="Times New Roman" w:hAnsi="Times New Roman" w:cs="Times New Roman"/>
+          <w:b/>
+          <w:bCs/>
+          <w:sz w:val="26"/>
+          <w:szCs w:val="26"/>
+          <w:lang w:val="en-US"/>
+        </w:rPr>
+        <w:lastRenderedPageBreak/>
+        <w:t xml:space="preserve">8. Create, </w:t>
+      </w:r>
+      <w:proofErr w:type="gramStart"/>
+      <w:r>
+        <w:rPr>
+          <w:rFonts w:ascii="Times New Roman" w:eastAsia="Times New Roman" w:hAnsi="Times New Roman" w:cs="Times New Roman"/>
+          <w:b/>
+          <w:bCs/>
+          <w:sz w:val="26"/>
+          <w:szCs w:val="26"/>
+          <w:lang w:val="en-US"/>
+        </w:rPr>
+        <w:t>Replace</w:t>
+      </w:r>
+      <w:proofErr w:type="gramEnd"/>
+      <w:r>
+        <w:rPr>
+          <w:rFonts w:ascii="Times New Roman" w:eastAsia="Times New Roman" w:hAnsi="Times New Roman" w:cs="Times New Roman"/>
+          <w:b/>
+          <w:bCs/>
+          <w:sz w:val="26"/>
+          <w:szCs w:val="26"/>
+          <w:lang w:val="en-US"/>
+        </w:rPr>
+        <w:t xml:space="preserve"> 1</w:t>
+      </w:r>
+      <w:r>
+        <w:rPr>
+          <w:rFonts w:ascii="Times New Roman" w:eastAsia="Times New Roman" w:hAnsi="Times New Roman" w:cs="Times New Roman"/>
+          <w:b/>
+          <w:bCs/>
+          <w:sz w:val="26"/>
+          <w:szCs w:val="26"/>
+          <w:vertAlign w:val="superscript"/>
+          <w:lang w:val="en-US"/>
+        </w:rPr>
+        <w:t>st</w:t>
+      </w:r>
+      <w:r>
+        <w:rPr>
+          <w:rFonts w:ascii="Times New Roman" w:eastAsia="Times New Roman" w:hAnsi="Times New Roman" w:cs="Times New Roman"/>
+          <w:b/>
+          <w:bCs/>
+          <w:sz w:val="26"/>
+          <w:szCs w:val="26"/>
+          <w:lang w:val="en-US"/>
+        </w:rPr>
+        <w:t xml:space="preserve"> and Remove Element</w:t>
+      </w:r>
+    </w:p>
+    <w:p>
+      <w:pPr>
+        <w:rPr>
+          <w:rFonts w:ascii="Times New Roman" w:eastAsia="Times New Roman" w:hAnsi="Times New Roman" w:cs="Times New Roman"/>
+          <w:sz w:val="24"/>
+          <w:szCs w:val="24"/>
+          <w:lang w:val="en-IN"/>
+        </w:rPr>
+      </w:pPr>
+      <w:r>
+        <w:rPr>
+          <w:rFonts w:ascii="Times New Roman" w:eastAsia="Times New Roman" w:hAnsi="Times New Roman" w:cs="Times New Roman"/>
+          <w:sz w:val="24"/>
+          <w:szCs w:val="24"/>
+          <w:lang w:val="en-IN"/>
+        </w:rPr>
+        <w:t>&lt;!DOCTYPE html&gt;</w:t>
+      </w:r>
+    </w:p>
+    <w:p>
+      <w:pPr>
+        <w:rPr>
+          <w:rFonts w:ascii="Times New Roman" w:eastAsia="Times New Roman" w:hAnsi="Times New Roman" w:cs="Times New Roman"/>
+          <w:sz w:val="24"/>
+          <w:szCs w:val="24"/>
+          <w:lang w:val="en-IN"/>
+        </w:rPr>
+      </w:pPr>
+      <w:r>
+        <w:rPr>
+          <w:rFonts w:ascii="Times New Roman" w:eastAsia="Times New Roman" w:hAnsi="Times New Roman" w:cs="Times New Roman"/>
+          <w:sz w:val="24"/>
+          <w:szCs w:val="24"/>
+          <w:lang w:val="en-IN"/>
+        </w:rPr>
+        <w:t>&lt;html lang="</w:t>
+      </w:r>
+      <w:proofErr w:type="spellStart"/>
+      <w:r>
+        <w:rPr>
+          <w:rFonts w:ascii="Times New Roman" w:eastAsia="Times New Roman" w:hAnsi="Times New Roman" w:cs="Times New Roman"/>
+          <w:sz w:val="24"/>
+          <w:szCs w:val="24"/>
+          <w:lang w:val="en-IN"/>
+        </w:rPr>
+        <w:t>en</w:t>
+      </w:r>
+      <w:proofErr w:type="spellEnd"/>
+      <w:r>
+        <w:rPr>
+          <w:rFonts w:ascii="Times New Roman" w:eastAsia="Times New Roman" w:hAnsi="Times New Roman" w:cs="Times New Roman"/>
+          <w:sz w:val="24"/>
+          <w:szCs w:val="24"/>
+          <w:lang w:val="en-IN"/>
+        </w:rPr>
+        <w:t>"&gt;</w:t>
+      </w:r>
+    </w:p>
+    <w:p>
+      <w:pPr>
+        <w:rPr>
+          <w:rFonts w:ascii="Times New Roman" w:eastAsia="Times New Roman" w:hAnsi="Times New Roman" w:cs="Times New Roman"/>
+          <w:sz w:val="24"/>
+          <w:szCs w:val="24"/>
+          <w:lang w:val="en-IN"/>
+        </w:rPr>
+      </w:pPr>
+      <w:r>
+        <w:rPr>
+          <w:rFonts w:ascii="Times New Roman" w:eastAsia="Times New Roman" w:hAnsi="Times New Roman" w:cs="Times New Roman"/>
+          <w:sz w:val="24"/>
+          <w:szCs w:val="24"/>
+          <w:lang w:val="en-IN"/>
+        </w:rPr>
+        <w:t>&lt;head&gt;</w:t>
+      </w:r>
+    </w:p>
+    <w:p>
+      <w:pPr>
+        <w:rPr>
+          <w:rFonts w:ascii="Times New Roman" w:eastAsia="Times New Roman" w:hAnsi="Times New Roman" w:cs="Times New Roman"/>
+          <w:sz w:val="24"/>
+          <w:szCs w:val="24"/>
+          <w:lang w:val="en-IN"/>
+        </w:rPr>
+      </w:pPr>
+      <w:r>
+        <w:rPr>
+          <w:rFonts w:ascii="Times New Roman" w:eastAsia="Times New Roman" w:hAnsi="Times New Roman" w:cs="Times New Roman"/>
+          <w:sz w:val="24"/>
+          <w:szCs w:val="24"/>
+          <w:lang w:val="en-IN"/>
+        </w:rPr>
+        <w:t>    &lt;script&gt;</w:t>
+      </w:r>
+    </w:p>
+    <w:p>
+      <w:pPr>
+        <w:rPr>
+          <w:rFonts w:ascii="Times New Roman" w:eastAsia="Times New Roman" w:hAnsi="Times New Roman" w:cs="Times New Roman"/>
+          <w:sz w:val="24"/>
+          <w:szCs w:val="24"/>
+          <w:lang w:val="en-IN"/>
+        </w:rPr>
+      </w:pPr>
+      <w:r>
+        <w:rPr>
+          <w:rFonts w:ascii="Times New Roman" w:eastAsia="Times New Roman" w:hAnsi="Times New Roman" w:cs="Times New Roman"/>
+          <w:sz w:val="24"/>
+          <w:szCs w:val="24"/>
+          <w:lang w:val="en-IN"/>
+        </w:rPr>
+        <w:t xml:space="preserve">        function </w:t>
+      </w:r>
+      <w:proofErr w:type="spellStart"/>
+      <w:proofErr w:type="gramStart"/>
+      <w:r>
+        <w:rPr>
+          <w:rFonts w:ascii="Times New Roman" w:eastAsia="Times New Roman" w:hAnsi="Times New Roman" w:cs="Times New Roman"/>
+          <w:sz w:val="24"/>
+          <w:szCs w:val="24"/>
+          <w:lang w:val="en-IN"/>
+        </w:rPr>
+        <w:t>createListItem</w:t>
+      </w:r>
+      <w:proofErr w:type="spellEnd"/>
+      <w:r>
+        <w:rPr>
+          <w:rFonts w:ascii="Times New Roman" w:eastAsia="Times New Roman" w:hAnsi="Times New Roman" w:cs="Times New Roman"/>
+          <w:sz w:val="24"/>
+          <w:szCs w:val="24"/>
+          <w:lang w:val="en-IN"/>
+        </w:rPr>
+        <w:t>(){</w:t>
+      </w:r>
+      <w:proofErr w:type="gramEnd"/>
+    </w:p>
+    <w:p>
+      <w:pPr>
+        <w:rPr>
+          <w:rFonts w:ascii="Times New Roman" w:eastAsia="Times New Roman" w:hAnsi="Times New Roman" w:cs="Times New Roman"/>
+          <w:sz w:val="24"/>
+          <w:szCs w:val="24"/>
+          <w:lang w:val="en-IN"/>
+        </w:rPr>
+      </w:pPr>
+      <w:r>
+        <w:rPr>
+          <w:rFonts w:ascii="Times New Roman" w:eastAsia="Times New Roman" w:hAnsi="Times New Roman" w:cs="Times New Roman"/>
+          <w:sz w:val="24"/>
+          <w:szCs w:val="24"/>
+          <w:lang w:val="en-IN"/>
+        </w:rPr>
+        <w:t xml:space="preserve">            </w:t>
+      </w:r>
+      <w:proofErr w:type="spellStart"/>
+      <w:r>
+        <w:rPr>
+          <w:rFonts w:ascii="Times New Roman" w:eastAsia="Times New Roman" w:hAnsi="Times New Roman" w:cs="Times New Roman"/>
+          <w:sz w:val="24"/>
+          <w:szCs w:val="24"/>
+          <w:lang w:val="en-IN"/>
+        </w:rPr>
+        <w:t>const</w:t>
+      </w:r>
+      <w:proofErr w:type="spellEnd"/>
+      <w:r>
+        <w:rPr>
+          <w:rFonts w:ascii="Times New Roman" w:eastAsia="Times New Roman" w:hAnsi="Times New Roman" w:cs="Times New Roman"/>
+          <w:sz w:val="24"/>
+          <w:szCs w:val="24"/>
+          <w:lang w:val="en-IN"/>
+        </w:rPr>
+        <w:t xml:space="preserve"> </w:t>
+      </w:r>
+      <w:proofErr w:type="spellStart"/>
+      <w:r>
+        <w:rPr>
+          <w:rFonts w:ascii="Times New Roman" w:eastAsia="Times New Roman" w:hAnsi="Times New Roman" w:cs="Times New Roman"/>
+          <w:sz w:val="24"/>
+          <w:szCs w:val="24"/>
+          <w:lang w:val="en-IN"/>
+        </w:rPr>
+        <w:t>mySubs</w:t>
+      </w:r>
+      <w:proofErr w:type="spellEnd"/>
+      <w:r>
+        <w:rPr>
+          <w:rFonts w:ascii="Times New Roman" w:eastAsia="Times New Roman" w:hAnsi="Times New Roman" w:cs="Times New Roman"/>
+          <w:sz w:val="24"/>
+          <w:szCs w:val="24"/>
+          <w:lang w:val="en-IN"/>
+        </w:rPr>
+        <w:t>=</w:t>
+      </w:r>
+      <w:proofErr w:type="spellStart"/>
+      <w:r>
+        <w:rPr>
+          <w:rFonts w:ascii="Times New Roman" w:eastAsia="Times New Roman" w:hAnsi="Times New Roman" w:cs="Times New Roman"/>
+          <w:sz w:val="24"/>
+          <w:szCs w:val="24"/>
+          <w:lang w:val="en-IN"/>
+        </w:rPr>
+        <w:t>document.getElementById</w:t>
+      </w:r>
+      <w:proofErr w:type="spellEnd"/>
+      <w:r>
+        <w:rPr>
+          <w:rFonts w:ascii="Times New Roman" w:eastAsia="Times New Roman" w:hAnsi="Times New Roman" w:cs="Times New Roman"/>
+          <w:sz w:val="24"/>
+          <w:szCs w:val="24"/>
+          <w:lang w:val="en-IN"/>
+        </w:rPr>
+        <w:t>("</w:t>
+      </w:r>
+      <w:proofErr w:type="spellStart"/>
+      <w:r>
+        <w:rPr>
+          <w:rFonts w:ascii="Times New Roman" w:eastAsia="Times New Roman" w:hAnsi="Times New Roman" w:cs="Times New Roman"/>
+          <w:sz w:val="24"/>
+          <w:szCs w:val="24"/>
+          <w:lang w:val="en-IN"/>
+        </w:rPr>
+        <w:t>mySubs</w:t>
+      </w:r>
+      <w:proofErr w:type="spellEnd"/>
+      <w:r>
+        <w:rPr>
+          <w:rFonts w:ascii="Times New Roman" w:eastAsia="Times New Roman" w:hAnsi="Times New Roman" w:cs="Times New Roman"/>
+          <w:sz w:val="24"/>
+          <w:szCs w:val="24"/>
+          <w:lang w:val="en-IN"/>
+        </w:rPr>
+        <w:t>");</w:t>
+      </w:r>
+    </w:p>
+    <w:p>
+      <w:pPr>
+        <w:rPr>
+          <w:rFonts w:ascii="Times New Roman" w:eastAsia="Times New Roman" w:hAnsi="Times New Roman" w:cs="Times New Roman"/>
+          <w:sz w:val="24"/>
+          <w:szCs w:val="24"/>
+          <w:lang w:val="en-IN"/>
+        </w:rPr>
+      </w:pPr>
+      <w:r>
+        <w:rPr>
+          <w:rFonts w:ascii="Times New Roman" w:eastAsia="Times New Roman" w:hAnsi="Times New Roman" w:cs="Times New Roman"/>
+          <w:sz w:val="24"/>
+          <w:szCs w:val="24"/>
+          <w:lang w:val="en-IN"/>
+        </w:rPr>
+        <w:t xml:space="preserve">            </w:t>
+      </w:r>
+      <w:proofErr w:type="spellStart"/>
+      <w:r>
+        <w:rPr>
+          <w:rFonts w:ascii="Times New Roman" w:eastAsia="Times New Roman" w:hAnsi="Times New Roman" w:cs="Times New Roman"/>
+          <w:sz w:val="24"/>
+          <w:szCs w:val="24"/>
+          <w:lang w:val="en-IN"/>
+        </w:rPr>
+        <w:t>const</w:t>
+      </w:r>
+      <w:proofErr w:type="spellEnd"/>
+      <w:r>
+        <w:rPr>
+          <w:rFonts w:ascii="Times New Roman" w:eastAsia="Times New Roman" w:hAnsi="Times New Roman" w:cs="Times New Roman"/>
+          <w:sz w:val="24"/>
+          <w:szCs w:val="24"/>
+          <w:lang w:val="en-IN"/>
+        </w:rPr>
+        <w:t xml:space="preserve"> </w:t>
+      </w:r>
+      <w:proofErr w:type="spellStart"/>
+      <w:r>
+        <w:rPr>
+          <w:rFonts w:ascii="Times New Roman" w:eastAsia="Times New Roman" w:hAnsi="Times New Roman" w:cs="Times New Roman"/>
+          <w:sz w:val="24"/>
+          <w:szCs w:val="24"/>
+          <w:lang w:val="en-IN"/>
+        </w:rPr>
+        <w:t>newList</w:t>
+      </w:r>
+      <w:proofErr w:type="spellEnd"/>
+      <w:r>
+        <w:rPr>
+          <w:rFonts w:ascii="Times New Roman" w:eastAsia="Times New Roman" w:hAnsi="Times New Roman" w:cs="Times New Roman"/>
+          <w:sz w:val="24"/>
+          <w:szCs w:val="24"/>
+          <w:lang w:val="en-IN"/>
+        </w:rPr>
+        <w:t>=</w:t>
+      </w:r>
+      <w:proofErr w:type="spellStart"/>
+      <w:r>
+        <w:rPr>
+          <w:rFonts w:ascii="Times New Roman" w:eastAsia="Times New Roman" w:hAnsi="Times New Roman" w:cs="Times New Roman"/>
+          <w:sz w:val="24"/>
+          <w:szCs w:val="24"/>
+          <w:lang w:val="en-IN"/>
+        </w:rPr>
+        <w:t>document.createElement</w:t>
+      </w:r>
+      <w:proofErr w:type="spellEnd"/>
+      <w:r>
+        <w:rPr>
+          <w:rFonts w:ascii="Times New Roman" w:eastAsia="Times New Roman" w:hAnsi="Times New Roman" w:cs="Times New Roman"/>
+          <w:sz w:val="24"/>
+          <w:szCs w:val="24"/>
+          <w:lang w:val="en-IN"/>
+        </w:rPr>
+        <w:t>("li");</w:t>
+      </w:r>
+    </w:p>
+    <w:p>
+      <w:pPr>
+        <w:rPr>
+          <w:rFonts w:ascii="Times New Roman" w:eastAsia="Times New Roman" w:hAnsi="Times New Roman" w:cs="Times New Roman"/>
+          <w:sz w:val="24"/>
+          <w:szCs w:val="24"/>
+          <w:lang w:val="en-IN"/>
+        </w:rPr>
+      </w:pPr>
+      <w:r>
+        <w:rPr>
+          <w:rFonts w:ascii="Times New Roman" w:eastAsia="Times New Roman" w:hAnsi="Times New Roman" w:cs="Times New Roman"/>
+          <w:sz w:val="24"/>
+          <w:szCs w:val="24"/>
+          <w:lang w:val="en-IN"/>
+        </w:rPr>
+        <w:t xml:space="preserve">            </w:t>
+      </w:r>
+      <w:proofErr w:type="spellStart"/>
+      <w:r>
+        <w:rPr>
+          <w:rFonts w:ascii="Times New Roman" w:eastAsia="Times New Roman" w:hAnsi="Times New Roman" w:cs="Times New Roman"/>
+          <w:sz w:val="24"/>
+          <w:szCs w:val="24"/>
+          <w:lang w:val="en-IN"/>
+        </w:rPr>
+        <w:t>newList.innerText</w:t>
+      </w:r>
+      <w:proofErr w:type="spellEnd"/>
+      <w:r>
+        <w:rPr>
+          <w:rFonts w:ascii="Times New Roman" w:eastAsia="Times New Roman" w:hAnsi="Times New Roman" w:cs="Times New Roman"/>
+          <w:sz w:val="24"/>
+          <w:szCs w:val="24"/>
+          <w:lang w:val="en-IN"/>
+        </w:rPr>
+        <w:t>="New Item";</w:t>
+      </w:r>
+    </w:p>
+    <w:p>
+      <w:pPr>
+        <w:rPr>
+          <w:rFonts w:ascii="Times New Roman" w:eastAsia="Times New Roman" w:hAnsi="Times New Roman" w:cs="Times New Roman"/>
+          <w:sz w:val="24"/>
+          <w:szCs w:val="24"/>
+          <w:lang w:val="en-IN"/>
+        </w:rPr>
+      </w:pPr>
+      <w:r>
+        <w:rPr>
+          <w:rFonts w:ascii="Times New Roman" w:eastAsia="Times New Roman" w:hAnsi="Times New Roman" w:cs="Times New Roman"/>
+          <w:sz w:val="24"/>
+          <w:szCs w:val="24"/>
+          <w:lang w:val="en-IN"/>
+        </w:rPr>
+        <w:t xml:space="preserve">            </w:t>
+      </w:r>
+      <w:proofErr w:type="spellStart"/>
+      <w:r>
+        <w:rPr>
+          <w:rFonts w:ascii="Times New Roman" w:eastAsia="Times New Roman" w:hAnsi="Times New Roman" w:cs="Times New Roman"/>
+          <w:sz w:val="24"/>
+          <w:szCs w:val="24"/>
+          <w:lang w:val="en-IN"/>
+        </w:rPr>
+        <w:t>mySubs.appendChild</w:t>
+      </w:r>
+      <w:proofErr w:type="spellEnd"/>
+      <w:r>
+        <w:rPr>
+          <w:rFonts w:ascii="Times New Roman" w:eastAsia="Times New Roman" w:hAnsi="Times New Roman" w:cs="Times New Roman"/>
+          <w:sz w:val="24"/>
+          <w:szCs w:val="24"/>
+          <w:lang w:val="en-IN"/>
+        </w:rPr>
+        <w:t>(</w:t>
+      </w:r>
+      <w:proofErr w:type="spellStart"/>
+      <w:r>
+        <w:rPr>
+          <w:rFonts w:ascii="Times New Roman" w:eastAsia="Times New Roman" w:hAnsi="Times New Roman" w:cs="Times New Roman"/>
+          <w:sz w:val="24"/>
+          <w:szCs w:val="24"/>
+          <w:lang w:val="en-IN"/>
+        </w:rPr>
+        <w:t>newList</w:t>
+      </w:r>
+      <w:proofErr w:type="spellEnd"/>
+      <w:r>
+        <w:rPr>
+          <w:rFonts w:ascii="Times New Roman" w:eastAsia="Times New Roman" w:hAnsi="Times New Roman" w:cs="Times New Roman"/>
+          <w:sz w:val="24"/>
+          <w:szCs w:val="24"/>
+          <w:lang w:val="en-IN"/>
+        </w:rPr>
+        <w:t>);</w:t>
+      </w:r>
+    </w:p>
+    <w:p>
+      <w:pPr>
+        <w:rPr>
+          <w:rFonts w:ascii="Times New Roman" w:eastAsia="Times New Roman" w:hAnsi="Times New Roman" w:cs="Times New Roman"/>
+          <w:sz w:val="24"/>
+          <w:szCs w:val="24"/>
+          <w:lang w:val="en-IN"/>
+        </w:rPr>
+      </w:pPr>
+      <w:r>
+        <w:rPr>
+          <w:rFonts w:ascii="Times New Roman" w:eastAsia="Times New Roman" w:hAnsi="Times New Roman" w:cs="Times New Roman"/>
+          <w:sz w:val="24"/>
+          <w:szCs w:val="24"/>
+          <w:lang w:val="en-IN"/>
+        </w:rPr>
+        <w:t>        }</w:t>
+      </w:r>
+    </w:p>
+    <w:p>
+      <w:pPr>
+        <w:rPr>
+          <w:rFonts w:ascii="Times New Roman" w:eastAsia="Times New Roman" w:hAnsi="Times New Roman" w:cs="Times New Roman"/>
+          <w:sz w:val="24"/>
+          <w:szCs w:val="24"/>
+          <w:lang w:val="en-IN"/>
+        </w:rPr>
+      </w:pPr>
+      <w:r>
+        <w:rPr>
+          <w:rFonts w:ascii="Times New Roman" w:eastAsia="Times New Roman" w:hAnsi="Times New Roman" w:cs="Times New Roman"/>
+          <w:sz w:val="24"/>
+          <w:szCs w:val="24"/>
+          <w:lang w:val="en-IN"/>
+        </w:rPr>
+        <w:t xml:space="preserve">        function </w:t>
+      </w:r>
+      <w:proofErr w:type="spellStart"/>
+      <w:proofErr w:type="gramStart"/>
+      <w:r>
+        <w:rPr>
+          <w:rFonts w:ascii="Times New Roman" w:eastAsia="Times New Roman" w:hAnsi="Times New Roman" w:cs="Times New Roman"/>
+          <w:sz w:val="24"/>
+          <w:szCs w:val="24"/>
+          <w:lang w:val="en-IN"/>
+        </w:rPr>
+        <w:t>replaceFirstListItem</w:t>
+      </w:r>
+      <w:proofErr w:type="spellEnd"/>
+      <w:r>
+        <w:rPr>
+          <w:rFonts w:ascii="Times New Roman" w:eastAsia="Times New Roman" w:hAnsi="Times New Roman" w:cs="Times New Roman"/>
+          <w:sz w:val="24"/>
+          <w:szCs w:val="24"/>
+          <w:lang w:val="en-IN"/>
+        </w:rPr>
+        <w:t>(){</w:t>
+      </w:r>
+      <w:proofErr w:type="gramEnd"/>
+    </w:p>
+    <w:p>
+      <w:pPr>
+        <w:rPr>
+          <w:rFonts w:ascii="Times New Roman" w:eastAsia="Times New Roman" w:hAnsi="Times New Roman" w:cs="Times New Roman"/>
+          <w:sz w:val="24"/>
+          <w:szCs w:val="24"/>
+          <w:lang w:val="en-IN"/>
+        </w:rPr>
+      </w:pPr>
+      <w:r>
+        <w:rPr>
+          <w:rFonts w:ascii="Times New Roman" w:eastAsia="Times New Roman" w:hAnsi="Times New Roman" w:cs="Times New Roman"/>
+          <w:sz w:val="24"/>
+          <w:szCs w:val="24"/>
+          <w:lang w:val="en-IN"/>
+        </w:rPr>
+        <w:t xml:space="preserve">            </w:t>
+      </w:r>
+      <w:proofErr w:type="spellStart"/>
+      <w:r>
+        <w:rPr>
+          <w:rFonts w:ascii="Times New Roman" w:eastAsia="Times New Roman" w:hAnsi="Times New Roman" w:cs="Times New Roman"/>
+          <w:sz w:val="24"/>
+          <w:szCs w:val="24"/>
+          <w:lang w:val="en-IN"/>
+        </w:rPr>
+        <w:t>const</w:t>
+      </w:r>
+      <w:proofErr w:type="spellEnd"/>
+      <w:r>
+        <w:rPr>
+          <w:rFonts w:ascii="Times New Roman" w:eastAsia="Times New Roman" w:hAnsi="Times New Roman" w:cs="Times New Roman"/>
+          <w:sz w:val="24"/>
+          <w:szCs w:val="24"/>
+          <w:lang w:val="en-IN"/>
+        </w:rPr>
+        <w:t xml:space="preserve"> </w:t>
+      </w:r>
+      <w:proofErr w:type="spellStart"/>
+      <w:r>
+        <w:rPr>
+          <w:rFonts w:ascii="Times New Roman" w:eastAsia="Times New Roman" w:hAnsi="Times New Roman" w:cs="Times New Roman"/>
+          <w:sz w:val="24"/>
+          <w:szCs w:val="24"/>
+          <w:lang w:val="en-IN"/>
+        </w:rPr>
+        <w:t>mySubs</w:t>
+      </w:r>
+      <w:proofErr w:type="spellEnd"/>
+      <w:r>
+        <w:rPr>
+          <w:rFonts w:ascii="Times New Roman" w:eastAsia="Times New Roman" w:hAnsi="Times New Roman" w:cs="Times New Roman"/>
+          <w:sz w:val="24"/>
+          <w:szCs w:val="24"/>
+          <w:lang w:val="en-IN"/>
+        </w:rPr>
+        <w:t>=</w:t>
+      </w:r>
+      <w:proofErr w:type="spellStart"/>
+      <w:r>
+        <w:rPr>
+          <w:rFonts w:ascii="Times New Roman" w:eastAsia="Times New Roman" w:hAnsi="Times New Roman" w:cs="Times New Roman"/>
+          <w:sz w:val="24"/>
+          <w:szCs w:val="24"/>
+          <w:lang w:val="en-IN"/>
+        </w:rPr>
+        <w:t>document.getElementById</w:t>
+      </w:r>
+      <w:proofErr w:type="spellEnd"/>
+      <w:r>
+        <w:rPr>
+          <w:rFonts w:ascii="Times New Roman" w:eastAsia="Times New Roman" w:hAnsi="Times New Roman" w:cs="Times New Roman"/>
+          <w:sz w:val="24"/>
+          <w:szCs w:val="24"/>
+          <w:lang w:val="en-IN"/>
+        </w:rPr>
+        <w:t>("</w:t>
+      </w:r>
+      <w:proofErr w:type="spellStart"/>
+      <w:r>
+        <w:rPr>
+          <w:rFonts w:ascii="Times New Roman" w:eastAsia="Times New Roman" w:hAnsi="Times New Roman" w:cs="Times New Roman"/>
+          <w:sz w:val="24"/>
+          <w:szCs w:val="24"/>
+          <w:lang w:val="en-IN"/>
+        </w:rPr>
+        <w:t>mySubs</w:t>
+      </w:r>
+      <w:proofErr w:type="spellEnd"/>
+      <w:r>
+        <w:rPr>
+          <w:rFonts w:ascii="Times New Roman" w:eastAsia="Times New Roman" w:hAnsi="Times New Roman" w:cs="Times New Roman"/>
+          <w:sz w:val="24"/>
+          <w:szCs w:val="24"/>
+          <w:lang w:val="en-IN"/>
+        </w:rPr>
+        <w:t>");</w:t>
+      </w:r>
+    </w:p>
+    <w:p>
+      <w:pPr>
+        <w:rPr>
+          <w:rFonts w:ascii="Times New Roman" w:eastAsia="Times New Roman" w:hAnsi="Times New Roman" w:cs="Times New Roman"/>
+          <w:sz w:val="24"/>
+          <w:szCs w:val="24"/>
+          <w:lang w:val="en-IN"/>
+        </w:rPr>
+      </w:pPr>
+      <w:r>
+        <w:rPr>
+          <w:rFonts w:ascii="Times New Roman" w:eastAsia="Times New Roman" w:hAnsi="Times New Roman" w:cs="Times New Roman"/>
+          <w:sz w:val="24"/>
+          <w:szCs w:val="24"/>
+          <w:lang w:val="en-IN"/>
+        </w:rPr>
+        <w:t xml:space="preserve">            </w:t>
+      </w:r>
+      <w:proofErr w:type="spellStart"/>
+      <w:r>
+        <w:rPr>
+          <w:rFonts w:ascii="Times New Roman" w:eastAsia="Times New Roman" w:hAnsi="Times New Roman" w:cs="Times New Roman"/>
+          <w:sz w:val="24"/>
+          <w:szCs w:val="24"/>
+          <w:lang w:val="en-IN"/>
+        </w:rPr>
+        <w:t>const</w:t>
+      </w:r>
+      <w:proofErr w:type="spellEnd"/>
+      <w:r>
+        <w:rPr>
+          <w:rFonts w:ascii="Times New Roman" w:eastAsia="Times New Roman" w:hAnsi="Times New Roman" w:cs="Times New Roman"/>
+          <w:sz w:val="24"/>
+          <w:szCs w:val="24"/>
+          <w:lang w:val="en-IN"/>
+        </w:rPr>
+        <w:t xml:space="preserve"> </w:t>
+      </w:r>
+      <w:proofErr w:type="spellStart"/>
+      <w:r>
+        <w:rPr>
+          <w:rFonts w:ascii="Times New Roman" w:eastAsia="Times New Roman" w:hAnsi="Times New Roman" w:cs="Times New Roman"/>
+          <w:sz w:val="24"/>
+          <w:szCs w:val="24"/>
+          <w:lang w:val="en-IN"/>
+        </w:rPr>
+        <w:t>repLi</w:t>
+      </w:r>
+      <w:proofErr w:type="spellEnd"/>
+      <w:r>
+        <w:rPr>
+          <w:rFonts w:ascii="Times New Roman" w:eastAsia="Times New Roman" w:hAnsi="Times New Roman" w:cs="Times New Roman"/>
+          <w:sz w:val="24"/>
+          <w:szCs w:val="24"/>
+          <w:lang w:val="en-IN"/>
+        </w:rPr>
+        <w:t>=</w:t>
+      </w:r>
+      <w:proofErr w:type="spellStart"/>
+      <w:r>
+        <w:rPr>
+          <w:rFonts w:ascii="Times New Roman" w:eastAsia="Times New Roman" w:hAnsi="Times New Roman" w:cs="Times New Roman"/>
+          <w:sz w:val="24"/>
+          <w:szCs w:val="24"/>
+          <w:lang w:val="en-IN"/>
+        </w:rPr>
+        <w:t>document.querySelector</w:t>
+      </w:r>
+      <w:proofErr w:type="spellEnd"/>
+      <w:r>
+        <w:rPr>
+          <w:rFonts w:ascii="Times New Roman" w:eastAsia="Times New Roman" w:hAnsi="Times New Roman" w:cs="Times New Roman"/>
+          <w:sz w:val="24"/>
+          <w:szCs w:val="24"/>
+          <w:lang w:val="en-IN"/>
+        </w:rPr>
+        <w:t>("li");</w:t>
+      </w:r>
+    </w:p>
+    <w:p>
+      <w:pPr>
+        <w:rPr>
+          <w:rFonts w:ascii="Times New Roman" w:eastAsia="Times New Roman" w:hAnsi="Times New Roman" w:cs="Times New Roman"/>
+          <w:sz w:val="24"/>
+          <w:szCs w:val="24"/>
+          <w:lang w:val="en-IN"/>
+        </w:rPr>
+      </w:pPr>
+      <w:r>
+        <w:rPr>
+          <w:rFonts w:ascii="Times New Roman" w:eastAsia="Times New Roman" w:hAnsi="Times New Roman" w:cs="Times New Roman"/>
+          <w:sz w:val="24"/>
+          <w:szCs w:val="24"/>
+          <w:lang w:val="en-IN"/>
+        </w:rPr>
+        <w:t xml:space="preserve">            </w:t>
+      </w:r>
+      <w:proofErr w:type="spellStart"/>
+      <w:r>
+        <w:rPr>
+          <w:rFonts w:ascii="Times New Roman" w:eastAsia="Times New Roman" w:hAnsi="Times New Roman" w:cs="Times New Roman"/>
+          <w:sz w:val="24"/>
+          <w:szCs w:val="24"/>
+          <w:lang w:val="en-IN"/>
+        </w:rPr>
+        <w:t>const</w:t>
+      </w:r>
+      <w:proofErr w:type="spellEnd"/>
+      <w:r>
+        <w:rPr>
+          <w:rFonts w:ascii="Times New Roman" w:eastAsia="Times New Roman" w:hAnsi="Times New Roman" w:cs="Times New Roman"/>
+          <w:sz w:val="24"/>
+          <w:szCs w:val="24"/>
+          <w:lang w:val="en-IN"/>
+        </w:rPr>
+        <w:t xml:space="preserve"> </w:t>
+      </w:r>
+      <w:proofErr w:type="spellStart"/>
+      <w:r>
+        <w:rPr>
+          <w:rFonts w:ascii="Times New Roman" w:eastAsia="Times New Roman" w:hAnsi="Times New Roman" w:cs="Times New Roman"/>
+          <w:sz w:val="24"/>
+          <w:szCs w:val="24"/>
+          <w:lang w:val="en-IN"/>
+        </w:rPr>
+        <w:t>newList</w:t>
+      </w:r>
+      <w:proofErr w:type="spellEnd"/>
+      <w:r>
+        <w:rPr>
+          <w:rFonts w:ascii="Times New Roman" w:eastAsia="Times New Roman" w:hAnsi="Times New Roman" w:cs="Times New Roman"/>
+          <w:sz w:val="24"/>
+          <w:szCs w:val="24"/>
+          <w:lang w:val="en-IN"/>
+        </w:rPr>
+        <w:t>=</w:t>
+      </w:r>
+      <w:proofErr w:type="spellStart"/>
+      <w:r>
+        <w:rPr>
+          <w:rFonts w:ascii="Times New Roman" w:eastAsia="Times New Roman" w:hAnsi="Times New Roman" w:cs="Times New Roman"/>
+          <w:sz w:val="24"/>
+          <w:szCs w:val="24"/>
+          <w:lang w:val="en-IN"/>
+        </w:rPr>
+        <w:t>document.querySelector</w:t>
+      </w:r>
+      <w:proofErr w:type="spellEnd"/>
+      <w:r>
+        <w:rPr>
+          <w:rFonts w:ascii="Times New Roman" w:eastAsia="Times New Roman" w:hAnsi="Times New Roman" w:cs="Times New Roman"/>
+          <w:sz w:val="24"/>
+          <w:szCs w:val="24"/>
+          <w:lang w:val="en-IN"/>
+        </w:rPr>
+        <w:t>("li");</w:t>
+      </w:r>
+    </w:p>
+    <w:p>
+      <w:pPr>
+        <w:rPr>
+          <w:rFonts w:ascii="Times New Roman" w:eastAsia="Times New Roman" w:hAnsi="Times New Roman" w:cs="Times New Roman"/>
+          <w:sz w:val="24"/>
+          <w:szCs w:val="24"/>
+          <w:lang w:val="en-IN"/>
+        </w:rPr>
+      </w:pPr>
+      <w:r>
+        <w:rPr>
+          <w:rFonts w:ascii="Times New Roman" w:eastAsia="Times New Roman" w:hAnsi="Times New Roman" w:cs="Times New Roman"/>
+          <w:sz w:val="24"/>
+          <w:szCs w:val="24"/>
+          <w:lang w:val="en-IN"/>
+        </w:rPr>
+        <w:t xml:space="preserve">            </w:t>
+      </w:r>
+    </w:p>
+    <w:p>
+      <w:pPr>
+        <w:rPr>
+          <w:rFonts w:ascii="Times New Roman" w:eastAsia="Times New Roman" w:hAnsi="Times New Roman" w:cs="Times New Roman"/>
+          <w:sz w:val="24"/>
+          <w:szCs w:val="24"/>
+          <w:lang w:val="en-IN"/>
+        </w:rPr>
+      </w:pPr>
+      <w:r>
+        <w:rPr>
+          <w:rFonts w:ascii="Times New Roman" w:eastAsia="Times New Roman" w:hAnsi="Times New Roman" w:cs="Times New Roman"/>
+          <w:sz w:val="24"/>
+          <w:szCs w:val="24"/>
+          <w:lang w:val="en-IN"/>
+        </w:rPr>
+        <w:t xml:space="preserve">            </w:t>
+      </w:r>
+      <w:proofErr w:type="spellStart"/>
+      <w:r>
+        <w:rPr>
+          <w:rFonts w:ascii="Times New Roman" w:eastAsia="Times New Roman" w:hAnsi="Times New Roman" w:cs="Times New Roman"/>
+          <w:sz w:val="24"/>
+          <w:szCs w:val="24"/>
+          <w:lang w:val="en-IN"/>
+        </w:rPr>
+        <w:t>newList.innerText</w:t>
+      </w:r>
+      <w:proofErr w:type="spellEnd"/>
+      <w:r>
+        <w:rPr>
+          <w:rFonts w:ascii="Times New Roman" w:eastAsia="Times New Roman" w:hAnsi="Times New Roman" w:cs="Times New Roman"/>
+          <w:sz w:val="24"/>
+          <w:szCs w:val="24"/>
+          <w:lang w:val="en-IN"/>
+        </w:rPr>
+        <w:t>="Replaced Item";</w:t>
+      </w:r>
+    </w:p>
+    <w:p>
+      <w:pPr>
+        <w:rPr>
+          <w:rFonts w:ascii="Times New Roman" w:eastAsia="Times New Roman" w:hAnsi="Times New Roman" w:cs="Times New Roman"/>
+          <w:sz w:val="24"/>
+          <w:szCs w:val="24"/>
+          <w:lang w:val="en-IN"/>
+        </w:rPr>
+      </w:pPr>
+      <w:r>
+        <w:rPr>
+          <w:rFonts w:ascii="Times New Roman" w:eastAsia="Times New Roman" w:hAnsi="Times New Roman" w:cs="Times New Roman"/>
+          <w:sz w:val="24"/>
+          <w:szCs w:val="24"/>
+          <w:lang w:val="en-IN"/>
+        </w:rPr>
+        <w:t xml:space="preserve">            </w:t>
+      </w:r>
+      <w:proofErr w:type="spellStart"/>
+      <w:r>
+        <w:rPr>
+          <w:rFonts w:ascii="Times New Roman" w:eastAsia="Times New Roman" w:hAnsi="Times New Roman" w:cs="Times New Roman"/>
+          <w:sz w:val="24"/>
+          <w:szCs w:val="24"/>
+          <w:lang w:val="en-IN"/>
+        </w:rPr>
+        <w:t>mySubs.replaceChild</w:t>
+      </w:r>
+      <w:proofErr w:type="spellEnd"/>
+      <w:r>
+        <w:rPr>
+          <w:rFonts w:ascii="Times New Roman" w:eastAsia="Times New Roman" w:hAnsi="Times New Roman" w:cs="Times New Roman"/>
+          <w:sz w:val="24"/>
+          <w:szCs w:val="24"/>
+          <w:lang w:val="en-IN"/>
+        </w:rPr>
+        <w:t>(</w:t>
+      </w:r>
+      <w:proofErr w:type="spellStart"/>
+      <w:proofErr w:type="gramStart"/>
+      <w:r>
+        <w:rPr>
+          <w:rFonts w:ascii="Times New Roman" w:eastAsia="Times New Roman" w:hAnsi="Times New Roman" w:cs="Times New Roman"/>
+          <w:sz w:val="24"/>
+          <w:szCs w:val="24"/>
+          <w:lang w:val="en-IN"/>
+        </w:rPr>
+        <w:t>repLi,newList</w:t>
+      </w:r>
+      <w:proofErr w:type="spellEnd"/>
+      <w:proofErr w:type="gramEnd"/>
+      <w:r>
+        <w:rPr>
+          <w:rFonts w:ascii="Times New Roman" w:eastAsia="Times New Roman" w:hAnsi="Times New Roman" w:cs="Times New Roman"/>
+          <w:sz w:val="24"/>
+          <w:szCs w:val="24"/>
+          <w:lang w:val="en-IN"/>
+        </w:rPr>
+        <w:t>);</w:t>
+      </w:r>
+    </w:p>
+    <w:p>
+      <w:pPr>
+        <w:rPr>
+          <w:rFonts w:ascii="Times New Roman" w:eastAsia="Times New Roman" w:hAnsi="Times New Roman" w:cs="Times New Roman"/>
+          <w:sz w:val="24"/>
+          <w:szCs w:val="24"/>
+          <w:lang w:val="en-IN"/>
+        </w:rPr>
+      </w:pPr>
+      <w:r>
+        <w:rPr>
+          <w:rFonts w:ascii="Times New Roman" w:eastAsia="Times New Roman" w:hAnsi="Times New Roman" w:cs="Times New Roman"/>
+          <w:sz w:val="24"/>
+          <w:szCs w:val="24"/>
+          <w:lang w:val="en-IN"/>
+        </w:rPr>
+        <w:t xml:space="preserve">            </w:t>
+      </w:r>
+    </w:p>
+    <w:p>
+      <w:pPr>
+        <w:rPr>
+          <w:rFonts w:ascii="Times New Roman" w:eastAsia="Times New Roman" w:hAnsi="Times New Roman" w:cs="Times New Roman"/>
+          <w:sz w:val="24"/>
+          <w:szCs w:val="24"/>
+          <w:lang w:val="en-IN"/>
+        </w:rPr>
+      </w:pPr>
+      <w:r>
+        <w:rPr>
+          <w:rFonts w:ascii="Times New Roman" w:eastAsia="Times New Roman" w:hAnsi="Times New Roman" w:cs="Times New Roman"/>
+          <w:sz w:val="24"/>
+          <w:szCs w:val="24"/>
+          <w:lang w:val="en-IN"/>
+        </w:rPr>
+        <w:t>        }</w:t>
+      </w:r>
+    </w:p>
+    <w:p>
+      <w:pPr>
+        <w:rPr>
+          <w:rFonts w:ascii="Times New Roman" w:eastAsia="Times New Roman" w:hAnsi="Times New Roman" w:cs="Times New Roman"/>
+          <w:sz w:val="24"/>
+          <w:szCs w:val="24"/>
+          <w:lang w:val="en-IN"/>
+        </w:rPr>
+      </w:pPr>
+      <w:r>
+        <w:rPr>
+          <w:rFonts w:ascii="Times New Roman" w:eastAsia="Times New Roman" w:hAnsi="Times New Roman" w:cs="Times New Roman"/>
+          <w:sz w:val="24"/>
+          <w:szCs w:val="24"/>
+          <w:lang w:val="en-IN"/>
+        </w:rPr>
+        <w:t xml:space="preserve">        function </w:t>
+      </w:r>
+      <w:proofErr w:type="spellStart"/>
+      <w:proofErr w:type="gramStart"/>
+      <w:r>
+        <w:rPr>
+          <w:rFonts w:ascii="Times New Roman" w:eastAsia="Times New Roman" w:hAnsi="Times New Roman" w:cs="Times New Roman"/>
+          <w:sz w:val="24"/>
+          <w:szCs w:val="24"/>
+          <w:lang w:val="en-IN"/>
+        </w:rPr>
+        <w:t>removeListItem</w:t>
+      </w:r>
+      <w:proofErr w:type="spellEnd"/>
+      <w:r>
+        <w:rPr>
+          <w:rFonts w:ascii="Times New Roman" w:eastAsia="Times New Roman" w:hAnsi="Times New Roman" w:cs="Times New Roman"/>
+          <w:sz w:val="24"/>
+          <w:szCs w:val="24"/>
+          <w:lang w:val="en-IN"/>
+        </w:rPr>
+        <w:t>(){</w:t>
+      </w:r>
+      <w:proofErr w:type="gramEnd"/>
+    </w:p>
+    <w:p>
+      <w:pPr>
+        <w:rPr>
+          <w:rFonts w:ascii="Times New Roman" w:eastAsia="Times New Roman" w:hAnsi="Times New Roman" w:cs="Times New Roman"/>
+          <w:sz w:val="24"/>
+          <w:szCs w:val="24"/>
+          <w:lang w:val="en-IN"/>
+        </w:rPr>
+      </w:pPr>
+      <w:r>
+        <w:rPr>
+          <w:rFonts w:ascii="Times New Roman" w:eastAsia="Times New Roman" w:hAnsi="Times New Roman" w:cs="Times New Roman"/>
+          <w:sz w:val="24"/>
+          <w:szCs w:val="24"/>
+          <w:lang w:val="en-IN"/>
+        </w:rPr>
+        <w:t xml:space="preserve">            </w:t>
+      </w:r>
+      <w:proofErr w:type="spellStart"/>
+      <w:r>
+        <w:rPr>
+          <w:rFonts w:ascii="Times New Roman" w:eastAsia="Times New Roman" w:hAnsi="Times New Roman" w:cs="Times New Roman"/>
+          <w:sz w:val="24"/>
+          <w:szCs w:val="24"/>
+          <w:lang w:val="en-IN"/>
+        </w:rPr>
+        <w:t>const</w:t>
+      </w:r>
+      <w:proofErr w:type="spellEnd"/>
+      <w:r>
+        <w:rPr>
+          <w:rFonts w:ascii="Times New Roman" w:eastAsia="Times New Roman" w:hAnsi="Times New Roman" w:cs="Times New Roman"/>
+          <w:sz w:val="24"/>
+          <w:szCs w:val="24"/>
+          <w:lang w:val="en-IN"/>
+        </w:rPr>
+        <w:t xml:space="preserve"> </w:t>
+      </w:r>
+      <w:proofErr w:type="spellStart"/>
+      <w:r>
+        <w:rPr>
+          <w:rFonts w:ascii="Times New Roman" w:eastAsia="Times New Roman" w:hAnsi="Times New Roman" w:cs="Times New Roman"/>
+          <w:sz w:val="24"/>
+          <w:szCs w:val="24"/>
+          <w:lang w:val="en-IN"/>
+        </w:rPr>
+        <w:t>mySubs</w:t>
+      </w:r>
+      <w:proofErr w:type="spellEnd"/>
+      <w:r>
+        <w:rPr>
+          <w:rFonts w:ascii="Times New Roman" w:eastAsia="Times New Roman" w:hAnsi="Times New Roman" w:cs="Times New Roman"/>
+          <w:sz w:val="24"/>
+          <w:szCs w:val="24"/>
+          <w:lang w:val="en-IN"/>
+        </w:rPr>
+        <w:t>=</w:t>
+      </w:r>
+      <w:proofErr w:type="spellStart"/>
+      <w:r>
+        <w:rPr>
+          <w:rFonts w:ascii="Times New Roman" w:eastAsia="Times New Roman" w:hAnsi="Times New Roman" w:cs="Times New Roman"/>
+          <w:sz w:val="24"/>
+          <w:szCs w:val="24"/>
+          <w:lang w:val="en-IN"/>
+        </w:rPr>
+        <w:t>document.getElementById</w:t>
+      </w:r>
+      <w:proofErr w:type="spellEnd"/>
+      <w:r>
+        <w:rPr>
+          <w:rFonts w:ascii="Times New Roman" w:eastAsia="Times New Roman" w:hAnsi="Times New Roman" w:cs="Times New Roman"/>
+          <w:sz w:val="24"/>
+          <w:szCs w:val="24"/>
+          <w:lang w:val="en-IN"/>
+        </w:rPr>
+        <w:t>("</w:t>
+      </w:r>
+      <w:proofErr w:type="spellStart"/>
+      <w:r>
+        <w:rPr>
+          <w:rFonts w:ascii="Times New Roman" w:eastAsia="Times New Roman" w:hAnsi="Times New Roman" w:cs="Times New Roman"/>
+          <w:sz w:val="24"/>
+          <w:szCs w:val="24"/>
+          <w:lang w:val="en-IN"/>
+        </w:rPr>
+        <w:t>mySubs</w:t>
+      </w:r>
+      <w:proofErr w:type="spellEnd"/>
+      <w:r>
+        <w:rPr>
+          <w:rFonts w:ascii="Times New Roman" w:eastAsia="Times New Roman" w:hAnsi="Times New Roman" w:cs="Times New Roman"/>
+          <w:sz w:val="24"/>
+          <w:szCs w:val="24"/>
+          <w:lang w:val="en-IN"/>
+        </w:rPr>
+        <w:t>");</w:t>
+      </w:r>
+    </w:p>
+    <w:p>
+      <w:pPr>
+        <w:rPr>
+          <w:rFonts w:ascii="Times New Roman" w:eastAsia="Times New Roman" w:hAnsi="Times New Roman" w:cs="Times New Roman"/>
+          <w:sz w:val="24"/>
+          <w:szCs w:val="24"/>
+          <w:lang w:val="en-IN"/>
+        </w:rPr>
+      </w:pPr>
+      <w:r>
+        <w:rPr>
+          <w:rFonts w:ascii="Times New Roman" w:eastAsia="Times New Roman" w:hAnsi="Times New Roman" w:cs="Times New Roman"/>
+          <w:sz w:val="24"/>
+          <w:szCs w:val="24"/>
+          <w:lang w:val="en-IN"/>
+        </w:rPr>
+        <w:t xml:space="preserve">            </w:t>
+      </w:r>
+      <w:proofErr w:type="spellStart"/>
+      <w:r>
+        <w:rPr>
+          <w:rFonts w:ascii="Times New Roman" w:eastAsia="Times New Roman" w:hAnsi="Times New Roman" w:cs="Times New Roman"/>
+          <w:sz w:val="24"/>
+          <w:szCs w:val="24"/>
+          <w:lang w:val="en-IN"/>
+        </w:rPr>
+        <w:t>const</w:t>
+      </w:r>
+      <w:proofErr w:type="spellEnd"/>
+      <w:r>
+        <w:rPr>
+          <w:rFonts w:ascii="Times New Roman" w:eastAsia="Times New Roman" w:hAnsi="Times New Roman" w:cs="Times New Roman"/>
+          <w:sz w:val="24"/>
+          <w:szCs w:val="24"/>
+          <w:lang w:val="en-IN"/>
+        </w:rPr>
+        <w:t xml:space="preserve"> </w:t>
+      </w:r>
+      <w:proofErr w:type="spellStart"/>
+      <w:r>
+        <w:rPr>
+          <w:rFonts w:ascii="Times New Roman" w:eastAsia="Times New Roman" w:hAnsi="Times New Roman" w:cs="Times New Roman"/>
+          <w:sz w:val="24"/>
+          <w:szCs w:val="24"/>
+          <w:lang w:val="en-IN"/>
+        </w:rPr>
+        <w:t>newList</w:t>
+      </w:r>
+      <w:proofErr w:type="spellEnd"/>
+      <w:r>
+        <w:rPr>
+          <w:rFonts w:ascii="Times New Roman" w:eastAsia="Times New Roman" w:hAnsi="Times New Roman" w:cs="Times New Roman"/>
+          <w:sz w:val="24"/>
+          <w:szCs w:val="24"/>
+          <w:lang w:val="en-IN"/>
+        </w:rPr>
+        <w:t>=</w:t>
+      </w:r>
+      <w:proofErr w:type="spellStart"/>
+      <w:r>
+        <w:rPr>
+          <w:rFonts w:ascii="Times New Roman" w:eastAsia="Times New Roman" w:hAnsi="Times New Roman" w:cs="Times New Roman"/>
+          <w:sz w:val="24"/>
+          <w:szCs w:val="24"/>
+          <w:lang w:val="en-IN"/>
+        </w:rPr>
+        <w:t>document.querySelector</w:t>
+      </w:r>
+      <w:proofErr w:type="spellEnd"/>
+      <w:r>
+        <w:rPr>
+          <w:rFonts w:ascii="Times New Roman" w:eastAsia="Times New Roman" w:hAnsi="Times New Roman" w:cs="Times New Roman"/>
+          <w:sz w:val="24"/>
+          <w:szCs w:val="24"/>
+          <w:lang w:val="en-IN"/>
+        </w:rPr>
+        <w:t>("li");</w:t>
+      </w:r>
+    </w:p>
+    <w:p>
+      <w:pPr>
+        <w:rPr>
+          <w:rFonts w:ascii="Times New Roman" w:eastAsia="Times New Roman" w:hAnsi="Times New Roman" w:cs="Times New Roman"/>
+          <w:sz w:val="24"/>
+          <w:szCs w:val="24"/>
+          <w:lang w:val="en-IN"/>
+        </w:rPr>
+      </w:pPr>
+      <w:r>
+        <w:rPr>
+          <w:rFonts w:ascii="Times New Roman" w:eastAsia="Times New Roman" w:hAnsi="Times New Roman" w:cs="Times New Roman"/>
+          <w:sz w:val="24"/>
+          <w:szCs w:val="24"/>
+          <w:lang w:val="en-IN"/>
+        </w:rPr>
+        <w:t xml:space="preserve">            </w:t>
+      </w:r>
+      <w:proofErr w:type="spellStart"/>
+      <w:r>
+        <w:rPr>
+          <w:rFonts w:ascii="Times New Roman" w:eastAsia="Times New Roman" w:hAnsi="Times New Roman" w:cs="Times New Roman"/>
+          <w:sz w:val="24"/>
+          <w:szCs w:val="24"/>
+          <w:lang w:val="en-IN"/>
+        </w:rPr>
+        <w:t>mySubs.removeChild</w:t>
+      </w:r>
+      <w:proofErr w:type="spellEnd"/>
+      <w:r>
+        <w:rPr>
+          <w:rFonts w:ascii="Times New Roman" w:eastAsia="Times New Roman" w:hAnsi="Times New Roman" w:cs="Times New Roman"/>
+          <w:sz w:val="24"/>
+          <w:szCs w:val="24"/>
+          <w:lang w:val="en-IN"/>
+        </w:rPr>
+        <w:t>(</w:t>
+      </w:r>
+      <w:proofErr w:type="spellStart"/>
+      <w:r>
+        <w:rPr>
+          <w:rFonts w:ascii="Times New Roman" w:eastAsia="Times New Roman" w:hAnsi="Times New Roman" w:cs="Times New Roman"/>
+          <w:sz w:val="24"/>
+          <w:szCs w:val="24"/>
+          <w:lang w:val="en-IN"/>
+        </w:rPr>
+        <w:t>newList</w:t>
+      </w:r>
+      <w:proofErr w:type="spellEnd"/>
+      <w:r>
+        <w:rPr>
+          <w:rFonts w:ascii="Times New Roman" w:eastAsia="Times New Roman" w:hAnsi="Times New Roman" w:cs="Times New Roman"/>
+          <w:sz w:val="24"/>
+          <w:szCs w:val="24"/>
+          <w:lang w:val="en-IN"/>
+        </w:rPr>
+        <w:t>);</w:t>
+      </w:r>
+    </w:p>
+    <w:p>
+      <w:pPr>
+        <w:rPr>
+          <w:rFonts w:ascii="Times New Roman" w:eastAsia="Times New Roman" w:hAnsi="Times New Roman" w:cs="Times New Roman"/>
+          <w:sz w:val="24"/>
+          <w:szCs w:val="24"/>
+          <w:lang w:val="en-IN"/>
+        </w:rPr>
+      </w:pPr>
+      <w:r>
+        <w:rPr>
+          <w:rFonts w:ascii="Times New Roman" w:eastAsia="Times New Roman" w:hAnsi="Times New Roman" w:cs="Times New Roman"/>
+          <w:sz w:val="24"/>
+          <w:szCs w:val="24"/>
+          <w:lang w:val="en-IN"/>
+        </w:rPr>
+        <w:t>        }</w:t>
+      </w:r>
+    </w:p>
+    <w:p>
+      <w:pPr>
+        <w:rPr>
+          <w:rFonts w:ascii="Times New Roman" w:eastAsia="Times New Roman" w:hAnsi="Times New Roman" w:cs="Times New Roman"/>
+          <w:sz w:val="24"/>
+          <w:szCs w:val="24"/>
+          <w:lang w:val="en-IN"/>
+        </w:rPr>
+      </w:pPr>
+      <w:r>
+        <w:rPr>
+          <w:rFonts w:ascii="Times New Roman" w:eastAsia="Times New Roman" w:hAnsi="Times New Roman" w:cs="Times New Roman"/>
+          <w:sz w:val="24"/>
+          <w:szCs w:val="24"/>
+          <w:lang w:val="en-IN"/>
+        </w:rPr>
+        <w:t>    &lt;/script&gt;</w:t>
+      </w:r>
+    </w:p>
+    <w:p>
+      <w:pPr>
+        <w:rPr>
+          <w:rFonts w:ascii="Times New Roman" w:eastAsia="Times New Roman" w:hAnsi="Times New Roman" w:cs="Times New Roman"/>
+          <w:sz w:val="24"/>
+          <w:szCs w:val="24"/>
+          <w:lang w:val="en-IN"/>
+        </w:rPr>
+      </w:pPr>
+      <w:r>
+        <w:rPr>
+          <w:rFonts w:ascii="Times New Roman" w:eastAsia="Times New Roman" w:hAnsi="Times New Roman" w:cs="Times New Roman"/>
+          <w:sz w:val="24"/>
+          <w:szCs w:val="24"/>
+          <w:lang w:val="en-IN"/>
+        </w:rPr>
+        <w:t>&lt;/head&gt;</w:t>
+      </w:r>
+    </w:p>
+    <w:p>
+      <w:pPr>
+        <w:rPr>
+          <w:rFonts w:ascii="Times New Roman" w:eastAsia="Times New Roman" w:hAnsi="Times New Roman" w:cs="Times New Roman"/>
+          <w:sz w:val="24"/>
+          <w:szCs w:val="24"/>
+          <w:lang w:val="en-IN"/>
+        </w:rPr>
+      </w:pPr>
+      <w:r>
+        <w:rPr>
+          <w:rFonts w:ascii="Times New Roman" w:eastAsia="Times New Roman" w:hAnsi="Times New Roman" w:cs="Times New Roman"/>
+          <w:sz w:val="24"/>
+          <w:szCs w:val="24"/>
+          <w:lang w:val="en-IN"/>
+        </w:rPr>
+        <w:t>&lt;body&gt;</w:t>
+      </w:r>
+    </w:p>
+    <w:p>
+      <w:pPr>
+        <w:rPr>
+          <w:rFonts w:ascii="Times New Roman" w:eastAsia="Times New Roman" w:hAnsi="Times New Roman" w:cs="Times New Roman"/>
+          <w:sz w:val="24"/>
+          <w:szCs w:val="24"/>
+          <w:lang w:val="en-IN"/>
+        </w:rPr>
+      </w:pPr>
+      <w:r>
+        <w:rPr>
+          <w:rFonts w:ascii="Times New Roman" w:eastAsia="Times New Roman" w:hAnsi="Times New Roman" w:cs="Times New Roman"/>
+          <w:sz w:val="24"/>
+          <w:szCs w:val="24"/>
+          <w:lang w:val="en-IN"/>
+        </w:rPr>
+        <w:t>    &lt;h1&gt;My Subject List&lt;/h1&gt;</w:t>
+      </w:r>
+    </w:p>
+    <w:p>
+      <w:pPr>
+        <w:rPr>
+          <w:rFonts w:ascii="Times New Roman" w:eastAsia="Times New Roman" w:hAnsi="Times New Roman" w:cs="Times New Roman"/>
+          <w:sz w:val="24"/>
+          <w:szCs w:val="24"/>
+          <w:lang w:val="en-IN"/>
+        </w:rPr>
+      </w:pPr>
+      <w:r>
+        <w:rPr>
+          <w:rFonts w:ascii="Times New Roman" w:eastAsia="Times New Roman" w:hAnsi="Times New Roman" w:cs="Times New Roman"/>
+          <w:sz w:val="24"/>
+          <w:szCs w:val="24"/>
+          <w:lang w:val="en-IN"/>
+        </w:rPr>
+        <w:t>    &lt;ul id="</w:t>
+      </w:r>
+      <w:proofErr w:type="spellStart"/>
+      <w:r>
+        <w:rPr>
+          <w:rFonts w:ascii="Times New Roman" w:eastAsia="Times New Roman" w:hAnsi="Times New Roman" w:cs="Times New Roman"/>
+          <w:sz w:val="24"/>
+          <w:szCs w:val="24"/>
+          <w:lang w:val="en-IN"/>
+        </w:rPr>
+        <w:t>mySubs</w:t>
+      </w:r>
+      <w:proofErr w:type="spellEnd"/>
+      <w:r>
+        <w:rPr>
+          <w:rFonts w:ascii="Times New Roman" w:eastAsia="Times New Roman" w:hAnsi="Times New Roman" w:cs="Times New Roman"/>
+          <w:sz w:val="24"/>
+          <w:szCs w:val="24"/>
+          <w:lang w:val="en-IN"/>
+        </w:rPr>
+        <w:t>"&gt;&lt;/ul&gt;</w:t>
+      </w:r>
+    </w:p>
+    <w:p>
+      <w:pPr>
+        <w:rPr>
+          <w:rFonts w:ascii="Times New Roman" w:eastAsia="Times New Roman" w:hAnsi="Times New Roman" w:cs="Times New Roman"/>
+          <w:sz w:val="24"/>
+          <w:szCs w:val="24"/>
+          <w:lang w:val="en-IN"/>
+        </w:rPr>
+      </w:pPr>
+      <w:r>
+        <w:rPr>
+          <w:rFonts w:ascii="Times New Roman" w:eastAsia="Times New Roman" w:hAnsi="Times New Roman" w:cs="Times New Roman"/>
+          <w:sz w:val="24"/>
+          <w:szCs w:val="24"/>
+          <w:lang w:val="en-IN"/>
+        </w:rPr>
+        <w:t>    &lt;button onclick="</w:t>
+      </w:r>
+      <w:proofErr w:type="spellStart"/>
+      <w:proofErr w:type="gramStart"/>
+      <w:r>
+        <w:rPr>
+          <w:rFonts w:ascii="Times New Roman" w:eastAsia="Times New Roman" w:hAnsi="Times New Roman" w:cs="Times New Roman"/>
+          <w:sz w:val="24"/>
+          <w:szCs w:val="24"/>
+          <w:lang w:val="en-IN"/>
+        </w:rPr>
+        <w:t>createListItem</w:t>
+      </w:r>
+      <w:proofErr w:type="spellEnd"/>
+      <w:r>
+        <w:rPr>
+          <w:rFonts w:ascii="Times New Roman" w:eastAsia="Times New Roman" w:hAnsi="Times New Roman" w:cs="Times New Roman"/>
+          <w:sz w:val="24"/>
+          <w:szCs w:val="24"/>
+          <w:lang w:val="en-IN"/>
+        </w:rPr>
+        <w:t>(</w:t>
+      </w:r>
+      <w:proofErr w:type="gramEnd"/>
+      <w:r>
+        <w:rPr>
+          <w:rFonts w:ascii="Times New Roman" w:eastAsia="Times New Roman" w:hAnsi="Times New Roman" w:cs="Times New Roman"/>
+          <w:sz w:val="24"/>
+          <w:szCs w:val="24"/>
+          <w:lang w:val="en-IN"/>
+        </w:rPr>
+        <w:t>)"&gt;Create New List Items&lt;/button&gt;</w:t>
+      </w:r>
+    </w:p>
+    <w:p>
+      <w:pPr>
+        <w:rPr>
+          <w:rFonts w:ascii="Times New Roman" w:eastAsia="Times New Roman" w:hAnsi="Times New Roman" w:cs="Times New Roman"/>
+          <w:sz w:val="24"/>
+          <w:szCs w:val="24"/>
+          <w:lang w:val="en-IN"/>
+        </w:rPr>
+      </w:pPr>
+      <w:r>
+        <w:rPr>
+          <w:rFonts w:ascii="Times New Roman" w:eastAsia="Times New Roman" w:hAnsi="Times New Roman" w:cs="Times New Roman"/>
+          <w:sz w:val="24"/>
+          <w:szCs w:val="24"/>
+          <w:lang w:val="en-IN"/>
+        </w:rPr>
+        <w:t>    &lt;button onclick="</w:t>
+      </w:r>
+      <w:proofErr w:type="spellStart"/>
+      <w:proofErr w:type="gramStart"/>
+      <w:r>
+        <w:rPr>
+          <w:rFonts w:ascii="Times New Roman" w:eastAsia="Times New Roman" w:hAnsi="Times New Roman" w:cs="Times New Roman"/>
+          <w:sz w:val="24"/>
+          <w:szCs w:val="24"/>
+          <w:lang w:val="en-IN"/>
+        </w:rPr>
+        <w:t>replaceFirstListItem</w:t>
+      </w:r>
+      <w:proofErr w:type="spellEnd"/>
+      <w:r>
+        <w:rPr>
+          <w:rFonts w:ascii="Times New Roman" w:eastAsia="Times New Roman" w:hAnsi="Times New Roman" w:cs="Times New Roman"/>
+          <w:sz w:val="24"/>
+          <w:szCs w:val="24"/>
+          <w:lang w:val="en-IN"/>
+        </w:rPr>
+        <w:t>(</w:t>
+      </w:r>
+      <w:proofErr w:type="gramEnd"/>
+      <w:r>
+        <w:rPr>
+          <w:rFonts w:ascii="Times New Roman" w:eastAsia="Times New Roman" w:hAnsi="Times New Roman" w:cs="Times New Roman"/>
+          <w:sz w:val="24"/>
+          <w:szCs w:val="24"/>
+          <w:lang w:val="en-IN"/>
+        </w:rPr>
+        <w:t>)"&gt;Replace 1st Element&lt;/button&gt;</w:t>
+      </w:r>
+    </w:p>
+    <w:p>
+      <w:pPr>
+        <w:rPr>
+          <w:rFonts w:ascii="Times New Roman" w:eastAsia="Times New Roman" w:hAnsi="Times New Roman" w:cs="Times New Roman"/>
+          <w:sz w:val="24"/>
+          <w:szCs w:val="24"/>
+          <w:lang w:val="en-IN"/>
+        </w:rPr>
+      </w:pPr>
+      <w:r>
+        <w:rPr>
+          <w:rFonts w:ascii="Times New Roman" w:eastAsia="Times New Roman" w:hAnsi="Times New Roman" w:cs="Times New Roman"/>
+          <w:sz w:val="24"/>
+          <w:szCs w:val="24"/>
+          <w:lang w:val="en-IN"/>
+        </w:rPr>
+        <w:t>    &lt;button onclick="</w:t>
+      </w:r>
+      <w:proofErr w:type="spellStart"/>
+      <w:proofErr w:type="gramStart"/>
+      <w:r>
+        <w:rPr>
+          <w:rFonts w:ascii="Times New Roman" w:eastAsia="Times New Roman" w:hAnsi="Times New Roman" w:cs="Times New Roman"/>
+          <w:sz w:val="24"/>
+          <w:szCs w:val="24"/>
+          <w:lang w:val="en-IN"/>
+        </w:rPr>
+        <w:t>removeListItem</w:t>
+      </w:r>
+      <w:proofErr w:type="spellEnd"/>
+      <w:r>
+        <w:rPr>
+          <w:rFonts w:ascii="Times New Roman" w:eastAsia="Times New Roman" w:hAnsi="Times New Roman" w:cs="Times New Roman"/>
+          <w:sz w:val="24"/>
+          <w:szCs w:val="24"/>
+          <w:lang w:val="en-IN"/>
+        </w:rPr>
+        <w:t>(</w:t>
+      </w:r>
+      <w:proofErr w:type="gramEnd"/>
+      <w:r>
+        <w:rPr>
+          <w:rFonts w:ascii="Times New Roman" w:eastAsia="Times New Roman" w:hAnsi="Times New Roman" w:cs="Times New Roman"/>
+          <w:sz w:val="24"/>
+          <w:szCs w:val="24"/>
+          <w:lang w:val="en-IN"/>
+        </w:rPr>
+        <w:t>)"&gt;Remove Element&lt;/button&gt;</w:t>
+      </w:r>
+    </w:p>
+    <w:p>
+      <w:pPr>
+        <w:rPr>
+          <w:rFonts w:ascii="Times New Roman" w:eastAsia="Times New Roman" w:hAnsi="Times New Roman" w:cs="Times New Roman"/>
+          <w:sz w:val="24"/>
+          <w:szCs w:val="24"/>
+          <w:lang w:val="en-IN"/>
+        </w:rPr>
+      </w:pPr>
+      <w:r>
+        <w:rPr>
+          <w:rFonts w:ascii="Times New Roman" w:eastAsia="Times New Roman" w:hAnsi="Times New Roman" w:cs="Times New Roman"/>
+          <w:sz w:val="24"/>
+          <w:szCs w:val="24"/>
+          <w:lang w:val="en-IN"/>
+        </w:rPr>
+        <w:t>&lt;/body&gt;</w:t>
+      </w:r>
+    </w:p>
+    <w:p>
+      <w:pPr>
+        <w:rPr>
+          <w:rFonts w:ascii="Times New Roman" w:eastAsia="Times New Roman" w:hAnsi="Times New Roman" w:cs="Times New Roman"/>
+          <w:sz w:val="24"/>
+          <w:szCs w:val="24"/>
+          <w:lang w:val="en-IN"/>
+        </w:rPr>
+      </w:pPr>
+      <w:r>
+        <w:rPr>
+          <w:rFonts w:ascii="Times New Roman" w:eastAsia="Times New Roman" w:hAnsi="Times New Roman" w:cs="Times New Roman"/>
+          <w:sz w:val="24"/>
+          <w:szCs w:val="24"/>
+          <w:lang w:val="en-IN"/>
+        </w:rPr>
+        <w:t>&lt;/html&gt;</w:t>
+      </w:r>
+    </w:p>
+    <w:p>
+      <w:pPr>
+        <w:rPr>
+          <w:rFonts w:ascii="Times New Roman" w:eastAsia="Times New Roman" w:hAnsi="Times New Roman" w:cs="Times New Roman"/>
+          <w:sz w:val="24"/>
+          <w:szCs w:val="24"/>
+          <w:lang w:val="en-US"/>
+        </w:rPr>
+      </w:pPr>
+      <w:r>
+        <w:rPr>
+          <w:rFonts w:ascii="Times New Roman" w:eastAsia="Times New Roman" w:hAnsi="Times New Roman" w:cs="Times New Roman"/>
+          <w:sz w:val="24"/>
+          <w:szCs w:val="24"/>
+          <w:lang w:val="en-US"/>
+        </w:rPr>
+        <w:br w:type="page"/>
+      </w:r>
+    </w:p>
+    <w:p>
+      <w:pPr>
+        <w:rPr>
+          <w:rFonts w:ascii="Times New Roman" w:eastAsia="Times New Roman" w:hAnsi="Times New Roman" w:cs="Times New Roman"/>
+          <w:b/>
+          <w:bCs/>
+          <w:sz w:val="26"/>
+          <w:szCs w:val="26"/>
+          <w:lang w:val="en-US"/>
+        </w:rPr>
+      </w:pPr>
+      <w:r>
+        <w:rPr>
+          <w:rFonts w:ascii="Times New Roman" w:eastAsia="Times New Roman" w:hAnsi="Times New Roman" w:cs="Times New Roman"/>
+          <w:b/>
+          <w:bCs/>
+          <w:sz w:val="26"/>
+          <w:szCs w:val="26"/>
+          <w:lang w:val="en-US"/>
+        </w:rPr>
+        <w:lastRenderedPageBreak/>
+        <w:t>Output:</w:t>
+      </w:r>
+    </w:p>
+    <w:p>
+      <w:pPr>
+        <w:rPr>
+          <w:rFonts w:ascii="Times New Roman" w:eastAsia="Times New Roman" w:hAnsi="Times New Roman" w:cs="Times New Roman"/>
+          <w:b/>
+          <w:bCs/>
+          <w:sz w:val="26"/>
+          <w:szCs w:val="26"/>
+          <w:lang w:val="en-US"/>
+        </w:rPr>
+      </w:pPr>
+      <w:r>
+        <w:rPr>
+          <w:rFonts w:ascii="Times New Roman" w:eastAsia="Times New Roman" w:hAnsi="Times New Roman" w:cs="Times New Roman"/>
+          <w:b/>
+          <w:bCs/>
+          <w:sz w:val="26"/>
+          <w:szCs w:val="26"/>
+          <w:lang w:val="en-US"/>
+        </w:rPr>
+        <w:drawing>
+          <wp:inline distT="0" distB="0" distL="0" distR="0" wp14:anchorId="05FCAE8D" wp14:editId="49C105AE">
+            <wp:extent cx="5210902" cy="2133898"/>
+            <wp:effectExtent l="0" t="0" r="0" b="0"/>
+            <wp:docPr id="1552550440" name="Picture 1"/>
+            <wp:cNvGraphicFramePr>
+              <a:graphicFrameLocks xmlns:a="http://schemas.openxmlformats.org/drawingml/2006/main" noChangeAspect="1"/>
+            </wp:cNvGraphicFramePr>
+            <a:graphic xmlns:a="http://schemas.openxmlformats.org/drawingml/2006/main">
+              <a:graphicData uri="http://schemas.openxmlformats.org/drawingml/2006/picture">
+                <pic:pic xmlns:pic="http://schemas.openxmlformats.org/drawingml/2006/picture">
+                  <pic:nvPicPr>
+                    <pic:cNvPr id="1552550440" name=""/>
+                    <pic:cNvPicPr/>
+                  </pic:nvPicPr>
+                  <pic:blipFill>
+                    <a:blip r:embed="rId66"/>
+                    <a:stretch>
+                      <a:fillRect/>
+                    </a:stretch>
+                  </pic:blipFill>
+                  <pic:spPr>
+                    <a:xfrm>
+                      <a:off x="0" y="0"/>
+                      <a:ext cx="5210902" cy="2133898"/>
+                    </a:xfrm>
+                    <a:prstGeom prst="rect">
+                      <a:avLst/>
+                    </a:prstGeom>
+                  </pic:spPr>
+                </pic:pic>
+              </a:graphicData>
+            </a:graphic>
+          </wp:inline>
+        </w:drawing>
+      </w:r>
+    </w:p>
+    <w:p>
+      <w:pPr>
+        <w:rPr>
+          <w:rFonts w:ascii="Times New Roman" w:eastAsia="Times New Roman" w:hAnsi="Times New Roman" w:cs="Times New Roman"/>
+          <w:b/>
+          <w:bCs/>
+          <w:sz w:val="26"/>
+          <w:szCs w:val="26"/>
+          <w:lang w:val="en-US"/>
+        </w:rPr>
+      </w:pPr>
+      <w:r>
+        <w:rPr>
+          <w:rFonts w:ascii="Times New Roman" w:eastAsia="Times New Roman" w:hAnsi="Times New Roman" w:cs="Times New Roman"/>
+          <w:b/>
+          <w:bCs/>
+          <w:sz w:val="26"/>
+          <w:szCs w:val="26"/>
+          <w:lang w:val="en-US"/>
+        </w:rPr>
+        <w:drawing>
+          <wp:inline distT="0" distB="0" distL="0" distR="0" wp14:anchorId="66D04BD7" wp14:editId="5FFA6FF7">
+            <wp:extent cx="4477375" cy="2553056"/>
+            <wp:effectExtent l="0" t="0" r="0" b="0"/>
+            <wp:docPr id="503849433" name="Picture 1"/>
+            <wp:cNvGraphicFramePr>
+              <a:graphicFrameLocks xmlns:a="http://schemas.openxmlformats.org/drawingml/2006/main" noChangeAspect="1"/>
+            </wp:cNvGraphicFramePr>
+            <a:graphic xmlns:a="http://schemas.openxmlformats.org/drawingml/2006/main">
+              <a:graphicData uri="http://schemas.openxmlformats.org/drawingml/2006/picture">
+                <pic:pic xmlns:pic="http://schemas.openxmlformats.org/drawingml/2006/picture">
+                  <pic:nvPicPr>
+                    <pic:cNvPr id="503849433" name=""/>
+                    <pic:cNvPicPr/>
+                  </pic:nvPicPr>
+                  <pic:blipFill>
+                    <a:blip r:embed="rId67"/>
+                    <a:stretch>
+                      <a:fillRect/>
+                    </a:stretch>
+                  </pic:blipFill>
+                  <pic:spPr>
+                    <a:xfrm>
+                      <a:off x="0" y="0"/>
+                      <a:ext cx="4477375" cy="2553056"/>
+                    </a:xfrm>
+                    <a:prstGeom prst="rect">
+                      <a:avLst/>
+                    </a:prstGeom>
+                  </pic:spPr>
+                </pic:pic>
+              </a:graphicData>
+            </a:graphic>
+          </wp:inline>
+        </w:drawing>
+      </w:r>
+    </w:p>
+    <w:p>
+      <w:pPr>
+        <w:rPr>
+          <w:rFonts w:ascii="Times New Roman" w:eastAsia="Times New Roman" w:hAnsi="Times New Roman" w:cs="Times New Roman"/>
+          <w:b/>
+          <w:bCs/>
+          <w:sz w:val="26"/>
+          <w:szCs w:val="26"/>
+          <w:lang w:val="en-US"/>
+        </w:rPr>
+      </w:pPr>
+      <w:r>
+        <w:rPr>
+          <w:rFonts w:ascii="Times New Roman" w:eastAsia="Times New Roman" w:hAnsi="Times New Roman" w:cs="Times New Roman"/>
+          <w:b/>
+          <w:bCs/>
+          <w:sz w:val="26"/>
+          <w:szCs w:val="26"/>
+          <w:lang w:val="en-US"/>
+        </w:rPr>
+        <w:drawing>
+          <wp:inline distT="0" distB="0" distL="0" distR="0" wp14:anchorId="464FB786" wp14:editId="7B4060D3">
+            <wp:extent cx="4372585" cy="1667108"/>
+            <wp:effectExtent l="0" t="0" r="0" b="9525"/>
+            <wp:docPr id="1587738203" name="Picture 1"/>
+            <wp:cNvGraphicFramePr>
+              <a:graphicFrameLocks xmlns:a="http://schemas.openxmlformats.org/drawingml/2006/main" noChangeAspect="1"/>
+            </wp:cNvGraphicFramePr>
+            <a:graphic xmlns:a="http://schemas.openxmlformats.org/drawingml/2006/main">
+              <a:graphicData uri="http://schemas.openxmlformats.org/drawingml/2006/picture">
+                <pic:pic xmlns:pic="http://schemas.openxmlformats.org/drawingml/2006/picture">
+                  <pic:nvPicPr>
+                    <pic:cNvPr id="1587738203" name=""/>
+                    <pic:cNvPicPr/>
+                  </pic:nvPicPr>
+                  <pic:blipFill>
+                    <a:blip r:embed="rId68"/>
+                    <a:stretch>
+                      <a:fillRect/>
+                    </a:stretch>
+                  </pic:blipFill>
+                  <pic:spPr>
+                    <a:xfrm>
+                      <a:off x="0" y="0"/>
+                      <a:ext cx="4372585" cy="1667108"/>
+                    </a:xfrm>
+                    <a:prstGeom prst="rect">
+                      <a:avLst/>
+                    </a:prstGeom>
+                  </pic:spPr>
+                </pic:pic>
+              </a:graphicData>
+            </a:graphic>
+          </wp:inline>
+        </w:drawing>
+      </w:r>
+    </w:p>
+    <w:p>
+      <w:pPr>
+        <w:rPr>
+          <w:rFonts w:ascii="Times New Roman" w:eastAsia="Times New Roman" w:hAnsi="Times New Roman" w:cs="Times New Roman"/>
+          <w:b/>
+          <w:bCs/>
+          <w:sz w:val="26"/>
+          <w:szCs w:val="26"/>
+          <w:lang w:val="en-US"/>
+        </w:rPr>
+      </w:pPr>
+      <w:r>
+        <w:rPr>
+          <w:rFonts w:ascii="Times New Roman" w:eastAsia="Times New Roman" w:hAnsi="Times New Roman" w:cs="Times New Roman"/>
+          <w:b/>
+          <w:bCs/>
+          <w:sz w:val="26"/>
+          <w:szCs w:val="26"/>
+          <w:lang w:val="en-US"/>
+        </w:rPr>
+        <w:br w:type="page"/>
+      </w:r>
+    </w:p>
+    <w:p>
+      <w:pPr>
+        <w:rPr>
+          <w:rFonts w:ascii="Times New Roman" w:eastAsia="Times New Roman" w:hAnsi="Times New Roman" w:cs="Times New Roman"/>
+          <w:b/>
+          <w:bCs/>
+          <w:sz w:val="26"/>
+          <w:szCs w:val="26"/>
+          <w:lang w:val="en-US"/>
+        </w:rPr>
+      </w:pPr>
     </w:p>
     <w:sectPr>
-      <w:footerReference w:type="default" r:id="rId64"/>
+      <w:footerReference w:type="default" r:id="rId69"/>
       <w:pgSz w:w="12240" w:h="15840"/>
       <w:pgMar w:top="1440" w:right="1440" w:bottom="1440" w:left="1440" w:header="720" w:footer="720" w:gutter="0"/>
       <w:pgBorders w:offsetFrom="page">

--- a/Web Development Journal.docx
+++ b/Web Development Journal.docx
@@ -35418,6 +35418,7 @@
           <w:rFonts w:ascii="Times New Roman" w:eastAsia="Times New Roman" w:hAnsi="Times New Roman" w:cs="Times New Roman"/>
           <w:b/>
           <w:bCs/>
+          <w:noProof/>
           <w:sz w:val="26"/>
           <w:szCs w:val="26"/>
           <w:lang w:val="en-US"/>
@@ -35475,6 +35476,7 @@
           <w:rFonts w:ascii="Times New Roman" w:eastAsia="Times New Roman" w:hAnsi="Times New Roman" w:cs="Times New Roman"/>
           <w:b/>
           <w:bCs/>
+          <w:noProof/>
           <w:sz w:val="26"/>
           <w:szCs w:val="26"/>
           <w:lang w:val="en-US"/>
@@ -37144,6 +37146,7 @@
           <w:rFonts w:ascii="Times New Roman" w:eastAsia="Times New Roman" w:hAnsi="Times New Roman" w:cs="Times New Roman"/>
           <w:b/>
           <w:bCs/>
+          <w:noProof/>
           <w:sz w:val="26"/>
           <w:szCs w:val="26"/>
           <w:lang w:val="en-US"/>
@@ -37201,6 +37204,7 @@
           <w:rFonts w:ascii="Times New Roman" w:eastAsia="Times New Roman" w:hAnsi="Times New Roman" w:cs="Times New Roman"/>
           <w:b/>
           <w:bCs/>
+          <w:noProof/>
           <w:sz w:val="26"/>
           <w:szCs w:val="26"/>
           <w:lang w:val="en-US"/>
@@ -37258,6 +37262,7 @@
           <w:rFonts w:ascii="Times New Roman" w:eastAsia="Times New Roman" w:hAnsi="Times New Roman" w:cs="Times New Roman"/>
           <w:b/>
           <w:bCs/>
+          <w:noProof/>
           <w:sz w:val="26"/>
           <w:szCs w:val="26"/>
           <w:lang w:val="en-US"/>
@@ -37333,9 +37338,3208 @@
           <w:lang w:val="en-US"/>
         </w:rPr>
       </w:pPr>
+      <w:r>
+        <w:rPr>
+          <w:rFonts w:ascii="Times New Roman" w:eastAsia="Times New Roman" w:hAnsi="Times New Roman" w:cs="Times New Roman"/>
+          <w:b/>
+          <w:bCs/>
+          <w:sz w:val="26"/>
+          <w:szCs w:val="26"/>
+          <w:lang w:val="en-US"/>
+        </w:rPr>
+        <w:lastRenderedPageBreak/>
+        <w:t>9</w:t>
+      </w:r>
+      <w:r>
+        <w:rPr>
+          <w:rFonts w:ascii="Times New Roman" w:eastAsia="Times New Roman" w:hAnsi="Times New Roman" w:cs="Times New Roman"/>
+          <w:b/>
+          <w:bCs/>
+          <w:sz w:val="26"/>
+          <w:szCs w:val="26"/>
+          <w:lang w:val="en-US"/>
+        </w:rPr>
+        <w:t>. Create, Replace</w:t>
+      </w:r>
+      <w:r>
+        <w:rPr>
+          <w:rFonts w:ascii="Times New Roman" w:eastAsia="Times New Roman" w:hAnsi="Times New Roman" w:cs="Times New Roman"/>
+          <w:b/>
+          <w:bCs/>
+          <w:sz w:val="26"/>
+          <w:szCs w:val="26"/>
+          <w:lang w:val="en-US"/>
+        </w:rPr>
+        <w:t xml:space="preserve"> </w:t>
+      </w:r>
+      <w:r>
+        <w:rPr>
+          <w:rFonts w:ascii="Times New Roman" w:eastAsia="Times New Roman" w:hAnsi="Times New Roman" w:cs="Times New Roman"/>
+          <w:b/>
+          <w:bCs/>
+          <w:sz w:val="26"/>
+          <w:szCs w:val="26"/>
+          <w:lang w:val="en-US"/>
+        </w:rPr>
+        <w:t>and Remove Element</w:t>
+      </w:r>
+      <w:r>
+        <w:rPr>
+          <w:rFonts w:ascii="Times New Roman" w:eastAsia="Times New Roman" w:hAnsi="Times New Roman" w:cs="Times New Roman"/>
+          <w:b/>
+          <w:bCs/>
+          <w:sz w:val="26"/>
+          <w:szCs w:val="26"/>
+          <w:lang w:val="en-US"/>
+        </w:rPr>
+        <w:t xml:space="preserve"> Dynamic</w:t>
+      </w:r>
+    </w:p>
+    <w:p>
+      <w:pPr>
+        <w:rPr>
+          <w:rFonts w:ascii="Times New Roman" w:eastAsia="Times New Roman" w:hAnsi="Times New Roman" w:cs="Times New Roman"/>
+          <w:b/>
+          <w:bCs/>
+          <w:sz w:val="26"/>
+          <w:szCs w:val="26"/>
+          <w:lang w:val="en-US"/>
+        </w:rPr>
+      </w:pPr>
+    </w:p>
+    <w:p>
+      <w:pPr>
+        <w:rPr>
+          <w:rFonts w:ascii="Times New Roman" w:eastAsia="Times New Roman" w:hAnsi="Times New Roman" w:cs="Times New Roman"/>
+          <w:sz w:val="24"/>
+          <w:szCs w:val="24"/>
+          <w:lang w:val="en-IN"/>
+        </w:rPr>
+      </w:pPr>
+      <w:r>
+        <w:rPr>
+          <w:rFonts w:ascii="Times New Roman" w:eastAsia="Times New Roman" w:hAnsi="Times New Roman" w:cs="Times New Roman"/>
+          <w:sz w:val="24"/>
+          <w:szCs w:val="24"/>
+          <w:lang w:val="en-IN"/>
+        </w:rPr>
+        <w:t>&lt;!DOCTYPE html&gt;</w:t>
+      </w:r>
+    </w:p>
+    <w:p>
+      <w:pPr>
+        <w:rPr>
+          <w:rFonts w:ascii="Times New Roman" w:eastAsia="Times New Roman" w:hAnsi="Times New Roman" w:cs="Times New Roman"/>
+          <w:sz w:val="24"/>
+          <w:szCs w:val="24"/>
+          <w:lang w:val="en-IN"/>
+        </w:rPr>
+      </w:pPr>
+      <w:r>
+        <w:rPr>
+          <w:rFonts w:ascii="Times New Roman" w:eastAsia="Times New Roman" w:hAnsi="Times New Roman" w:cs="Times New Roman"/>
+          <w:sz w:val="24"/>
+          <w:szCs w:val="24"/>
+          <w:lang w:val="en-IN"/>
+        </w:rPr>
+        <w:t>&lt;html lang="</w:t>
+      </w:r>
+      <w:proofErr w:type="spellStart"/>
+      <w:r>
+        <w:rPr>
+          <w:rFonts w:ascii="Times New Roman" w:eastAsia="Times New Roman" w:hAnsi="Times New Roman" w:cs="Times New Roman"/>
+          <w:sz w:val="24"/>
+          <w:szCs w:val="24"/>
+          <w:lang w:val="en-IN"/>
+        </w:rPr>
+        <w:t>en</w:t>
+      </w:r>
+      <w:proofErr w:type="spellEnd"/>
+      <w:r>
+        <w:rPr>
+          <w:rFonts w:ascii="Times New Roman" w:eastAsia="Times New Roman" w:hAnsi="Times New Roman" w:cs="Times New Roman"/>
+          <w:sz w:val="24"/>
+          <w:szCs w:val="24"/>
+          <w:lang w:val="en-IN"/>
+        </w:rPr>
+        <w:t>"&gt;</w:t>
+      </w:r>
+    </w:p>
+    <w:p>
+      <w:pPr>
+        <w:rPr>
+          <w:rFonts w:ascii="Times New Roman" w:eastAsia="Times New Roman" w:hAnsi="Times New Roman" w:cs="Times New Roman"/>
+          <w:sz w:val="24"/>
+          <w:szCs w:val="24"/>
+          <w:lang w:val="en-IN"/>
+        </w:rPr>
+      </w:pPr>
+      <w:r>
+        <w:rPr>
+          <w:rFonts w:ascii="Times New Roman" w:eastAsia="Times New Roman" w:hAnsi="Times New Roman" w:cs="Times New Roman"/>
+          <w:sz w:val="24"/>
+          <w:szCs w:val="24"/>
+          <w:lang w:val="en-IN"/>
+        </w:rPr>
+        <w:t>&lt;head&gt;</w:t>
+      </w:r>
+    </w:p>
+    <w:p>
+      <w:pPr>
+        <w:rPr>
+          <w:rFonts w:ascii="Times New Roman" w:eastAsia="Times New Roman" w:hAnsi="Times New Roman" w:cs="Times New Roman"/>
+          <w:sz w:val="24"/>
+          <w:szCs w:val="24"/>
+          <w:lang w:val="en-IN"/>
+        </w:rPr>
+      </w:pPr>
+      <w:r>
+        <w:rPr>
+          <w:rFonts w:ascii="Times New Roman" w:eastAsia="Times New Roman" w:hAnsi="Times New Roman" w:cs="Times New Roman"/>
+          <w:sz w:val="24"/>
+          <w:szCs w:val="24"/>
+          <w:lang w:val="en-IN"/>
+        </w:rPr>
+        <w:t>    &lt;script&gt;</w:t>
+      </w:r>
+    </w:p>
+    <w:p>
+      <w:pPr>
+        <w:rPr>
+          <w:rFonts w:ascii="Times New Roman" w:eastAsia="Times New Roman" w:hAnsi="Times New Roman" w:cs="Times New Roman"/>
+          <w:sz w:val="24"/>
+          <w:szCs w:val="24"/>
+          <w:lang w:val="en-IN"/>
+        </w:rPr>
+      </w:pPr>
+      <w:r>
+        <w:rPr>
+          <w:rFonts w:ascii="Times New Roman" w:eastAsia="Times New Roman" w:hAnsi="Times New Roman" w:cs="Times New Roman"/>
+          <w:sz w:val="24"/>
+          <w:szCs w:val="24"/>
+          <w:lang w:val="en-IN"/>
+        </w:rPr>
+        <w:t xml:space="preserve">        let </w:t>
+      </w:r>
+      <w:proofErr w:type="spellStart"/>
+      <w:r>
+        <w:rPr>
+          <w:rFonts w:ascii="Times New Roman" w:eastAsia="Times New Roman" w:hAnsi="Times New Roman" w:cs="Times New Roman"/>
+          <w:sz w:val="24"/>
+          <w:szCs w:val="24"/>
+          <w:lang w:val="en-IN"/>
+        </w:rPr>
+        <w:t>idd</w:t>
+      </w:r>
+      <w:proofErr w:type="spellEnd"/>
+      <w:r>
+        <w:rPr>
+          <w:rFonts w:ascii="Times New Roman" w:eastAsia="Times New Roman" w:hAnsi="Times New Roman" w:cs="Times New Roman"/>
+          <w:sz w:val="24"/>
+          <w:szCs w:val="24"/>
+          <w:lang w:val="en-IN"/>
+        </w:rPr>
+        <w:t xml:space="preserve"> = 0;    </w:t>
+      </w:r>
+    </w:p>
+    <w:p>
+      <w:pPr>
+        <w:rPr>
+          <w:rFonts w:ascii="Times New Roman" w:eastAsia="Times New Roman" w:hAnsi="Times New Roman" w:cs="Times New Roman"/>
+          <w:sz w:val="24"/>
+          <w:szCs w:val="24"/>
+          <w:lang w:val="en-IN"/>
+        </w:rPr>
+      </w:pPr>
+      <w:r>
+        <w:rPr>
+          <w:rFonts w:ascii="Times New Roman" w:eastAsia="Times New Roman" w:hAnsi="Times New Roman" w:cs="Times New Roman"/>
+          <w:sz w:val="24"/>
+          <w:szCs w:val="24"/>
+          <w:lang w:val="en-IN"/>
+        </w:rPr>
+        <w:t xml:space="preserve">        function </w:t>
+      </w:r>
+      <w:proofErr w:type="spellStart"/>
+      <w:proofErr w:type="gramStart"/>
+      <w:r>
+        <w:rPr>
+          <w:rFonts w:ascii="Times New Roman" w:eastAsia="Times New Roman" w:hAnsi="Times New Roman" w:cs="Times New Roman"/>
+          <w:sz w:val="24"/>
+          <w:szCs w:val="24"/>
+          <w:lang w:val="en-IN"/>
+        </w:rPr>
+        <w:t>createListItem</w:t>
+      </w:r>
+      <w:proofErr w:type="spellEnd"/>
+      <w:r>
+        <w:rPr>
+          <w:rFonts w:ascii="Times New Roman" w:eastAsia="Times New Roman" w:hAnsi="Times New Roman" w:cs="Times New Roman"/>
+          <w:sz w:val="24"/>
+          <w:szCs w:val="24"/>
+          <w:lang w:val="en-IN"/>
+        </w:rPr>
+        <w:t>(){</w:t>
+      </w:r>
+      <w:proofErr w:type="gramEnd"/>
+    </w:p>
+    <w:p>
+      <w:pPr>
+        <w:rPr>
+          <w:rFonts w:ascii="Times New Roman" w:eastAsia="Times New Roman" w:hAnsi="Times New Roman" w:cs="Times New Roman"/>
+          <w:sz w:val="24"/>
+          <w:szCs w:val="24"/>
+          <w:lang w:val="en-IN"/>
+        </w:rPr>
+      </w:pPr>
+      <w:r>
+        <w:rPr>
+          <w:rFonts w:ascii="Times New Roman" w:eastAsia="Times New Roman" w:hAnsi="Times New Roman" w:cs="Times New Roman"/>
+          <w:sz w:val="24"/>
+          <w:szCs w:val="24"/>
+          <w:lang w:val="en-IN"/>
+        </w:rPr>
+        <w:t xml:space="preserve">            </w:t>
+      </w:r>
+      <w:proofErr w:type="spellStart"/>
+      <w:r>
+        <w:rPr>
+          <w:rFonts w:ascii="Times New Roman" w:eastAsia="Times New Roman" w:hAnsi="Times New Roman" w:cs="Times New Roman"/>
+          <w:sz w:val="24"/>
+          <w:szCs w:val="24"/>
+          <w:lang w:val="en-IN"/>
+        </w:rPr>
+        <w:t>const</w:t>
+      </w:r>
+      <w:proofErr w:type="spellEnd"/>
+      <w:r>
+        <w:rPr>
+          <w:rFonts w:ascii="Times New Roman" w:eastAsia="Times New Roman" w:hAnsi="Times New Roman" w:cs="Times New Roman"/>
+          <w:sz w:val="24"/>
+          <w:szCs w:val="24"/>
+          <w:lang w:val="en-IN"/>
+        </w:rPr>
+        <w:t xml:space="preserve"> </w:t>
+      </w:r>
+      <w:proofErr w:type="spellStart"/>
+      <w:r>
+        <w:rPr>
+          <w:rFonts w:ascii="Times New Roman" w:eastAsia="Times New Roman" w:hAnsi="Times New Roman" w:cs="Times New Roman"/>
+          <w:sz w:val="24"/>
+          <w:szCs w:val="24"/>
+          <w:lang w:val="en-IN"/>
+        </w:rPr>
+        <w:t>mySubs</w:t>
+      </w:r>
+      <w:proofErr w:type="spellEnd"/>
+      <w:r>
+        <w:rPr>
+          <w:rFonts w:ascii="Times New Roman" w:eastAsia="Times New Roman" w:hAnsi="Times New Roman" w:cs="Times New Roman"/>
+          <w:sz w:val="24"/>
+          <w:szCs w:val="24"/>
+          <w:lang w:val="en-IN"/>
+        </w:rPr>
+        <w:t>=</w:t>
+      </w:r>
+      <w:proofErr w:type="spellStart"/>
+      <w:r>
+        <w:rPr>
+          <w:rFonts w:ascii="Times New Roman" w:eastAsia="Times New Roman" w:hAnsi="Times New Roman" w:cs="Times New Roman"/>
+          <w:sz w:val="24"/>
+          <w:szCs w:val="24"/>
+          <w:lang w:val="en-IN"/>
+        </w:rPr>
+        <w:t>document.getElementById</w:t>
+      </w:r>
+      <w:proofErr w:type="spellEnd"/>
+      <w:r>
+        <w:rPr>
+          <w:rFonts w:ascii="Times New Roman" w:eastAsia="Times New Roman" w:hAnsi="Times New Roman" w:cs="Times New Roman"/>
+          <w:sz w:val="24"/>
+          <w:szCs w:val="24"/>
+          <w:lang w:val="en-IN"/>
+        </w:rPr>
+        <w:t>("</w:t>
+      </w:r>
+      <w:proofErr w:type="spellStart"/>
+      <w:r>
+        <w:rPr>
+          <w:rFonts w:ascii="Times New Roman" w:eastAsia="Times New Roman" w:hAnsi="Times New Roman" w:cs="Times New Roman"/>
+          <w:sz w:val="24"/>
+          <w:szCs w:val="24"/>
+          <w:lang w:val="en-IN"/>
+        </w:rPr>
+        <w:t>mySubs</w:t>
+      </w:r>
+      <w:proofErr w:type="spellEnd"/>
+      <w:r>
+        <w:rPr>
+          <w:rFonts w:ascii="Times New Roman" w:eastAsia="Times New Roman" w:hAnsi="Times New Roman" w:cs="Times New Roman"/>
+          <w:sz w:val="24"/>
+          <w:szCs w:val="24"/>
+          <w:lang w:val="en-IN"/>
+        </w:rPr>
+        <w:t>");</w:t>
+      </w:r>
+    </w:p>
+    <w:p>
+      <w:pPr>
+        <w:rPr>
+          <w:rFonts w:ascii="Times New Roman" w:eastAsia="Times New Roman" w:hAnsi="Times New Roman" w:cs="Times New Roman"/>
+          <w:sz w:val="24"/>
+          <w:szCs w:val="24"/>
+          <w:lang w:val="en-IN"/>
+        </w:rPr>
+      </w:pPr>
+      <w:r>
+        <w:rPr>
+          <w:rFonts w:ascii="Times New Roman" w:eastAsia="Times New Roman" w:hAnsi="Times New Roman" w:cs="Times New Roman"/>
+          <w:sz w:val="24"/>
+          <w:szCs w:val="24"/>
+          <w:lang w:val="en-IN"/>
+        </w:rPr>
+        <w:t xml:space="preserve">            </w:t>
+      </w:r>
+      <w:proofErr w:type="spellStart"/>
+      <w:r>
+        <w:rPr>
+          <w:rFonts w:ascii="Times New Roman" w:eastAsia="Times New Roman" w:hAnsi="Times New Roman" w:cs="Times New Roman"/>
+          <w:sz w:val="24"/>
+          <w:szCs w:val="24"/>
+          <w:lang w:val="en-IN"/>
+        </w:rPr>
+        <w:t>const</w:t>
+      </w:r>
+      <w:proofErr w:type="spellEnd"/>
+      <w:r>
+        <w:rPr>
+          <w:rFonts w:ascii="Times New Roman" w:eastAsia="Times New Roman" w:hAnsi="Times New Roman" w:cs="Times New Roman"/>
+          <w:sz w:val="24"/>
+          <w:szCs w:val="24"/>
+          <w:lang w:val="en-IN"/>
+        </w:rPr>
+        <w:t xml:space="preserve"> </w:t>
+      </w:r>
+      <w:proofErr w:type="spellStart"/>
+      <w:r>
+        <w:rPr>
+          <w:rFonts w:ascii="Times New Roman" w:eastAsia="Times New Roman" w:hAnsi="Times New Roman" w:cs="Times New Roman"/>
+          <w:sz w:val="24"/>
+          <w:szCs w:val="24"/>
+          <w:lang w:val="en-IN"/>
+        </w:rPr>
+        <w:t>newList</w:t>
+      </w:r>
+      <w:proofErr w:type="spellEnd"/>
+      <w:r>
+        <w:rPr>
+          <w:rFonts w:ascii="Times New Roman" w:eastAsia="Times New Roman" w:hAnsi="Times New Roman" w:cs="Times New Roman"/>
+          <w:sz w:val="24"/>
+          <w:szCs w:val="24"/>
+          <w:lang w:val="en-IN"/>
+        </w:rPr>
+        <w:t>=</w:t>
+      </w:r>
+      <w:proofErr w:type="spellStart"/>
+      <w:r>
+        <w:rPr>
+          <w:rFonts w:ascii="Times New Roman" w:eastAsia="Times New Roman" w:hAnsi="Times New Roman" w:cs="Times New Roman"/>
+          <w:sz w:val="24"/>
+          <w:szCs w:val="24"/>
+          <w:lang w:val="en-IN"/>
+        </w:rPr>
+        <w:t>document.createElement</w:t>
+      </w:r>
+      <w:proofErr w:type="spellEnd"/>
+      <w:r>
+        <w:rPr>
+          <w:rFonts w:ascii="Times New Roman" w:eastAsia="Times New Roman" w:hAnsi="Times New Roman" w:cs="Times New Roman"/>
+          <w:sz w:val="24"/>
+          <w:szCs w:val="24"/>
+          <w:lang w:val="en-IN"/>
+        </w:rPr>
+        <w:t xml:space="preserve">("li"); </w:t>
+      </w:r>
+    </w:p>
+    <w:p>
+      <w:pPr>
+        <w:rPr>
+          <w:rFonts w:ascii="Times New Roman" w:eastAsia="Times New Roman" w:hAnsi="Times New Roman" w:cs="Times New Roman"/>
+          <w:sz w:val="24"/>
+          <w:szCs w:val="24"/>
+          <w:lang w:val="en-IN"/>
+        </w:rPr>
+      </w:pPr>
+      <w:r>
+        <w:rPr>
+          <w:rFonts w:ascii="Times New Roman" w:eastAsia="Times New Roman" w:hAnsi="Times New Roman" w:cs="Times New Roman"/>
+          <w:sz w:val="24"/>
+          <w:szCs w:val="24"/>
+          <w:lang w:val="en-IN"/>
+        </w:rPr>
+        <w:t xml:space="preserve">            </w:t>
+      </w:r>
+      <w:proofErr w:type="spellStart"/>
+      <w:r>
+        <w:rPr>
+          <w:rFonts w:ascii="Times New Roman" w:eastAsia="Times New Roman" w:hAnsi="Times New Roman" w:cs="Times New Roman"/>
+          <w:sz w:val="24"/>
+          <w:szCs w:val="24"/>
+          <w:lang w:val="en-IN"/>
+        </w:rPr>
+        <w:t>newList.setAttribute</w:t>
+      </w:r>
+      <w:proofErr w:type="spellEnd"/>
+      <w:r>
+        <w:rPr>
+          <w:rFonts w:ascii="Times New Roman" w:eastAsia="Times New Roman" w:hAnsi="Times New Roman" w:cs="Times New Roman"/>
+          <w:sz w:val="24"/>
+          <w:szCs w:val="24"/>
+          <w:lang w:val="en-IN"/>
+        </w:rPr>
+        <w:t>("</w:t>
+      </w:r>
+      <w:proofErr w:type="spellStart"/>
+      <w:r>
+        <w:rPr>
+          <w:rFonts w:ascii="Times New Roman" w:eastAsia="Times New Roman" w:hAnsi="Times New Roman" w:cs="Times New Roman"/>
+          <w:sz w:val="24"/>
+          <w:szCs w:val="24"/>
+          <w:lang w:val="en-IN"/>
+        </w:rPr>
+        <w:t>id","item</w:t>
+      </w:r>
+      <w:proofErr w:type="spellEnd"/>
+      <w:r>
+        <w:rPr>
+          <w:rFonts w:ascii="Times New Roman" w:eastAsia="Times New Roman" w:hAnsi="Times New Roman" w:cs="Times New Roman"/>
+          <w:sz w:val="24"/>
+          <w:szCs w:val="24"/>
+          <w:lang w:val="en-IN"/>
+        </w:rPr>
+        <w:t>-"+</w:t>
+      </w:r>
+      <w:proofErr w:type="spellStart"/>
+      <w:r>
+        <w:rPr>
+          <w:rFonts w:ascii="Times New Roman" w:eastAsia="Times New Roman" w:hAnsi="Times New Roman" w:cs="Times New Roman"/>
+          <w:sz w:val="24"/>
+          <w:szCs w:val="24"/>
+          <w:lang w:val="en-IN"/>
+        </w:rPr>
+        <w:t>idd</w:t>
+      </w:r>
+      <w:proofErr w:type="spellEnd"/>
+      <w:r>
+        <w:rPr>
+          <w:rFonts w:ascii="Times New Roman" w:eastAsia="Times New Roman" w:hAnsi="Times New Roman" w:cs="Times New Roman"/>
+          <w:sz w:val="24"/>
+          <w:szCs w:val="24"/>
+          <w:lang w:val="en-IN"/>
+        </w:rPr>
+        <w:t>);</w:t>
+      </w:r>
+    </w:p>
+    <w:p>
+      <w:pPr>
+        <w:rPr>
+          <w:rFonts w:ascii="Times New Roman" w:eastAsia="Times New Roman" w:hAnsi="Times New Roman" w:cs="Times New Roman"/>
+          <w:sz w:val="24"/>
+          <w:szCs w:val="24"/>
+          <w:lang w:val="en-IN"/>
+        </w:rPr>
+      </w:pPr>
+      <w:r>
+        <w:rPr>
+          <w:rFonts w:ascii="Times New Roman" w:eastAsia="Times New Roman" w:hAnsi="Times New Roman" w:cs="Times New Roman"/>
+          <w:sz w:val="24"/>
+          <w:szCs w:val="24"/>
+          <w:lang w:val="en-IN"/>
+        </w:rPr>
+        <w:t xml:space="preserve">            </w:t>
+      </w:r>
+      <w:proofErr w:type="spellStart"/>
+      <w:r>
+        <w:rPr>
+          <w:rFonts w:ascii="Times New Roman" w:eastAsia="Times New Roman" w:hAnsi="Times New Roman" w:cs="Times New Roman"/>
+          <w:sz w:val="24"/>
+          <w:szCs w:val="24"/>
+          <w:lang w:val="en-IN"/>
+        </w:rPr>
+        <w:t>idd</w:t>
+      </w:r>
+      <w:proofErr w:type="spellEnd"/>
+      <w:r>
+        <w:rPr>
+          <w:rFonts w:ascii="Times New Roman" w:eastAsia="Times New Roman" w:hAnsi="Times New Roman" w:cs="Times New Roman"/>
+          <w:sz w:val="24"/>
+          <w:szCs w:val="24"/>
+          <w:lang w:val="en-IN"/>
+        </w:rPr>
+        <w:t>+=1;</w:t>
+      </w:r>
+    </w:p>
+    <w:p>
+      <w:pPr>
+        <w:rPr>
+          <w:rFonts w:ascii="Times New Roman" w:eastAsia="Times New Roman" w:hAnsi="Times New Roman" w:cs="Times New Roman"/>
+          <w:sz w:val="24"/>
+          <w:szCs w:val="24"/>
+          <w:lang w:val="en-IN"/>
+        </w:rPr>
+      </w:pPr>
+      <w:r>
+        <w:rPr>
+          <w:rFonts w:ascii="Times New Roman" w:eastAsia="Times New Roman" w:hAnsi="Times New Roman" w:cs="Times New Roman"/>
+          <w:sz w:val="24"/>
+          <w:szCs w:val="24"/>
+          <w:lang w:val="en-IN"/>
+        </w:rPr>
+        <w:t xml:space="preserve">            var </w:t>
+      </w:r>
+      <w:proofErr w:type="spellStart"/>
+      <w:r>
+        <w:rPr>
+          <w:rFonts w:ascii="Times New Roman" w:eastAsia="Times New Roman" w:hAnsi="Times New Roman" w:cs="Times New Roman"/>
+          <w:sz w:val="24"/>
+          <w:szCs w:val="24"/>
+          <w:lang w:val="en-IN"/>
+        </w:rPr>
+        <w:t>uinput</w:t>
+      </w:r>
+      <w:proofErr w:type="spellEnd"/>
+      <w:r>
+        <w:rPr>
+          <w:rFonts w:ascii="Times New Roman" w:eastAsia="Times New Roman" w:hAnsi="Times New Roman" w:cs="Times New Roman"/>
+          <w:sz w:val="24"/>
+          <w:szCs w:val="24"/>
+          <w:lang w:val="en-IN"/>
+        </w:rPr>
+        <w:t xml:space="preserve"> = </w:t>
+      </w:r>
+      <w:proofErr w:type="spellStart"/>
+      <w:proofErr w:type="gramStart"/>
+      <w:r>
+        <w:rPr>
+          <w:rFonts w:ascii="Times New Roman" w:eastAsia="Times New Roman" w:hAnsi="Times New Roman" w:cs="Times New Roman"/>
+          <w:sz w:val="24"/>
+          <w:szCs w:val="24"/>
+          <w:lang w:val="en-IN"/>
+        </w:rPr>
+        <w:t>document.getElementById</w:t>
+      </w:r>
+      <w:proofErr w:type="spellEnd"/>
+      <w:proofErr w:type="gramEnd"/>
+      <w:r>
+        <w:rPr>
+          <w:rFonts w:ascii="Times New Roman" w:eastAsia="Times New Roman" w:hAnsi="Times New Roman" w:cs="Times New Roman"/>
+          <w:sz w:val="24"/>
+          <w:szCs w:val="24"/>
+          <w:lang w:val="en-IN"/>
+        </w:rPr>
+        <w:t>("input").value;</w:t>
+      </w:r>
+    </w:p>
+    <w:p>
+      <w:pPr>
+        <w:rPr>
+          <w:rFonts w:ascii="Times New Roman" w:eastAsia="Times New Roman" w:hAnsi="Times New Roman" w:cs="Times New Roman"/>
+          <w:sz w:val="24"/>
+          <w:szCs w:val="24"/>
+          <w:lang w:val="en-IN"/>
+        </w:rPr>
+      </w:pPr>
+      <w:r>
+        <w:rPr>
+          <w:rFonts w:ascii="Times New Roman" w:eastAsia="Times New Roman" w:hAnsi="Times New Roman" w:cs="Times New Roman"/>
+          <w:sz w:val="24"/>
+          <w:szCs w:val="24"/>
+          <w:lang w:val="en-IN"/>
+        </w:rPr>
+        <w:t xml:space="preserve">            </w:t>
+      </w:r>
+      <w:proofErr w:type="spellStart"/>
+      <w:r>
+        <w:rPr>
+          <w:rFonts w:ascii="Times New Roman" w:eastAsia="Times New Roman" w:hAnsi="Times New Roman" w:cs="Times New Roman"/>
+          <w:sz w:val="24"/>
+          <w:szCs w:val="24"/>
+          <w:lang w:val="en-IN"/>
+        </w:rPr>
+        <w:t>newList.innerText</w:t>
+      </w:r>
+      <w:proofErr w:type="spellEnd"/>
+      <w:r>
+        <w:rPr>
+          <w:rFonts w:ascii="Times New Roman" w:eastAsia="Times New Roman" w:hAnsi="Times New Roman" w:cs="Times New Roman"/>
+          <w:sz w:val="24"/>
+          <w:szCs w:val="24"/>
+          <w:lang w:val="en-IN"/>
+        </w:rPr>
+        <w:t xml:space="preserve"> = </w:t>
+      </w:r>
+      <w:proofErr w:type="spellStart"/>
+      <w:r>
+        <w:rPr>
+          <w:rFonts w:ascii="Times New Roman" w:eastAsia="Times New Roman" w:hAnsi="Times New Roman" w:cs="Times New Roman"/>
+          <w:sz w:val="24"/>
+          <w:szCs w:val="24"/>
+          <w:lang w:val="en-IN"/>
+        </w:rPr>
+        <w:t>uinput</w:t>
+      </w:r>
+      <w:proofErr w:type="spellEnd"/>
+      <w:r>
+        <w:rPr>
+          <w:rFonts w:ascii="Times New Roman" w:eastAsia="Times New Roman" w:hAnsi="Times New Roman" w:cs="Times New Roman"/>
+          <w:sz w:val="24"/>
+          <w:szCs w:val="24"/>
+          <w:lang w:val="en-IN"/>
+        </w:rPr>
+        <w:t>;</w:t>
+      </w:r>
+    </w:p>
+    <w:p>
+      <w:pPr>
+        <w:rPr>
+          <w:rFonts w:ascii="Times New Roman" w:eastAsia="Times New Roman" w:hAnsi="Times New Roman" w:cs="Times New Roman"/>
+          <w:sz w:val="24"/>
+          <w:szCs w:val="24"/>
+          <w:lang w:val="en-IN"/>
+        </w:rPr>
+      </w:pPr>
+      <w:r>
+        <w:rPr>
+          <w:rFonts w:ascii="Times New Roman" w:eastAsia="Times New Roman" w:hAnsi="Times New Roman" w:cs="Times New Roman"/>
+          <w:sz w:val="24"/>
+          <w:szCs w:val="24"/>
+          <w:lang w:val="en-IN"/>
+        </w:rPr>
+        <w:t xml:space="preserve">            </w:t>
+      </w:r>
+      <w:proofErr w:type="spellStart"/>
+      <w:r>
+        <w:rPr>
+          <w:rFonts w:ascii="Times New Roman" w:eastAsia="Times New Roman" w:hAnsi="Times New Roman" w:cs="Times New Roman"/>
+          <w:sz w:val="24"/>
+          <w:szCs w:val="24"/>
+          <w:lang w:val="en-IN"/>
+        </w:rPr>
+        <w:t>mySubs.appendChild</w:t>
+      </w:r>
+      <w:proofErr w:type="spellEnd"/>
+      <w:r>
+        <w:rPr>
+          <w:rFonts w:ascii="Times New Roman" w:eastAsia="Times New Roman" w:hAnsi="Times New Roman" w:cs="Times New Roman"/>
+          <w:sz w:val="24"/>
+          <w:szCs w:val="24"/>
+          <w:lang w:val="en-IN"/>
+        </w:rPr>
+        <w:t>(</w:t>
+      </w:r>
+      <w:proofErr w:type="spellStart"/>
+      <w:r>
+        <w:rPr>
+          <w:rFonts w:ascii="Times New Roman" w:eastAsia="Times New Roman" w:hAnsi="Times New Roman" w:cs="Times New Roman"/>
+          <w:sz w:val="24"/>
+          <w:szCs w:val="24"/>
+          <w:lang w:val="en-IN"/>
+        </w:rPr>
+        <w:t>newList</w:t>
+      </w:r>
+      <w:proofErr w:type="spellEnd"/>
+      <w:r>
+        <w:rPr>
+          <w:rFonts w:ascii="Times New Roman" w:eastAsia="Times New Roman" w:hAnsi="Times New Roman" w:cs="Times New Roman"/>
+          <w:sz w:val="24"/>
+          <w:szCs w:val="24"/>
+          <w:lang w:val="en-IN"/>
+        </w:rPr>
+        <w:t>);</w:t>
+      </w:r>
+    </w:p>
+    <w:p>
+      <w:pPr>
+        <w:rPr>
+          <w:rFonts w:ascii="Times New Roman" w:eastAsia="Times New Roman" w:hAnsi="Times New Roman" w:cs="Times New Roman"/>
+          <w:sz w:val="24"/>
+          <w:szCs w:val="24"/>
+          <w:lang w:val="en-IN"/>
+        </w:rPr>
+      </w:pPr>
+      <w:r>
+        <w:rPr>
+          <w:rFonts w:ascii="Times New Roman" w:eastAsia="Times New Roman" w:hAnsi="Times New Roman" w:cs="Times New Roman"/>
+          <w:sz w:val="24"/>
+          <w:szCs w:val="24"/>
+          <w:lang w:val="en-IN"/>
+        </w:rPr>
+        <w:t>        }</w:t>
+      </w:r>
+    </w:p>
+    <w:p>
+      <w:pPr>
+        <w:rPr>
+          <w:rFonts w:ascii="Times New Roman" w:eastAsia="Times New Roman" w:hAnsi="Times New Roman" w:cs="Times New Roman"/>
+          <w:sz w:val="24"/>
+          <w:szCs w:val="24"/>
+          <w:lang w:val="en-IN"/>
+        </w:rPr>
+      </w:pPr>
+      <w:r>
+        <w:rPr>
+          <w:rFonts w:ascii="Times New Roman" w:eastAsia="Times New Roman" w:hAnsi="Times New Roman" w:cs="Times New Roman"/>
+          <w:sz w:val="24"/>
+          <w:szCs w:val="24"/>
+          <w:lang w:val="en-IN"/>
+        </w:rPr>
+        <w:t xml:space="preserve">        function </w:t>
+      </w:r>
+      <w:proofErr w:type="spellStart"/>
+      <w:proofErr w:type="gramStart"/>
+      <w:r>
+        <w:rPr>
+          <w:rFonts w:ascii="Times New Roman" w:eastAsia="Times New Roman" w:hAnsi="Times New Roman" w:cs="Times New Roman"/>
+          <w:sz w:val="24"/>
+          <w:szCs w:val="24"/>
+          <w:lang w:val="en-IN"/>
+        </w:rPr>
+        <w:t>replaceFirstListItem</w:t>
+      </w:r>
+      <w:proofErr w:type="spellEnd"/>
+      <w:r>
+        <w:rPr>
+          <w:rFonts w:ascii="Times New Roman" w:eastAsia="Times New Roman" w:hAnsi="Times New Roman" w:cs="Times New Roman"/>
+          <w:sz w:val="24"/>
+          <w:szCs w:val="24"/>
+          <w:lang w:val="en-IN"/>
+        </w:rPr>
+        <w:t>(){</w:t>
+      </w:r>
+      <w:proofErr w:type="gramEnd"/>
+    </w:p>
+    <w:p>
+      <w:pPr>
+        <w:rPr>
+          <w:rFonts w:ascii="Times New Roman" w:eastAsia="Times New Roman" w:hAnsi="Times New Roman" w:cs="Times New Roman"/>
+          <w:sz w:val="24"/>
+          <w:szCs w:val="24"/>
+          <w:lang w:val="en-IN"/>
+        </w:rPr>
+      </w:pPr>
+      <w:r>
+        <w:rPr>
+          <w:rFonts w:ascii="Times New Roman" w:eastAsia="Times New Roman" w:hAnsi="Times New Roman" w:cs="Times New Roman"/>
+          <w:sz w:val="24"/>
+          <w:szCs w:val="24"/>
+          <w:lang w:val="en-IN"/>
+        </w:rPr>
+        <w:t xml:space="preserve">            </w:t>
+      </w:r>
+      <w:proofErr w:type="spellStart"/>
+      <w:r>
+        <w:rPr>
+          <w:rFonts w:ascii="Times New Roman" w:eastAsia="Times New Roman" w:hAnsi="Times New Roman" w:cs="Times New Roman"/>
+          <w:sz w:val="24"/>
+          <w:szCs w:val="24"/>
+          <w:lang w:val="en-IN"/>
+        </w:rPr>
+        <w:t>const</w:t>
+      </w:r>
+      <w:proofErr w:type="spellEnd"/>
+      <w:r>
+        <w:rPr>
+          <w:rFonts w:ascii="Times New Roman" w:eastAsia="Times New Roman" w:hAnsi="Times New Roman" w:cs="Times New Roman"/>
+          <w:sz w:val="24"/>
+          <w:szCs w:val="24"/>
+          <w:lang w:val="en-IN"/>
+        </w:rPr>
+        <w:t xml:space="preserve"> </w:t>
+      </w:r>
+      <w:proofErr w:type="spellStart"/>
+      <w:r>
+        <w:rPr>
+          <w:rFonts w:ascii="Times New Roman" w:eastAsia="Times New Roman" w:hAnsi="Times New Roman" w:cs="Times New Roman"/>
+          <w:sz w:val="24"/>
+          <w:szCs w:val="24"/>
+          <w:lang w:val="en-IN"/>
+        </w:rPr>
+        <w:t>mySubs</w:t>
+      </w:r>
+      <w:proofErr w:type="spellEnd"/>
+      <w:r>
+        <w:rPr>
+          <w:rFonts w:ascii="Times New Roman" w:eastAsia="Times New Roman" w:hAnsi="Times New Roman" w:cs="Times New Roman"/>
+          <w:sz w:val="24"/>
+          <w:szCs w:val="24"/>
+          <w:lang w:val="en-IN"/>
+        </w:rPr>
+        <w:t>=</w:t>
+      </w:r>
+      <w:proofErr w:type="spellStart"/>
+      <w:r>
+        <w:rPr>
+          <w:rFonts w:ascii="Times New Roman" w:eastAsia="Times New Roman" w:hAnsi="Times New Roman" w:cs="Times New Roman"/>
+          <w:sz w:val="24"/>
+          <w:szCs w:val="24"/>
+          <w:lang w:val="en-IN"/>
+        </w:rPr>
+        <w:t>document.getElementById</w:t>
+      </w:r>
+      <w:proofErr w:type="spellEnd"/>
+      <w:r>
+        <w:rPr>
+          <w:rFonts w:ascii="Times New Roman" w:eastAsia="Times New Roman" w:hAnsi="Times New Roman" w:cs="Times New Roman"/>
+          <w:sz w:val="24"/>
+          <w:szCs w:val="24"/>
+          <w:lang w:val="en-IN"/>
+        </w:rPr>
+        <w:t>("</w:t>
+      </w:r>
+      <w:proofErr w:type="spellStart"/>
+      <w:r>
+        <w:rPr>
+          <w:rFonts w:ascii="Times New Roman" w:eastAsia="Times New Roman" w:hAnsi="Times New Roman" w:cs="Times New Roman"/>
+          <w:sz w:val="24"/>
+          <w:szCs w:val="24"/>
+          <w:lang w:val="en-IN"/>
+        </w:rPr>
+        <w:t>mySubs</w:t>
+      </w:r>
+      <w:proofErr w:type="spellEnd"/>
+      <w:r>
+        <w:rPr>
+          <w:rFonts w:ascii="Times New Roman" w:eastAsia="Times New Roman" w:hAnsi="Times New Roman" w:cs="Times New Roman"/>
+          <w:sz w:val="24"/>
+          <w:szCs w:val="24"/>
+          <w:lang w:val="en-IN"/>
+        </w:rPr>
+        <w:t>");</w:t>
+      </w:r>
+    </w:p>
+    <w:p>
+      <w:pPr>
+        <w:rPr>
+          <w:rFonts w:ascii="Times New Roman" w:eastAsia="Times New Roman" w:hAnsi="Times New Roman" w:cs="Times New Roman"/>
+          <w:sz w:val="24"/>
+          <w:szCs w:val="24"/>
+          <w:lang w:val="en-IN"/>
+        </w:rPr>
+      </w:pPr>
+      <w:r>
+        <w:rPr>
+          <w:rFonts w:ascii="Times New Roman" w:eastAsia="Times New Roman" w:hAnsi="Times New Roman" w:cs="Times New Roman"/>
+          <w:sz w:val="24"/>
+          <w:szCs w:val="24"/>
+          <w:lang w:val="en-IN"/>
+        </w:rPr>
+        <w:t xml:space="preserve">            </w:t>
+      </w:r>
+      <w:proofErr w:type="spellStart"/>
+      <w:r>
+        <w:rPr>
+          <w:rFonts w:ascii="Times New Roman" w:eastAsia="Times New Roman" w:hAnsi="Times New Roman" w:cs="Times New Roman"/>
+          <w:sz w:val="24"/>
+          <w:szCs w:val="24"/>
+          <w:lang w:val="en-IN"/>
+        </w:rPr>
+        <w:t>const</w:t>
+      </w:r>
+      <w:proofErr w:type="spellEnd"/>
+      <w:r>
+        <w:rPr>
+          <w:rFonts w:ascii="Times New Roman" w:eastAsia="Times New Roman" w:hAnsi="Times New Roman" w:cs="Times New Roman"/>
+          <w:sz w:val="24"/>
+          <w:szCs w:val="24"/>
+          <w:lang w:val="en-IN"/>
+        </w:rPr>
+        <w:t xml:space="preserve"> </w:t>
+      </w:r>
+      <w:proofErr w:type="spellStart"/>
+      <w:r>
+        <w:rPr>
+          <w:rFonts w:ascii="Times New Roman" w:eastAsia="Times New Roman" w:hAnsi="Times New Roman" w:cs="Times New Roman"/>
+          <w:sz w:val="24"/>
+          <w:szCs w:val="24"/>
+          <w:lang w:val="en-IN"/>
+        </w:rPr>
+        <w:t>repLi</w:t>
+      </w:r>
+      <w:proofErr w:type="spellEnd"/>
+      <w:r>
+        <w:rPr>
+          <w:rFonts w:ascii="Times New Roman" w:eastAsia="Times New Roman" w:hAnsi="Times New Roman" w:cs="Times New Roman"/>
+          <w:sz w:val="24"/>
+          <w:szCs w:val="24"/>
+          <w:lang w:val="en-IN"/>
+        </w:rPr>
+        <w:t>=</w:t>
+      </w:r>
+      <w:proofErr w:type="spellStart"/>
+      <w:r>
+        <w:rPr>
+          <w:rFonts w:ascii="Times New Roman" w:eastAsia="Times New Roman" w:hAnsi="Times New Roman" w:cs="Times New Roman"/>
+          <w:sz w:val="24"/>
+          <w:szCs w:val="24"/>
+          <w:lang w:val="en-IN"/>
+        </w:rPr>
+        <w:t>document.querySelector</w:t>
+      </w:r>
+      <w:proofErr w:type="spellEnd"/>
+      <w:r>
+        <w:rPr>
+          <w:rFonts w:ascii="Times New Roman" w:eastAsia="Times New Roman" w:hAnsi="Times New Roman" w:cs="Times New Roman"/>
+          <w:sz w:val="24"/>
+          <w:szCs w:val="24"/>
+          <w:lang w:val="en-IN"/>
+        </w:rPr>
+        <w:t>("li");</w:t>
+      </w:r>
+    </w:p>
+    <w:p>
+      <w:pPr>
+        <w:rPr>
+          <w:rFonts w:ascii="Times New Roman" w:eastAsia="Times New Roman" w:hAnsi="Times New Roman" w:cs="Times New Roman"/>
+          <w:sz w:val="24"/>
+          <w:szCs w:val="24"/>
+          <w:lang w:val="en-IN"/>
+        </w:rPr>
+      </w:pPr>
+      <w:r>
+        <w:rPr>
+          <w:rFonts w:ascii="Times New Roman" w:eastAsia="Times New Roman" w:hAnsi="Times New Roman" w:cs="Times New Roman"/>
+          <w:sz w:val="24"/>
+          <w:szCs w:val="24"/>
+          <w:lang w:val="en-IN"/>
+        </w:rPr>
+        <w:t xml:space="preserve">            </w:t>
+      </w:r>
+      <w:proofErr w:type="spellStart"/>
+      <w:r>
+        <w:rPr>
+          <w:rFonts w:ascii="Times New Roman" w:eastAsia="Times New Roman" w:hAnsi="Times New Roman" w:cs="Times New Roman"/>
+          <w:sz w:val="24"/>
+          <w:szCs w:val="24"/>
+          <w:lang w:val="en-IN"/>
+        </w:rPr>
+        <w:t>const</w:t>
+      </w:r>
+      <w:proofErr w:type="spellEnd"/>
+      <w:r>
+        <w:rPr>
+          <w:rFonts w:ascii="Times New Roman" w:eastAsia="Times New Roman" w:hAnsi="Times New Roman" w:cs="Times New Roman"/>
+          <w:sz w:val="24"/>
+          <w:szCs w:val="24"/>
+          <w:lang w:val="en-IN"/>
+        </w:rPr>
+        <w:t xml:space="preserve"> </w:t>
+      </w:r>
+      <w:proofErr w:type="spellStart"/>
+      <w:r>
+        <w:rPr>
+          <w:rFonts w:ascii="Times New Roman" w:eastAsia="Times New Roman" w:hAnsi="Times New Roman" w:cs="Times New Roman"/>
+          <w:sz w:val="24"/>
+          <w:szCs w:val="24"/>
+          <w:lang w:val="en-IN"/>
+        </w:rPr>
+        <w:t>item_id</w:t>
+      </w:r>
+      <w:proofErr w:type="spellEnd"/>
+      <w:r>
+        <w:rPr>
+          <w:rFonts w:ascii="Times New Roman" w:eastAsia="Times New Roman" w:hAnsi="Times New Roman" w:cs="Times New Roman"/>
+          <w:sz w:val="24"/>
+          <w:szCs w:val="24"/>
+          <w:lang w:val="en-IN"/>
+        </w:rPr>
+        <w:t xml:space="preserve"> = </w:t>
+      </w:r>
+      <w:proofErr w:type="spellStart"/>
+      <w:proofErr w:type="gramStart"/>
+      <w:r>
+        <w:rPr>
+          <w:rFonts w:ascii="Times New Roman" w:eastAsia="Times New Roman" w:hAnsi="Times New Roman" w:cs="Times New Roman"/>
+          <w:sz w:val="24"/>
+          <w:szCs w:val="24"/>
+          <w:lang w:val="en-IN"/>
+        </w:rPr>
+        <w:t>document.getElementById</w:t>
+      </w:r>
+      <w:proofErr w:type="spellEnd"/>
+      <w:proofErr w:type="gramEnd"/>
+      <w:r>
+        <w:rPr>
+          <w:rFonts w:ascii="Times New Roman" w:eastAsia="Times New Roman" w:hAnsi="Times New Roman" w:cs="Times New Roman"/>
+          <w:sz w:val="24"/>
+          <w:szCs w:val="24"/>
+          <w:lang w:val="en-IN"/>
+        </w:rPr>
+        <w:t>("</w:t>
+      </w:r>
+      <w:proofErr w:type="spellStart"/>
+      <w:r>
+        <w:rPr>
+          <w:rFonts w:ascii="Times New Roman" w:eastAsia="Times New Roman" w:hAnsi="Times New Roman" w:cs="Times New Roman"/>
+          <w:sz w:val="24"/>
+          <w:szCs w:val="24"/>
+          <w:lang w:val="en-IN"/>
+        </w:rPr>
+        <w:t>replaceId</w:t>
+      </w:r>
+      <w:proofErr w:type="spellEnd"/>
+      <w:r>
+        <w:rPr>
+          <w:rFonts w:ascii="Times New Roman" w:eastAsia="Times New Roman" w:hAnsi="Times New Roman" w:cs="Times New Roman"/>
+          <w:sz w:val="24"/>
+          <w:szCs w:val="24"/>
+          <w:lang w:val="en-IN"/>
+        </w:rPr>
+        <w:t>").value;</w:t>
+      </w:r>
+    </w:p>
+    <w:p>
+      <w:pPr>
+        <w:rPr>
+          <w:rFonts w:ascii="Times New Roman" w:eastAsia="Times New Roman" w:hAnsi="Times New Roman" w:cs="Times New Roman"/>
+          <w:sz w:val="24"/>
+          <w:szCs w:val="24"/>
+          <w:lang w:val="en-IN"/>
+        </w:rPr>
+      </w:pPr>
+      <w:r>
+        <w:rPr>
+          <w:rFonts w:ascii="Times New Roman" w:eastAsia="Times New Roman" w:hAnsi="Times New Roman" w:cs="Times New Roman"/>
+          <w:sz w:val="24"/>
+          <w:szCs w:val="24"/>
+          <w:lang w:val="en-IN"/>
+        </w:rPr>
+        <w:t xml:space="preserve">            </w:t>
+      </w:r>
+      <w:proofErr w:type="spellStart"/>
+      <w:r>
+        <w:rPr>
+          <w:rFonts w:ascii="Times New Roman" w:eastAsia="Times New Roman" w:hAnsi="Times New Roman" w:cs="Times New Roman"/>
+          <w:sz w:val="24"/>
+          <w:szCs w:val="24"/>
+          <w:lang w:val="en-IN"/>
+        </w:rPr>
+        <w:t>const</w:t>
+      </w:r>
+      <w:proofErr w:type="spellEnd"/>
+      <w:r>
+        <w:rPr>
+          <w:rFonts w:ascii="Times New Roman" w:eastAsia="Times New Roman" w:hAnsi="Times New Roman" w:cs="Times New Roman"/>
+          <w:sz w:val="24"/>
+          <w:szCs w:val="24"/>
+          <w:lang w:val="en-IN"/>
+        </w:rPr>
+        <w:t xml:space="preserve"> </w:t>
+      </w:r>
+      <w:proofErr w:type="spellStart"/>
+      <w:r>
+        <w:rPr>
+          <w:rFonts w:ascii="Times New Roman" w:eastAsia="Times New Roman" w:hAnsi="Times New Roman" w:cs="Times New Roman"/>
+          <w:sz w:val="24"/>
+          <w:szCs w:val="24"/>
+          <w:lang w:val="en-IN"/>
+        </w:rPr>
+        <w:t>replaceValue</w:t>
+      </w:r>
+      <w:proofErr w:type="spellEnd"/>
+      <w:r>
+        <w:rPr>
+          <w:rFonts w:ascii="Times New Roman" w:eastAsia="Times New Roman" w:hAnsi="Times New Roman" w:cs="Times New Roman"/>
+          <w:sz w:val="24"/>
+          <w:szCs w:val="24"/>
+          <w:lang w:val="en-IN"/>
+        </w:rPr>
+        <w:t xml:space="preserve"> = </w:t>
+      </w:r>
+      <w:proofErr w:type="spellStart"/>
+      <w:proofErr w:type="gramStart"/>
+      <w:r>
+        <w:rPr>
+          <w:rFonts w:ascii="Times New Roman" w:eastAsia="Times New Roman" w:hAnsi="Times New Roman" w:cs="Times New Roman"/>
+          <w:sz w:val="24"/>
+          <w:szCs w:val="24"/>
+          <w:lang w:val="en-IN"/>
+        </w:rPr>
+        <w:t>document.getElementById</w:t>
+      </w:r>
+      <w:proofErr w:type="spellEnd"/>
+      <w:proofErr w:type="gramEnd"/>
+      <w:r>
+        <w:rPr>
+          <w:rFonts w:ascii="Times New Roman" w:eastAsia="Times New Roman" w:hAnsi="Times New Roman" w:cs="Times New Roman"/>
+          <w:sz w:val="24"/>
+          <w:szCs w:val="24"/>
+          <w:lang w:val="en-IN"/>
+        </w:rPr>
+        <w:t>("</w:t>
+      </w:r>
+      <w:proofErr w:type="spellStart"/>
+      <w:r>
+        <w:rPr>
+          <w:rFonts w:ascii="Times New Roman" w:eastAsia="Times New Roman" w:hAnsi="Times New Roman" w:cs="Times New Roman"/>
+          <w:sz w:val="24"/>
+          <w:szCs w:val="24"/>
+          <w:lang w:val="en-IN"/>
+        </w:rPr>
+        <w:t>textReplace</w:t>
+      </w:r>
+      <w:proofErr w:type="spellEnd"/>
+      <w:r>
+        <w:rPr>
+          <w:rFonts w:ascii="Times New Roman" w:eastAsia="Times New Roman" w:hAnsi="Times New Roman" w:cs="Times New Roman"/>
+          <w:sz w:val="24"/>
+          <w:szCs w:val="24"/>
+          <w:lang w:val="en-IN"/>
+        </w:rPr>
+        <w:t>").value;</w:t>
+      </w:r>
+    </w:p>
+    <w:p>
+      <w:pPr>
+        <w:rPr>
+          <w:rFonts w:ascii="Times New Roman" w:eastAsia="Times New Roman" w:hAnsi="Times New Roman" w:cs="Times New Roman"/>
+          <w:sz w:val="24"/>
+          <w:szCs w:val="24"/>
+          <w:lang w:val="en-IN"/>
+        </w:rPr>
+      </w:pPr>
+      <w:r>
+        <w:rPr>
+          <w:rFonts w:ascii="Times New Roman" w:eastAsia="Times New Roman" w:hAnsi="Times New Roman" w:cs="Times New Roman"/>
+          <w:sz w:val="24"/>
+          <w:szCs w:val="24"/>
+          <w:lang w:val="en-IN"/>
+        </w:rPr>
+        <w:t xml:space="preserve">            </w:t>
+      </w:r>
+      <w:proofErr w:type="spellStart"/>
+      <w:r>
+        <w:rPr>
+          <w:rFonts w:ascii="Times New Roman" w:eastAsia="Times New Roman" w:hAnsi="Times New Roman" w:cs="Times New Roman"/>
+          <w:sz w:val="24"/>
+          <w:szCs w:val="24"/>
+          <w:lang w:val="en-IN"/>
+        </w:rPr>
+        <w:t>const</w:t>
+      </w:r>
+      <w:proofErr w:type="spellEnd"/>
+      <w:r>
+        <w:rPr>
+          <w:rFonts w:ascii="Times New Roman" w:eastAsia="Times New Roman" w:hAnsi="Times New Roman" w:cs="Times New Roman"/>
+          <w:sz w:val="24"/>
+          <w:szCs w:val="24"/>
+          <w:lang w:val="en-IN"/>
+        </w:rPr>
+        <w:t xml:space="preserve"> </w:t>
+      </w:r>
+      <w:proofErr w:type="spellStart"/>
+      <w:r>
+        <w:rPr>
+          <w:rFonts w:ascii="Times New Roman" w:eastAsia="Times New Roman" w:hAnsi="Times New Roman" w:cs="Times New Roman"/>
+          <w:sz w:val="24"/>
+          <w:szCs w:val="24"/>
+          <w:lang w:val="en-IN"/>
+        </w:rPr>
+        <w:t>newList</w:t>
+      </w:r>
+      <w:proofErr w:type="spellEnd"/>
+      <w:r>
+        <w:rPr>
+          <w:rFonts w:ascii="Times New Roman" w:eastAsia="Times New Roman" w:hAnsi="Times New Roman" w:cs="Times New Roman"/>
+          <w:sz w:val="24"/>
+          <w:szCs w:val="24"/>
+          <w:lang w:val="en-IN"/>
+        </w:rPr>
+        <w:t>=</w:t>
+      </w:r>
+      <w:proofErr w:type="spellStart"/>
+      <w:r>
+        <w:rPr>
+          <w:rFonts w:ascii="Times New Roman" w:eastAsia="Times New Roman" w:hAnsi="Times New Roman" w:cs="Times New Roman"/>
+          <w:sz w:val="24"/>
+          <w:szCs w:val="24"/>
+          <w:lang w:val="en-IN"/>
+        </w:rPr>
+        <w:t>document.getElementById</w:t>
+      </w:r>
+      <w:proofErr w:type="spellEnd"/>
+      <w:r>
+        <w:rPr>
+          <w:rFonts w:ascii="Times New Roman" w:eastAsia="Times New Roman" w:hAnsi="Times New Roman" w:cs="Times New Roman"/>
+          <w:sz w:val="24"/>
+          <w:szCs w:val="24"/>
+          <w:lang w:val="en-IN"/>
+        </w:rPr>
+        <w:t>(</w:t>
+      </w:r>
+      <w:proofErr w:type="spellStart"/>
+      <w:r>
+        <w:rPr>
+          <w:rFonts w:ascii="Times New Roman" w:eastAsia="Times New Roman" w:hAnsi="Times New Roman" w:cs="Times New Roman"/>
+          <w:sz w:val="24"/>
+          <w:szCs w:val="24"/>
+          <w:lang w:val="en-IN"/>
+        </w:rPr>
+        <w:t>item_id</w:t>
+      </w:r>
+      <w:proofErr w:type="spellEnd"/>
+      <w:r>
+        <w:rPr>
+          <w:rFonts w:ascii="Times New Roman" w:eastAsia="Times New Roman" w:hAnsi="Times New Roman" w:cs="Times New Roman"/>
+          <w:sz w:val="24"/>
+          <w:szCs w:val="24"/>
+          <w:lang w:val="en-IN"/>
+        </w:rPr>
+        <w:t>);</w:t>
+      </w:r>
+    </w:p>
+    <w:p>
+      <w:pPr>
+        <w:rPr>
+          <w:rFonts w:ascii="Times New Roman" w:eastAsia="Times New Roman" w:hAnsi="Times New Roman" w:cs="Times New Roman"/>
+          <w:sz w:val="24"/>
+          <w:szCs w:val="24"/>
+          <w:lang w:val="en-IN"/>
+        </w:rPr>
+      </w:pPr>
+      <w:r>
+        <w:rPr>
+          <w:rFonts w:ascii="Times New Roman" w:eastAsia="Times New Roman" w:hAnsi="Times New Roman" w:cs="Times New Roman"/>
+          <w:sz w:val="24"/>
+          <w:szCs w:val="24"/>
+          <w:lang w:val="en-IN"/>
+        </w:rPr>
+        <w:t xml:space="preserve">            </w:t>
+      </w:r>
+      <w:proofErr w:type="spellStart"/>
+      <w:r>
+        <w:rPr>
+          <w:rFonts w:ascii="Times New Roman" w:eastAsia="Times New Roman" w:hAnsi="Times New Roman" w:cs="Times New Roman"/>
+          <w:sz w:val="24"/>
+          <w:szCs w:val="24"/>
+          <w:lang w:val="en-IN"/>
+        </w:rPr>
+        <w:t>newList.innerText</w:t>
+      </w:r>
+      <w:proofErr w:type="spellEnd"/>
+      <w:r>
+        <w:rPr>
+          <w:rFonts w:ascii="Times New Roman" w:eastAsia="Times New Roman" w:hAnsi="Times New Roman" w:cs="Times New Roman"/>
+          <w:sz w:val="24"/>
+          <w:szCs w:val="24"/>
+          <w:lang w:val="en-IN"/>
+        </w:rPr>
+        <w:t>=</w:t>
+      </w:r>
+      <w:proofErr w:type="spellStart"/>
+      <w:r>
+        <w:rPr>
+          <w:rFonts w:ascii="Times New Roman" w:eastAsia="Times New Roman" w:hAnsi="Times New Roman" w:cs="Times New Roman"/>
+          <w:sz w:val="24"/>
+          <w:szCs w:val="24"/>
+          <w:lang w:val="en-IN"/>
+        </w:rPr>
+        <w:t>replaceValue</w:t>
+      </w:r>
+      <w:proofErr w:type="spellEnd"/>
+      <w:r>
+        <w:rPr>
+          <w:rFonts w:ascii="Times New Roman" w:eastAsia="Times New Roman" w:hAnsi="Times New Roman" w:cs="Times New Roman"/>
+          <w:sz w:val="24"/>
+          <w:szCs w:val="24"/>
+          <w:lang w:val="en-IN"/>
+        </w:rPr>
+        <w:t>;</w:t>
+      </w:r>
+    </w:p>
+    <w:p>
+      <w:pPr>
+        <w:rPr>
+          <w:rFonts w:ascii="Times New Roman" w:eastAsia="Times New Roman" w:hAnsi="Times New Roman" w:cs="Times New Roman"/>
+          <w:sz w:val="24"/>
+          <w:szCs w:val="24"/>
+          <w:lang w:val="en-IN"/>
+        </w:rPr>
+      </w:pPr>
+      <w:r>
+        <w:rPr>
+          <w:rFonts w:ascii="Times New Roman" w:eastAsia="Times New Roman" w:hAnsi="Times New Roman" w:cs="Times New Roman"/>
+          <w:sz w:val="24"/>
+          <w:szCs w:val="24"/>
+          <w:lang w:val="en-IN"/>
+        </w:rPr>
+        <w:t>        }</w:t>
+      </w:r>
+    </w:p>
+    <w:p>
+      <w:pPr>
+        <w:rPr>
+          <w:rFonts w:ascii="Times New Roman" w:eastAsia="Times New Roman" w:hAnsi="Times New Roman" w:cs="Times New Roman"/>
+          <w:sz w:val="24"/>
+          <w:szCs w:val="24"/>
+          <w:lang w:val="en-IN"/>
+        </w:rPr>
+      </w:pPr>
+      <w:r>
+        <w:rPr>
+          <w:rFonts w:ascii="Times New Roman" w:eastAsia="Times New Roman" w:hAnsi="Times New Roman" w:cs="Times New Roman"/>
+          <w:sz w:val="24"/>
+          <w:szCs w:val="24"/>
+          <w:lang w:val="en-IN"/>
+        </w:rPr>
+        <w:t xml:space="preserve">        function </w:t>
+      </w:r>
+      <w:proofErr w:type="spellStart"/>
+      <w:proofErr w:type="gramStart"/>
+      <w:r>
+        <w:rPr>
+          <w:rFonts w:ascii="Times New Roman" w:eastAsia="Times New Roman" w:hAnsi="Times New Roman" w:cs="Times New Roman"/>
+          <w:sz w:val="24"/>
+          <w:szCs w:val="24"/>
+          <w:lang w:val="en-IN"/>
+        </w:rPr>
+        <w:t>removeListItem</w:t>
+      </w:r>
+      <w:proofErr w:type="spellEnd"/>
+      <w:r>
+        <w:rPr>
+          <w:rFonts w:ascii="Times New Roman" w:eastAsia="Times New Roman" w:hAnsi="Times New Roman" w:cs="Times New Roman"/>
+          <w:sz w:val="24"/>
+          <w:szCs w:val="24"/>
+          <w:lang w:val="en-IN"/>
+        </w:rPr>
+        <w:t>(){</w:t>
+      </w:r>
+      <w:proofErr w:type="gramEnd"/>
+    </w:p>
+    <w:p>
+      <w:pPr>
+        <w:rPr>
+          <w:rFonts w:ascii="Times New Roman" w:eastAsia="Times New Roman" w:hAnsi="Times New Roman" w:cs="Times New Roman"/>
+          <w:sz w:val="24"/>
+          <w:szCs w:val="24"/>
+          <w:lang w:val="en-IN"/>
+        </w:rPr>
+      </w:pPr>
+      <w:r>
+        <w:rPr>
+          <w:rFonts w:ascii="Times New Roman" w:eastAsia="Times New Roman" w:hAnsi="Times New Roman" w:cs="Times New Roman"/>
+          <w:sz w:val="24"/>
+          <w:szCs w:val="24"/>
+          <w:lang w:val="en-IN"/>
+        </w:rPr>
+        <w:t xml:space="preserve">            </w:t>
+      </w:r>
+      <w:proofErr w:type="spellStart"/>
+      <w:r>
+        <w:rPr>
+          <w:rFonts w:ascii="Times New Roman" w:eastAsia="Times New Roman" w:hAnsi="Times New Roman" w:cs="Times New Roman"/>
+          <w:sz w:val="24"/>
+          <w:szCs w:val="24"/>
+          <w:lang w:val="en-IN"/>
+        </w:rPr>
+        <w:t>const</w:t>
+      </w:r>
+      <w:proofErr w:type="spellEnd"/>
+      <w:r>
+        <w:rPr>
+          <w:rFonts w:ascii="Times New Roman" w:eastAsia="Times New Roman" w:hAnsi="Times New Roman" w:cs="Times New Roman"/>
+          <w:sz w:val="24"/>
+          <w:szCs w:val="24"/>
+          <w:lang w:val="en-IN"/>
+        </w:rPr>
+        <w:t xml:space="preserve"> </w:t>
+      </w:r>
+      <w:proofErr w:type="spellStart"/>
+      <w:r>
+        <w:rPr>
+          <w:rFonts w:ascii="Times New Roman" w:eastAsia="Times New Roman" w:hAnsi="Times New Roman" w:cs="Times New Roman"/>
+          <w:sz w:val="24"/>
+          <w:szCs w:val="24"/>
+          <w:lang w:val="en-IN"/>
+        </w:rPr>
+        <w:t>mySubs</w:t>
+      </w:r>
+      <w:proofErr w:type="spellEnd"/>
+      <w:r>
+        <w:rPr>
+          <w:rFonts w:ascii="Times New Roman" w:eastAsia="Times New Roman" w:hAnsi="Times New Roman" w:cs="Times New Roman"/>
+          <w:sz w:val="24"/>
+          <w:szCs w:val="24"/>
+          <w:lang w:val="en-IN"/>
+        </w:rPr>
+        <w:t>=</w:t>
+      </w:r>
+      <w:proofErr w:type="spellStart"/>
+      <w:r>
+        <w:rPr>
+          <w:rFonts w:ascii="Times New Roman" w:eastAsia="Times New Roman" w:hAnsi="Times New Roman" w:cs="Times New Roman"/>
+          <w:sz w:val="24"/>
+          <w:szCs w:val="24"/>
+          <w:lang w:val="en-IN"/>
+        </w:rPr>
+        <w:t>document.getElementById</w:t>
+      </w:r>
+      <w:proofErr w:type="spellEnd"/>
+      <w:r>
+        <w:rPr>
+          <w:rFonts w:ascii="Times New Roman" w:eastAsia="Times New Roman" w:hAnsi="Times New Roman" w:cs="Times New Roman"/>
+          <w:sz w:val="24"/>
+          <w:szCs w:val="24"/>
+          <w:lang w:val="en-IN"/>
+        </w:rPr>
+        <w:t>("</w:t>
+      </w:r>
+      <w:proofErr w:type="spellStart"/>
+      <w:r>
+        <w:rPr>
+          <w:rFonts w:ascii="Times New Roman" w:eastAsia="Times New Roman" w:hAnsi="Times New Roman" w:cs="Times New Roman"/>
+          <w:sz w:val="24"/>
+          <w:szCs w:val="24"/>
+          <w:lang w:val="en-IN"/>
+        </w:rPr>
+        <w:t>mySubs</w:t>
+      </w:r>
+      <w:proofErr w:type="spellEnd"/>
+      <w:r>
+        <w:rPr>
+          <w:rFonts w:ascii="Times New Roman" w:eastAsia="Times New Roman" w:hAnsi="Times New Roman" w:cs="Times New Roman"/>
+          <w:sz w:val="24"/>
+          <w:szCs w:val="24"/>
+          <w:lang w:val="en-IN"/>
+        </w:rPr>
+        <w:t>");</w:t>
+      </w:r>
+    </w:p>
+    <w:p>
+      <w:pPr>
+        <w:rPr>
+          <w:rFonts w:ascii="Times New Roman" w:eastAsia="Times New Roman" w:hAnsi="Times New Roman" w:cs="Times New Roman"/>
+          <w:sz w:val="24"/>
+          <w:szCs w:val="24"/>
+          <w:lang w:val="en-IN"/>
+        </w:rPr>
+      </w:pPr>
+      <w:r>
+        <w:rPr>
+          <w:rFonts w:ascii="Times New Roman" w:eastAsia="Times New Roman" w:hAnsi="Times New Roman" w:cs="Times New Roman"/>
+          <w:sz w:val="24"/>
+          <w:szCs w:val="24"/>
+          <w:lang w:val="en-IN"/>
+        </w:rPr>
+        <w:t xml:space="preserve">            </w:t>
+      </w:r>
+      <w:proofErr w:type="spellStart"/>
+      <w:r>
+        <w:rPr>
+          <w:rFonts w:ascii="Times New Roman" w:eastAsia="Times New Roman" w:hAnsi="Times New Roman" w:cs="Times New Roman"/>
+          <w:sz w:val="24"/>
+          <w:szCs w:val="24"/>
+          <w:lang w:val="en-IN"/>
+        </w:rPr>
+        <w:t>const</w:t>
+      </w:r>
+      <w:proofErr w:type="spellEnd"/>
+      <w:r>
+        <w:rPr>
+          <w:rFonts w:ascii="Times New Roman" w:eastAsia="Times New Roman" w:hAnsi="Times New Roman" w:cs="Times New Roman"/>
+          <w:sz w:val="24"/>
+          <w:szCs w:val="24"/>
+          <w:lang w:val="en-IN"/>
+        </w:rPr>
+        <w:t xml:space="preserve"> </w:t>
+      </w:r>
+      <w:proofErr w:type="spellStart"/>
+      <w:r>
+        <w:rPr>
+          <w:rFonts w:ascii="Times New Roman" w:eastAsia="Times New Roman" w:hAnsi="Times New Roman" w:cs="Times New Roman"/>
+          <w:sz w:val="24"/>
+          <w:szCs w:val="24"/>
+          <w:lang w:val="en-IN"/>
+        </w:rPr>
+        <w:t>removeElement</w:t>
+      </w:r>
+      <w:proofErr w:type="spellEnd"/>
+      <w:r>
+        <w:rPr>
+          <w:rFonts w:ascii="Times New Roman" w:eastAsia="Times New Roman" w:hAnsi="Times New Roman" w:cs="Times New Roman"/>
+          <w:sz w:val="24"/>
+          <w:szCs w:val="24"/>
+          <w:lang w:val="en-IN"/>
+        </w:rPr>
+        <w:t xml:space="preserve"> = </w:t>
+      </w:r>
+      <w:proofErr w:type="spellStart"/>
+      <w:proofErr w:type="gramStart"/>
+      <w:r>
+        <w:rPr>
+          <w:rFonts w:ascii="Times New Roman" w:eastAsia="Times New Roman" w:hAnsi="Times New Roman" w:cs="Times New Roman"/>
+          <w:sz w:val="24"/>
+          <w:szCs w:val="24"/>
+          <w:lang w:val="en-IN"/>
+        </w:rPr>
+        <w:t>document.getElementById</w:t>
+      </w:r>
+      <w:proofErr w:type="spellEnd"/>
+      <w:proofErr w:type="gramEnd"/>
+      <w:r>
+        <w:rPr>
+          <w:rFonts w:ascii="Times New Roman" w:eastAsia="Times New Roman" w:hAnsi="Times New Roman" w:cs="Times New Roman"/>
+          <w:sz w:val="24"/>
+          <w:szCs w:val="24"/>
+          <w:lang w:val="en-IN"/>
+        </w:rPr>
+        <w:t>("</w:t>
+      </w:r>
+      <w:proofErr w:type="spellStart"/>
+      <w:r>
+        <w:rPr>
+          <w:rFonts w:ascii="Times New Roman" w:eastAsia="Times New Roman" w:hAnsi="Times New Roman" w:cs="Times New Roman"/>
+          <w:sz w:val="24"/>
+          <w:szCs w:val="24"/>
+          <w:lang w:val="en-IN"/>
+        </w:rPr>
+        <w:t>removeId</w:t>
+      </w:r>
+      <w:proofErr w:type="spellEnd"/>
+      <w:r>
+        <w:rPr>
+          <w:rFonts w:ascii="Times New Roman" w:eastAsia="Times New Roman" w:hAnsi="Times New Roman" w:cs="Times New Roman"/>
+          <w:sz w:val="24"/>
+          <w:szCs w:val="24"/>
+          <w:lang w:val="en-IN"/>
+        </w:rPr>
+        <w:t>").value;</w:t>
+      </w:r>
+    </w:p>
+    <w:p>
+      <w:pPr>
+        <w:rPr>
+          <w:rFonts w:ascii="Times New Roman" w:eastAsia="Times New Roman" w:hAnsi="Times New Roman" w:cs="Times New Roman"/>
+          <w:sz w:val="24"/>
+          <w:szCs w:val="24"/>
+          <w:lang w:val="en-IN"/>
+        </w:rPr>
+      </w:pPr>
+      <w:r>
+        <w:rPr>
+          <w:rFonts w:ascii="Times New Roman" w:eastAsia="Times New Roman" w:hAnsi="Times New Roman" w:cs="Times New Roman"/>
+          <w:sz w:val="24"/>
+          <w:szCs w:val="24"/>
+          <w:lang w:val="en-IN"/>
+        </w:rPr>
+        <w:t xml:space="preserve">            </w:t>
+      </w:r>
+      <w:proofErr w:type="spellStart"/>
+      <w:r>
+        <w:rPr>
+          <w:rFonts w:ascii="Times New Roman" w:eastAsia="Times New Roman" w:hAnsi="Times New Roman" w:cs="Times New Roman"/>
+          <w:sz w:val="24"/>
+          <w:szCs w:val="24"/>
+          <w:lang w:val="en-IN"/>
+        </w:rPr>
+        <w:t>const</w:t>
+      </w:r>
+      <w:proofErr w:type="spellEnd"/>
+      <w:r>
+        <w:rPr>
+          <w:rFonts w:ascii="Times New Roman" w:eastAsia="Times New Roman" w:hAnsi="Times New Roman" w:cs="Times New Roman"/>
+          <w:sz w:val="24"/>
+          <w:szCs w:val="24"/>
+          <w:lang w:val="en-IN"/>
+        </w:rPr>
+        <w:t xml:space="preserve"> </w:t>
+      </w:r>
+      <w:proofErr w:type="spellStart"/>
+      <w:r>
+        <w:rPr>
+          <w:rFonts w:ascii="Times New Roman" w:eastAsia="Times New Roman" w:hAnsi="Times New Roman" w:cs="Times New Roman"/>
+          <w:sz w:val="24"/>
+          <w:szCs w:val="24"/>
+          <w:lang w:val="en-IN"/>
+        </w:rPr>
+        <w:t>removedElement</w:t>
+      </w:r>
+      <w:proofErr w:type="spellEnd"/>
+      <w:r>
+        <w:rPr>
+          <w:rFonts w:ascii="Times New Roman" w:eastAsia="Times New Roman" w:hAnsi="Times New Roman" w:cs="Times New Roman"/>
+          <w:sz w:val="24"/>
+          <w:szCs w:val="24"/>
+          <w:lang w:val="en-IN"/>
+        </w:rPr>
+        <w:t xml:space="preserve"> = </w:t>
+      </w:r>
+      <w:proofErr w:type="spellStart"/>
+      <w:proofErr w:type="gramStart"/>
+      <w:r>
+        <w:rPr>
+          <w:rFonts w:ascii="Times New Roman" w:eastAsia="Times New Roman" w:hAnsi="Times New Roman" w:cs="Times New Roman"/>
+          <w:sz w:val="24"/>
+          <w:szCs w:val="24"/>
+          <w:lang w:val="en-IN"/>
+        </w:rPr>
+        <w:t>document.getElementById</w:t>
+      </w:r>
+      <w:proofErr w:type="spellEnd"/>
+      <w:proofErr w:type="gramEnd"/>
+      <w:r>
+        <w:rPr>
+          <w:rFonts w:ascii="Times New Roman" w:eastAsia="Times New Roman" w:hAnsi="Times New Roman" w:cs="Times New Roman"/>
+          <w:sz w:val="24"/>
+          <w:szCs w:val="24"/>
+          <w:lang w:val="en-IN"/>
+        </w:rPr>
+        <w:t>(</w:t>
+      </w:r>
+      <w:proofErr w:type="spellStart"/>
+      <w:r>
+        <w:rPr>
+          <w:rFonts w:ascii="Times New Roman" w:eastAsia="Times New Roman" w:hAnsi="Times New Roman" w:cs="Times New Roman"/>
+          <w:sz w:val="24"/>
+          <w:szCs w:val="24"/>
+          <w:lang w:val="en-IN"/>
+        </w:rPr>
+        <w:t>removeElement</w:t>
+      </w:r>
+      <w:proofErr w:type="spellEnd"/>
+      <w:r>
+        <w:rPr>
+          <w:rFonts w:ascii="Times New Roman" w:eastAsia="Times New Roman" w:hAnsi="Times New Roman" w:cs="Times New Roman"/>
+          <w:sz w:val="24"/>
+          <w:szCs w:val="24"/>
+          <w:lang w:val="en-IN"/>
+        </w:rPr>
+        <w:t>);</w:t>
+      </w:r>
+    </w:p>
+    <w:p>
+      <w:pPr>
+        <w:rPr>
+          <w:rFonts w:ascii="Times New Roman" w:eastAsia="Times New Roman" w:hAnsi="Times New Roman" w:cs="Times New Roman"/>
+          <w:sz w:val="24"/>
+          <w:szCs w:val="24"/>
+          <w:lang w:val="en-IN"/>
+        </w:rPr>
+      </w:pPr>
+      <w:r>
+        <w:rPr>
+          <w:rFonts w:ascii="Times New Roman" w:eastAsia="Times New Roman" w:hAnsi="Times New Roman" w:cs="Times New Roman"/>
+          <w:sz w:val="24"/>
+          <w:szCs w:val="24"/>
+          <w:lang w:val="en-IN"/>
+        </w:rPr>
+        <w:t xml:space="preserve">            </w:t>
+      </w:r>
+      <w:proofErr w:type="spellStart"/>
+      <w:r>
+        <w:rPr>
+          <w:rFonts w:ascii="Times New Roman" w:eastAsia="Times New Roman" w:hAnsi="Times New Roman" w:cs="Times New Roman"/>
+          <w:sz w:val="24"/>
+          <w:szCs w:val="24"/>
+          <w:lang w:val="en-IN"/>
+        </w:rPr>
+        <w:t>mySubs.removeChild</w:t>
+      </w:r>
+      <w:proofErr w:type="spellEnd"/>
+      <w:r>
+        <w:rPr>
+          <w:rFonts w:ascii="Times New Roman" w:eastAsia="Times New Roman" w:hAnsi="Times New Roman" w:cs="Times New Roman"/>
+          <w:sz w:val="24"/>
+          <w:szCs w:val="24"/>
+          <w:lang w:val="en-IN"/>
+        </w:rPr>
+        <w:t>(</w:t>
+      </w:r>
+      <w:proofErr w:type="spellStart"/>
+      <w:r>
+        <w:rPr>
+          <w:rFonts w:ascii="Times New Roman" w:eastAsia="Times New Roman" w:hAnsi="Times New Roman" w:cs="Times New Roman"/>
+          <w:sz w:val="24"/>
+          <w:szCs w:val="24"/>
+          <w:lang w:val="en-IN"/>
+        </w:rPr>
+        <w:t>removedElement</w:t>
+      </w:r>
+      <w:proofErr w:type="spellEnd"/>
+      <w:r>
+        <w:rPr>
+          <w:rFonts w:ascii="Times New Roman" w:eastAsia="Times New Roman" w:hAnsi="Times New Roman" w:cs="Times New Roman"/>
+          <w:sz w:val="24"/>
+          <w:szCs w:val="24"/>
+          <w:lang w:val="en-IN"/>
+        </w:rPr>
+        <w:t>);</w:t>
+      </w:r>
+    </w:p>
+    <w:p>
+      <w:pPr>
+        <w:rPr>
+          <w:rFonts w:ascii="Times New Roman" w:eastAsia="Times New Roman" w:hAnsi="Times New Roman" w:cs="Times New Roman"/>
+          <w:sz w:val="24"/>
+          <w:szCs w:val="24"/>
+          <w:lang w:val="en-IN"/>
+        </w:rPr>
+      </w:pPr>
+      <w:r>
+        <w:rPr>
+          <w:rFonts w:ascii="Times New Roman" w:eastAsia="Times New Roman" w:hAnsi="Times New Roman" w:cs="Times New Roman"/>
+          <w:sz w:val="24"/>
+          <w:szCs w:val="24"/>
+          <w:lang w:val="en-IN"/>
+        </w:rPr>
+        <w:t>        }</w:t>
+      </w:r>
+    </w:p>
+    <w:p>
+      <w:pPr>
+        <w:rPr>
+          <w:rFonts w:ascii="Times New Roman" w:eastAsia="Times New Roman" w:hAnsi="Times New Roman" w:cs="Times New Roman"/>
+          <w:sz w:val="24"/>
+          <w:szCs w:val="24"/>
+          <w:lang w:val="en-IN"/>
+        </w:rPr>
+      </w:pPr>
+      <w:r>
+        <w:rPr>
+          <w:rFonts w:ascii="Times New Roman" w:eastAsia="Times New Roman" w:hAnsi="Times New Roman" w:cs="Times New Roman"/>
+          <w:sz w:val="24"/>
+          <w:szCs w:val="24"/>
+          <w:lang w:val="en-IN"/>
+        </w:rPr>
+        <w:t>    &lt;/script&gt;</w:t>
+      </w:r>
+    </w:p>
+    <w:p>
+      <w:pPr>
+        <w:rPr>
+          <w:rFonts w:ascii="Times New Roman" w:eastAsia="Times New Roman" w:hAnsi="Times New Roman" w:cs="Times New Roman"/>
+          <w:sz w:val="24"/>
+          <w:szCs w:val="24"/>
+          <w:lang w:val="en-IN"/>
+        </w:rPr>
+      </w:pPr>
+      <w:r>
+        <w:rPr>
+          <w:rFonts w:ascii="Times New Roman" w:eastAsia="Times New Roman" w:hAnsi="Times New Roman" w:cs="Times New Roman"/>
+          <w:sz w:val="24"/>
+          <w:szCs w:val="24"/>
+          <w:lang w:val="en-IN"/>
+        </w:rPr>
+        <w:t>&lt;/head&gt;</w:t>
+      </w:r>
+    </w:p>
+    <w:p>
+      <w:pPr>
+        <w:rPr>
+          <w:rFonts w:ascii="Times New Roman" w:eastAsia="Times New Roman" w:hAnsi="Times New Roman" w:cs="Times New Roman"/>
+          <w:sz w:val="24"/>
+          <w:szCs w:val="24"/>
+          <w:lang w:val="en-IN"/>
+        </w:rPr>
+      </w:pPr>
+      <w:r>
+        <w:rPr>
+          <w:rFonts w:ascii="Times New Roman" w:eastAsia="Times New Roman" w:hAnsi="Times New Roman" w:cs="Times New Roman"/>
+          <w:sz w:val="24"/>
+          <w:szCs w:val="24"/>
+          <w:lang w:val="en-IN"/>
+        </w:rPr>
+        <w:t>&lt;body&gt;</w:t>
+      </w:r>
+    </w:p>
+    <w:p>
+      <w:pPr>
+        <w:rPr>
+          <w:rFonts w:ascii="Times New Roman" w:eastAsia="Times New Roman" w:hAnsi="Times New Roman" w:cs="Times New Roman"/>
+          <w:sz w:val="24"/>
+          <w:szCs w:val="24"/>
+          <w:lang w:val="en-IN"/>
+        </w:rPr>
+      </w:pPr>
+      <w:r>
+        <w:rPr>
+          <w:rFonts w:ascii="Times New Roman" w:eastAsia="Times New Roman" w:hAnsi="Times New Roman" w:cs="Times New Roman"/>
+          <w:sz w:val="24"/>
+          <w:szCs w:val="24"/>
+          <w:lang w:val="en-IN"/>
+        </w:rPr>
+        <w:t>    &lt;h1&gt;My Subject List&lt;/h1&gt;</w:t>
+      </w:r>
+    </w:p>
+    <w:p>
+      <w:pPr>
+        <w:rPr>
+          <w:rFonts w:ascii="Times New Roman" w:eastAsia="Times New Roman" w:hAnsi="Times New Roman" w:cs="Times New Roman"/>
+          <w:sz w:val="24"/>
+          <w:szCs w:val="24"/>
+          <w:lang w:val="en-IN"/>
+        </w:rPr>
+      </w:pPr>
+      <w:r>
+        <w:rPr>
+          <w:rFonts w:ascii="Times New Roman" w:eastAsia="Times New Roman" w:hAnsi="Times New Roman" w:cs="Times New Roman"/>
+          <w:sz w:val="24"/>
+          <w:szCs w:val="24"/>
+          <w:lang w:val="en-IN"/>
+        </w:rPr>
+        <w:t>    Input: &lt;input type="text" id="input"&gt;&lt;</w:t>
+      </w:r>
+      <w:proofErr w:type="spellStart"/>
+      <w:r>
+        <w:rPr>
+          <w:rFonts w:ascii="Times New Roman" w:eastAsia="Times New Roman" w:hAnsi="Times New Roman" w:cs="Times New Roman"/>
+          <w:sz w:val="24"/>
+          <w:szCs w:val="24"/>
+          <w:lang w:val="en-IN"/>
+        </w:rPr>
+        <w:t>br</w:t>
+      </w:r>
+      <w:proofErr w:type="spellEnd"/>
+      <w:r>
+        <w:rPr>
+          <w:rFonts w:ascii="Times New Roman" w:eastAsia="Times New Roman" w:hAnsi="Times New Roman" w:cs="Times New Roman"/>
+          <w:sz w:val="24"/>
+          <w:szCs w:val="24"/>
+          <w:lang w:val="en-IN"/>
+        </w:rPr>
+        <w:t>&gt;&lt;</w:t>
+      </w:r>
+      <w:proofErr w:type="spellStart"/>
+      <w:r>
+        <w:rPr>
+          <w:rFonts w:ascii="Times New Roman" w:eastAsia="Times New Roman" w:hAnsi="Times New Roman" w:cs="Times New Roman"/>
+          <w:sz w:val="24"/>
+          <w:szCs w:val="24"/>
+          <w:lang w:val="en-IN"/>
+        </w:rPr>
+        <w:t>br</w:t>
+      </w:r>
+      <w:proofErr w:type="spellEnd"/>
+      <w:r>
+        <w:rPr>
+          <w:rFonts w:ascii="Times New Roman" w:eastAsia="Times New Roman" w:hAnsi="Times New Roman" w:cs="Times New Roman"/>
+          <w:sz w:val="24"/>
+          <w:szCs w:val="24"/>
+          <w:lang w:val="en-IN"/>
+        </w:rPr>
+        <w:t>&gt;</w:t>
+      </w:r>
+    </w:p>
+    <w:p>
+      <w:pPr>
+        <w:rPr>
+          <w:rFonts w:ascii="Times New Roman" w:eastAsia="Times New Roman" w:hAnsi="Times New Roman" w:cs="Times New Roman"/>
+          <w:sz w:val="24"/>
+          <w:szCs w:val="24"/>
+          <w:lang w:val="en-IN"/>
+        </w:rPr>
+      </w:pPr>
+      <w:r>
+        <w:rPr>
+          <w:rFonts w:ascii="Times New Roman" w:eastAsia="Times New Roman" w:hAnsi="Times New Roman" w:cs="Times New Roman"/>
+          <w:sz w:val="24"/>
+          <w:szCs w:val="24"/>
+          <w:lang w:val="en-IN"/>
+        </w:rPr>
+        <w:t>    Item-Id: &lt;input type="text" id="</w:t>
+      </w:r>
+      <w:proofErr w:type="spellStart"/>
+      <w:r>
+        <w:rPr>
+          <w:rFonts w:ascii="Times New Roman" w:eastAsia="Times New Roman" w:hAnsi="Times New Roman" w:cs="Times New Roman"/>
+          <w:sz w:val="24"/>
+          <w:szCs w:val="24"/>
+          <w:lang w:val="en-IN"/>
+        </w:rPr>
+        <w:t>replaceId</w:t>
+      </w:r>
+      <w:proofErr w:type="spellEnd"/>
+      <w:r>
+        <w:rPr>
+          <w:rFonts w:ascii="Times New Roman" w:eastAsia="Times New Roman" w:hAnsi="Times New Roman" w:cs="Times New Roman"/>
+          <w:sz w:val="24"/>
+          <w:szCs w:val="24"/>
+          <w:lang w:val="en-IN"/>
+        </w:rPr>
+        <w:t>"&gt;&lt;</w:t>
+      </w:r>
+      <w:proofErr w:type="spellStart"/>
+      <w:r>
+        <w:rPr>
+          <w:rFonts w:ascii="Times New Roman" w:eastAsia="Times New Roman" w:hAnsi="Times New Roman" w:cs="Times New Roman"/>
+          <w:sz w:val="24"/>
+          <w:szCs w:val="24"/>
+          <w:lang w:val="en-IN"/>
+        </w:rPr>
+        <w:t>br</w:t>
+      </w:r>
+      <w:proofErr w:type="spellEnd"/>
+      <w:r>
+        <w:rPr>
+          <w:rFonts w:ascii="Times New Roman" w:eastAsia="Times New Roman" w:hAnsi="Times New Roman" w:cs="Times New Roman"/>
+          <w:sz w:val="24"/>
+          <w:szCs w:val="24"/>
+          <w:lang w:val="en-IN"/>
+        </w:rPr>
+        <w:t>&gt;&lt;</w:t>
+      </w:r>
+      <w:proofErr w:type="spellStart"/>
+      <w:r>
+        <w:rPr>
+          <w:rFonts w:ascii="Times New Roman" w:eastAsia="Times New Roman" w:hAnsi="Times New Roman" w:cs="Times New Roman"/>
+          <w:sz w:val="24"/>
+          <w:szCs w:val="24"/>
+          <w:lang w:val="en-IN"/>
+        </w:rPr>
+        <w:t>br</w:t>
+      </w:r>
+      <w:proofErr w:type="spellEnd"/>
+      <w:r>
+        <w:rPr>
+          <w:rFonts w:ascii="Times New Roman" w:eastAsia="Times New Roman" w:hAnsi="Times New Roman" w:cs="Times New Roman"/>
+          <w:sz w:val="24"/>
+          <w:szCs w:val="24"/>
+          <w:lang w:val="en-IN"/>
+        </w:rPr>
+        <w:t>&gt;</w:t>
+      </w:r>
+    </w:p>
+    <w:p>
+      <w:pPr>
+        <w:rPr>
+          <w:rFonts w:ascii="Times New Roman" w:eastAsia="Times New Roman" w:hAnsi="Times New Roman" w:cs="Times New Roman"/>
+          <w:sz w:val="24"/>
+          <w:szCs w:val="24"/>
+          <w:lang w:val="en-IN"/>
+        </w:rPr>
+      </w:pPr>
+      <w:r>
+        <w:rPr>
+          <w:rFonts w:ascii="Times New Roman" w:eastAsia="Times New Roman" w:hAnsi="Times New Roman" w:cs="Times New Roman"/>
+          <w:sz w:val="24"/>
+          <w:szCs w:val="24"/>
+          <w:lang w:val="en-IN"/>
+        </w:rPr>
+        <w:t>    Replace: &lt;input type="text" id="</w:t>
+      </w:r>
+      <w:proofErr w:type="spellStart"/>
+      <w:r>
+        <w:rPr>
+          <w:rFonts w:ascii="Times New Roman" w:eastAsia="Times New Roman" w:hAnsi="Times New Roman" w:cs="Times New Roman"/>
+          <w:sz w:val="24"/>
+          <w:szCs w:val="24"/>
+          <w:lang w:val="en-IN"/>
+        </w:rPr>
+        <w:t>textReplace</w:t>
+      </w:r>
+      <w:proofErr w:type="spellEnd"/>
+      <w:r>
+        <w:rPr>
+          <w:rFonts w:ascii="Times New Roman" w:eastAsia="Times New Roman" w:hAnsi="Times New Roman" w:cs="Times New Roman"/>
+          <w:sz w:val="24"/>
+          <w:szCs w:val="24"/>
+          <w:lang w:val="en-IN"/>
+        </w:rPr>
+        <w:t>"&gt;&lt;</w:t>
+      </w:r>
+      <w:proofErr w:type="spellStart"/>
+      <w:r>
+        <w:rPr>
+          <w:rFonts w:ascii="Times New Roman" w:eastAsia="Times New Roman" w:hAnsi="Times New Roman" w:cs="Times New Roman"/>
+          <w:sz w:val="24"/>
+          <w:szCs w:val="24"/>
+          <w:lang w:val="en-IN"/>
+        </w:rPr>
+        <w:t>br</w:t>
+      </w:r>
+      <w:proofErr w:type="spellEnd"/>
+      <w:r>
+        <w:rPr>
+          <w:rFonts w:ascii="Times New Roman" w:eastAsia="Times New Roman" w:hAnsi="Times New Roman" w:cs="Times New Roman"/>
+          <w:sz w:val="24"/>
+          <w:szCs w:val="24"/>
+          <w:lang w:val="en-IN"/>
+        </w:rPr>
+        <w:t>&gt;&lt;</w:t>
+      </w:r>
+      <w:proofErr w:type="spellStart"/>
+      <w:r>
+        <w:rPr>
+          <w:rFonts w:ascii="Times New Roman" w:eastAsia="Times New Roman" w:hAnsi="Times New Roman" w:cs="Times New Roman"/>
+          <w:sz w:val="24"/>
+          <w:szCs w:val="24"/>
+          <w:lang w:val="en-IN"/>
+        </w:rPr>
+        <w:t>br</w:t>
+      </w:r>
+      <w:proofErr w:type="spellEnd"/>
+      <w:r>
+        <w:rPr>
+          <w:rFonts w:ascii="Times New Roman" w:eastAsia="Times New Roman" w:hAnsi="Times New Roman" w:cs="Times New Roman"/>
+          <w:sz w:val="24"/>
+          <w:szCs w:val="24"/>
+          <w:lang w:val="en-IN"/>
+        </w:rPr>
+        <w:t>&gt;</w:t>
+      </w:r>
+    </w:p>
+    <w:p>
+      <w:pPr>
+        <w:rPr>
+          <w:rFonts w:ascii="Times New Roman" w:eastAsia="Times New Roman" w:hAnsi="Times New Roman" w:cs="Times New Roman"/>
+          <w:sz w:val="24"/>
+          <w:szCs w:val="24"/>
+          <w:lang w:val="en-IN"/>
+        </w:rPr>
+      </w:pPr>
+      <w:r>
+        <w:rPr>
+          <w:rFonts w:ascii="Times New Roman" w:eastAsia="Times New Roman" w:hAnsi="Times New Roman" w:cs="Times New Roman"/>
+          <w:sz w:val="24"/>
+          <w:szCs w:val="24"/>
+          <w:lang w:val="en-IN"/>
+        </w:rPr>
+        <w:t>    Remove Item-Id: &lt;input type="text" id="</w:t>
+      </w:r>
+      <w:proofErr w:type="spellStart"/>
+      <w:r>
+        <w:rPr>
+          <w:rFonts w:ascii="Times New Roman" w:eastAsia="Times New Roman" w:hAnsi="Times New Roman" w:cs="Times New Roman"/>
+          <w:sz w:val="24"/>
+          <w:szCs w:val="24"/>
+          <w:lang w:val="en-IN"/>
+        </w:rPr>
+        <w:t>removeId</w:t>
+      </w:r>
+      <w:proofErr w:type="spellEnd"/>
+      <w:r>
+        <w:rPr>
+          <w:rFonts w:ascii="Times New Roman" w:eastAsia="Times New Roman" w:hAnsi="Times New Roman" w:cs="Times New Roman"/>
+          <w:sz w:val="24"/>
+          <w:szCs w:val="24"/>
+          <w:lang w:val="en-IN"/>
+        </w:rPr>
+        <w:t>"&gt;&lt;</w:t>
+      </w:r>
+      <w:proofErr w:type="spellStart"/>
+      <w:r>
+        <w:rPr>
+          <w:rFonts w:ascii="Times New Roman" w:eastAsia="Times New Roman" w:hAnsi="Times New Roman" w:cs="Times New Roman"/>
+          <w:sz w:val="24"/>
+          <w:szCs w:val="24"/>
+          <w:lang w:val="en-IN"/>
+        </w:rPr>
+        <w:t>br</w:t>
+      </w:r>
+      <w:proofErr w:type="spellEnd"/>
+      <w:r>
+        <w:rPr>
+          <w:rFonts w:ascii="Times New Roman" w:eastAsia="Times New Roman" w:hAnsi="Times New Roman" w:cs="Times New Roman"/>
+          <w:sz w:val="24"/>
+          <w:szCs w:val="24"/>
+          <w:lang w:val="en-IN"/>
+        </w:rPr>
+        <w:t>&gt;&lt;</w:t>
+      </w:r>
+      <w:proofErr w:type="spellStart"/>
+      <w:r>
+        <w:rPr>
+          <w:rFonts w:ascii="Times New Roman" w:eastAsia="Times New Roman" w:hAnsi="Times New Roman" w:cs="Times New Roman"/>
+          <w:sz w:val="24"/>
+          <w:szCs w:val="24"/>
+          <w:lang w:val="en-IN"/>
+        </w:rPr>
+        <w:t>br</w:t>
+      </w:r>
+      <w:proofErr w:type="spellEnd"/>
+      <w:r>
+        <w:rPr>
+          <w:rFonts w:ascii="Times New Roman" w:eastAsia="Times New Roman" w:hAnsi="Times New Roman" w:cs="Times New Roman"/>
+          <w:sz w:val="24"/>
+          <w:szCs w:val="24"/>
+          <w:lang w:val="en-IN"/>
+        </w:rPr>
+        <w:t>&gt;</w:t>
+      </w:r>
+    </w:p>
+    <w:p>
+      <w:pPr>
+        <w:rPr>
+          <w:rFonts w:ascii="Times New Roman" w:eastAsia="Times New Roman" w:hAnsi="Times New Roman" w:cs="Times New Roman"/>
+          <w:sz w:val="24"/>
+          <w:szCs w:val="24"/>
+          <w:lang w:val="en-IN"/>
+        </w:rPr>
+      </w:pPr>
+      <w:r>
+        <w:rPr>
+          <w:rFonts w:ascii="Times New Roman" w:eastAsia="Times New Roman" w:hAnsi="Times New Roman" w:cs="Times New Roman"/>
+          <w:sz w:val="24"/>
+          <w:szCs w:val="24"/>
+          <w:lang w:val="en-IN"/>
+        </w:rPr>
+        <w:t>    &lt;</w:t>
+      </w:r>
+      <w:proofErr w:type="spellStart"/>
+      <w:r>
+        <w:rPr>
+          <w:rFonts w:ascii="Times New Roman" w:eastAsia="Times New Roman" w:hAnsi="Times New Roman" w:cs="Times New Roman"/>
+          <w:sz w:val="24"/>
+          <w:szCs w:val="24"/>
+          <w:lang w:val="en-IN"/>
+        </w:rPr>
+        <w:t>ol</w:t>
+      </w:r>
+      <w:proofErr w:type="spellEnd"/>
+      <w:r>
+        <w:rPr>
+          <w:rFonts w:ascii="Times New Roman" w:eastAsia="Times New Roman" w:hAnsi="Times New Roman" w:cs="Times New Roman"/>
+          <w:sz w:val="24"/>
+          <w:szCs w:val="24"/>
+          <w:lang w:val="en-IN"/>
+        </w:rPr>
+        <w:t xml:space="preserve"> id="</w:t>
+      </w:r>
+      <w:proofErr w:type="spellStart"/>
+      <w:r>
+        <w:rPr>
+          <w:rFonts w:ascii="Times New Roman" w:eastAsia="Times New Roman" w:hAnsi="Times New Roman" w:cs="Times New Roman"/>
+          <w:sz w:val="24"/>
+          <w:szCs w:val="24"/>
+          <w:lang w:val="en-IN"/>
+        </w:rPr>
+        <w:t>mySubs</w:t>
+      </w:r>
+      <w:proofErr w:type="spellEnd"/>
+      <w:r>
+        <w:rPr>
+          <w:rFonts w:ascii="Times New Roman" w:eastAsia="Times New Roman" w:hAnsi="Times New Roman" w:cs="Times New Roman"/>
+          <w:sz w:val="24"/>
+          <w:szCs w:val="24"/>
+          <w:lang w:val="en-IN"/>
+        </w:rPr>
+        <w:t>"&gt;&lt;/</w:t>
+      </w:r>
+      <w:proofErr w:type="spellStart"/>
+      <w:r>
+        <w:rPr>
+          <w:rFonts w:ascii="Times New Roman" w:eastAsia="Times New Roman" w:hAnsi="Times New Roman" w:cs="Times New Roman"/>
+          <w:sz w:val="24"/>
+          <w:szCs w:val="24"/>
+          <w:lang w:val="en-IN"/>
+        </w:rPr>
+        <w:t>ol</w:t>
+      </w:r>
+      <w:proofErr w:type="spellEnd"/>
+      <w:r>
+        <w:rPr>
+          <w:rFonts w:ascii="Times New Roman" w:eastAsia="Times New Roman" w:hAnsi="Times New Roman" w:cs="Times New Roman"/>
+          <w:sz w:val="24"/>
+          <w:szCs w:val="24"/>
+          <w:lang w:val="en-IN"/>
+        </w:rPr>
+        <w:t>&gt;</w:t>
+      </w:r>
+    </w:p>
+    <w:p>
+      <w:pPr>
+        <w:rPr>
+          <w:rFonts w:ascii="Times New Roman" w:eastAsia="Times New Roman" w:hAnsi="Times New Roman" w:cs="Times New Roman"/>
+          <w:sz w:val="24"/>
+          <w:szCs w:val="24"/>
+          <w:lang w:val="en-IN"/>
+        </w:rPr>
+      </w:pPr>
+      <w:r>
+        <w:rPr>
+          <w:rFonts w:ascii="Times New Roman" w:eastAsia="Times New Roman" w:hAnsi="Times New Roman" w:cs="Times New Roman"/>
+          <w:sz w:val="24"/>
+          <w:szCs w:val="24"/>
+          <w:lang w:val="en-IN"/>
+        </w:rPr>
+        <w:t>    &lt;</w:t>
+      </w:r>
+      <w:proofErr w:type="spellStart"/>
+      <w:r>
+        <w:rPr>
+          <w:rFonts w:ascii="Times New Roman" w:eastAsia="Times New Roman" w:hAnsi="Times New Roman" w:cs="Times New Roman"/>
+          <w:sz w:val="24"/>
+          <w:szCs w:val="24"/>
+          <w:lang w:val="en-IN"/>
+        </w:rPr>
+        <w:t>br</w:t>
+      </w:r>
+      <w:proofErr w:type="spellEnd"/>
+      <w:r>
+        <w:rPr>
+          <w:rFonts w:ascii="Times New Roman" w:eastAsia="Times New Roman" w:hAnsi="Times New Roman" w:cs="Times New Roman"/>
+          <w:sz w:val="24"/>
+          <w:szCs w:val="24"/>
+          <w:lang w:val="en-IN"/>
+        </w:rPr>
+        <w:t>&gt;</w:t>
+      </w:r>
+    </w:p>
+    <w:p>
+      <w:pPr>
+        <w:rPr>
+          <w:rFonts w:ascii="Times New Roman" w:eastAsia="Times New Roman" w:hAnsi="Times New Roman" w:cs="Times New Roman"/>
+          <w:sz w:val="24"/>
+          <w:szCs w:val="24"/>
+          <w:lang w:val="en-IN"/>
+        </w:rPr>
+      </w:pPr>
+      <w:r>
+        <w:rPr>
+          <w:rFonts w:ascii="Times New Roman" w:eastAsia="Times New Roman" w:hAnsi="Times New Roman" w:cs="Times New Roman"/>
+          <w:sz w:val="24"/>
+          <w:szCs w:val="24"/>
+          <w:lang w:val="en-IN"/>
+        </w:rPr>
+        <w:lastRenderedPageBreak/>
+        <w:t>    &lt;button onclick="</w:t>
+      </w:r>
+      <w:proofErr w:type="spellStart"/>
+      <w:proofErr w:type="gramStart"/>
+      <w:r>
+        <w:rPr>
+          <w:rFonts w:ascii="Times New Roman" w:eastAsia="Times New Roman" w:hAnsi="Times New Roman" w:cs="Times New Roman"/>
+          <w:sz w:val="24"/>
+          <w:szCs w:val="24"/>
+          <w:lang w:val="en-IN"/>
+        </w:rPr>
+        <w:t>createListItem</w:t>
+      </w:r>
+      <w:proofErr w:type="spellEnd"/>
+      <w:r>
+        <w:rPr>
+          <w:rFonts w:ascii="Times New Roman" w:eastAsia="Times New Roman" w:hAnsi="Times New Roman" w:cs="Times New Roman"/>
+          <w:sz w:val="24"/>
+          <w:szCs w:val="24"/>
+          <w:lang w:val="en-IN"/>
+        </w:rPr>
+        <w:t>(</w:t>
+      </w:r>
+      <w:proofErr w:type="gramEnd"/>
+      <w:r>
+        <w:rPr>
+          <w:rFonts w:ascii="Times New Roman" w:eastAsia="Times New Roman" w:hAnsi="Times New Roman" w:cs="Times New Roman"/>
+          <w:sz w:val="24"/>
+          <w:szCs w:val="24"/>
+          <w:lang w:val="en-IN"/>
+        </w:rPr>
+        <w:t>)"&gt;Create New List Items&lt;/button&gt;</w:t>
+      </w:r>
+    </w:p>
+    <w:p>
+      <w:pPr>
+        <w:rPr>
+          <w:rFonts w:ascii="Times New Roman" w:eastAsia="Times New Roman" w:hAnsi="Times New Roman" w:cs="Times New Roman"/>
+          <w:sz w:val="24"/>
+          <w:szCs w:val="24"/>
+          <w:lang w:val="en-IN"/>
+        </w:rPr>
+      </w:pPr>
+      <w:r>
+        <w:rPr>
+          <w:rFonts w:ascii="Times New Roman" w:eastAsia="Times New Roman" w:hAnsi="Times New Roman" w:cs="Times New Roman"/>
+          <w:sz w:val="24"/>
+          <w:szCs w:val="24"/>
+          <w:lang w:val="en-IN"/>
+        </w:rPr>
+        <w:t>    &lt;button onclick="</w:t>
+      </w:r>
+      <w:proofErr w:type="spellStart"/>
+      <w:proofErr w:type="gramStart"/>
+      <w:r>
+        <w:rPr>
+          <w:rFonts w:ascii="Times New Roman" w:eastAsia="Times New Roman" w:hAnsi="Times New Roman" w:cs="Times New Roman"/>
+          <w:sz w:val="24"/>
+          <w:szCs w:val="24"/>
+          <w:lang w:val="en-IN"/>
+        </w:rPr>
+        <w:t>replaceFirstListItem</w:t>
+      </w:r>
+      <w:proofErr w:type="spellEnd"/>
+      <w:r>
+        <w:rPr>
+          <w:rFonts w:ascii="Times New Roman" w:eastAsia="Times New Roman" w:hAnsi="Times New Roman" w:cs="Times New Roman"/>
+          <w:sz w:val="24"/>
+          <w:szCs w:val="24"/>
+          <w:lang w:val="en-IN"/>
+        </w:rPr>
+        <w:t>(</w:t>
+      </w:r>
+      <w:proofErr w:type="gramEnd"/>
+      <w:r>
+        <w:rPr>
+          <w:rFonts w:ascii="Times New Roman" w:eastAsia="Times New Roman" w:hAnsi="Times New Roman" w:cs="Times New Roman"/>
+          <w:sz w:val="24"/>
+          <w:szCs w:val="24"/>
+          <w:lang w:val="en-IN"/>
+        </w:rPr>
+        <w:t>)"&gt;Replace Element&lt;/button&gt;</w:t>
+      </w:r>
+    </w:p>
+    <w:p>
+      <w:pPr>
+        <w:rPr>
+          <w:rFonts w:ascii="Times New Roman" w:eastAsia="Times New Roman" w:hAnsi="Times New Roman" w:cs="Times New Roman"/>
+          <w:sz w:val="24"/>
+          <w:szCs w:val="24"/>
+          <w:lang w:val="en-IN"/>
+        </w:rPr>
+      </w:pPr>
+      <w:r>
+        <w:rPr>
+          <w:rFonts w:ascii="Times New Roman" w:eastAsia="Times New Roman" w:hAnsi="Times New Roman" w:cs="Times New Roman"/>
+          <w:sz w:val="24"/>
+          <w:szCs w:val="24"/>
+          <w:lang w:val="en-IN"/>
+        </w:rPr>
+        <w:t>    &lt;button onclick="</w:t>
+      </w:r>
+      <w:proofErr w:type="spellStart"/>
+      <w:proofErr w:type="gramStart"/>
+      <w:r>
+        <w:rPr>
+          <w:rFonts w:ascii="Times New Roman" w:eastAsia="Times New Roman" w:hAnsi="Times New Roman" w:cs="Times New Roman"/>
+          <w:sz w:val="24"/>
+          <w:szCs w:val="24"/>
+          <w:lang w:val="en-IN"/>
+        </w:rPr>
+        <w:t>removeListItem</w:t>
+      </w:r>
+      <w:proofErr w:type="spellEnd"/>
+      <w:r>
+        <w:rPr>
+          <w:rFonts w:ascii="Times New Roman" w:eastAsia="Times New Roman" w:hAnsi="Times New Roman" w:cs="Times New Roman"/>
+          <w:sz w:val="24"/>
+          <w:szCs w:val="24"/>
+          <w:lang w:val="en-IN"/>
+        </w:rPr>
+        <w:t>(</w:t>
+      </w:r>
+      <w:proofErr w:type="gramEnd"/>
+      <w:r>
+        <w:rPr>
+          <w:rFonts w:ascii="Times New Roman" w:eastAsia="Times New Roman" w:hAnsi="Times New Roman" w:cs="Times New Roman"/>
+          <w:sz w:val="24"/>
+          <w:szCs w:val="24"/>
+          <w:lang w:val="en-IN"/>
+        </w:rPr>
+        <w:t>)"&gt;Remove Element&lt;/button&gt;</w:t>
+      </w:r>
+    </w:p>
+    <w:p>
+      <w:pPr>
+        <w:rPr>
+          <w:rFonts w:ascii="Times New Roman" w:eastAsia="Times New Roman" w:hAnsi="Times New Roman" w:cs="Times New Roman"/>
+          <w:sz w:val="24"/>
+          <w:szCs w:val="24"/>
+          <w:lang w:val="en-IN"/>
+        </w:rPr>
+      </w:pPr>
+      <w:r>
+        <w:rPr>
+          <w:rFonts w:ascii="Times New Roman" w:eastAsia="Times New Roman" w:hAnsi="Times New Roman" w:cs="Times New Roman"/>
+          <w:sz w:val="24"/>
+          <w:szCs w:val="24"/>
+          <w:lang w:val="en-IN"/>
+        </w:rPr>
+        <w:t>&lt;/body&gt;</w:t>
+      </w:r>
+    </w:p>
+    <w:p>
+      <w:pPr>
+        <w:rPr>
+          <w:rFonts w:ascii="Times New Roman" w:eastAsia="Times New Roman" w:hAnsi="Times New Roman" w:cs="Times New Roman"/>
+          <w:sz w:val="24"/>
+          <w:szCs w:val="24"/>
+          <w:lang w:val="en-IN"/>
+        </w:rPr>
+      </w:pPr>
+      <w:r>
+        <w:rPr>
+          <w:rFonts w:ascii="Times New Roman" w:eastAsia="Times New Roman" w:hAnsi="Times New Roman" w:cs="Times New Roman"/>
+          <w:sz w:val="24"/>
+          <w:szCs w:val="24"/>
+          <w:lang w:val="en-IN"/>
+        </w:rPr>
+        <w:t>&lt;/html&gt;</w:t>
+      </w:r>
+    </w:p>
+    <w:p>
+      <w:pPr>
+        <w:rPr>
+          <w:rFonts w:ascii="Times New Roman" w:eastAsia="Times New Roman" w:hAnsi="Times New Roman" w:cs="Times New Roman"/>
+          <w:b/>
+          <w:bCs/>
+          <w:sz w:val="26"/>
+          <w:szCs w:val="26"/>
+          <w:lang w:val="en-US"/>
+        </w:rPr>
+      </w:pPr>
+    </w:p>
+    <w:p>
+      <w:pPr>
+        <w:rPr>
+          <w:rFonts w:ascii="Times New Roman" w:eastAsia="Times New Roman" w:hAnsi="Times New Roman" w:cs="Times New Roman"/>
+          <w:b/>
+          <w:bCs/>
+          <w:sz w:val="26"/>
+          <w:szCs w:val="26"/>
+          <w:lang w:val="en-US"/>
+        </w:rPr>
+      </w:pPr>
+      <w:r>
+        <w:rPr>
+          <w:rFonts w:ascii="Times New Roman" w:eastAsia="Times New Roman" w:hAnsi="Times New Roman" w:cs="Times New Roman"/>
+          <w:b/>
+          <w:bCs/>
+          <w:sz w:val="26"/>
+          <w:szCs w:val="26"/>
+          <w:lang w:val="en-US"/>
+        </w:rPr>
+        <w:t>Output:</w:t>
+      </w:r>
+    </w:p>
+    <w:p>
+      <w:pPr>
+        <w:rPr>
+          <w:rFonts w:ascii="Times New Roman" w:eastAsia="Times New Roman" w:hAnsi="Times New Roman" w:cs="Times New Roman"/>
+          <w:b/>
+          <w:bCs/>
+          <w:sz w:val="26"/>
+          <w:szCs w:val="26"/>
+          <w:lang w:val="en-US"/>
+        </w:rPr>
+      </w:pPr>
+      <w:r>
+        <w:rPr>
+          <w:rFonts w:ascii="Times New Roman" w:eastAsia="Times New Roman" w:hAnsi="Times New Roman" w:cs="Times New Roman"/>
+          <w:b/>
+          <w:bCs/>
+          <w:sz w:val="26"/>
+          <w:szCs w:val="26"/>
+          <w:lang w:val="en-US"/>
+        </w:rPr>
+        <w:drawing>
+          <wp:anchor distT="0" distB="0" distL="114300" distR="114300" simplePos="0" relativeHeight="251667456" behindDoc="0" locked="0" layoutInCell="1" allowOverlap="1" wp14:anchorId="2EEFCC78" wp14:editId="4083ECF0">
+            <wp:simplePos x="0" y="0"/>
+            <wp:positionH relativeFrom="column">
+              <wp:posOffset>0</wp:posOffset>
+            </wp:positionH>
+            <wp:positionV relativeFrom="paragraph">
+              <wp:posOffset>219075</wp:posOffset>
+            </wp:positionV>
+            <wp:extent cx="4648849" cy="3591426"/>
+            <wp:effectExtent l="0" t="0" r="0" b="9525"/>
+            <wp:wrapSquare wrapText="bothSides"/>
+            <wp:docPr id="91588993" name="Picture 1"/>
+            <wp:cNvGraphicFramePr>
+              <a:graphicFrameLocks xmlns:a="http://schemas.openxmlformats.org/drawingml/2006/main" noChangeAspect="1"/>
+            </wp:cNvGraphicFramePr>
+            <a:graphic xmlns:a="http://schemas.openxmlformats.org/drawingml/2006/main">
+              <a:graphicData uri="http://schemas.openxmlformats.org/drawingml/2006/picture">
+                <pic:pic xmlns:pic="http://schemas.openxmlformats.org/drawingml/2006/picture">
+                  <pic:nvPicPr>
+                    <pic:cNvPr id="91588993" name=""/>
+                    <pic:cNvPicPr/>
+                  </pic:nvPicPr>
+                  <pic:blipFill>
+                    <a:blip r:embed="rId69"/>
+                    <a:stretch>
+                      <a:fillRect/>
+                    </a:stretch>
+                  </pic:blipFill>
+                  <pic:spPr>
+                    <a:xfrm>
+                      <a:off x="0" y="0"/>
+                      <a:ext cx="4648849" cy="3591426"/>
+                    </a:xfrm>
+                    <a:prstGeom prst="rect">
+                      <a:avLst/>
+                    </a:prstGeom>
+                  </pic:spPr>
+                </pic:pic>
+              </a:graphicData>
+            </a:graphic>
+          </wp:anchor>
+        </w:drawing>
+      </w:r>
+    </w:p>
+    <w:p>
+      <w:pPr>
+        <w:rPr>
+          <w:rFonts w:ascii="Times New Roman" w:eastAsia="Times New Roman" w:hAnsi="Times New Roman" w:cs="Times New Roman"/>
+          <w:sz w:val="26"/>
+          <w:szCs w:val="26"/>
+          <w:lang w:val="en-US"/>
+        </w:rPr>
+      </w:pPr>
+    </w:p>
+    <w:p>
+      <w:pPr>
+        <w:rPr>
+          <w:rFonts w:ascii="Times New Roman" w:eastAsia="Times New Roman" w:hAnsi="Times New Roman" w:cs="Times New Roman"/>
+          <w:sz w:val="26"/>
+          <w:szCs w:val="26"/>
+          <w:lang w:val="en-US"/>
+        </w:rPr>
+      </w:pPr>
+    </w:p>
+    <w:p>
+      <w:pPr>
+        <w:rPr>
+          <w:rFonts w:ascii="Times New Roman" w:eastAsia="Times New Roman" w:hAnsi="Times New Roman" w:cs="Times New Roman"/>
+          <w:sz w:val="26"/>
+          <w:szCs w:val="26"/>
+          <w:lang w:val="en-US"/>
+        </w:rPr>
+      </w:pPr>
+    </w:p>
+    <w:p>
+      <w:pPr>
+        <w:rPr>
+          <w:rFonts w:ascii="Times New Roman" w:eastAsia="Times New Roman" w:hAnsi="Times New Roman" w:cs="Times New Roman"/>
+          <w:sz w:val="26"/>
+          <w:szCs w:val="26"/>
+          <w:lang w:val="en-US"/>
+        </w:rPr>
+      </w:pPr>
+    </w:p>
+    <w:p>
+      <w:pPr>
+        <w:rPr>
+          <w:rFonts w:ascii="Times New Roman" w:eastAsia="Times New Roman" w:hAnsi="Times New Roman" w:cs="Times New Roman"/>
+          <w:sz w:val="26"/>
+          <w:szCs w:val="26"/>
+          <w:lang w:val="en-US"/>
+        </w:rPr>
+      </w:pPr>
+    </w:p>
+    <w:p>
+      <w:pPr>
+        <w:rPr>
+          <w:rFonts w:ascii="Times New Roman" w:eastAsia="Times New Roman" w:hAnsi="Times New Roman" w:cs="Times New Roman"/>
+          <w:sz w:val="26"/>
+          <w:szCs w:val="26"/>
+          <w:lang w:val="en-US"/>
+        </w:rPr>
+      </w:pPr>
+    </w:p>
+    <w:p>
+      <w:pPr>
+        <w:rPr>
+          <w:rFonts w:ascii="Times New Roman" w:eastAsia="Times New Roman" w:hAnsi="Times New Roman" w:cs="Times New Roman"/>
+          <w:sz w:val="26"/>
+          <w:szCs w:val="26"/>
+          <w:lang w:val="en-US"/>
+        </w:rPr>
+      </w:pPr>
+    </w:p>
+    <w:p>
+      <w:pPr>
+        <w:rPr>
+          <w:rFonts w:ascii="Times New Roman" w:eastAsia="Times New Roman" w:hAnsi="Times New Roman" w:cs="Times New Roman"/>
+          <w:sz w:val="26"/>
+          <w:szCs w:val="26"/>
+          <w:lang w:val="en-US"/>
+        </w:rPr>
+      </w:pPr>
+    </w:p>
+    <w:p>
+      <w:pPr>
+        <w:rPr>
+          <w:rFonts w:ascii="Times New Roman" w:eastAsia="Times New Roman" w:hAnsi="Times New Roman" w:cs="Times New Roman"/>
+          <w:sz w:val="26"/>
+          <w:szCs w:val="26"/>
+          <w:lang w:val="en-US"/>
+        </w:rPr>
+      </w:pPr>
+    </w:p>
+    <w:p>
+      <w:pPr>
+        <w:rPr>
+          <w:rFonts w:ascii="Times New Roman" w:eastAsia="Times New Roman" w:hAnsi="Times New Roman" w:cs="Times New Roman"/>
+          <w:sz w:val="26"/>
+          <w:szCs w:val="26"/>
+          <w:lang w:val="en-US"/>
+        </w:rPr>
+      </w:pPr>
+    </w:p>
+    <w:p>
+      <w:pPr>
+        <w:rPr>
+          <w:rFonts w:ascii="Times New Roman" w:eastAsia="Times New Roman" w:hAnsi="Times New Roman" w:cs="Times New Roman"/>
+          <w:sz w:val="26"/>
+          <w:szCs w:val="26"/>
+          <w:lang w:val="en-US"/>
+        </w:rPr>
+      </w:pPr>
+    </w:p>
+    <w:p>
+      <w:pPr>
+        <w:rPr>
+          <w:rFonts w:ascii="Times New Roman" w:eastAsia="Times New Roman" w:hAnsi="Times New Roman" w:cs="Times New Roman"/>
+          <w:sz w:val="26"/>
+          <w:szCs w:val="26"/>
+          <w:lang w:val="en-US"/>
+        </w:rPr>
+      </w:pPr>
+    </w:p>
+    <w:p>
+      <w:pPr>
+        <w:rPr>
+          <w:rFonts w:ascii="Times New Roman" w:eastAsia="Times New Roman" w:hAnsi="Times New Roman" w:cs="Times New Roman"/>
+          <w:sz w:val="26"/>
+          <w:szCs w:val="26"/>
+          <w:lang w:val="en-US"/>
+        </w:rPr>
+      </w:pPr>
+    </w:p>
+    <w:p>
+      <w:pPr>
+        <w:rPr>
+          <w:rFonts w:ascii="Times New Roman" w:eastAsia="Times New Roman" w:hAnsi="Times New Roman" w:cs="Times New Roman"/>
+          <w:b/>
+          <w:bCs/>
+          <w:sz w:val="26"/>
+          <w:szCs w:val="26"/>
+          <w:lang w:val="en-US"/>
+        </w:rPr>
+      </w:pPr>
+    </w:p>
+    <w:p>
+      <w:pPr>
+        <w:rPr>
+          <w:rFonts w:ascii="Times New Roman" w:eastAsia="Times New Roman" w:hAnsi="Times New Roman" w:cs="Times New Roman"/>
+          <w:sz w:val="26"/>
+          <w:szCs w:val="26"/>
+          <w:lang w:val="en-US"/>
+        </w:rPr>
+      </w:pPr>
+    </w:p>
+    <w:p>
+      <w:pPr>
+        <w:rPr>
+          <w:rFonts w:ascii="Times New Roman" w:eastAsia="Times New Roman" w:hAnsi="Times New Roman" w:cs="Times New Roman"/>
+          <w:sz w:val="26"/>
+          <w:szCs w:val="26"/>
+          <w:lang w:val="en-US"/>
+        </w:rPr>
+      </w:pPr>
+    </w:p>
+    <w:p>
+      <w:pPr>
+        <w:rPr>
+          <w:rFonts w:ascii="Times New Roman" w:eastAsia="Times New Roman" w:hAnsi="Times New Roman" w:cs="Times New Roman"/>
+          <w:sz w:val="26"/>
+          <w:szCs w:val="26"/>
+          <w:lang w:val="en-US"/>
+        </w:rPr>
+      </w:pPr>
+    </w:p>
+    <w:p>
+      <w:pPr>
+        <w:rPr>
+          <w:rFonts w:ascii="Times New Roman" w:eastAsia="Times New Roman" w:hAnsi="Times New Roman" w:cs="Times New Roman"/>
+          <w:sz w:val="26"/>
+          <w:szCs w:val="26"/>
+          <w:lang w:val="en-US"/>
+        </w:rPr>
+      </w:pPr>
+      <w:r>
+        <w:rPr>
+          <w:rFonts w:ascii="Times New Roman" w:eastAsia="Times New Roman" w:hAnsi="Times New Roman" w:cs="Times New Roman"/>
+          <w:sz w:val="26"/>
+          <w:szCs w:val="26"/>
+          <w:lang w:val="en-US"/>
+        </w:rPr>
+        <w:lastRenderedPageBreak/>
+        <w:drawing>
+          <wp:anchor distT="0" distB="0" distL="114300" distR="114300" simplePos="0" relativeHeight="251669504" behindDoc="0" locked="0" layoutInCell="1" allowOverlap="1" wp14:anchorId="067638D3" wp14:editId="006EB0BA">
+            <wp:simplePos x="0" y="0"/>
+            <wp:positionH relativeFrom="column">
+              <wp:posOffset>0</wp:posOffset>
+            </wp:positionH>
+            <wp:positionV relativeFrom="paragraph">
+              <wp:posOffset>174625</wp:posOffset>
+            </wp:positionV>
+            <wp:extent cx="4591691" cy="3458058"/>
+            <wp:effectExtent l="0" t="0" r="0" b="9525"/>
+            <wp:wrapSquare wrapText="bothSides"/>
+            <wp:docPr id="1745723326" name="Picture 1"/>
+            <wp:cNvGraphicFramePr>
+              <a:graphicFrameLocks xmlns:a="http://schemas.openxmlformats.org/drawingml/2006/main" noChangeAspect="1"/>
+            </wp:cNvGraphicFramePr>
+            <a:graphic xmlns:a="http://schemas.openxmlformats.org/drawingml/2006/main">
+              <a:graphicData uri="http://schemas.openxmlformats.org/drawingml/2006/picture">
+                <pic:pic xmlns:pic="http://schemas.openxmlformats.org/drawingml/2006/picture">
+                  <pic:nvPicPr>
+                    <pic:cNvPr id="1745723326" name=""/>
+                    <pic:cNvPicPr/>
+                  </pic:nvPicPr>
+                  <pic:blipFill>
+                    <a:blip r:embed="rId70"/>
+                    <a:stretch>
+                      <a:fillRect/>
+                    </a:stretch>
+                  </pic:blipFill>
+                  <pic:spPr>
+                    <a:xfrm>
+                      <a:off x="0" y="0"/>
+                      <a:ext cx="4591691" cy="3458058"/>
+                    </a:xfrm>
+                    <a:prstGeom prst="rect">
+                      <a:avLst/>
+                    </a:prstGeom>
+                  </pic:spPr>
+                </pic:pic>
+              </a:graphicData>
+            </a:graphic>
+          </wp:anchor>
+        </w:drawing>
+      </w:r>
+    </w:p>
+    <w:p>
+      <w:pPr>
+        <w:rPr>
+          <w:rFonts w:ascii="Times New Roman" w:eastAsia="Times New Roman" w:hAnsi="Times New Roman" w:cs="Times New Roman"/>
+          <w:sz w:val="26"/>
+          <w:szCs w:val="26"/>
+          <w:lang w:val="en-US"/>
+        </w:rPr>
+      </w:pPr>
+    </w:p>
+    <w:p>
+      <w:pPr>
+        <w:rPr>
+          <w:rFonts w:ascii="Times New Roman" w:eastAsia="Times New Roman" w:hAnsi="Times New Roman" w:cs="Times New Roman"/>
+          <w:sz w:val="26"/>
+          <w:szCs w:val="26"/>
+          <w:lang w:val="en-US"/>
+        </w:rPr>
+      </w:pPr>
+    </w:p>
+    <w:p>
+      <w:pPr>
+        <w:rPr>
+          <w:rFonts w:ascii="Times New Roman" w:eastAsia="Times New Roman" w:hAnsi="Times New Roman" w:cs="Times New Roman"/>
+          <w:sz w:val="26"/>
+          <w:szCs w:val="26"/>
+          <w:lang w:val="en-US"/>
+        </w:rPr>
+      </w:pPr>
+    </w:p>
+    <w:p>
+      <w:pPr>
+        <w:rPr>
+          <w:rFonts w:ascii="Times New Roman" w:eastAsia="Times New Roman" w:hAnsi="Times New Roman" w:cs="Times New Roman"/>
+          <w:sz w:val="26"/>
+          <w:szCs w:val="26"/>
+          <w:lang w:val="en-US"/>
+        </w:rPr>
+      </w:pPr>
+    </w:p>
+    <w:p>
+      <w:pPr>
+        <w:rPr>
+          <w:rFonts w:ascii="Times New Roman" w:eastAsia="Times New Roman" w:hAnsi="Times New Roman" w:cs="Times New Roman"/>
+          <w:sz w:val="26"/>
+          <w:szCs w:val="26"/>
+          <w:lang w:val="en-US"/>
+        </w:rPr>
+      </w:pPr>
+    </w:p>
+    <w:p>
+      <w:pPr>
+        <w:rPr>
+          <w:rFonts w:ascii="Times New Roman" w:eastAsia="Times New Roman" w:hAnsi="Times New Roman" w:cs="Times New Roman"/>
+          <w:sz w:val="26"/>
+          <w:szCs w:val="26"/>
+          <w:lang w:val="en-US"/>
+        </w:rPr>
+      </w:pPr>
+    </w:p>
+    <w:p>
+      <w:pPr>
+        <w:rPr>
+          <w:rFonts w:ascii="Times New Roman" w:eastAsia="Times New Roman" w:hAnsi="Times New Roman" w:cs="Times New Roman"/>
+          <w:sz w:val="26"/>
+          <w:szCs w:val="26"/>
+          <w:lang w:val="en-US"/>
+        </w:rPr>
+      </w:pPr>
+    </w:p>
+    <w:p>
+      <w:pPr>
+        <w:rPr>
+          <w:rFonts w:ascii="Times New Roman" w:eastAsia="Times New Roman" w:hAnsi="Times New Roman" w:cs="Times New Roman"/>
+          <w:sz w:val="26"/>
+          <w:szCs w:val="26"/>
+          <w:lang w:val="en-US"/>
+        </w:rPr>
+      </w:pPr>
+    </w:p>
+    <w:p>
+      <w:pPr>
+        <w:rPr>
+          <w:rFonts w:ascii="Times New Roman" w:eastAsia="Times New Roman" w:hAnsi="Times New Roman" w:cs="Times New Roman"/>
+          <w:sz w:val="26"/>
+          <w:szCs w:val="26"/>
+          <w:lang w:val="en-US"/>
+        </w:rPr>
+      </w:pPr>
+    </w:p>
+    <w:p>
+      <w:pPr>
+        <w:rPr>
+          <w:rFonts w:ascii="Times New Roman" w:eastAsia="Times New Roman" w:hAnsi="Times New Roman" w:cs="Times New Roman"/>
+          <w:sz w:val="26"/>
+          <w:szCs w:val="26"/>
+          <w:lang w:val="en-US"/>
+        </w:rPr>
+      </w:pPr>
+    </w:p>
+    <w:p>
+      <w:pPr>
+        <w:rPr>
+          <w:rFonts w:ascii="Times New Roman" w:eastAsia="Times New Roman" w:hAnsi="Times New Roman" w:cs="Times New Roman"/>
+          <w:sz w:val="26"/>
+          <w:szCs w:val="26"/>
+          <w:lang w:val="en-US"/>
+        </w:rPr>
+      </w:pPr>
+    </w:p>
+    <w:p>
+      <w:pPr>
+        <w:rPr>
+          <w:rFonts w:ascii="Times New Roman" w:eastAsia="Times New Roman" w:hAnsi="Times New Roman" w:cs="Times New Roman"/>
+          <w:sz w:val="26"/>
+          <w:szCs w:val="26"/>
+          <w:lang w:val="en-US"/>
+        </w:rPr>
+      </w:pPr>
+    </w:p>
+    <w:p>
+      <w:pPr>
+        <w:rPr>
+          <w:rFonts w:ascii="Times New Roman" w:eastAsia="Times New Roman" w:hAnsi="Times New Roman" w:cs="Times New Roman"/>
+          <w:sz w:val="26"/>
+          <w:szCs w:val="26"/>
+          <w:lang w:val="en-US"/>
+        </w:rPr>
+      </w:pPr>
+    </w:p>
+    <w:p>
+      <w:pPr>
+        <w:rPr>
+          <w:rFonts w:ascii="Times New Roman" w:eastAsia="Times New Roman" w:hAnsi="Times New Roman" w:cs="Times New Roman"/>
+          <w:sz w:val="26"/>
+          <w:szCs w:val="26"/>
+          <w:lang w:val="en-US"/>
+        </w:rPr>
+      </w:pPr>
+    </w:p>
+    <w:p>
+      <w:pPr>
+        <w:rPr>
+          <w:rFonts w:ascii="Times New Roman" w:eastAsia="Times New Roman" w:hAnsi="Times New Roman" w:cs="Times New Roman"/>
+          <w:sz w:val="26"/>
+          <w:szCs w:val="26"/>
+          <w:lang w:val="en-US"/>
+        </w:rPr>
+      </w:pPr>
+    </w:p>
+    <w:p>
+      <w:pPr>
+        <w:rPr>
+          <w:rFonts w:ascii="Times New Roman" w:eastAsia="Times New Roman" w:hAnsi="Times New Roman" w:cs="Times New Roman"/>
+          <w:sz w:val="26"/>
+          <w:szCs w:val="26"/>
+          <w:lang w:val="en-US"/>
+        </w:rPr>
+      </w:pPr>
+      <w:r>
+        <w:rPr>
+          <w:rFonts w:ascii="Times New Roman" w:eastAsia="Times New Roman" w:hAnsi="Times New Roman" w:cs="Times New Roman"/>
+          <w:sz w:val="26"/>
+          <w:szCs w:val="26"/>
+          <w:lang w:val="en-US"/>
+        </w:rPr>
+        <w:drawing>
+          <wp:anchor distT="0" distB="0" distL="114300" distR="114300" simplePos="0" relativeHeight="251671552" behindDoc="0" locked="0" layoutInCell="1" allowOverlap="1" wp14:anchorId="14EA8D7D" wp14:editId="56AD9800">
+            <wp:simplePos x="0" y="0"/>
+            <wp:positionH relativeFrom="column">
+              <wp:posOffset>-153035</wp:posOffset>
+            </wp:positionH>
+            <wp:positionV relativeFrom="paragraph">
+              <wp:posOffset>0</wp:posOffset>
+            </wp:positionV>
+            <wp:extent cx="5296639" cy="4305901"/>
+            <wp:effectExtent l="0" t="0" r="0" b="0"/>
+            <wp:wrapSquare wrapText="bothSides"/>
+            <wp:docPr id="459360396" name="Picture 1"/>
+            <wp:cNvGraphicFramePr>
+              <a:graphicFrameLocks xmlns:a="http://schemas.openxmlformats.org/drawingml/2006/main" noChangeAspect="1"/>
+            </wp:cNvGraphicFramePr>
+            <a:graphic xmlns:a="http://schemas.openxmlformats.org/drawingml/2006/main">
+              <a:graphicData uri="http://schemas.openxmlformats.org/drawingml/2006/picture">
+                <pic:pic xmlns:pic="http://schemas.openxmlformats.org/drawingml/2006/picture">
+                  <pic:nvPicPr>
+                    <pic:cNvPr id="459360396" name=""/>
+                    <pic:cNvPicPr/>
+                  </pic:nvPicPr>
+                  <pic:blipFill>
+                    <a:blip r:embed="rId71"/>
+                    <a:stretch>
+                      <a:fillRect/>
+                    </a:stretch>
+                  </pic:blipFill>
+                  <pic:spPr>
+                    <a:xfrm>
+                      <a:off x="0" y="0"/>
+                      <a:ext cx="5296639" cy="4305901"/>
+                    </a:xfrm>
+                    <a:prstGeom prst="rect">
+                      <a:avLst/>
+                    </a:prstGeom>
+                  </pic:spPr>
+                </pic:pic>
+              </a:graphicData>
+            </a:graphic>
+          </wp:anchor>
+        </w:drawing>
+      </w:r>
+    </w:p>
+    <w:p>
+      <w:pPr>
+        <w:rPr>
+          <w:rFonts w:ascii="Times New Roman" w:eastAsia="Times New Roman" w:hAnsi="Times New Roman" w:cs="Times New Roman"/>
+          <w:sz w:val="26"/>
+          <w:szCs w:val="26"/>
+          <w:lang w:val="en-US"/>
+        </w:rPr>
+      </w:pPr>
+    </w:p>
+    <w:p>
+      <w:pPr>
+        <w:rPr>
+          <w:rFonts w:ascii="Times New Roman" w:eastAsia="Times New Roman" w:hAnsi="Times New Roman" w:cs="Times New Roman"/>
+          <w:sz w:val="26"/>
+          <w:szCs w:val="26"/>
+          <w:lang w:val="en-US"/>
+        </w:rPr>
+      </w:pPr>
+    </w:p>
+    <w:p>
+      <w:pPr>
+        <w:rPr>
+          <w:rFonts w:ascii="Times New Roman" w:eastAsia="Times New Roman" w:hAnsi="Times New Roman" w:cs="Times New Roman"/>
+          <w:sz w:val="26"/>
+          <w:szCs w:val="26"/>
+          <w:lang w:val="en-US"/>
+        </w:rPr>
+      </w:pPr>
+    </w:p>
+    <w:p>
+      <w:pPr>
+        <w:rPr>
+          <w:rFonts w:ascii="Times New Roman" w:eastAsia="Times New Roman" w:hAnsi="Times New Roman" w:cs="Times New Roman"/>
+          <w:sz w:val="26"/>
+          <w:szCs w:val="26"/>
+          <w:lang w:val="en-US"/>
+        </w:rPr>
+      </w:pPr>
+    </w:p>
+    <w:p>
+      <w:pPr>
+        <w:rPr>
+          <w:rFonts w:ascii="Times New Roman" w:eastAsia="Times New Roman" w:hAnsi="Times New Roman" w:cs="Times New Roman"/>
+          <w:sz w:val="26"/>
+          <w:szCs w:val="26"/>
+          <w:lang w:val="en-US"/>
+        </w:rPr>
+      </w:pPr>
+    </w:p>
+    <w:p>
+      <w:pPr>
+        <w:rPr>
+          <w:rFonts w:ascii="Times New Roman" w:eastAsia="Times New Roman" w:hAnsi="Times New Roman" w:cs="Times New Roman"/>
+          <w:sz w:val="26"/>
+          <w:szCs w:val="26"/>
+          <w:lang w:val="en-US"/>
+        </w:rPr>
+      </w:pPr>
+    </w:p>
+    <w:p>
+      <w:pPr>
+        <w:rPr>
+          <w:rFonts w:ascii="Times New Roman" w:eastAsia="Times New Roman" w:hAnsi="Times New Roman" w:cs="Times New Roman"/>
+          <w:sz w:val="26"/>
+          <w:szCs w:val="26"/>
+          <w:lang w:val="en-US"/>
+        </w:rPr>
+      </w:pPr>
+    </w:p>
+    <w:p>
+      <w:pPr>
+        <w:rPr>
+          <w:rFonts w:ascii="Times New Roman" w:eastAsia="Times New Roman" w:hAnsi="Times New Roman" w:cs="Times New Roman"/>
+          <w:sz w:val="26"/>
+          <w:szCs w:val="26"/>
+          <w:lang w:val="en-US"/>
+        </w:rPr>
+      </w:pPr>
+    </w:p>
+    <w:p>
+      <w:pPr>
+        <w:rPr>
+          <w:rFonts w:ascii="Times New Roman" w:eastAsia="Times New Roman" w:hAnsi="Times New Roman" w:cs="Times New Roman"/>
+          <w:sz w:val="26"/>
+          <w:szCs w:val="26"/>
+          <w:lang w:val="en-US"/>
+        </w:rPr>
+      </w:pPr>
+    </w:p>
+    <w:p>
+      <w:pPr>
+        <w:rPr>
+          <w:rFonts w:ascii="Times New Roman" w:eastAsia="Times New Roman" w:hAnsi="Times New Roman" w:cs="Times New Roman"/>
+          <w:sz w:val="26"/>
+          <w:szCs w:val="26"/>
+          <w:lang w:val="en-US"/>
+        </w:rPr>
+      </w:pPr>
+    </w:p>
+    <w:p>
+      <w:pPr>
+        <w:rPr>
+          <w:rFonts w:ascii="Times New Roman" w:eastAsia="Times New Roman" w:hAnsi="Times New Roman" w:cs="Times New Roman"/>
+          <w:sz w:val="26"/>
+          <w:szCs w:val="26"/>
+          <w:lang w:val="en-US"/>
+        </w:rPr>
+      </w:pPr>
+    </w:p>
+    <w:p>
+      <w:pPr>
+        <w:rPr>
+          <w:rFonts w:ascii="Times New Roman" w:eastAsia="Times New Roman" w:hAnsi="Times New Roman" w:cs="Times New Roman"/>
+          <w:sz w:val="26"/>
+          <w:szCs w:val="26"/>
+          <w:lang w:val="en-US"/>
+        </w:rPr>
+      </w:pPr>
+    </w:p>
+    <w:p>
+      <w:pPr>
+        <w:rPr>
+          <w:rFonts w:ascii="Times New Roman" w:eastAsia="Times New Roman" w:hAnsi="Times New Roman" w:cs="Times New Roman"/>
+          <w:sz w:val="26"/>
+          <w:szCs w:val="26"/>
+          <w:lang w:val="en-US"/>
+        </w:rPr>
+      </w:pPr>
+    </w:p>
+    <w:p>
+      <w:pPr>
+        <w:rPr>
+          <w:rFonts w:ascii="Times New Roman" w:eastAsia="Times New Roman" w:hAnsi="Times New Roman" w:cs="Times New Roman"/>
+          <w:sz w:val="26"/>
+          <w:szCs w:val="26"/>
+          <w:lang w:val="en-US"/>
+        </w:rPr>
+      </w:pPr>
+    </w:p>
+    <w:p>
+      <w:pPr>
+        <w:rPr>
+          <w:rFonts w:ascii="Times New Roman" w:eastAsia="Times New Roman" w:hAnsi="Times New Roman" w:cs="Times New Roman"/>
+          <w:sz w:val="26"/>
+          <w:szCs w:val="26"/>
+          <w:lang w:val="en-US"/>
+        </w:rPr>
+      </w:pPr>
+    </w:p>
+    <w:p>
+      <w:pPr>
+        <w:rPr>
+          <w:rFonts w:ascii="Times New Roman" w:eastAsia="Times New Roman" w:hAnsi="Times New Roman" w:cs="Times New Roman"/>
+          <w:sz w:val="26"/>
+          <w:szCs w:val="26"/>
+          <w:lang w:val="en-US"/>
+        </w:rPr>
+      </w:pPr>
+    </w:p>
+    <w:p>
+      <w:pPr>
+        <w:rPr>
+          <w:rFonts w:ascii="Times New Roman" w:eastAsia="Times New Roman" w:hAnsi="Times New Roman" w:cs="Times New Roman"/>
+          <w:sz w:val="26"/>
+          <w:szCs w:val="26"/>
+          <w:lang w:val="en-US"/>
+        </w:rPr>
+      </w:pPr>
+    </w:p>
+    <w:p>
+      <w:pPr>
+        <w:rPr>
+          <w:rFonts w:ascii="Times New Roman" w:eastAsia="Times New Roman" w:hAnsi="Times New Roman" w:cs="Times New Roman"/>
+          <w:sz w:val="26"/>
+          <w:szCs w:val="26"/>
+          <w:lang w:val="en-US"/>
+        </w:rPr>
+      </w:pPr>
+    </w:p>
+    <w:p>
+      <w:pPr>
+        <w:rPr>
+          <w:rFonts w:ascii="Times New Roman" w:eastAsia="Times New Roman" w:hAnsi="Times New Roman" w:cs="Times New Roman"/>
+          <w:sz w:val="26"/>
+          <w:szCs w:val="26"/>
+          <w:lang w:val="en-US"/>
+        </w:rPr>
+      </w:pPr>
+    </w:p>
+    <w:p>
+      <w:pPr>
+        <w:rPr>
+          <w:rFonts w:ascii="Times New Roman" w:eastAsia="Times New Roman" w:hAnsi="Times New Roman" w:cs="Times New Roman"/>
+          <w:sz w:val="26"/>
+          <w:szCs w:val="26"/>
+          <w:lang w:val="en-US"/>
+        </w:rPr>
+      </w:pPr>
+      <w:r>
+        <w:rPr>
+          <w:rFonts w:ascii="Times New Roman" w:eastAsia="Times New Roman" w:hAnsi="Times New Roman" w:cs="Times New Roman"/>
+          <w:sz w:val="26"/>
+          <w:szCs w:val="26"/>
+          <w:lang w:val="en-US"/>
+        </w:rPr>
+        <w:br w:type="page"/>
+      </w:r>
+    </w:p>
+    <w:p>
+      <w:pPr>
+        <w:rPr>
+          <w:rFonts w:ascii="Times New Roman" w:eastAsia="Times New Roman" w:hAnsi="Times New Roman" w:cs="Times New Roman"/>
+          <w:sz w:val="26"/>
+          <w:szCs w:val="26"/>
+          <w:lang w:val="en-US"/>
+        </w:rPr>
+      </w:pPr>
     </w:p>
     <w:sectPr>
-      <w:footerReference w:type="default" r:id="rId69"/>
+      <w:footerReference w:type="default" r:id="rId72"/>
       <w:pgSz w:w="12240" w:h="15840"/>
       <w:pgMar w:top="1440" w:right="1440" w:bottom="1440" w:left="1440" w:header="720" w:footer="720" w:gutter="0"/>
       <w:pgBorders w:offsetFrom="page">
